--- a/docs/部门AI规划/Agent工具使用入门v0.1.docx
+++ b/docs/部门AI规划/Agent工具使用入门v0.1.docx
@@ -522,10 +522,9 @@
             <w:tabs>
               <w:tab w:val="right" w:leader="dot" w:pos="8312"/>
             </w:tabs>
-            <w:rPr>
-              <w:rFonts w:hint="default" w:ascii="Times New Roman" w:hAnsi="Times New Roman" w:cs="Times New Roman"/>
-            </w:rPr>
           </w:pPr>
+          <w:bookmarkStart w:id="63" w:name="_GoBack"/>
+          <w:bookmarkEnd w:id="63"/>
           <w:r>
             <w:rPr>
               <w:rFonts w:hint="default" w:ascii="Times New Roman" w:hAnsi="Times New Roman" w:eastAsia="仿宋" w:cs="Times New Roman"/>
@@ -558,86 +557,7 @@
             <w:rPr>
               <w:rFonts w:hint="default" w:ascii="Times New Roman" w:hAnsi="Times New Roman" w:eastAsia="仿宋" w:cs="Times New Roman"/>
             </w:rPr>
-            <w:instrText xml:space="preserve"> HYPERLINK \l _Toc25807 </w:instrText>
-          </w:r>
-          <w:r>
-            <w:rPr>
-              <w:rFonts w:hint="default" w:ascii="Times New Roman" w:hAnsi="Times New Roman" w:eastAsia="仿宋" w:cs="Times New Roman"/>
-            </w:rPr>
-            <w:fldChar w:fldCharType="separate"/>
-          </w:r>
-          <w:r>
-            <w:rPr>
-              <w:rFonts w:hint="default" w:ascii="Times New Roman" w:hAnsi="Times New Roman" w:cs="Times New Roman"/>
-            </w:rPr>
-            <w:t>版本记录</w:t>
-          </w:r>
-          <w:r>
-            <w:rPr>
-              <w:rFonts w:hint="default" w:ascii="Times New Roman" w:hAnsi="Times New Roman" w:cs="Times New Roman"/>
-            </w:rPr>
-            <w:tab/>
-          </w:r>
-          <w:r>
-            <w:rPr>
-              <w:rFonts w:hint="default" w:ascii="Times New Roman" w:hAnsi="Times New Roman" w:cs="Times New Roman"/>
-            </w:rPr>
-            <w:fldChar w:fldCharType="begin"/>
-          </w:r>
-          <w:r>
-            <w:rPr>
-              <w:rFonts w:hint="default" w:ascii="Times New Roman" w:hAnsi="Times New Roman" w:cs="Times New Roman"/>
-            </w:rPr>
-            <w:instrText xml:space="preserve"> PAGEREF _Toc25807 \h </w:instrText>
-          </w:r>
-          <w:r>
-            <w:rPr>
-              <w:rFonts w:hint="default" w:ascii="Times New Roman" w:hAnsi="Times New Roman" w:cs="Times New Roman"/>
-            </w:rPr>
-            <w:fldChar w:fldCharType="separate"/>
-          </w:r>
-          <w:r>
-            <w:rPr>
-              <w:rFonts w:hint="default" w:ascii="Times New Roman" w:hAnsi="Times New Roman" w:cs="Times New Roman"/>
-            </w:rPr>
-            <w:t>1</w:t>
-          </w:r>
-          <w:r>
-            <w:rPr>
-              <w:rFonts w:hint="default" w:ascii="Times New Roman" w:hAnsi="Times New Roman" w:cs="Times New Roman"/>
-            </w:rPr>
-            <w:fldChar w:fldCharType="end"/>
-          </w:r>
-          <w:r>
-            <w:rPr>
-              <w:rFonts w:hint="default" w:ascii="Times New Roman" w:hAnsi="Times New Roman" w:eastAsia="仿宋" w:cs="Times New Roman"/>
-              <w:color w:val="auto"/>
-            </w:rPr>
-            <w:fldChar w:fldCharType="end"/>
-          </w:r>
-        </w:p>
-        <w:p>
-          <w:pPr>
-            <w:pStyle w:val="23"/>
-            <w:tabs>
-              <w:tab w:val="right" w:leader="dot" w:pos="8312"/>
-            </w:tabs>
-            <w:rPr>
-              <w:rFonts w:hint="default" w:ascii="Times New Roman" w:hAnsi="Times New Roman" w:cs="Times New Roman"/>
-            </w:rPr>
-          </w:pPr>
-          <w:r>
-            <w:rPr>
-              <w:rFonts w:hint="default" w:ascii="Times New Roman" w:hAnsi="Times New Roman" w:eastAsia="仿宋" w:cs="Times New Roman"/>
-              <w:color w:val="auto"/>
-            </w:rPr>
-            <w:fldChar w:fldCharType="begin"/>
-          </w:r>
-          <w:r>
-            <w:rPr>
-              <w:rFonts w:hint="default" w:ascii="Times New Roman" w:hAnsi="Times New Roman" w:eastAsia="仿宋" w:cs="Times New Roman"/>
-            </w:rPr>
-            <w:instrText xml:space="preserve"> HYPERLINK \l _Toc1802 </w:instrText>
+            <w:instrText xml:space="preserve"> HYPERLINK \l _Toc4667 </w:instrText>
           </w:r>
           <w:r>
             <w:rPr>
@@ -686,39 +606,21 @@
             <w:t>引言</w:t>
           </w:r>
           <w:r>
-            <w:rPr>
-              <w:rFonts w:hint="default" w:ascii="Times New Roman" w:hAnsi="Times New Roman" w:cs="Times New Roman"/>
-            </w:rPr>
             <w:tab/>
           </w:r>
           <w:r>
-            <w:rPr>
-              <w:rFonts w:hint="default" w:ascii="Times New Roman" w:hAnsi="Times New Roman" w:cs="Times New Roman"/>
-            </w:rPr>
             <w:fldChar w:fldCharType="begin"/>
           </w:r>
           <w:r>
-            <w:rPr>
-              <w:rFonts w:hint="default" w:ascii="Times New Roman" w:hAnsi="Times New Roman" w:cs="Times New Roman"/>
-            </w:rPr>
-            <w:instrText xml:space="preserve"> PAGEREF _Toc1802 \h </w:instrText>
-          </w:r>
-          <w:r>
-            <w:rPr>
-              <w:rFonts w:hint="default" w:ascii="Times New Roman" w:hAnsi="Times New Roman" w:cs="Times New Roman"/>
-            </w:rPr>
+            <w:instrText xml:space="preserve"> PAGEREF _Toc4667 \h </w:instrText>
+          </w:r>
+          <w:r>
             <w:fldChar w:fldCharType="separate"/>
           </w:r>
           <w:r>
-            <w:rPr>
-              <w:rFonts w:hint="default" w:ascii="Times New Roman" w:hAnsi="Times New Roman" w:cs="Times New Roman"/>
-            </w:rPr>
-            <w:t>2</w:t>
-          </w:r>
-          <w:r>
-            <w:rPr>
-              <w:rFonts w:hint="default" w:ascii="Times New Roman" w:hAnsi="Times New Roman" w:cs="Times New Roman"/>
-            </w:rPr>
+            <w:t>1</w:t>
+          </w:r>
+          <w:r>
             <w:fldChar w:fldCharType="end"/>
           </w:r>
           <w:r>
@@ -735,9 +637,6 @@
             <w:tabs>
               <w:tab w:val="right" w:leader="dot" w:pos="8312"/>
             </w:tabs>
-            <w:rPr>
-              <w:rFonts w:hint="default" w:ascii="Times New Roman" w:hAnsi="Times New Roman" w:cs="Times New Roman"/>
-            </w:rPr>
           </w:pPr>
           <w:r>
             <w:rPr>
@@ -750,7 +649,7 @@
             <w:rPr>
               <w:rFonts w:hint="default" w:ascii="Times New Roman" w:hAnsi="Times New Roman" w:eastAsia="仿宋" w:cs="Times New Roman"/>
             </w:rPr>
-            <w:instrText xml:space="preserve"> HYPERLINK \l _Toc15377 </w:instrText>
+            <w:instrText xml:space="preserve"> HYPERLINK \l _Toc635 </w:instrText>
           </w:r>
           <w:r>
             <w:rPr>
@@ -799,39 +698,21 @@
             <w:t>应用与场景分析</w:t>
           </w:r>
           <w:r>
-            <w:rPr>
-              <w:rFonts w:hint="default" w:ascii="Times New Roman" w:hAnsi="Times New Roman" w:cs="Times New Roman"/>
-            </w:rPr>
             <w:tab/>
           </w:r>
           <w:r>
-            <w:rPr>
-              <w:rFonts w:hint="default" w:ascii="Times New Roman" w:hAnsi="Times New Roman" w:cs="Times New Roman"/>
-            </w:rPr>
             <w:fldChar w:fldCharType="begin"/>
           </w:r>
           <w:r>
-            <w:rPr>
-              <w:rFonts w:hint="default" w:ascii="Times New Roman" w:hAnsi="Times New Roman" w:cs="Times New Roman"/>
-            </w:rPr>
-            <w:instrText xml:space="preserve"> PAGEREF _Toc15377 \h </w:instrText>
-          </w:r>
-          <w:r>
-            <w:rPr>
-              <w:rFonts w:hint="default" w:ascii="Times New Roman" w:hAnsi="Times New Roman" w:cs="Times New Roman"/>
-            </w:rPr>
+            <w:instrText xml:space="preserve"> PAGEREF _Toc635 \h </w:instrText>
+          </w:r>
+          <w:r>
             <w:fldChar w:fldCharType="separate"/>
           </w:r>
           <w:r>
-            <w:rPr>
-              <w:rFonts w:hint="default" w:ascii="Times New Roman" w:hAnsi="Times New Roman" w:cs="Times New Roman"/>
-            </w:rPr>
-            <w:t>2</w:t>
-          </w:r>
-          <w:r>
-            <w:rPr>
-              <w:rFonts w:hint="default" w:ascii="Times New Roman" w:hAnsi="Times New Roman" w:cs="Times New Roman"/>
-            </w:rPr>
+            <w:t>1</w:t>
+          </w:r>
+          <w:r>
             <w:fldChar w:fldCharType="end"/>
           </w:r>
           <w:r>
@@ -848,9 +729,6 @@
             <w:tabs>
               <w:tab w:val="right" w:leader="dot" w:pos="8312"/>
             </w:tabs>
-            <w:rPr>
-              <w:rFonts w:hint="default" w:ascii="Times New Roman" w:hAnsi="Times New Roman" w:cs="Times New Roman"/>
-            </w:rPr>
           </w:pPr>
           <w:r>
             <w:rPr>
@@ -863,7 +741,7 @@
             <w:rPr>
               <w:rFonts w:hint="default" w:ascii="Times New Roman" w:hAnsi="Times New Roman" w:eastAsia="仿宋" w:cs="Times New Roman"/>
             </w:rPr>
-            <w:instrText xml:space="preserve"> HYPERLINK \l _Toc10694 </w:instrText>
+            <w:instrText xml:space="preserve"> HYPERLINK \l _Toc27840 </w:instrText>
           </w:r>
           <w:r>
             <w:rPr>
@@ -873,7 +751,7 @@
           </w:r>
           <w:r>
             <w:rPr>
-              <w:rFonts w:hint="default" w:ascii="Times New Roman" w:hAnsi="Times New Roman" w:eastAsia="仿宋" w:cs="Times New Roman"/>
+              <w:rFonts w:hint="eastAsia" w:ascii="仿宋" w:hAnsi="仿宋" w:eastAsia="仿宋" w:cs="Times New Roman"/>
               <w:i w:val="0"/>
             </w:rPr>
             <w:t xml:space="preserve">2.1 </w:t>
@@ -885,39 +763,21 @@
             <w:t>需求分析</w:t>
           </w:r>
           <w:r>
-            <w:rPr>
-              <w:rFonts w:hint="default" w:ascii="Times New Roman" w:hAnsi="Times New Roman" w:cs="Times New Roman"/>
-            </w:rPr>
             <w:tab/>
           </w:r>
           <w:r>
-            <w:rPr>
-              <w:rFonts w:hint="default" w:ascii="Times New Roman" w:hAnsi="Times New Roman" w:cs="Times New Roman"/>
-            </w:rPr>
             <w:fldChar w:fldCharType="begin"/>
           </w:r>
           <w:r>
-            <w:rPr>
-              <w:rFonts w:hint="default" w:ascii="Times New Roman" w:hAnsi="Times New Roman" w:cs="Times New Roman"/>
-            </w:rPr>
-            <w:instrText xml:space="preserve"> PAGEREF _Toc10694 \h </w:instrText>
-          </w:r>
-          <w:r>
-            <w:rPr>
-              <w:rFonts w:hint="default" w:ascii="Times New Roman" w:hAnsi="Times New Roman" w:cs="Times New Roman"/>
-            </w:rPr>
+            <w:instrText xml:space="preserve"> PAGEREF _Toc27840 \h </w:instrText>
+          </w:r>
+          <w:r>
             <w:fldChar w:fldCharType="separate"/>
           </w:r>
           <w:r>
-            <w:rPr>
-              <w:rFonts w:hint="default" w:ascii="Times New Roman" w:hAnsi="Times New Roman" w:cs="Times New Roman"/>
-            </w:rPr>
-            <w:t>3</w:t>
-          </w:r>
-          <w:r>
-            <w:rPr>
-              <w:rFonts w:hint="default" w:ascii="Times New Roman" w:hAnsi="Times New Roman" w:cs="Times New Roman"/>
-            </w:rPr>
+            <w:t>1</w:t>
+          </w:r>
+          <w:r>
             <w:fldChar w:fldCharType="end"/>
           </w:r>
           <w:r>
@@ -934,9 +794,6 @@
             <w:tabs>
               <w:tab w:val="right" w:leader="dot" w:pos="8312"/>
             </w:tabs>
-            <w:rPr>
-              <w:rFonts w:hint="default" w:ascii="Times New Roman" w:hAnsi="Times New Roman" w:cs="Times New Roman"/>
-            </w:rPr>
           </w:pPr>
           <w:r>
             <w:rPr>
@@ -949,7 +806,7 @@
             <w:rPr>
               <w:rFonts w:hint="default" w:ascii="Times New Roman" w:hAnsi="Times New Roman" w:eastAsia="仿宋" w:cs="Times New Roman"/>
             </w:rPr>
-            <w:instrText xml:space="preserve"> HYPERLINK \l _Toc23161 </w:instrText>
+            <w:instrText xml:space="preserve"> HYPERLINK \l _Toc9303 </w:instrText>
           </w:r>
           <w:r>
             <w:rPr>
@@ -964,39 +821,21 @@
             <w:t>2.1.1 需求文档理解</w:t>
           </w:r>
           <w:r>
-            <w:rPr>
-              <w:rFonts w:hint="default" w:ascii="Times New Roman" w:hAnsi="Times New Roman" w:cs="Times New Roman"/>
-            </w:rPr>
             <w:tab/>
           </w:r>
           <w:r>
-            <w:rPr>
-              <w:rFonts w:hint="default" w:ascii="Times New Roman" w:hAnsi="Times New Roman" w:cs="Times New Roman"/>
-            </w:rPr>
             <w:fldChar w:fldCharType="begin"/>
           </w:r>
           <w:r>
-            <w:rPr>
-              <w:rFonts w:hint="default" w:ascii="Times New Roman" w:hAnsi="Times New Roman" w:cs="Times New Roman"/>
-            </w:rPr>
-            <w:instrText xml:space="preserve"> PAGEREF _Toc23161 \h </w:instrText>
-          </w:r>
-          <w:r>
-            <w:rPr>
-              <w:rFonts w:hint="default" w:ascii="Times New Roman" w:hAnsi="Times New Roman" w:cs="Times New Roman"/>
-            </w:rPr>
+            <w:instrText xml:space="preserve"> PAGEREF _Toc9303 \h </w:instrText>
+          </w:r>
+          <w:r>
             <w:fldChar w:fldCharType="separate"/>
           </w:r>
           <w:r>
-            <w:rPr>
-              <w:rFonts w:hint="default" w:ascii="Times New Roman" w:hAnsi="Times New Roman" w:cs="Times New Roman"/>
-            </w:rPr>
-            <w:t>3</w:t>
-          </w:r>
-          <w:r>
-            <w:rPr>
-              <w:rFonts w:hint="default" w:ascii="Times New Roman" w:hAnsi="Times New Roman" w:cs="Times New Roman"/>
-            </w:rPr>
+            <w:t>2</w:t>
+          </w:r>
+          <w:r>
             <w:fldChar w:fldCharType="end"/>
           </w:r>
           <w:r>
@@ -1013,9 +852,6 @@
             <w:tabs>
               <w:tab w:val="right" w:leader="dot" w:pos="8312"/>
             </w:tabs>
-            <w:rPr>
-              <w:rFonts w:hint="default" w:ascii="Times New Roman" w:hAnsi="Times New Roman" w:cs="Times New Roman"/>
-            </w:rPr>
           </w:pPr>
           <w:r>
             <w:rPr>
@@ -1028,7 +864,7 @@
             <w:rPr>
               <w:rFonts w:hint="default" w:ascii="Times New Roman" w:hAnsi="Times New Roman" w:eastAsia="仿宋" w:cs="Times New Roman"/>
             </w:rPr>
-            <w:instrText xml:space="preserve"> HYPERLINK \l _Toc14940 </w:instrText>
+            <w:instrText xml:space="preserve"> HYPERLINK \l _Toc25614 </w:instrText>
           </w:r>
           <w:r>
             <w:rPr>
@@ -1043,39 +879,21 @@
             <w:t>2.1.2 需求一致性验证</w:t>
           </w:r>
           <w:r>
-            <w:rPr>
-              <w:rFonts w:hint="default" w:ascii="Times New Roman" w:hAnsi="Times New Roman" w:cs="Times New Roman"/>
-            </w:rPr>
             <w:tab/>
           </w:r>
           <w:r>
-            <w:rPr>
-              <w:rFonts w:hint="default" w:ascii="Times New Roman" w:hAnsi="Times New Roman" w:cs="Times New Roman"/>
-            </w:rPr>
             <w:fldChar w:fldCharType="begin"/>
           </w:r>
           <w:r>
-            <w:rPr>
-              <w:rFonts w:hint="default" w:ascii="Times New Roman" w:hAnsi="Times New Roman" w:cs="Times New Roman"/>
-            </w:rPr>
-            <w:instrText xml:space="preserve"> PAGEREF _Toc14940 \h </w:instrText>
-          </w:r>
-          <w:r>
-            <w:rPr>
-              <w:rFonts w:hint="default" w:ascii="Times New Roman" w:hAnsi="Times New Roman" w:cs="Times New Roman"/>
-            </w:rPr>
+            <w:instrText xml:space="preserve"> PAGEREF _Toc25614 \h </w:instrText>
+          </w:r>
+          <w:r>
             <w:fldChar w:fldCharType="separate"/>
           </w:r>
           <w:r>
-            <w:rPr>
-              <w:rFonts w:hint="default" w:ascii="Times New Roman" w:hAnsi="Times New Roman" w:cs="Times New Roman"/>
-            </w:rPr>
-            <w:t>4</w:t>
-          </w:r>
-          <w:r>
-            <w:rPr>
-              <w:rFonts w:hint="default" w:ascii="Times New Roman" w:hAnsi="Times New Roman" w:cs="Times New Roman"/>
-            </w:rPr>
+            <w:t>3</w:t>
+          </w:r>
+          <w:r>
             <w:fldChar w:fldCharType="end"/>
           </w:r>
           <w:r>
@@ -1092,9 +910,6 @@
             <w:tabs>
               <w:tab w:val="right" w:leader="dot" w:pos="8312"/>
             </w:tabs>
-            <w:rPr>
-              <w:rFonts w:hint="default" w:ascii="Times New Roman" w:hAnsi="Times New Roman" w:cs="Times New Roman"/>
-            </w:rPr>
           </w:pPr>
           <w:r>
             <w:rPr>
@@ -1107,7 +922,7 @@
             <w:rPr>
               <w:rFonts w:hint="default" w:ascii="Times New Roman" w:hAnsi="Times New Roman" w:eastAsia="仿宋" w:cs="Times New Roman"/>
             </w:rPr>
-            <w:instrText xml:space="preserve"> HYPERLINK \l _Toc26220 </w:instrText>
+            <w:instrText xml:space="preserve"> HYPERLINK \l _Toc21606 </w:instrText>
           </w:r>
           <w:r>
             <w:rPr>
@@ -1122,39 +937,21 @@
             <w:t>2.1.3 任务拆分</w:t>
           </w:r>
           <w:r>
-            <w:rPr>
-              <w:rFonts w:hint="default" w:ascii="Times New Roman" w:hAnsi="Times New Roman" w:cs="Times New Roman"/>
-            </w:rPr>
             <w:tab/>
           </w:r>
           <w:r>
-            <w:rPr>
-              <w:rFonts w:hint="default" w:ascii="Times New Roman" w:hAnsi="Times New Roman" w:cs="Times New Roman"/>
-            </w:rPr>
             <w:fldChar w:fldCharType="begin"/>
           </w:r>
           <w:r>
-            <w:rPr>
-              <w:rFonts w:hint="default" w:ascii="Times New Roman" w:hAnsi="Times New Roman" w:cs="Times New Roman"/>
-            </w:rPr>
-            <w:instrText xml:space="preserve"> PAGEREF _Toc26220 \h </w:instrText>
-          </w:r>
-          <w:r>
-            <w:rPr>
-              <w:rFonts w:hint="default" w:ascii="Times New Roman" w:hAnsi="Times New Roman" w:cs="Times New Roman"/>
-            </w:rPr>
+            <w:instrText xml:space="preserve"> PAGEREF _Toc21606 \h </w:instrText>
+          </w:r>
+          <w:r>
             <w:fldChar w:fldCharType="separate"/>
           </w:r>
           <w:r>
-            <w:rPr>
-              <w:rFonts w:hint="default" w:ascii="Times New Roman" w:hAnsi="Times New Roman" w:cs="Times New Roman"/>
-            </w:rPr>
-            <w:t>6</w:t>
-          </w:r>
-          <w:r>
-            <w:rPr>
-              <w:rFonts w:hint="default" w:ascii="Times New Roman" w:hAnsi="Times New Roman" w:cs="Times New Roman"/>
-            </w:rPr>
+            <w:t>5</w:t>
+          </w:r>
+          <w:r>
             <w:fldChar w:fldCharType="end"/>
           </w:r>
           <w:r>
@@ -1171,9 +968,6 @@
             <w:tabs>
               <w:tab w:val="right" w:leader="dot" w:pos="8312"/>
             </w:tabs>
-            <w:rPr>
-              <w:rFonts w:hint="default" w:ascii="Times New Roman" w:hAnsi="Times New Roman" w:cs="Times New Roman"/>
-            </w:rPr>
           </w:pPr>
           <w:r>
             <w:rPr>
@@ -1186,7 +980,7 @@
             <w:rPr>
               <w:rFonts w:hint="default" w:ascii="Times New Roman" w:hAnsi="Times New Roman" w:eastAsia="仿宋" w:cs="Times New Roman"/>
             </w:rPr>
-            <w:instrText xml:space="preserve"> HYPERLINK \l _Toc23038 </w:instrText>
+            <w:instrText xml:space="preserve"> HYPERLINK \l _Toc3098 </w:instrText>
           </w:r>
           <w:r>
             <w:rPr>
@@ -1196,7 +990,7 @@
           </w:r>
           <w:r>
             <w:rPr>
-              <w:rFonts w:hint="default" w:ascii="Times New Roman" w:hAnsi="Times New Roman" w:eastAsia="仿宋" w:cs="Times New Roman"/>
+              <w:rFonts w:hint="eastAsia" w:ascii="仿宋" w:hAnsi="仿宋" w:eastAsia="仿宋" w:cs="Times New Roman"/>
               <w:i w:val="0"/>
             </w:rPr>
             <w:t xml:space="preserve">2.2 </w:t>
@@ -1208,39 +1002,21 @@
             <w:t>已上线系统维护</w:t>
           </w:r>
           <w:r>
-            <w:rPr>
-              <w:rFonts w:hint="default" w:ascii="Times New Roman" w:hAnsi="Times New Roman" w:cs="Times New Roman"/>
-            </w:rPr>
             <w:tab/>
           </w:r>
           <w:r>
-            <w:rPr>
-              <w:rFonts w:hint="default" w:ascii="Times New Roman" w:hAnsi="Times New Roman" w:cs="Times New Roman"/>
-            </w:rPr>
             <w:fldChar w:fldCharType="begin"/>
           </w:r>
           <w:r>
-            <w:rPr>
-              <w:rFonts w:hint="default" w:ascii="Times New Roman" w:hAnsi="Times New Roman" w:cs="Times New Roman"/>
-            </w:rPr>
-            <w:instrText xml:space="preserve"> PAGEREF _Toc23038 \h </w:instrText>
-          </w:r>
-          <w:r>
-            <w:rPr>
-              <w:rFonts w:hint="default" w:ascii="Times New Roman" w:hAnsi="Times New Roman" w:cs="Times New Roman"/>
-            </w:rPr>
+            <w:instrText xml:space="preserve"> PAGEREF _Toc3098 \h </w:instrText>
+          </w:r>
+          <w:r>
             <w:fldChar w:fldCharType="separate"/>
           </w:r>
           <w:r>
-            <w:rPr>
-              <w:rFonts w:hint="default" w:ascii="Times New Roman" w:hAnsi="Times New Roman" w:cs="Times New Roman"/>
-            </w:rPr>
-            <w:t>8</w:t>
-          </w:r>
-          <w:r>
-            <w:rPr>
-              <w:rFonts w:hint="default" w:ascii="Times New Roman" w:hAnsi="Times New Roman" w:cs="Times New Roman"/>
-            </w:rPr>
+            <w:t>6</w:t>
+          </w:r>
+          <w:r>
             <w:fldChar w:fldCharType="end"/>
           </w:r>
           <w:r>
@@ -1257,9 +1033,6 @@
             <w:tabs>
               <w:tab w:val="right" w:leader="dot" w:pos="8312"/>
             </w:tabs>
-            <w:rPr>
-              <w:rFonts w:hint="default" w:ascii="Times New Roman" w:hAnsi="Times New Roman" w:cs="Times New Roman"/>
-            </w:rPr>
           </w:pPr>
           <w:r>
             <w:rPr>
@@ -1272,7 +1045,7 @@
             <w:rPr>
               <w:rFonts w:hint="default" w:ascii="Times New Roman" w:hAnsi="Times New Roman" w:eastAsia="仿宋" w:cs="Times New Roman"/>
             </w:rPr>
-            <w:instrText xml:space="preserve"> HYPERLINK \l _Toc18227 </w:instrText>
+            <w:instrText xml:space="preserve"> HYPERLINK \l _Toc17722 </w:instrText>
           </w:r>
           <w:r>
             <w:rPr>
@@ -1287,39 +1060,21 @@
             <w:t>2.2.1 BUG修复</w:t>
           </w:r>
           <w:r>
-            <w:rPr>
-              <w:rFonts w:hint="default" w:ascii="Times New Roman" w:hAnsi="Times New Roman" w:cs="Times New Roman"/>
-            </w:rPr>
             <w:tab/>
           </w:r>
           <w:r>
-            <w:rPr>
-              <w:rFonts w:hint="default" w:ascii="Times New Roman" w:hAnsi="Times New Roman" w:cs="Times New Roman"/>
-            </w:rPr>
             <w:fldChar w:fldCharType="begin"/>
           </w:r>
           <w:r>
-            <w:rPr>
-              <w:rFonts w:hint="default" w:ascii="Times New Roman" w:hAnsi="Times New Roman" w:cs="Times New Roman"/>
-            </w:rPr>
-            <w:instrText xml:space="preserve"> PAGEREF _Toc18227 \h </w:instrText>
-          </w:r>
-          <w:r>
-            <w:rPr>
-              <w:rFonts w:hint="default" w:ascii="Times New Roman" w:hAnsi="Times New Roman" w:cs="Times New Roman"/>
-            </w:rPr>
+            <w:instrText xml:space="preserve"> PAGEREF _Toc17722 \h </w:instrText>
+          </w:r>
+          <w:r>
             <w:fldChar w:fldCharType="separate"/>
           </w:r>
           <w:r>
-            <w:rPr>
-              <w:rFonts w:hint="default" w:ascii="Times New Roman" w:hAnsi="Times New Roman" w:cs="Times New Roman"/>
-            </w:rPr>
-            <w:t>8</w:t>
-          </w:r>
-          <w:r>
-            <w:rPr>
-              <w:rFonts w:hint="default" w:ascii="Times New Roman" w:hAnsi="Times New Roman" w:cs="Times New Roman"/>
-            </w:rPr>
+            <w:t>6</w:t>
+          </w:r>
+          <w:r>
             <w:fldChar w:fldCharType="end"/>
           </w:r>
           <w:r>
@@ -1336,9 +1091,6 @@
             <w:tabs>
               <w:tab w:val="right" w:leader="dot" w:pos="8312"/>
             </w:tabs>
-            <w:rPr>
-              <w:rFonts w:hint="default" w:ascii="Times New Roman" w:hAnsi="Times New Roman" w:cs="Times New Roman"/>
-            </w:rPr>
           </w:pPr>
           <w:r>
             <w:rPr>
@@ -1351,7 +1103,7 @@
             <w:rPr>
               <w:rFonts w:hint="default" w:ascii="Times New Roman" w:hAnsi="Times New Roman" w:eastAsia="仿宋" w:cs="Times New Roman"/>
             </w:rPr>
-            <w:instrText xml:space="preserve"> HYPERLINK \l _Toc23112 </w:instrText>
+            <w:instrText xml:space="preserve"> HYPERLINK \l _Toc18901 </w:instrText>
           </w:r>
           <w:r>
             <w:rPr>
@@ -1366,39 +1118,21 @@
             <w:t>2.2.2 功能优化/小需求</w:t>
           </w:r>
           <w:r>
-            <w:rPr>
-              <w:rFonts w:hint="default" w:ascii="Times New Roman" w:hAnsi="Times New Roman" w:cs="Times New Roman"/>
-            </w:rPr>
             <w:tab/>
           </w:r>
           <w:r>
-            <w:rPr>
-              <w:rFonts w:hint="default" w:ascii="Times New Roman" w:hAnsi="Times New Roman" w:cs="Times New Roman"/>
-            </w:rPr>
             <w:fldChar w:fldCharType="begin"/>
           </w:r>
           <w:r>
-            <w:rPr>
-              <w:rFonts w:hint="default" w:ascii="Times New Roman" w:hAnsi="Times New Roman" w:cs="Times New Roman"/>
-            </w:rPr>
-            <w:instrText xml:space="preserve"> PAGEREF _Toc23112 \h </w:instrText>
-          </w:r>
-          <w:r>
-            <w:rPr>
-              <w:rFonts w:hint="default" w:ascii="Times New Roman" w:hAnsi="Times New Roman" w:cs="Times New Roman"/>
-            </w:rPr>
+            <w:instrText xml:space="preserve"> PAGEREF _Toc18901 \h </w:instrText>
+          </w:r>
+          <w:r>
             <w:fldChar w:fldCharType="separate"/>
           </w:r>
           <w:r>
-            <w:rPr>
-              <w:rFonts w:hint="default" w:ascii="Times New Roman" w:hAnsi="Times New Roman" w:cs="Times New Roman"/>
-            </w:rPr>
-            <w:t>9</w:t>
-          </w:r>
-          <w:r>
-            <w:rPr>
-              <w:rFonts w:hint="default" w:ascii="Times New Roman" w:hAnsi="Times New Roman" w:cs="Times New Roman"/>
-            </w:rPr>
+            <w:t>7</w:t>
+          </w:r>
+          <w:r>
             <w:fldChar w:fldCharType="end"/>
           </w:r>
           <w:r>
@@ -1415,9 +1149,6 @@
             <w:tabs>
               <w:tab w:val="right" w:leader="dot" w:pos="8312"/>
             </w:tabs>
-            <w:rPr>
-              <w:rFonts w:hint="default" w:ascii="Times New Roman" w:hAnsi="Times New Roman" w:cs="Times New Roman"/>
-            </w:rPr>
           </w:pPr>
           <w:r>
             <w:rPr>
@@ -1430,7 +1161,7 @@
             <w:rPr>
               <w:rFonts w:hint="default" w:ascii="Times New Roman" w:hAnsi="Times New Roman" w:eastAsia="仿宋" w:cs="Times New Roman"/>
             </w:rPr>
-            <w:instrText xml:space="preserve"> HYPERLINK \l _Toc14752 </w:instrText>
+            <w:instrText xml:space="preserve"> HYPERLINK \l _Toc31235 </w:instrText>
           </w:r>
           <w:r>
             <w:rPr>
@@ -1440,7 +1171,7 @@
           </w:r>
           <w:r>
             <w:rPr>
-              <w:rFonts w:hint="default" w:ascii="Times New Roman" w:hAnsi="Times New Roman" w:eastAsia="仿宋" w:cs="Times New Roman"/>
+              <w:rFonts w:hint="eastAsia" w:ascii="仿宋" w:hAnsi="仿宋" w:eastAsia="仿宋" w:cs="Times New Roman"/>
               <w:i w:val="0"/>
             </w:rPr>
             <w:t xml:space="preserve">2.3 </w:t>
@@ -1452,39 +1183,21 @@
             <w:t>新功能/新系统开发</w:t>
           </w:r>
           <w:r>
-            <w:rPr>
-              <w:rFonts w:hint="default" w:ascii="Times New Roman" w:hAnsi="Times New Roman" w:cs="Times New Roman"/>
-            </w:rPr>
             <w:tab/>
           </w:r>
           <w:r>
-            <w:rPr>
-              <w:rFonts w:hint="default" w:ascii="Times New Roman" w:hAnsi="Times New Roman" w:cs="Times New Roman"/>
-            </w:rPr>
             <w:fldChar w:fldCharType="begin"/>
           </w:r>
           <w:r>
-            <w:rPr>
-              <w:rFonts w:hint="default" w:ascii="Times New Roman" w:hAnsi="Times New Roman" w:cs="Times New Roman"/>
-            </w:rPr>
-            <w:instrText xml:space="preserve"> PAGEREF _Toc14752 \h </w:instrText>
-          </w:r>
-          <w:r>
-            <w:rPr>
-              <w:rFonts w:hint="default" w:ascii="Times New Roman" w:hAnsi="Times New Roman" w:cs="Times New Roman"/>
-            </w:rPr>
+            <w:instrText xml:space="preserve"> PAGEREF _Toc31235 \h </w:instrText>
+          </w:r>
+          <w:r>
             <w:fldChar w:fldCharType="separate"/>
           </w:r>
           <w:r>
-            <w:rPr>
-              <w:rFonts w:hint="default" w:ascii="Times New Roman" w:hAnsi="Times New Roman" w:cs="Times New Roman"/>
-            </w:rPr>
-            <w:t>9</w:t>
-          </w:r>
-          <w:r>
-            <w:rPr>
-              <w:rFonts w:hint="default" w:ascii="Times New Roman" w:hAnsi="Times New Roman" w:cs="Times New Roman"/>
-            </w:rPr>
+            <w:t>8</w:t>
+          </w:r>
+          <w:r>
             <w:fldChar w:fldCharType="end"/>
           </w:r>
           <w:r>
@@ -1501,9 +1214,6 @@
             <w:tabs>
               <w:tab w:val="right" w:leader="dot" w:pos="8312"/>
             </w:tabs>
-            <w:rPr>
-              <w:rFonts w:hint="default" w:ascii="Times New Roman" w:hAnsi="Times New Roman" w:cs="Times New Roman"/>
-            </w:rPr>
           </w:pPr>
           <w:r>
             <w:rPr>
@@ -1516,7 +1226,7 @@
             <w:rPr>
               <w:rFonts w:hint="default" w:ascii="Times New Roman" w:hAnsi="Times New Roman" w:eastAsia="仿宋" w:cs="Times New Roman"/>
             </w:rPr>
-            <w:instrText xml:space="preserve"> HYPERLINK \l _Toc6077 </w:instrText>
+            <w:instrText xml:space="preserve"> HYPERLINK \l _Toc1448 </w:instrText>
           </w:r>
           <w:r>
             <w:rPr>
@@ -1531,39 +1241,21 @@
             <w:t>2.3.1 现状痛点</w:t>
           </w:r>
           <w:r>
-            <w:rPr>
-              <w:rFonts w:hint="default" w:ascii="Times New Roman" w:hAnsi="Times New Roman" w:cs="Times New Roman"/>
-            </w:rPr>
             <w:tab/>
           </w:r>
           <w:r>
-            <w:rPr>
-              <w:rFonts w:hint="default" w:ascii="Times New Roman" w:hAnsi="Times New Roman" w:cs="Times New Roman"/>
-            </w:rPr>
             <w:fldChar w:fldCharType="begin"/>
           </w:r>
           <w:r>
-            <w:rPr>
-              <w:rFonts w:hint="default" w:ascii="Times New Roman" w:hAnsi="Times New Roman" w:cs="Times New Roman"/>
-            </w:rPr>
-            <w:instrText xml:space="preserve"> PAGEREF _Toc6077 \h </w:instrText>
-          </w:r>
-          <w:r>
-            <w:rPr>
-              <w:rFonts w:hint="default" w:ascii="Times New Roman" w:hAnsi="Times New Roman" w:cs="Times New Roman"/>
-            </w:rPr>
+            <w:instrText xml:space="preserve"> PAGEREF _Toc1448 \h </w:instrText>
+          </w:r>
+          <w:r>
             <w:fldChar w:fldCharType="separate"/>
           </w:r>
           <w:r>
-            <w:rPr>
-              <w:rFonts w:hint="default" w:ascii="Times New Roman" w:hAnsi="Times New Roman" w:cs="Times New Roman"/>
-            </w:rPr>
-            <w:t>10</w:t>
-          </w:r>
-          <w:r>
-            <w:rPr>
-              <w:rFonts w:hint="default" w:ascii="Times New Roman" w:hAnsi="Times New Roman" w:cs="Times New Roman"/>
-            </w:rPr>
+            <w:t>8</w:t>
+          </w:r>
+          <w:r>
             <w:fldChar w:fldCharType="end"/>
           </w:r>
           <w:r>
@@ -1580,9 +1272,6 @@
             <w:tabs>
               <w:tab w:val="right" w:leader="dot" w:pos="8312"/>
             </w:tabs>
-            <w:rPr>
-              <w:rFonts w:hint="default" w:ascii="Times New Roman" w:hAnsi="Times New Roman" w:cs="Times New Roman"/>
-            </w:rPr>
           </w:pPr>
           <w:r>
             <w:rPr>
@@ -1595,7 +1284,7 @@
             <w:rPr>
               <w:rFonts w:hint="default" w:ascii="Times New Roman" w:hAnsi="Times New Roman" w:eastAsia="仿宋" w:cs="Times New Roman"/>
             </w:rPr>
-            <w:instrText xml:space="preserve"> HYPERLINK \l _Toc30501 </w:instrText>
+            <w:instrText xml:space="preserve"> HYPERLINK \l _Toc19353 </w:instrText>
           </w:r>
           <w:r>
             <w:rPr>
@@ -1610,39 +1299,21 @@
             <w:t>2.3.2 AI介入方式</w:t>
           </w:r>
           <w:r>
-            <w:rPr>
-              <w:rFonts w:hint="default" w:ascii="Times New Roman" w:hAnsi="Times New Roman" w:cs="Times New Roman"/>
-            </w:rPr>
             <w:tab/>
           </w:r>
           <w:r>
-            <w:rPr>
-              <w:rFonts w:hint="default" w:ascii="Times New Roman" w:hAnsi="Times New Roman" w:cs="Times New Roman"/>
-            </w:rPr>
             <w:fldChar w:fldCharType="begin"/>
           </w:r>
           <w:r>
-            <w:rPr>
-              <w:rFonts w:hint="default" w:ascii="Times New Roman" w:hAnsi="Times New Roman" w:cs="Times New Roman"/>
-            </w:rPr>
-            <w:instrText xml:space="preserve"> PAGEREF _Toc30501 \h </w:instrText>
-          </w:r>
-          <w:r>
-            <w:rPr>
-              <w:rFonts w:hint="default" w:ascii="Times New Roman" w:hAnsi="Times New Roman" w:cs="Times New Roman"/>
-            </w:rPr>
+            <w:instrText xml:space="preserve"> PAGEREF _Toc19353 \h </w:instrText>
+          </w:r>
+          <w:r>
             <w:fldChar w:fldCharType="separate"/>
           </w:r>
           <w:r>
-            <w:rPr>
-              <w:rFonts w:hint="default" w:ascii="Times New Roman" w:hAnsi="Times New Roman" w:cs="Times New Roman"/>
-            </w:rPr>
-            <w:t>10</w:t>
-          </w:r>
-          <w:r>
-            <w:rPr>
-              <w:rFonts w:hint="default" w:ascii="Times New Roman" w:hAnsi="Times New Roman" w:cs="Times New Roman"/>
-            </w:rPr>
+            <w:t>8</w:t>
+          </w:r>
+          <w:r>
             <w:fldChar w:fldCharType="end"/>
           </w:r>
           <w:r>
@@ -1659,9 +1330,6 @@
             <w:tabs>
               <w:tab w:val="right" w:leader="dot" w:pos="8312"/>
             </w:tabs>
-            <w:rPr>
-              <w:rFonts w:hint="default" w:ascii="Times New Roman" w:hAnsi="Times New Roman" w:cs="Times New Roman"/>
-            </w:rPr>
           </w:pPr>
           <w:r>
             <w:rPr>
@@ -1674,7 +1342,7 @@
             <w:rPr>
               <w:rFonts w:hint="default" w:ascii="Times New Roman" w:hAnsi="Times New Roman" w:eastAsia="仿宋" w:cs="Times New Roman"/>
             </w:rPr>
-            <w:instrText xml:space="preserve"> HYPERLINK \l _Toc24865 </w:instrText>
+            <w:instrText xml:space="preserve"> HYPERLINK \l _Toc18139 </w:instrText>
           </w:r>
           <w:r>
             <w:rPr>
@@ -1689,39 +1357,21 @@
             <w:t>2.3.3 实际案例</w:t>
           </w:r>
           <w:r>
-            <w:rPr>
-              <w:rFonts w:hint="default" w:ascii="Times New Roman" w:hAnsi="Times New Roman" w:cs="Times New Roman"/>
-            </w:rPr>
             <w:tab/>
           </w:r>
           <w:r>
-            <w:rPr>
-              <w:rFonts w:hint="default" w:ascii="Times New Roman" w:hAnsi="Times New Roman" w:cs="Times New Roman"/>
-            </w:rPr>
             <w:fldChar w:fldCharType="begin"/>
           </w:r>
           <w:r>
-            <w:rPr>
-              <w:rFonts w:hint="default" w:ascii="Times New Roman" w:hAnsi="Times New Roman" w:cs="Times New Roman"/>
-            </w:rPr>
-            <w:instrText xml:space="preserve"> PAGEREF _Toc24865 \h </w:instrText>
-          </w:r>
-          <w:r>
-            <w:rPr>
-              <w:rFonts w:hint="default" w:ascii="Times New Roman" w:hAnsi="Times New Roman" w:cs="Times New Roman"/>
-            </w:rPr>
+            <w:instrText xml:space="preserve"> PAGEREF _Toc18139 \h </w:instrText>
+          </w:r>
+          <w:r>
             <w:fldChar w:fldCharType="separate"/>
           </w:r>
           <w:r>
-            <w:rPr>
-              <w:rFonts w:hint="default" w:ascii="Times New Roman" w:hAnsi="Times New Roman" w:cs="Times New Roman"/>
-            </w:rPr>
-            <w:t>10</w:t>
-          </w:r>
-          <w:r>
-            <w:rPr>
-              <w:rFonts w:hint="default" w:ascii="Times New Roman" w:hAnsi="Times New Roman" w:cs="Times New Roman"/>
-            </w:rPr>
+            <w:t>8</w:t>
+          </w:r>
+          <w:r>
             <w:fldChar w:fldCharType="end"/>
           </w:r>
           <w:r>
@@ -1738,9 +1388,6 @@
             <w:tabs>
               <w:tab w:val="right" w:leader="dot" w:pos="8312"/>
             </w:tabs>
-            <w:rPr>
-              <w:rFonts w:hint="default" w:ascii="Times New Roman" w:hAnsi="Times New Roman" w:cs="Times New Roman"/>
-            </w:rPr>
           </w:pPr>
           <w:r>
             <w:rPr>
@@ -1753,7 +1400,7 @@
             <w:rPr>
               <w:rFonts w:hint="default" w:ascii="Times New Roman" w:hAnsi="Times New Roman" w:eastAsia="仿宋" w:cs="Times New Roman"/>
             </w:rPr>
-            <w:instrText xml:space="preserve"> HYPERLINK \l _Toc27202 </w:instrText>
+            <w:instrText xml:space="preserve"> HYPERLINK \l _Toc5827 </w:instrText>
           </w:r>
           <w:r>
             <w:rPr>
@@ -1763,7 +1410,7 @@
           </w:r>
           <w:r>
             <w:rPr>
-              <w:rFonts w:hint="default" w:ascii="Times New Roman" w:hAnsi="Times New Roman" w:eastAsia="仿宋" w:cs="Times New Roman"/>
+              <w:rFonts w:hint="eastAsia" w:ascii="仿宋" w:hAnsi="仿宋" w:eastAsia="仿宋" w:cs="Times New Roman"/>
               <w:i w:val="0"/>
             </w:rPr>
             <w:t xml:space="preserve">2.4 </w:t>
@@ -1775,39 +1422,21 @@
             <w:t>代码质量控制</w:t>
           </w:r>
           <w:r>
-            <w:rPr>
-              <w:rFonts w:hint="default" w:ascii="Times New Roman" w:hAnsi="Times New Roman" w:cs="Times New Roman"/>
-            </w:rPr>
             <w:tab/>
           </w:r>
           <w:r>
-            <w:rPr>
-              <w:rFonts w:hint="default" w:ascii="Times New Roman" w:hAnsi="Times New Roman" w:cs="Times New Roman"/>
-            </w:rPr>
             <w:fldChar w:fldCharType="begin"/>
           </w:r>
           <w:r>
-            <w:rPr>
-              <w:rFonts w:hint="default" w:ascii="Times New Roman" w:hAnsi="Times New Roman" w:cs="Times New Roman"/>
-            </w:rPr>
-            <w:instrText xml:space="preserve"> PAGEREF _Toc27202 \h </w:instrText>
-          </w:r>
-          <w:r>
-            <w:rPr>
-              <w:rFonts w:hint="default" w:ascii="Times New Roman" w:hAnsi="Times New Roman" w:cs="Times New Roman"/>
-            </w:rPr>
+            <w:instrText xml:space="preserve"> PAGEREF _Toc5827 \h </w:instrText>
+          </w:r>
+          <w:r>
             <w:fldChar w:fldCharType="separate"/>
           </w:r>
           <w:r>
-            <w:rPr>
-              <w:rFonts w:hint="default" w:ascii="Times New Roman" w:hAnsi="Times New Roman" w:cs="Times New Roman"/>
-            </w:rPr>
-            <w:t>11</w:t>
-          </w:r>
-          <w:r>
-            <w:rPr>
-              <w:rFonts w:hint="default" w:ascii="Times New Roman" w:hAnsi="Times New Roman" w:cs="Times New Roman"/>
-            </w:rPr>
+            <w:t>9</w:t>
+          </w:r>
+          <w:r>
             <w:fldChar w:fldCharType="end"/>
           </w:r>
           <w:r>
@@ -1824,9 +1453,6 @@
             <w:tabs>
               <w:tab w:val="right" w:leader="dot" w:pos="8312"/>
             </w:tabs>
-            <w:rPr>
-              <w:rFonts w:hint="default" w:ascii="Times New Roman" w:hAnsi="Times New Roman" w:cs="Times New Roman"/>
-            </w:rPr>
           </w:pPr>
           <w:r>
             <w:rPr>
@@ -1839,7 +1465,7 @@
             <w:rPr>
               <w:rFonts w:hint="default" w:ascii="Times New Roman" w:hAnsi="Times New Roman" w:eastAsia="仿宋" w:cs="Times New Roman"/>
             </w:rPr>
-            <w:instrText xml:space="preserve"> HYPERLINK \l _Toc6803 </w:instrText>
+            <w:instrText xml:space="preserve"> HYPERLINK \l _Toc10030 </w:instrText>
           </w:r>
           <w:r>
             <w:rPr>
@@ -1854,39 +1480,21 @@
             <w:t>2.4.1 现状痛点</w:t>
           </w:r>
           <w:r>
-            <w:rPr>
-              <w:rFonts w:hint="default" w:ascii="Times New Roman" w:hAnsi="Times New Roman" w:cs="Times New Roman"/>
-            </w:rPr>
             <w:tab/>
           </w:r>
           <w:r>
-            <w:rPr>
-              <w:rFonts w:hint="default" w:ascii="Times New Roman" w:hAnsi="Times New Roman" w:cs="Times New Roman"/>
-            </w:rPr>
             <w:fldChar w:fldCharType="begin"/>
           </w:r>
           <w:r>
-            <w:rPr>
-              <w:rFonts w:hint="default" w:ascii="Times New Roman" w:hAnsi="Times New Roman" w:cs="Times New Roman"/>
-            </w:rPr>
-            <w:instrText xml:space="preserve"> PAGEREF _Toc6803 \h </w:instrText>
-          </w:r>
-          <w:r>
-            <w:rPr>
-              <w:rFonts w:hint="default" w:ascii="Times New Roman" w:hAnsi="Times New Roman" w:cs="Times New Roman"/>
-            </w:rPr>
+            <w:instrText xml:space="preserve"> PAGEREF _Toc10030 \h </w:instrText>
+          </w:r>
+          <w:r>
             <w:fldChar w:fldCharType="separate"/>
           </w:r>
           <w:r>
-            <w:rPr>
-              <w:rFonts w:hint="default" w:ascii="Times New Roman" w:hAnsi="Times New Roman" w:cs="Times New Roman"/>
-            </w:rPr>
-            <w:t>11</w:t>
-          </w:r>
-          <w:r>
-            <w:rPr>
-              <w:rFonts w:hint="default" w:ascii="Times New Roman" w:hAnsi="Times New Roman" w:cs="Times New Roman"/>
-            </w:rPr>
+            <w:t>9</w:t>
+          </w:r>
+          <w:r>
             <w:fldChar w:fldCharType="end"/>
           </w:r>
           <w:r>
@@ -1903,9 +1511,6 @@
             <w:tabs>
               <w:tab w:val="right" w:leader="dot" w:pos="8312"/>
             </w:tabs>
-            <w:rPr>
-              <w:rFonts w:hint="default" w:ascii="Times New Roman" w:hAnsi="Times New Roman" w:cs="Times New Roman"/>
-            </w:rPr>
           </w:pPr>
           <w:r>
             <w:rPr>
@@ -1918,7 +1523,7 @@
             <w:rPr>
               <w:rFonts w:hint="default" w:ascii="Times New Roman" w:hAnsi="Times New Roman" w:eastAsia="仿宋" w:cs="Times New Roman"/>
             </w:rPr>
-            <w:instrText xml:space="preserve"> HYPERLINK \l _Toc943 </w:instrText>
+            <w:instrText xml:space="preserve"> HYPERLINK \l _Toc26105 </w:instrText>
           </w:r>
           <w:r>
             <w:rPr>
@@ -1933,39 +1538,21 @@
             <w:t>2.4.2 AI介入方式</w:t>
           </w:r>
           <w:r>
-            <w:rPr>
-              <w:rFonts w:hint="default" w:ascii="Times New Roman" w:hAnsi="Times New Roman" w:cs="Times New Roman"/>
-            </w:rPr>
             <w:tab/>
           </w:r>
           <w:r>
-            <w:rPr>
-              <w:rFonts w:hint="default" w:ascii="Times New Roman" w:hAnsi="Times New Roman" w:cs="Times New Roman"/>
-            </w:rPr>
             <w:fldChar w:fldCharType="begin"/>
           </w:r>
           <w:r>
-            <w:rPr>
-              <w:rFonts w:hint="default" w:ascii="Times New Roman" w:hAnsi="Times New Roman" w:cs="Times New Roman"/>
-            </w:rPr>
-            <w:instrText xml:space="preserve"> PAGEREF _Toc943 \h </w:instrText>
-          </w:r>
-          <w:r>
-            <w:rPr>
-              <w:rFonts w:hint="default" w:ascii="Times New Roman" w:hAnsi="Times New Roman" w:cs="Times New Roman"/>
-            </w:rPr>
+            <w:instrText xml:space="preserve"> PAGEREF _Toc26105 \h </w:instrText>
+          </w:r>
+          <w:r>
             <w:fldChar w:fldCharType="separate"/>
           </w:r>
           <w:r>
-            <w:rPr>
-              <w:rFonts w:hint="default" w:ascii="Times New Roman" w:hAnsi="Times New Roman" w:cs="Times New Roman"/>
-            </w:rPr>
-            <w:t>11</w:t>
-          </w:r>
-          <w:r>
-            <w:rPr>
-              <w:rFonts w:hint="default" w:ascii="Times New Roman" w:hAnsi="Times New Roman" w:cs="Times New Roman"/>
-            </w:rPr>
+            <w:t>9</w:t>
+          </w:r>
+          <w:r>
             <w:fldChar w:fldCharType="end"/>
           </w:r>
           <w:r>
@@ -1982,9 +1569,6 @@
             <w:tabs>
               <w:tab w:val="right" w:leader="dot" w:pos="8312"/>
             </w:tabs>
-            <w:rPr>
-              <w:rFonts w:hint="default" w:ascii="Times New Roman" w:hAnsi="Times New Roman" w:cs="Times New Roman"/>
-            </w:rPr>
           </w:pPr>
           <w:r>
             <w:rPr>
@@ -1997,7 +1581,7 @@
             <w:rPr>
               <w:rFonts w:hint="default" w:ascii="Times New Roman" w:hAnsi="Times New Roman" w:eastAsia="仿宋" w:cs="Times New Roman"/>
             </w:rPr>
-            <w:instrText xml:space="preserve"> HYPERLINK \l _Toc669 </w:instrText>
+            <w:instrText xml:space="preserve"> HYPERLINK \l _Toc18467 </w:instrText>
           </w:r>
           <w:r>
             <w:rPr>
@@ -2012,39 +1596,21 @@
             <w:t>2.4.3 实际案例</w:t>
           </w:r>
           <w:r>
-            <w:rPr>
-              <w:rFonts w:hint="default" w:ascii="Times New Roman" w:hAnsi="Times New Roman" w:cs="Times New Roman"/>
-            </w:rPr>
             <w:tab/>
           </w:r>
           <w:r>
-            <w:rPr>
-              <w:rFonts w:hint="default" w:ascii="Times New Roman" w:hAnsi="Times New Roman" w:cs="Times New Roman"/>
-            </w:rPr>
             <w:fldChar w:fldCharType="begin"/>
           </w:r>
           <w:r>
-            <w:rPr>
-              <w:rFonts w:hint="default" w:ascii="Times New Roman" w:hAnsi="Times New Roman" w:cs="Times New Roman"/>
-            </w:rPr>
-            <w:instrText xml:space="preserve"> PAGEREF _Toc669 \h </w:instrText>
-          </w:r>
-          <w:r>
-            <w:rPr>
-              <w:rFonts w:hint="default" w:ascii="Times New Roman" w:hAnsi="Times New Roman" w:cs="Times New Roman"/>
-            </w:rPr>
+            <w:instrText xml:space="preserve"> PAGEREF _Toc18467 \h </w:instrText>
+          </w:r>
+          <w:r>
             <w:fldChar w:fldCharType="separate"/>
           </w:r>
           <w:r>
-            <w:rPr>
-              <w:rFonts w:hint="default" w:ascii="Times New Roman" w:hAnsi="Times New Roman" w:cs="Times New Roman"/>
-            </w:rPr>
-            <w:t>11</w:t>
-          </w:r>
-          <w:r>
-            <w:rPr>
-              <w:rFonts w:hint="default" w:ascii="Times New Roman" w:hAnsi="Times New Roman" w:cs="Times New Roman"/>
-            </w:rPr>
+            <w:t>10</w:t>
+          </w:r>
+          <w:r>
             <w:fldChar w:fldCharType="end"/>
           </w:r>
           <w:r>
@@ -2061,9 +1627,6 @@
             <w:tabs>
               <w:tab w:val="right" w:leader="dot" w:pos="8312"/>
             </w:tabs>
-            <w:rPr>
-              <w:rFonts w:hint="default" w:ascii="Times New Roman" w:hAnsi="Times New Roman" w:cs="Times New Roman"/>
-            </w:rPr>
           </w:pPr>
           <w:r>
             <w:rPr>
@@ -2076,7 +1639,7 @@
             <w:rPr>
               <w:rFonts w:hint="default" w:ascii="Times New Roman" w:hAnsi="Times New Roman" w:eastAsia="仿宋" w:cs="Times New Roman"/>
             </w:rPr>
-            <w:instrText xml:space="preserve"> HYPERLINK \l _Toc7613 </w:instrText>
+            <w:instrText xml:space="preserve"> HYPERLINK \l _Toc14832 </w:instrText>
           </w:r>
           <w:r>
             <w:rPr>
@@ -2086,7 +1649,7 @@
           </w:r>
           <w:r>
             <w:rPr>
-              <w:rFonts w:hint="default" w:ascii="Times New Roman" w:hAnsi="Times New Roman" w:eastAsia="仿宋" w:cs="Times New Roman"/>
+              <w:rFonts w:hint="eastAsia" w:ascii="仿宋" w:hAnsi="仿宋" w:eastAsia="仿宋" w:cs="Times New Roman"/>
               <w:i w:val="0"/>
             </w:rPr>
             <w:t xml:space="preserve">2.5 </w:t>
@@ -2098,39 +1661,21 @@
             <w:t>其他工作</w:t>
           </w:r>
           <w:r>
-            <w:rPr>
-              <w:rFonts w:hint="default" w:ascii="Times New Roman" w:hAnsi="Times New Roman" w:cs="Times New Roman"/>
-            </w:rPr>
             <w:tab/>
           </w:r>
           <w:r>
-            <w:rPr>
-              <w:rFonts w:hint="default" w:ascii="Times New Roman" w:hAnsi="Times New Roman" w:cs="Times New Roman"/>
-            </w:rPr>
             <w:fldChar w:fldCharType="begin"/>
           </w:r>
           <w:r>
-            <w:rPr>
-              <w:rFonts w:hint="default" w:ascii="Times New Roman" w:hAnsi="Times New Roman" w:cs="Times New Roman"/>
-            </w:rPr>
-            <w:instrText xml:space="preserve"> PAGEREF _Toc7613 \h </w:instrText>
-          </w:r>
-          <w:r>
-            <w:rPr>
-              <w:rFonts w:hint="default" w:ascii="Times New Roman" w:hAnsi="Times New Roman" w:cs="Times New Roman"/>
-            </w:rPr>
+            <w:instrText xml:space="preserve"> PAGEREF _Toc14832 \h </w:instrText>
+          </w:r>
+          <w:r>
             <w:fldChar w:fldCharType="separate"/>
           </w:r>
           <w:r>
-            <w:rPr>
-              <w:rFonts w:hint="default" w:ascii="Times New Roman" w:hAnsi="Times New Roman" w:cs="Times New Roman"/>
-            </w:rPr>
-            <w:t>12</w:t>
-          </w:r>
-          <w:r>
-            <w:rPr>
-              <w:rFonts w:hint="default" w:ascii="Times New Roman" w:hAnsi="Times New Roman" w:cs="Times New Roman"/>
-            </w:rPr>
+            <w:t>11</w:t>
+          </w:r>
+          <w:r>
             <w:fldChar w:fldCharType="end"/>
           </w:r>
           <w:r>
@@ -2147,9 +1692,6 @@
             <w:tabs>
               <w:tab w:val="right" w:leader="dot" w:pos="8312"/>
             </w:tabs>
-            <w:rPr>
-              <w:rFonts w:hint="default" w:ascii="Times New Roman" w:hAnsi="Times New Roman" w:cs="Times New Roman"/>
-            </w:rPr>
           </w:pPr>
           <w:r>
             <w:rPr>
@@ -2162,7 +1704,7 @@
             <w:rPr>
               <w:rFonts w:hint="default" w:ascii="Times New Roman" w:hAnsi="Times New Roman" w:eastAsia="仿宋" w:cs="Times New Roman"/>
             </w:rPr>
-            <w:instrText xml:space="preserve"> HYPERLINK \l _Toc28815 </w:instrText>
+            <w:instrText xml:space="preserve"> HYPERLINK \l _Toc32728 </w:instrText>
           </w:r>
           <w:r>
             <w:rPr>
@@ -2177,39 +1719,21 @@
             <w:t>2.5.1 旧代码理解</w:t>
           </w:r>
           <w:r>
-            <w:rPr>
-              <w:rFonts w:hint="default" w:ascii="Times New Roman" w:hAnsi="Times New Roman" w:cs="Times New Roman"/>
-            </w:rPr>
             <w:tab/>
           </w:r>
           <w:r>
-            <w:rPr>
-              <w:rFonts w:hint="default" w:ascii="Times New Roman" w:hAnsi="Times New Roman" w:cs="Times New Roman"/>
-            </w:rPr>
             <w:fldChar w:fldCharType="begin"/>
           </w:r>
           <w:r>
-            <w:rPr>
-              <w:rFonts w:hint="default" w:ascii="Times New Roman" w:hAnsi="Times New Roman" w:cs="Times New Roman"/>
-            </w:rPr>
-            <w:instrText xml:space="preserve"> PAGEREF _Toc28815 \h </w:instrText>
-          </w:r>
-          <w:r>
-            <w:rPr>
-              <w:rFonts w:hint="default" w:ascii="Times New Roman" w:hAnsi="Times New Roman" w:cs="Times New Roman"/>
-            </w:rPr>
+            <w:instrText xml:space="preserve"> PAGEREF _Toc32728 \h </w:instrText>
+          </w:r>
+          <w:r>
             <w:fldChar w:fldCharType="separate"/>
           </w:r>
           <w:r>
-            <w:rPr>
-              <w:rFonts w:hint="default" w:ascii="Times New Roman" w:hAnsi="Times New Roman" w:cs="Times New Roman"/>
-            </w:rPr>
-            <w:t>12</w:t>
-          </w:r>
-          <w:r>
-            <w:rPr>
-              <w:rFonts w:hint="default" w:ascii="Times New Roman" w:hAnsi="Times New Roman" w:cs="Times New Roman"/>
-            </w:rPr>
+            <w:t>11</w:t>
+          </w:r>
+          <w:r>
             <w:fldChar w:fldCharType="end"/>
           </w:r>
           <w:r>
@@ -2226,9 +1750,6 @@
             <w:tabs>
               <w:tab w:val="right" w:leader="dot" w:pos="8312"/>
             </w:tabs>
-            <w:rPr>
-              <w:rFonts w:hint="default" w:ascii="Times New Roman" w:hAnsi="Times New Roman" w:cs="Times New Roman"/>
-            </w:rPr>
           </w:pPr>
           <w:r>
             <w:rPr>
@@ -2241,7 +1762,7 @@
             <w:rPr>
               <w:rFonts w:hint="default" w:ascii="Times New Roman" w:hAnsi="Times New Roman" w:eastAsia="仿宋" w:cs="Times New Roman"/>
             </w:rPr>
-            <w:instrText xml:space="preserve"> HYPERLINK \l _Toc1974 </w:instrText>
+            <w:instrText xml:space="preserve"> HYPERLINK \l _Toc28583 </w:instrText>
           </w:r>
           <w:r>
             <w:rPr>
@@ -2256,39 +1777,21 @@
             <w:t>2.5.2 日报周报</w:t>
           </w:r>
           <w:r>
-            <w:rPr>
-              <w:rFonts w:hint="default" w:ascii="Times New Roman" w:hAnsi="Times New Roman" w:cs="Times New Roman"/>
-            </w:rPr>
             <w:tab/>
           </w:r>
           <w:r>
-            <w:rPr>
-              <w:rFonts w:hint="default" w:ascii="Times New Roman" w:hAnsi="Times New Roman" w:cs="Times New Roman"/>
-            </w:rPr>
             <w:fldChar w:fldCharType="begin"/>
           </w:r>
           <w:r>
-            <w:rPr>
-              <w:rFonts w:hint="default" w:ascii="Times New Roman" w:hAnsi="Times New Roman" w:cs="Times New Roman"/>
-            </w:rPr>
-            <w:instrText xml:space="preserve"> PAGEREF _Toc1974 \h </w:instrText>
-          </w:r>
-          <w:r>
-            <w:rPr>
-              <w:rFonts w:hint="default" w:ascii="Times New Roman" w:hAnsi="Times New Roman" w:cs="Times New Roman"/>
-            </w:rPr>
+            <w:instrText xml:space="preserve"> PAGEREF _Toc28583 \h </w:instrText>
+          </w:r>
+          <w:r>
             <w:fldChar w:fldCharType="separate"/>
           </w:r>
           <w:r>
-            <w:rPr>
-              <w:rFonts w:hint="default" w:ascii="Times New Roman" w:hAnsi="Times New Roman" w:cs="Times New Roman"/>
-            </w:rPr>
-            <w:t>12</w:t>
-          </w:r>
-          <w:r>
-            <w:rPr>
-              <w:rFonts w:hint="default" w:ascii="Times New Roman" w:hAnsi="Times New Roman" w:cs="Times New Roman"/>
-            </w:rPr>
+            <w:t>11</w:t>
+          </w:r>
+          <w:r>
             <w:fldChar w:fldCharType="end"/>
           </w:r>
           <w:r>
@@ -2305,9 +1808,6 @@
             <w:tabs>
               <w:tab w:val="right" w:leader="dot" w:pos="8312"/>
             </w:tabs>
-            <w:rPr>
-              <w:rFonts w:hint="default" w:ascii="Times New Roman" w:hAnsi="Times New Roman" w:cs="Times New Roman"/>
-            </w:rPr>
           </w:pPr>
           <w:r>
             <w:rPr>
@@ -2320,7 +1820,7 @@
             <w:rPr>
               <w:rFonts w:hint="default" w:ascii="Times New Roman" w:hAnsi="Times New Roman" w:eastAsia="仿宋" w:cs="Times New Roman"/>
             </w:rPr>
-            <w:instrText xml:space="preserve"> HYPERLINK \l _Toc24284 </w:instrText>
+            <w:instrText xml:space="preserve"> HYPERLINK \l _Toc24920 </w:instrText>
           </w:r>
           <w:r>
             <w:rPr>
@@ -2335,39 +1835,21 @@
             <w:t>2.5.3 系统升级清单检查</w:t>
           </w:r>
           <w:r>
-            <w:rPr>
-              <w:rFonts w:hint="default" w:ascii="Times New Roman" w:hAnsi="Times New Roman" w:cs="Times New Roman"/>
-            </w:rPr>
             <w:tab/>
           </w:r>
           <w:r>
-            <w:rPr>
-              <w:rFonts w:hint="default" w:ascii="Times New Roman" w:hAnsi="Times New Roman" w:cs="Times New Roman"/>
-            </w:rPr>
             <w:fldChar w:fldCharType="begin"/>
           </w:r>
           <w:r>
-            <w:rPr>
-              <w:rFonts w:hint="default" w:ascii="Times New Roman" w:hAnsi="Times New Roman" w:cs="Times New Roman"/>
-            </w:rPr>
-            <w:instrText xml:space="preserve"> PAGEREF _Toc24284 \h </w:instrText>
-          </w:r>
-          <w:r>
-            <w:rPr>
-              <w:rFonts w:hint="default" w:ascii="Times New Roman" w:hAnsi="Times New Roman" w:cs="Times New Roman"/>
-            </w:rPr>
+            <w:instrText xml:space="preserve"> PAGEREF _Toc24920 \h </w:instrText>
+          </w:r>
+          <w:r>
             <w:fldChar w:fldCharType="separate"/>
           </w:r>
           <w:r>
-            <w:rPr>
-              <w:rFonts w:hint="default" w:ascii="Times New Roman" w:hAnsi="Times New Roman" w:cs="Times New Roman"/>
-            </w:rPr>
-            <w:t>13</w:t>
-          </w:r>
-          <w:r>
-            <w:rPr>
-              <w:rFonts w:hint="default" w:ascii="Times New Roman" w:hAnsi="Times New Roman" w:cs="Times New Roman"/>
-            </w:rPr>
+            <w:t>11</w:t>
+          </w:r>
+          <w:r>
             <w:fldChar w:fldCharType="end"/>
           </w:r>
           <w:r>
@@ -2384,9 +1866,6 @@
             <w:tabs>
               <w:tab w:val="right" w:leader="dot" w:pos="8312"/>
             </w:tabs>
-            <w:rPr>
-              <w:rFonts w:hint="default" w:ascii="Times New Roman" w:hAnsi="Times New Roman" w:cs="Times New Roman"/>
-            </w:rPr>
           </w:pPr>
           <w:r>
             <w:rPr>
@@ -2399,7 +1878,7 @@
             <w:rPr>
               <w:rFonts w:hint="default" w:ascii="Times New Roman" w:hAnsi="Times New Roman" w:eastAsia="仿宋" w:cs="Times New Roman"/>
             </w:rPr>
-            <w:instrText xml:space="preserve"> HYPERLINK \l _Toc24903 </w:instrText>
+            <w:instrText xml:space="preserve"> HYPERLINK \l _Toc30680 </w:instrText>
           </w:r>
           <w:r>
             <w:rPr>
@@ -2448,39 +1927,21 @@
             <w:t>工具与使用方法</w:t>
           </w:r>
           <w:r>
-            <w:rPr>
-              <w:rFonts w:hint="default" w:ascii="Times New Roman" w:hAnsi="Times New Roman" w:cs="Times New Roman"/>
-            </w:rPr>
             <w:tab/>
           </w:r>
           <w:r>
-            <w:rPr>
-              <w:rFonts w:hint="default" w:ascii="Times New Roman" w:hAnsi="Times New Roman" w:cs="Times New Roman"/>
-            </w:rPr>
             <w:fldChar w:fldCharType="begin"/>
           </w:r>
           <w:r>
-            <w:rPr>
-              <w:rFonts w:hint="default" w:ascii="Times New Roman" w:hAnsi="Times New Roman" w:cs="Times New Roman"/>
-            </w:rPr>
-            <w:instrText xml:space="preserve"> PAGEREF _Toc24903 \h </w:instrText>
-          </w:r>
-          <w:r>
-            <w:rPr>
-              <w:rFonts w:hint="default" w:ascii="Times New Roman" w:hAnsi="Times New Roman" w:cs="Times New Roman"/>
-            </w:rPr>
+            <w:instrText xml:space="preserve"> PAGEREF _Toc30680 \h </w:instrText>
+          </w:r>
+          <w:r>
             <w:fldChar w:fldCharType="separate"/>
           </w:r>
           <w:r>
-            <w:rPr>
-              <w:rFonts w:hint="default" w:ascii="Times New Roman" w:hAnsi="Times New Roman" w:cs="Times New Roman"/>
-            </w:rPr>
-            <w:t>13</w:t>
-          </w:r>
-          <w:r>
-            <w:rPr>
-              <w:rFonts w:hint="default" w:ascii="Times New Roman" w:hAnsi="Times New Roman" w:cs="Times New Roman"/>
-            </w:rPr>
+            <w:t>12</w:t>
+          </w:r>
+          <w:r>
             <w:fldChar w:fldCharType="end"/>
           </w:r>
           <w:r>
@@ -2497,9 +1958,6 @@
             <w:tabs>
               <w:tab w:val="right" w:leader="dot" w:pos="8312"/>
             </w:tabs>
-            <w:rPr>
-              <w:rFonts w:hint="default" w:ascii="Times New Roman" w:hAnsi="Times New Roman" w:cs="Times New Roman"/>
-            </w:rPr>
           </w:pPr>
           <w:r>
             <w:rPr>
@@ -2512,7 +1970,7 @@
             <w:rPr>
               <w:rFonts w:hint="default" w:ascii="Times New Roman" w:hAnsi="Times New Roman" w:eastAsia="仿宋" w:cs="Times New Roman"/>
             </w:rPr>
-            <w:instrText xml:space="preserve"> HYPERLINK \l _Toc26975 </w:instrText>
+            <w:instrText xml:space="preserve"> HYPERLINK \l _Toc9422 </w:instrText>
           </w:r>
           <w:r>
             <w:rPr>
@@ -2522,7 +1980,7 @@
           </w:r>
           <w:r>
             <w:rPr>
-              <w:rFonts w:hint="default" w:ascii="Times New Roman" w:hAnsi="Times New Roman" w:eastAsia="仿宋" w:cs="Times New Roman"/>
+              <w:rFonts w:hint="eastAsia" w:ascii="仿宋" w:hAnsi="仿宋" w:eastAsia="仿宋" w:cs="Times New Roman"/>
               <w:i w:val="0"/>
               <w:szCs w:val="28"/>
             </w:rPr>
@@ -2536,39 +1994,21 @@
             <w:t>使用规范建议</w:t>
           </w:r>
           <w:r>
-            <w:rPr>
-              <w:rFonts w:hint="default" w:ascii="Times New Roman" w:hAnsi="Times New Roman" w:cs="Times New Roman"/>
-            </w:rPr>
             <w:tab/>
           </w:r>
           <w:r>
-            <w:rPr>
-              <w:rFonts w:hint="default" w:ascii="Times New Roman" w:hAnsi="Times New Roman" w:cs="Times New Roman"/>
-            </w:rPr>
             <w:fldChar w:fldCharType="begin"/>
           </w:r>
           <w:r>
-            <w:rPr>
-              <w:rFonts w:hint="default" w:ascii="Times New Roman" w:hAnsi="Times New Roman" w:cs="Times New Roman"/>
-            </w:rPr>
-            <w:instrText xml:space="preserve"> PAGEREF _Toc26975 \h </w:instrText>
-          </w:r>
-          <w:r>
-            <w:rPr>
-              <w:rFonts w:hint="default" w:ascii="Times New Roman" w:hAnsi="Times New Roman" w:cs="Times New Roman"/>
-            </w:rPr>
+            <w:instrText xml:space="preserve"> PAGEREF _Toc9422 \h </w:instrText>
+          </w:r>
+          <w:r>
             <w:fldChar w:fldCharType="separate"/>
           </w:r>
           <w:r>
-            <w:rPr>
-              <w:rFonts w:hint="default" w:ascii="Times New Roman" w:hAnsi="Times New Roman" w:cs="Times New Roman"/>
-            </w:rPr>
-            <w:t>13</w:t>
-          </w:r>
-          <w:r>
-            <w:rPr>
-              <w:rFonts w:hint="default" w:ascii="Times New Roman" w:hAnsi="Times New Roman" w:cs="Times New Roman"/>
-            </w:rPr>
+            <w:t>12</w:t>
+          </w:r>
+          <w:r>
             <w:fldChar w:fldCharType="end"/>
           </w:r>
           <w:r>
@@ -2585,9 +2025,6 @@
             <w:tabs>
               <w:tab w:val="right" w:leader="dot" w:pos="8312"/>
             </w:tabs>
-            <w:rPr>
-              <w:rFonts w:hint="default" w:ascii="Times New Roman" w:hAnsi="Times New Roman" w:cs="Times New Roman"/>
-            </w:rPr>
           </w:pPr>
           <w:r>
             <w:rPr>
@@ -2600,7 +2037,7 @@
             <w:rPr>
               <w:rFonts w:hint="default" w:ascii="Times New Roman" w:hAnsi="Times New Roman" w:eastAsia="仿宋" w:cs="Times New Roman"/>
             </w:rPr>
-            <w:instrText xml:space="preserve"> HYPERLINK \l _Toc28220 </w:instrText>
+            <w:instrText xml:space="preserve"> HYPERLINK \l _Toc29434 </w:instrText>
           </w:r>
           <w:r>
             <w:rPr>
@@ -2615,39 +2052,21 @@
             <w:t>3.1.1 不要直接贴敏感代码</w:t>
           </w:r>
           <w:r>
-            <w:rPr>
-              <w:rFonts w:hint="default" w:ascii="Times New Roman" w:hAnsi="Times New Roman" w:cs="Times New Roman"/>
-            </w:rPr>
             <w:tab/>
           </w:r>
           <w:r>
-            <w:rPr>
-              <w:rFonts w:hint="default" w:ascii="Times New Roman" w:hAnsi="Times New Roman" w:cs="Times New Roman"/>
-            </w:rPr>
             <w:fldChar w:fldCharType="begin"/>
           </w:r>
           <w:r>
-            <w:rPr>
-              <w:rFonts w:hint="default" w:ascii="Times New Roman" w:hAnsi="Times New Roman" w:cs="Times New Roman"/>
-            </w:rPr>
-            <w:instrText xml:space="preserve"> PAGEREF _Toc28220 \h </w:instrText>
-          </w:r>
-          <w:r>
-            <w:rPr>
-              <w:rFonts w:hint="default" w:ascii="Times New Roman" w:hAnsi="Times New Roman" w:cs="Times New Roman"/>
-            </w:rPr>
+            <w:instrText xml:space="preserve"> PAGEREF _Toc29434 \h </w:instrText>
+          </w:r>
+          <w:r>
             <w:fldChar w:fldCharType="separate"/>
           </w:r>
           <w:r>
-            <w:rPr>
-              <w:rFonts w:hint="default" w:ascii="Times New Roman" w:hAnsi="Times New Roman" w:cs="Times New Roman"/>
-            </w:rPr>
-            <w:t>14</w:t>
-          </w:r>
-          <w:r>
-            <w:rPr>
-              <w:rFonts w:hint="default" w:ascii="Times New Roman" w:hAnsi="Times New Roman" w:cs="Times New Roman"/>
-            </w:rPr>
+            <w:t>12</w:t>
+          </w:r>
+          <w:r>
             <w:fldChar w:fldCharType="end"/>
           </w:r>
           <w:r>
@@ -2664,9 +2083,6 @@
             <w:tabs>
               <w:tab w:val="right" w:leader="dot" w:pos="8312"/>
             </w:tabs>
-            <w:rPr>
-              <w:rFonts w:hint="default" w:ascii="Times New Roman" w:hAnsi="Times New Roman" w:cs="Times New Roman"/>
-            </w:rPr>
           </w:pPr>
           <w:r>
             <w:rPr>
@@ -2679,7 +2095,7 @@
             <w:rPr>
               <w:rFonts w:hint="default" w:ascii="Times New Roman" w:hAnsi="Times New Roman" w:eastAsia="仿宋" w:cs="Times New Roman"/>
             </w:rPr>
-            <w:instrText xml:space="preserve"> HYPERLINK \l _Toc26278 </w:instrText>
+            <w:instrText xml:space="preserve"> HYPERLINK \l _Toc22019 </w:instrText>
           </w:r>
           <w:r>
             <w:rPr>
@@ -2694,39 +2110,21 @@
             <w:t>3.1.2 AI生成的代码必须 Review</w:t>
           </w:r>
           <w:r>
-            <w:rPr>
-              <w:rFonts w:hint="default" w:ascii="Times New Roman" w:hAnsi="Times New Roman" w:cs="Times New Roman"/>
-            </w:rPr>
             <w:tab/>
           </w:r>
           <w:r>
-            <w:rPr>
-              <w:rFonts w:hint="default" w:ascii="Times New Roman" w:hAnsi="Times New Roman" w:cs="Times New Roman"/>
-            </w:rPr>
             <w:fldChar w:fldCharType="begin"/>
           </w:r>
           <w:r>
-            <w:rPr>
-              <w:rFonts w:hint="default" w:ascii="Times New Roman" w:hAnsi="Times New Roman" w:cs="Times New Roman"/>
-            </w:rPr>
-            <w:instrText xml:space="preserve"> PAGEREF _Toc26278 \h </w:instrText>
-          </w:r>
-          <w:r>
-            <w:rPr>
-              <w:rFonts w:hint="default" w:ascii="Times New Roman" w:hAnsi="Times New Roman" w:cs="Times New Roman"/>
-            </w:rPr>
+            <w:instrText xml:space="preserve"> PAGEREF _Toc22019 \h </w:instrText>
+          </w:r>
+          <w:r>
             <w:fldChar w:fldCharType="separate"/>
           </w:r>
           <w:r>
-            <w:rPr>
-              <w:rFonts w:hint="default" w:ascii="Times New Roman" w:hAnsi="Times New Roman" w:cs="Times New Roman"/>
-            </w:rPr>
-            <w:t>14</w:t>
-          </w:r>
-          <w:r>
-            <w:rPr>
-              <w:rFonts w:hint="default" w:ascii="Times New Roman" w:hAnsi="Times New Roman" w:cs="Times New Roman"/>
-            </w:rPr>
+            <w:t>13</w:t>
+          </w:r>
+          <w:r>
             <w:fldChar w:fldCharType="end"/>
           </w:r>
           <w:r>
@@ -2743,9 +2141,6 @@
             <w:tabs>
               <w:tab w:val="right" w:leader="dot" w:pos="8312"/>
             </w:tabs>
-            <w:rPr>
-              <w:rFonts w:hint="default" w:ascii="Times New Roman" w:hAnsi="Times New Roman" w:cs="Times New Roman"/>
-            </w:rPr>
           </w:pPr>
           <w:r>
             <w:rPr>
@@ -2758,7 +2153,7 @@
             <w:rPr>
               <w:rFonts w:hint="default" w:ascii="Times New Roman" w:hAnsi="Times New Roman" w:eastAsia="仿宋" w:cs="Times New Roman"/>
             </w:rPr>
-            <w:instrText xml:space="preserve"> HYPERLINK \l _Toc3348 </w:instrText>
+            <w:instrText xml:space="preserve"> HYPERLINK \l _Toc7726 </w:instrText>
           </w:r>
           <w:r>
             <w:rPr>
@@ -2773,39 +2168,21 @@
             <w:t>3.1.3 AI生成内容标注（建议）</w:t>
           </w:r>
           <w:r>
-            <w:rPr>
-              <w:rFonts w:hint="default" w:ascii="Times New Roman" w:hAnsi="Times New Roman" w:cs="Times New Roman"/>
-            </w:rPr>
             <w:tab/>
           </w:r>
           <w:r>
-            <w:rPr>
-              <w:rFonts w:hint="default" w:ascii="Times New Roman" w:hAnsi="Times New Roman" w:cs="Times New Roman"/>
-            </w:rPr>
             <w:fldChar w:fldCharType="begin"/>
           </w:r>
           <w:r>
-            <w:rPr>
-              <w:rFonts w:hint="default" w:ascii="Times New Roman" w:hAnsi="Times New Roman" w:cs="Times New Roman"/>
-            </w:rPr>
-            <w:instrText xml:space="preserve"> PAGEREF _Toc3348 \h </w:instrText>
-          </w:r>
-          <w:r>
-            <w:rPr>
-              <w:rFonts w:hint="default" w:ascii="Times New Roman" w:hAnsi="Times New Roman" w:cs="Times New Roman"/>
-            </w:rPr>
+            <w:instrText xml:space="preserve"> PAGEREF _Toc7726 \h </w:instrText>
+          </w:r>
+          <w:r>
             <w:fldChar w:fldCharType="separate"/>
           </w:r>
           <w:r>
-            <w:rPr>
-              <w:rFonts w:hint="default" w:ascii="Times New Roman" w:hAnsi="Times New Roman" w:cs="Times New Roman"/>
-            </w:rPr>
-            <w:t>15</w:t>
-          </w:r>
-          <w:r>
-            <w:rPr>
-              <w:rFonts w:hint="default" w:ascii="Times New Roman" w:hAnsi="Times New Roman" w:cs="Times New Roman"/>
-            </w:rPr>
+            <w:t>13</w:t>
+          </w:r>
+          <w:r>
             <w:fldChar w:fldCharType="end"/>
           </w:r>
           <w:r>
@@ -2822,9 +2199,6 @@
             <w:tabs>
               <w:tab w:val="right" w:leader="dot" w:pos="8312"/>
             </w:tabs>
-            <w:rPr>
-              <w:rFonts w:hint="default" w:ascii="Times New Roman" w:hAnsi="Times New Roman" w:cs="Times New Roman"/>
-            </w:rPr>
           </w:pPr>
           <w:r>
             <w:rPr>
@@ -2837,7 +2211,7 @@
             <w:rPr>
               <w:rFonts w:hint="default" w:ascii="Times New Roman" w:hAnsi="Times New Roman" w:eastAsia="仿宋" w:cs="Times New Roman"/>
             </w:rPr>
-            <w:instrText xml:space="preserve"> HYPERLINK \l _Toc15544 </w:instrText>
+            <w:instrText xml:space="preserve"> HYPERLINK \l _Toc9224 </w:instrText>
           </w:r>
           <w:r>
             <w:rPr>
@@ -2847,7 +2221,7 @@
           </w:r>
           <w:r>
             <w:rPr>
-              <w:rFonts w:hint="default" w:ascii="Times New Roman" w:hAnsi="Times New Roman" w:eastAsia="仿宋" w:cs="Times New Roman"/>
+              <w:rFonts w:hint="eastAsia" w:ascii="仿宋" w:hAnsi="仿宋" w:eastAsia="仿宋" w:cs="Times New Roman"/>
               <w:i w:val="0"/>
               <w:szCs w:val="28"/>
             </w:rPr>
@@ -2861,39 +2235,21 @@
             <w:t>IDE内代码辅助</w:t>
           </w:r>
           <w:r>
-            <w:rPr>
-              <w:rFonts w:hint="default" w:ascii="Times New Roman" w:hAnsi="Times New Roman" w:cs="Times New Roman"/>
-            </w:rPr>
             <w:tab/>
           </w:r>
           <w:r>
-            <w:rPr>
-              <w:rFonts w:hint="default" w:ascii="Times New Roman" w:hAnsi="Times New Roman" w:cs="Times New Roman"/>
-            </w:rPr>
             <w:fldChar w:fldCharType="begin"/>
           </w:r>
           <w:r>
-            <w:rPr>
-              <w:rFonts w:hint="default" w:ascii="Times New Roman" w:hAnsi="Times New Roman" w:cs="Times New Roman"/>
-            </w:rPr>
-            <w:instrText xml:space="preserve"> PAGEREF _Toc15544 \h </w:instrText>
-          </w:r>
-          <w:r>
-            <w:rPr>
-              <w:rFonts w:hint="default" w:ascii="Times New Roman" w:hAnsi="Times New Roman" w:cs="Times New Roman"/>
-            </w:rPr>
+            <w:instrText xml:space="preserve"> PAGEREF _Toc9224 \h </w:instrText>
+          </w:r>
+          <w:r>
             <w:fldChar w:fldCharType="separate"/>
           </w:r>
           <w:r>
-            <w:rPr>
-              <w:rFonts w:hint="default" w:ascii="Times New Roman" w:hAnsi="Times New Roman" w:cs="Times New Roman"/>
-            </w:rPr>
-            <w:t>15</w:t>
-          </w:r>
-          <w:r>
-            <w:rPr>
-              <w:rFonts w:hint="default" w:ascii="Times New Roman" w:hAnsi="Times New Roman" w:cs="Times New Roman"/>
-            </w:rPr>
+            <w:t>13</w:t>
+          </w:r>
+          <w:r>
             <w:fldChar w:fldCharType="end"/>
           </w:r>
           <w:r>
@@ -2910,9 +2266,6 @@
             <w:tabs>
               <w:tab w:val="right" w:leader="dot" w:pos="8312"/>
             </w:tabs>
-            <w:rPr>
-              <w:rFonts w:hint="default" w:ascii="Times New Roman" w:hAnsi="Times New Roman" w:cs="Times New Roman"/>
-            </w:rPr>
           </w:pPr>
           <w:r>
             <w:rPr>
@@ -2925,7 +2278,7 @@
             <w:rPr>
               <w:rFonts w:hint="default" w:ascii="Times New Roman" w:hAnsi="Times New Roman" w:eastAsia="仿宋" w:cs="Times New Roman"/>
             </w:rPr>
-            <w:instrText xml:space="preserve"> HYPERLINK \l _Toc3892 </w:instrText>
+            <w:instrText xml:space="preserve"> HYPERLINK \l _Toc8408 </w:instrText>
           </w:r>
           <w:r>
             <w:rPr>
@@ -2935,7 +2288,7 @@
           </w:r>
           <w:r>
             <w:rPr>
-              <w:rFonts w:hint="default" w:ascii="Times New Roman" w:hAnsi="Times New Roman" w:eastAsia="仿宋" w:cs="Times New Roman"/>
+              <w:rFonts w:hint="eastAsia" w:ascii="仿宋" w:hAnsi="仿宋" w:eastAsia="仿宋" w:cs="Times New Roman"/>
               <w:i w:val="0"/>
             </w:rPr>
             <w:t xml:space="preserve">3.3 </w:t>
@@ -2947,39 +2300,21 @@
             <w:t>结构化提示词</w:t>
           </w:r>
           <w:r>
-            <w:rPr>
-              <w:rFonts w:hint="default" w:ascii="Times New Roman" w:hAnsi="Times New Roman" w:cs="Times New Roman"/>
-            </w:rPr>
             <w:tab/>
           </w:r>
           <w:r>
-            <w:rPr>
-              <w:rFonts w:hint="default" w:ascii="Times New Roman" w:hAnsi="Times New Roman" w:cs="Times New Roman"/>
-            </w:rPr>
             <w:fldChar w:fldCharType="begin"/>
           </w:r>
           <w:r>
-            <w:rPr>
-              <w:rFonts w:hint="default" w:ascii="Times New Roman" w:hAnsi="Times New Roman" w:cs="Times New Roman"/>
-            </w:rPr>
-            <w:instrText xml:space="preserve"> PAGEREF _Toc3892 \h </w:instrText>
-          </w:r>
-          <w:r>
-            <w:rPr>
-              <w:rFonts w:hint="default" w:ascii="Times New Roman" w:hAnsi="Times New Roman" w:cs="Times New Roman"/>
-            </w:rPr>
+            <w:instrText xml:space="preserve"> PAGEREF _Toc8408 \h </w:instrText>
+          </w:r>
+          <w:r>
             <w:fldChar w:fldCharType="separate"/>
           </w:r>
           <w:r>
-            <w:rPr>
-              <w:rFonts w:hint="default" w:ascii="Times New Roman" w:hAnsi="Times New Roman" w:cs="Times New Roman"/>
-            </w:rPr>
-            <w:t>15</w:t>
-          </w:r>
-          <w:r>
-            <w:rPr>
-              <w:rFonts w:hint="default" w:ascii="Times New Roman" w:hAnsi="Times New Roman" w:cs="Times New Roman"/>
-            </w:rPr>
+            <w:t>14</w:t>
+          </w:r>
+          <w:r>
             <w:fldChar w:fldCharType="end"/>
           </w:r>
           <w:r>
@@ -2996,9 +2331,6 @@
             <w:tabs>
               <w:tab w:val="right" w:leader="dot" w:pos="8312"/>
             </w:tabs>
-            <w:rPr>
-              <w:rFonts w:hint="default" w:ascii="Times New Roman" w:hAnsi="Times New Roman" w:cs="Times New Roman"/>
-            </w:rPr>
           </w:pPr>
           <w:r>
             <w:rPr>
@@ -3011,7 +2343,7 @@
             <w:rPr>
               <w:rFonts w:hint="default" w:ascii="Times New Roman" w:hAnsi="Times New Roman" w:eastAsia="仿宋" w:cs="Times New Roman"/>
             </w:rPr>
-            <w:instrText xml:space="preserve"> HYPERLINK \l _Toc21749 </w:instrText>
+            <w:instrText xml:space="preserve"> HYPERLINK \l _Toc17153 </w:instrText>
           </w:r>
           <w:r>
             <w:rPr>
@@ -3026,39 +2358,21 @@
             <w:t>3.3.1 四个要素</w:t>
           </w:r>
           <w:r>
-            <w:rPr>
-              <w:rFonts w:hint="default" w:ascii="Times New Roman" w:hAnsi="Times New Roman" w:cs="Times New Roman"/>
-            </w:rPr>
             <w:tab/>
           </w:r>
           <w:r>
-            <w:rPr>
-              <w:rFonts w:hint="default" w:ascii="Times New Roman" w:hAnsi="Times New Roman" w:cs="Times New Roman"/>
-            </w:rPr>
             <w:fldChar w:fldCharType="begin"/>
           </w:r>
           <w:r>
-            <w:rPr>
-              <w:rFonts w:hint="default" w:ascii="Times New Roman" w:hAnsi="Times New Roman" w:cs="Times New Roman"/>
-            </w:rPr>
-            <w:instrText xml:space="preserve"> PAGEREF _Toc21749 \h </w:instrText>
-          </w:r>
-          <w:r>
-            <w:rPr>
-              <w:rFonts w:hint="default" w:ascii="Times New Roman" w:hAnsi="Times New Roman" w:cs="Times New Roman"/>
-            </w:rPr>
+            <w:instrText xml:space="preserve"> PAGEREF _Toc17153 \h </w:instrText>
+          </w:r>
+          <w:r>
             <w:fldChar w:fldCharType="separate"/>
           </w:r>
           <w:r>
-            <w:rPr>
-              <w:rFonts w:hint="default" w:ascii="Times New Roman" w:hAnsi="Times New Roman" w:cs="Times New Roman"/>
-            </w:rPr>
-            <w:t>16</w:t>
-          </w:r>
-          <w:r>
-            <w:rPr>
-              <w:rFonts w:hint="default" w:ascii="Times New Roman" w:hAnsi="Times New Roman" w:cs="Times New Roman"/>
-            </w:rPr>
+            <w:t>14</w:t>
+          </w:r>
+          <w:r>
             <w:fldChar w:fldCharType="end"/>
           </w:r>
           <w:r>
@@ -3075,9 +2389,6 @@
             <w:tabs>
               <w:tab w:val="right" w:leader="dot" w:pos="8312"/>
             </w:tabs>
-            <w:rPr>
-              <w:rFonts w:hint="default" w:ascii="Times New Roman" w:hAnsi="Times New Roman" w:cs="Times New Roman"/>
-            </w:rPr>
           </w:pPr>
           <w:r>
             <w:rPr>
@@ -3090,7 +2401,7 @@
             <w:rPr>
               <w:rFonts w:hint="default" w:ascii="Times New Roman" w:hAnsi="Times New Roman" w:eastAsia="仿宋" w:cs="Times New Roman"/>
             </w:rPr>
-            <w:instrText xml:space="preserve"> HYPERLINK \l _Toc26569 </w:instrText>
+            <w:instrText xml:space="preserve"> HYPERLINK \l _Toc1965 </w:instrText>
           </w:r>
           <w:r>
             <w:rPr>
@@ -3112,39 +2423,21 @@
             <w:t>举例说明</w:t>
           </w:r>
           <w:r>
-            <w:rPr>
-              <w:rFonts w:hint="default" w:ascii="Times New Roman" w:hAnsi="Times New Roman" w:cs="Times New Roman"/>
-            </w:rPr>
             <w:tab/>
           </w:r>
           <w:r>
-            <w:rPr>
-              <w:rFonts w:hint="default" w:ascii="Times New Roman" w:hAnsi="Times New Roman" w:cs="Times New Roman"/>
-            </w:rPr>
             <w:fldChar w:fldCharType="begin"/>
           </w:r>
           <w:r>
-            <w:rPr>
-              <w:rFonts w:hint="default" w:ascii="Times New Roman" w:hAnsi="Times New Roman" w:cs="Times New Roman"/>
-            </w:rPr>
-            <w:instrText xml:space="preserve"> PAGEREF _Toc26569 \h </w:instrText>
-          </w:r>
-          <w:r>
-            <w:rPr>
-              <w:rFonts w:hint="default" w:ascii="Times New Roman" w:hAnsi="Times New Roman" w:cs="Times New Roman"/>
-            </w:rPr>
+            <w:instrText xml:space="preserve"> PAGEREF _Toc1965 \h </w:instrText>
+          </w:r>
+          <w:r>
             <w:fldChar w:fldCharType="separate"/>
           </w:r>
           <w:r>
-            <w:rPr>
-              <w:rFonts w:hint="default" w:ascii="Times New Roman" w:hAnsi="Times New Roman" w:cs="Times New Roman"/>
-            </w:rPr>
-            <w:t>17</w:t>
-          </w:r>
-          <w:r>
-            <w:rPr>
-              <w:rFonts w:hint="default" w:ascii="Times New Roman" w:hAnsi="Times New Roman" w:cs="Times New Roman"/>
-            </w:rPr>
+            <w:t>15</w:t>
+          </w:r>
+          <w:r>
             <w:fldChar w:fldCharType="end"/>
           </w:r>
           <w:r>
@@ -3161,9 +2454,6 @@
             <w:tabs>
               <w:tab w:val="right" w:leader="dot" w:pos="8312"/>
             </w:tabs>
-            <w:rPr>
-              <w:rFonts w:hint="default" w:ascii="Times New Roman" w:hAnsi="Times New Roman" w:cs="Times New Roman"/>
-            </w:rPr>
           </w:pPr>
           <w:r>
             <w:rPr>
@@ -3176,7 +2466,7 @@
             <w:rPr>
               <w:rFonts w:hint="default" w:ascii="Times New Roman" w:hAnsi="Times New Roman" w:eastAsia="仿宋" w:cs="Times New Roman"/>
             </w:rPr>
-            <w:instrText xml:space="preserve"> HYPERLINK \l _Toc28665 </w:instrText>
+            <w:instrText xml:space="preserve"> HYPERLINK \l _Toc6500 </w:instrText>
           </w:r>
           <w:r>
             <w:rPr>
@@ -3191,39 +2481,21 @@
             <w:t>3.3.3 总结与拓展</w:t>
           </w:r>
           <w:r>
-            <w:rPr>
-              <w:rFonts w:hint="default" w:ascii="Times New Roman" w:hAnsi="Times New Roman" w:cs="Times New Roman"/>
-            </w:rPr>
             <w:tab/>
           </w:r>
           <w:r>
-            <w:rPr>
-              <w:rFonts w:hint="default" w:ascii="Times New Roman" w:hAnsi="Times New Roman" w:cs="Times New Roman"/>
-            </w:rPr>
             <w:fldChar w:fldCharType="begin"/>
           </w:r>
           <w:r>
-            <w:rPr>
-              <w:rFonts w:hint="default" w:ascii="Times New Roman" w:hAnsi="Times New Roman" w:cs="Times New Roman"/>
-            </w:rPr>
-            <w:instrText xml:space="preserve"> PAGEREF _Toc28665 \h </w:instrText>
-          </w:r>
-          <w:r>
-            <w:rPr>
-              <w:rFonts w:hint="default" w:ascii="Times New Roman" w:hAnsi="Times New Roman" w:cs="Times New Roman"/>
-            </w:rPr>
+            <w:instrText xml:space="preserve"> PAGEREF _Toc6500 \h </w:instrText>
+          </w:r>
+          <w:r>
             <w:fldChar w:fldCharType="separate"/>
           </w:r>
           <w:r>
-            <w:rPr>
-              <w:rFonts w:hint="default" w:ascii="Times New Roman" w:hAnsi="Times New Roman" w:cs="Times New Roman"/>
-            </w:rPr>
-            <w:t>18</w:t>
-          </w:r>
-          <w:r>
-            <w:rPr>
-              <w:rFonts w:hint="default" w:ascii="Times New Roman" w:hAnsi="Times New Roman" w:cs="Times New Roman"/>
-            </w:rPr>
+            <w:t>16</w:t>
+          </w:r>
+          <w:r>
             <w:fldChar w:fldCharType="end"/>
           </w:r>
           <w:r>
@@ -3240,9 +2512,6 @@
             <w:tabs>
               <w:tab w:val="right" w:leader="dot" w:pos="8312"/>
             </w:tabs>
-            <w:rPr>
-              <w:rFonts w:hint="default" w:ascii="Times New Roman" w:hAnsi="Times New Roman" w:cs="Times New Roman"/>
-            </w:rPr>
           </w:pPr>
           <w:r>
             <w:rPr>
@@ -3255,7 +2524,7 @@
             <w:rPr>
               <w:rFonts w:hint="default" w:ascii="Times New Roman" w:hAnsi="Times New Roman" w:eastAsia="仿宋" w:cs="Times New Roman"/>
             </w:rPr>
-            <w:instrText xml:space="preserve"> HYPERLINK \l _Toc3732 </w:instrText>
+            <w:instrText xml:space="preserve"> HYPERLINK \l _Toc24955 </w:instrText>
           </w:r>
           <w:r>
             <w:rPr>
@@ -3265,7 +2534,7 @@
           </w:r>
           <w:r>
             <w:rPr>
-              <w:rFonts w:hint="default" w:ascii="Times New Roman" w:hAnsi="Times New Roman" w:eastAsia="仿宋" w:cs="Times New Roman"/>
+              <w:rFonts w:hint="eastAsia" w:ascii="仿宋" w:hAnsi="仿宋" w:eastAsia="仿宋" w:cs="Times New Roman"/>
               <w:i w:val="0"/>
             </w:rPr>
             <w:t xml:space="preserve">3.4 </w:t>
@@ -3277,39 +2546,21 @@
             <w:t>智能体进阶使用</w:t>
           </w:r>
           <w:r>
-            <w:rPr>
-              <w:rFonts w:hint="default" w:ascii="Times New Roman" w:hAnsi="Times New Roman" w:cs="Times New Roman"/>
-            </w:rPr>
             <w:tab/>
           </w:r>
           <w:r>
-            <w:rPr>
-              <w:rFonts w:hint="default" w:ascii="Times New Roman" w:hAnsi="Times New Roman" w:cs="Times New Roman"/>
-            </w:rPr>
             <w:fldChar w:fldCharType="begin"/>
           </w:r>
           <w:r>
-            <w:rPr>
-              <w:rFonts w:hint="default" w:ascii="Times New Roman" w:hAnsi="Times New Roman" w:cs="Times New Roman"/>
-            </w:rPr>
-            <w:instrText xml:space="preserve"> PAGEREF _Toc3732 \h </w:instrText>
-          </w:r>
-          <w:r>
-            <w:rPr>
-              <w:rFonts w:hint="default" w:ascii="Times New Roman" w:hAnsi="Times New Roman" w:cs="Times New Roman"/>
-            </w:rPr>
+            <w:instrText xml:space="preserve"> PAGEREF _Toc24955 \h </w:instrText>
+          </w:r>
+          <w:r>
             <w:fldChar w:fldCharType="separate"/>
           </w:r>
           <w:r>
-            <w:rPr>
-              <w:rFonts w:hint="default" w:ascii="Times New Roman" w:hAnsi="Times New Roman" w:cs="Times New Roman"/>
-            </w:rPr>
-            <w:t>18</w:t>
-          </w:r>
-          <w:r>
-            <w:rPr>
-              <w:rFonts w:hint="default" w:ascii="Times New Roman" w:hAnsi="Times New Roman" w:cs="Times New Roman"/>
-            </w:rPr>
+            <w:t>17</w:t>
+          </w:r>
+          <w:r>
             <w:fldChar w:fldCharType="end"/>
           </w:r>
           <w:r>
@@ -3326,9 +2577,6 @@
             <w:tabs>
               <w:tab w:val="right" w:leader="dot" w:pos="8312"/>
             </w:tabs>
-            <w:rPr>
-              <w:rFonts w:hint="default" w:ascii="Times New Roman" w:hAnsi="Times New Roman" w:cs="Times New Roman"/>
-            </w:rPr>
           </w:pPr>
           <w:r>
             <w:rPr>
@@ -3341,7 +2589,7 @@
             <w:rPr>
               <w:rFonts w:hint="default" w:ascii="Times New Roman" w:hAnsi="Times New Roman" w:eastAsia="仿宋" w:cs="Times New Roman"/>
             </w:rPr>
-            <w:instrText xml:space="preserve"> HYPERLINK \l _Toc25011 </w:instrText>
+            <w:instrText xml:space="preserve"> HYPERLINK \l _Toc31795 </w:instrText>
           </w:r>
           <w:r>
             <w:rPr>
@@ -3356,39 +2604,21 @@
             <w:t>3.4.1 Rule（规则）</w:t>
           </w:r>
           <w:r>
-            <w:rPr>
-              <w:rFonts w:hint="default" w:ascii="Times New Roman" w:hAnsi="Times New Roman" w:cs="Times New Roman"/>
-            </w:rPr>
             <w:tab/>
           </w:r>
           <w:r>
-            <w:rPr>
-              <w:rFonts w:hint="default" w:ascii="Times New Roman" w:hAnsi="Times New Roman" w:cs="Times New Roman"/>
-            </w:rPr>
             <w:fldChar w:fldCharType="begin"/>
           </w:r>
           <w:r>
-            <w:rPr>
-              <w:rFonts w:hint="default" w:ascii="Times New Roman" w:hAnsi="Times New Roman" w:cs="Times New Roman"/>
-            </w:rPr>
-            <w:instrText xml:space="preserve"> PAGEREF _Toc25011 \h </w:instrText>
-          </w:r>
-          <w:r>
-            <w:rPr>
-              <w:rFonts w:hint="default" w:ascii="Times New Roman" w:hAnsi="Times New Roman" w:cs="Times New Roman"/>
-            </w:rPr>
+            <w:instrText xml:space="preserve"> PAGEREF _Toc31795 \h </w:instrText>
+          </w:r>
+          <w:r>
             <w:fldChar w:fldCharType="separate"/>
           </w:r>
           <w:r>
-            <w:rPr>
-              <w:rFonts w:hint="default" w:ascii="Times New Roman" w:hAnsi="Times New Roman" w:cs="Times New Roman"/>
-            </w:rPr>
-            <w:t>18</w:t>
-          </w:r>
-          <w:r>
-            <w:rPr>
-              <w:rFonts w:hint="default" w:ascii="Times New Roman" w:hAnsi="Times New Roman" w:cs="Times New Roman"/>
-            </w:rPr>
+            <w:t>17</w:t>
+          </w:r>
+          <w:r>
             <w:fldChar w:fldCharType="end"/>
           </w:r>
           <w:r>
@@ -3405,9 +2635,6 @@
             <w:tabs>
               <w:tab w:val="right" w:leader="dot" w:pos="8312"/>
             </w:tabs>
-            <w:rPr>
-              <w:rFonts w:hint="default" w:ascii="Times New Roman" w:hAnsi="Times New Roman" w:cs="Times New Roman"/>
-            </w:rPr>
           </w:pPr>
           <w:r>
             <w:rPr>
@@ -3420,7 +2647,7 @@
             <w:rPr>
               <w:rFonts w:hint="default" w:ascii="Times New Roman" w:hAnsi="Times New Roman" w:eastAsia="仿宋" w:cs="Times New Roman"/>
             </w:rPr>
-            <w:instrText xml:space="preserve"> HYPERLINK \l _Toc7731 </w:instrText>
+            <w:instrText xml:space="preserve"> HYPERLINK \l _Toc21246 </w:instrText>
           </w:r>
           <w:r>
             <w:rPr>
@@ -3435,39 +2662,21 @@
             <w:t>3.4.2 Skill（技能）</w:t>
           </w:r>
           <w:r>
-            <w:rPr>
-              <w:rFonts w:hint="default" w:ascii="Times New Roman" w:hAnsi="Times New Roman" w:cs="Times New Roman"/>
-            </w:rPr>
             <w:tab/>
           </w:r>
           <w:r>
-            <w:rPr>
-              <w:rFonts w:hint="default" w:ascii="Times New Roman" w:hAnsi="Times New Roman" w:cs="Times New Roman"/>
-            </w:rPr>
             <w:fldChar w:fldCharType="begin"/>
           </w:r>
           <w:r>
-            <w:rPr>
-              <w:rFonts w:hint="default" w:ascii="Times New Roman" w:hAnsi="Times New Roman" w:cs="Times New Roman"/>
-            </w:rPr>
-            <w:instrText xml:space="preserve"> PAGEREF _Toc7731 \h </w:instrText>
-          </w:r>
-          <w:r>
-            <w:rPr>
-              <w:rFonts w:hint="default" w:ascii="Times New Roman" w:hAnsi="Times New Roman" w:cs="Times New Roman"/>
-            </w:rPr>
+            <w:instrText xml:space="preserve"> PAGEREF _Toc21246 \h </w:instrText>
+          </w:r>
+          <w:r>
             <w:fldChar w:fldCharType="separate"/>
           </w:r>
           <w:r>
-            <w:rPr>
-              <w:rFonts w:hint="default" w:ascii="Times New Roman" w:hAnsi="Times New Roman" w:cs="Times New Roman"/>
-            </w:rPr>
-            <w:t>20</w:t>
-          </w:r>
-          <w:r>
-            <w:rPr>
-              <w:rFonts w:hint="default" w:ascii="Times New Roman" w:hAnsi="Times New Roman" w:cs="Times New Roman"/>
-            </w:rPr>
+            <w:t>19</w:t>
+          </w:r>
+          <w:r>
             <w:fldChar w:fldCharType="end"/>
           </w:r>
           <w:r>
@@ -3484,9 +2693,6 @@
             <w:tabs>
               <w:tab w:val="right" w:leader="dot" w:pos="8312"/>
             </w:tabs>
-            <w:rPr>
-              <w:rFonts w:hint="default" w:ascii="Times New Roman" w:hAnsi="Times New Roman" w:cs="Times New Roman"/>
-            </w:rPr>
           </w:pPr>
           <w:r>
             <w:rPr>
@@ -3499,7 +2705,7 @@
             <w:rPr>
               <w:rFonts w:hint="default" w:ascii="Times New Roman" w:hAnsi="Times New Roman" w:eastAsia="仿宋" w:cs="Times New Roman"/>
             </w:rPr>
-            <w:instrText xml:space="preserve"> HYPERLINK \l _Toc16139 </w:instrText>
+            <w:instrText xml:space="preserve"> HYPERLINK \l _Toc6645 </w:instrText>
           </w:r>
           <w:r>
             <w:rPr>
@@ -3514,39 +2720,21 @@
             <w:t>3.4.3 Memory（记忆）</w:t>
           </w:r>
           <w:r>
-            <w:rPr>
-              <w:rFonts w:hint="default" w:ascii="Times New Roman" w:hAnsi="Times New Roman" w:cs="Times New Roman"/>
-            </w:rPr>
             <w:tab/>
           </w:r>
           <w:r>
-            <w:rPr>
-              <w:rFonts w:hint="default" w:ascii="Times New Roman" w:hAnsi="Times New Roman" w:cs="Times New Roman"/>
-            </w:rPr>
             <w:fldChar w:fldCharType="begin"/>
           </w:r>
           <w:r>
-            <w:rPr>
-              <w:rFonts w:hint="default" w:ascii="Times New Roman" w:hAnsi="Times New Roman" w:cs="Times New Roman"/>
-            </w:rPr>
-            <w:instrText xml:space="preserve"> PAGEREF _Toc16139 \h </w:instrText>
-          </w:r>
-          <w:r>
-            <w:rPr>
-              <w:rFonts w:hint="default" w:ascii="Times New Roman" w:hAnsi="Times New Roman" w:cs="Times New Roman"/>
-            </w:rPr>
+            <w:instrText xml:space="preserve"> PAGEREF _Toc6645 \h </w:instrText>
+          </w:r>
+          <w:r>
             <w:fldChar w:fldCharType="separate"/>
           </w:r>
           <w:r>
-            <w:rPr>
-              <w:rFonts w:hint="default" w:ascii="Times New Roman" w:hAnsi="Times New Roman" w:cs="Times New Roman"/>
-            </w:rPr>
-            <w:t>23</w:t>
-          </w:r>
-          <w:r>
-            <w:rPr>
-              <w:rFonts w:hint="default" w:ascii="Times New Roman" w:hAnsi="Times New Roman" w:cs="Times New Roman"/>
-            </w:rPr>
+            <w:t>22</w:t>
+          </w:r>
+          <w:r>
             <w:fldChar w:fldCharType="end"/>
           </w:r>
           <w:r>
@@ -3563,9 +2751,6 @@
             <w:tabs>
               <w:tab w:val="right" w:leader="dot" w:pos="8312"/>
             </w:tabs>
-            <w:rPr>
-              <w:rFonts w:hint="default" w:ascii="Times New Roman" w:hAnsi="Times New Roman" w:cs="Times New Roman"/>
-            </w:rPr>
           </w:pPr>
           <w:r>
             <w:rPr>
@@ -3578,7 +2763,7 @@
             <w:rPr>
               <w:rFonts w:hint="default" w:ascii="Times New Roman" w:hAnsi="Times New Roman" w:eastAsia="仿宋" w:cs="Times New Roman"/>
             </w:rPr>
-            <w:instrText xml:space="preserve"> HYPERLINK \l _Toc12715 </w:instrText>
+            <w:instrText xml:space="preserve"> HYPERLINK \l _Toc25205 </w:instrText>
           </w:r>
           <w:r>
             <w:rPr>
@@ -3593,39 +2778,21 @@
             <w:t>3.4.4 小结</w:t>
           </w:r>
           <w:r>
-            <w:rPr>
-              <w:rFonts w:hint="default" w:ascii="Times New Roman" w:hAnsi="Times New Roman" w:cs="Times New Roman"/>
-            </w:rPr>
             <w:tab/>
           </w:r>
           <w:r>
-            <w:rPr>
-              <w:rFonts w:hint="default" w:ascii="Times New Roman" w:hAnsi="Times New Roman" w:cs="Times New Roman"/>
-            </w:rPr>
             <w:fldChar w:fldCharType="begin"/>
           </w:r>
           <w:r>
-            <w:rPr>
-              <w:rFonts w:hint="default" w:ascii="Times New Roman" w:hAnsi="Times New Roman" w:cs="Times New Roman"/>
-            </w:rPr>
-            <w:instrText xml:space="preserve"> PAGEREF _Toc12715 \h </w:instrText>
-          </w:r>
-          <w:r>
-            <w:rPr>
-              <w:rFonts w:hint="default" w:ascii="Times New Roman" w:hAnsi="Times New Roman" w:cs="Times New Roman"/>
-            </w:rPr>
+            <w:instrText xml:space="preserve"> PAGEREF _Toc25205 \h </w:instrText>
+          </w:r>
+          <w:r>
             <w:fldChar w:fldCharType="separate"/>
           </w:r>
           <w:r>
-            <w:rPr>
-              <w:rFonts w:hint="default" w:ascii="Times New Roman" w:hAnsi="Times New Roman" w:cs="Times New Roman"/>
-            </w:rPr>
-            <w:t>25</w:t>
-          </w:r>
-          <w:r>
-            <w:rPr>
-              <w:rFonts w:hint="default" w:ascii="Times New Roman" w:hAnsi="Times New Roman" w:cs="Times New Roman"/>
-            </w:rPr>
+            <w:t>24</w:t>
+          </w:r>
+          <w:r>
             <w:fldChar w:fldCharType="end"/>
           </w:r>
           <w:r>
@@ -3642,9 +2809,6 @@
             <w:tabs>
               <w:tab w:val="right" w:leader="dot" w:pos="8312"/>
             </w:tabs>
-            <w:rPr>
-              <w:rFonts w:hint="default" w:ascii="Times New Roman" w:hAnsi="Times New Roman" w:cs="Times New Roman"/>
-            </w:rPr>
           </w:pPr>
           <w:r>
             <w:rPr>
@@ -3657,7 +2821,7 @@
             <w:rPr>
               <w:rFonts w:hint="default" w:ascii="Times New Roman" w:hAnsi="Times New Roman" w:eastAsia="仿宋" w:cs="Times New Roman"/>
             </w:rPr>
-            <w:instrText xml:space="preserve"> HYPERLINK \l _Toc4548 </w:instrText>
+            <w:instrText xml:space="preserve"> HYPERLINK \l _Toc29303 </w:instrText>
           </w:r>
           <w:r>
             <w:rPr>
@@ -3706,39 +2870,21 @@
             <w:t>局限性与风险</w:t>
           </w:r>
           <w:r>
-            <w:rPr>
-              <w:rFonts w:hint="default" w:ascii="Times New Roman" w:hAnsi="Times New Roman" w:cs="Times New Roman"/>
-            </w:rPr>
             <w:tab/>
           </w:r>
           <w:r>
-            <w:rPr>
-              <w:rFonts w:hint="default" w:ascii="Times New Roman" w:hAnsi="Times New Roman" w:cs="Times New Roman"/>
-            </w:rPr>
             <w:fldChar w:fldCharType="begin"/>
           </w:r>
           <w:r>
-            <w:rPr>
-              <w:rFonts w:hint="default" w:ascii="Times New Roman" w:hAnsi="Times New Roman" w:cs="Times New Roman"/>
-            </w:rPr>
-            <w:instrText xml:space="preserve"> PAGEREF _Toc4548 \h </w:instrText>
-          </w:r>
-          <w:r>
-            <w:rPr>
-              <w:rFonts w:hint="default" w:ascii="Times New Roman" w:hAnsi="Times New Roman" w:cs="Times New Roman"/>
-            </w:rPr>
+            <w:instrText xml:space="preserve"> PAGEREF _Toc29303 \h </w:instrText>
+          </w:r>
+          <w:r>
             <w:fldChar w:fldCharType="separate"/>
           </w:r>
           <w:r>
-            <w:rPr>
-              <w:rFonts w:hint="default" w:ascii="Times New Roman" w:hAnsi="Times New Roman" w:cs="Times New Roman"/>
-            </w:rPr>
-            <w:t>26</w:t>
-          </w:r>
-          <w:r>
-            <w:rPr>
-              <w:rFonts w:hint="default" w:ascii="Times New Roman" w:hAnsi="Times New Roman" w:cs="Times New Roman"/>
-            </w:rPr>
+            <w:t>24</w:t>
+          </w:r>
+          <w:r>
             <w:fldChar w:fldCharType="end"/>
           </w:r>
           <w:r>
@@ -3755,9 +2901,6 @@
             <w:tabs>
               <w:tab w:val="right" w:leader="dot" w:pos="8312"/>
             </w:tabs>
-            <w:rPr>
-              <w:rFonts w:hint="default" w:ascii="Times New Roman" w:hAnsi="Times New Roman" w:cs="Times New Roman"/>
-            </w:rPr>
           </w:pPr>
           <w:r>
             <w:rPr>
@@ -3770,7 +2913,7 @@
             <w:rPr>
               <w:rFonts w:hint="default" w:ascii="Times New Roman" w:hAnsi="Times New Roman" w:eastAsia="仿宋" w:cs="Times New Roman"/>
             </w:rPr>
-            <w:instrText xml:space="preserve"> HYPERLINK \l _Toc25401 </w:instrText>
+            <w:instrText xml:space="preserve"> HYPERLINK \l _Toc220 </w:instrText>
           </w:r>
           <w:r>
             <w:rPr>
@@ -3780,7 +2923,7 @@
           </w:r>
           <w:r>
             <w:rPr>
-              <w:rFonts w:hint="default" w:ascii="Times New Roman" w:hAnsi="Times New Roman" w:eastAsia="仿宋" w:cs="Times New Roman"/>
+              <w:rFonts w:hint="eastAsia" w:ascii="仿宋" w:hAnsi="仿宋" w:eastAsia="仿宋" w:cs="Times New Roman"/>
               <w:i w:val="0"/>
             </w:rPr>
             <w:t xml:space="preserve">4.1 </w:t>
@@ -3792,39 +2935,21 @@
             <w:t>大模型本身的局限性</w:t>
           </w:r>
           <w:r>
-            <w:rPr>
-              <w:rFonts w:hint="default" w:ascii="Times New Roman" w:hAnsi="Times New Roman" w:cs="Times New Roman"/>
-            </w:rPr>
             <w:tab/>
           </w:r>
           <w:r>
-            <w:rPr>
-              <w:rFonts w:hint="default" w:ascii="Times New Roman" w:hAnsi="Times New Roman" w:cs="Times New Roman"/>
-            </w:rPr>
             <w:fldChar w:fldCharType="begin"/>
           </w:r>
           <w:r>
-            <w:rPr>
-              <w:rFonts w:hint="default" w:ascii="Times New Roman" w:hAnsi="Times New Roman" w:cs="Times New Roman"/>
-            </w:rPr>
-            <w:instrText xml:space="preserve"> PAGEREF _Toc25401 \h </w:instrText>
-          </w:r>
-          <w:r>
-            <w:rPr>
-              <w:rFonts w:hint="default" w:ascii="Times New Roman" w:hAnsi="Times New Roman" w:cs="Times New Roman"/>
-            </w:rPr>
+            <w:instrText xml:space="preserve"> PAGEREF _Toc220 \h </w:instrText>
+          </w:r>
+          <w:r>
             <w:fldChar w:fldCharType="separate"/>
           </w:r>
           <w:r>
-            <w:rPr>
-              <w:rFonts w:hint="default" w:ascii="Times New Roman" w:hAnsi="Times New Roman" w:cs="Times New Roman"/>
-            </w:rPr>
-            <w:t>26</w:t>
-          </w:r>
-          <w:r>
-            <w:rPr>
-              <w:rFonts w:hint="default" w:ascii="Times New Roman" w:hAnsi="Times New Roman" w:cs="Times New Roman"/>
-            </w:rPr>
+            <w:t>24</w:t>
+          </w:r>
+          <w:r>
             <w:fldChar w:fldCharType="end"/>
           </w:r>
           <w:r>
@@ -3841,9 +2966,6 @@
             <w:tabs>
               <w:tab w:val="right" w:leader="dot" w:pos="8312"/>
             </w:tabs>
-            <w:rPr>
-              <w:rFonts w:hint="default" w:ascii="Times New Roman" w:hAnsi="Times New Roman" w:cs="Times New Roman"/>
-            </w:rPr>
           </w:pPr>
           <w:r>
             <w:rPr>
@@ -3856,7 +2978,7 @@
             <w:rPr>
               <w:rFonts w:hint="default" w:ascii="Times New Roman" w:hAnsi="Times New Roman" w:eastAsia="仿宋" w:cs="Times New Roman"/>
             </w:rPr>
-            <w:instrText xml:space="preserve"> HYPERLINK \l _Toc3211 </w:instrText>
+            <w:instrText xml:space="preserve"> HYPERLINK \l _Toc27038 </w:instrText>
           </w:r>
           <w:r>
             <w:rPr>
@@ -3871,39 +2993,21 @@
             <w:t>4.1.1 幻觉</w:t>
           </w:r>
           <w:r>
-            <w:rPr>
-              <w:rFonts w:hint="default" w:ascii="Times New Roman" w:hAnsi="Times New Roman" w:cs="Times New Roman"/>
-            </w:rPr>
             <w:tab/>
           </w:r>
           <w:r>
-            <w:rPr>
-              <w:rFonts w:hint="default" w:ascii="Times New Roman" w:hAnsi="Times New Roman" w:cs="Times New Roman"/>
-            </w:rPr>
             <w:fldChar w:fldCharType="begin"/>
           </w:r>
           <w:r>
-            <w:rPr>
-              <w:rFonts w:hint="default" w:ascii="Times New Roman" w:hAnsi="Times New Roman" w:cs="Times New Roman"/>
-            </w:rPr>
-            <w:instrText xml:space="preserve"> PAGEREF _Toc3211 \h </w:instrText>
-          </w:r>
-          <w:r>
-            <w:rPr>
-              <w:rFonts w:hint="default" w:ascii="Times New Roman" w:hAnsi="Times New Roman" w:cs="Times New Roman"/>
-            </w:rPr>
+            <w:instrText xml:space="preserve"> PAGEREF _Toc27038 \h </w:instrText>
+          </w:r>
+          <w:r>
             <w:fldChar w:fldCharType="separate"/>
           </w:r>
           <w:r>
-            <w:rPr>
-              <w:rFonts w:hint="default" w:ascii="Times New Roman" w:hAnsi="Times New Roman" w:cs="Times New Roman"/>
-            </w:rPr>
-            <w:t>26</w:t>
-          </w:r>
-          <w:r>
-            <w:rPr>
-              <w:rFonts w:hint="default" w:ascii="Times New Roman" w:hAnsi="Times New Roman" w:cs="Times New Roman"/>
-            </w:rPr>
+            <w:t>25</w:t>
+          </w:r>
+          <w:r>
             <w:fldChar w:fldCharType="end"/>
           </w:r>
           <w:r>
@@ -3920,9 +3024,6 @@
             <w:tabs>
               <w:tab w:val="right" w:leader="dot" w:pos="8312"/>
             </w:tabs>
-            <w:rPr>
-              <w:rFonts w:hint="default" w:ascii="Times New Roman" w:hAnsi="Times New Roman" w:cs="Times New Roman"/>
-            </w:rPr>
           </w:pPr>
           <w:r>
             <w:rPr>
@@ -3935,7 +3036,7 @@
             <w:rPr>
               <w:rFonts w:hint="default" w:ascii="Times New Roman" w:hAnsi="Times New Roman" w:eastAsia="仿宋" w:cs="Times New Roman"/>
             </w:rPr>
-            <w:instrText xml:space="preserve"> HYPERLINK \l _Toc7861 </w:instrText>
+            <w:instrText xml:space="preserve"> HYPERLINK \l _Toc17906 </w:instrText>
           </w:r>
           <w:r>
             <w:rPr>
@@ -3950,39 +3051,21 @@
             <w:t>4.1.2 奉承/迎合</w:t>
           </w:r>
           <w:r>
-            <w:rPr>
-              <w:rFonts w:hint="default" w:ascii="Times New Roman" w:hAnsi="Times New Roman" w:cs="Times New Roman"/>
-            </w:rPr>
             <w:tab/>
           </w:r>
           <w:r>
-            <w:rPr>
-              <w:rFonts w:hint="default" w:ascii="Times New Roman" w:hAnsi="Times New Roman" w:cs="Times New Roman"/>
-            </w:rPr>
             <w:fldChar w:fldCharType="begin"/>
           </w:r>
           <w:r>
-            <w:rPr>
-              <w:rFonts w:hint="default" w:ascii="Times New Roman" w:hAnsi="Times New Roman" w:cs="Times New Roman"/>
-            </w:rPr>
-            <w:instrText xml:space="preserve"> PAGEREF _Toc7861 \h </w:instrText>
-          </w:r>
-          <w:r>
-            <w:rPr>
-              <w:rFonts w:hint="default" w:ascii="Times New Roman" w:hAnsi="Times New Roman" w:cs="Times New Roman"/>
-            </w:rPr>
+            <w:instrText xml:space="preserve"> PAGEREF _Toc17906 \h </w:instrText>
+          </w:r>
+          <w:r>
             <w:fldChar w:fldCharType="separate"/>
           </w:r>
           <w:r>
-            <w:rPr>
-              <w:rFonts w:hint="default" w:ascii="Times New Roman" w:hAnsi="Times New Roman" w:cs="Times New Roman"/>
-            </w:rPr>
-            <w:t>27</w:t>
-          </w:r>
-          <w:r>
-            <w:rPr>
-              <w:rFonts w:hint="default" w:ascii="Times New Roman" w:hAnsi="Times New Roman" w:cs="Times New Roman"/>
-            </w:rPr>
+            <w:t>25</w:t>
+          </w:r>
+          <w:r>
             <w:fldChar w:fldCharType="end"/>
           </w:r>
           <w:r>
@@ -3999,9 +3082,6 @@
             <w:tabs>
               <w:tab w:val="right" w:leader="dot" w:pos="8312"/>
             </w:tabs>
-            <w:rPr>
-              <w:rFonts w:hint="default" w:ascii="Times New Roman" w:hAnsi="Times New Roman" w:cs="Times New Roman"/>
-            </w:rPr>
           </w:pPr>
           <w:r>
             <w:rPr>
@@ -4014,7 +3094,7 @@
             <w:rPr>
               <w:rFonts w:hint="default" w:ascii="Times New Roman" w:hAnsi="Times New Roman" w:eastAsia="仿宋" w:cs="Times New Roman"/>
             </w:rPr>
-            <w:instrText xml:space="preserve"> HYPERLINK \l _Toc18503 </w:instrText>
+            <w:instrText xml:space="preserve"> HYPERLINK \l _Toc13783 </w:instrText>
           </w:r>
           <w:r>
             <w:rPr>
@@ -4029,39 +3109,21 @@
             <w:t>4.1.3 上下文丢失</w:t>
           </w:r>
           <w:r>
-            <w:rPr>
-              <w:rFonts w:hint="default" w:ascii="Times New Roman" w:hAnsi="Times New Roman" w:cs="Times New Roman"/>
-            </w:rPr>
             <w:tab/>
           </w:r>
           <w:r>
-            <w:rPr>
-              <w:rFonts w:hint="default" w:ascii="Times New Roman" w:hAnsi="Times New Roman" w:cs="Times New Roman"/>
-            </w:rPr>
             <w:fldChar w:fldCharType="begin"/>
           </w:r>
           <w:r>
-            <w:rPr>
-              <w:rFonts w:hint="default" w:ascii="Times New Roman" w:hAnsi="Times New Roman" w:cs="Times New Roman"/>
-            </w:rPr>
-            <w:instrText xml:space="preserve"> PAGEREF _Toc18503 \h </w:instrText>
-          </w:r>
-          <w:r>
-            <w:rPr>
-              <w:rFonts w:hint="default" w:ascii="Times New Roman" w:hAnsi="Times New Roman" w:cs="Times New Roman"/>
-            </w:rPr>
+            <w:instrText xml:space="preserve"> PAGEREF _Toc13783 \h </w:instrText>
+          </w:r>
+          <w:r>
             <w:fldChar w:fldCharType="separate"/>
           </w:r>
           <w:r>
-            <w:rPr>
-              <w:rFonts w:hint="default" w:ascii="Times New Roman" w:hAnsi="Times New Roman" w:cs="Times New Roman"/>
-            </w:rPr>
-            <w:t>29</w:t>
-          </w:r>
-          <w:r>
-            <w:rPr>
-              <w:rFonts w:hint="default" w:ascii="Times New Roman" w:hAnsi="Times New Roman" w:cs="Times New Roman"/>
-            </w:rPr>
+            <w:t>27</w:t>
+          </w:r>
+          <w:r>
             <w:fldChar w:fldCharType="end"/>
           </w:r>
           <w:r>
@@ -4078,9 +3140,6 @@
             <w:tabs>
               <w:tab w:val="right" w:leader="dot" w:pos="8312"/>
             </w:tabs>
-            <w:rPr>
-              <w:rFonts w:hint="default" w:ascii="Times New Roman" w:hAnsi="Times New Roman" w:cs="Times New Roman"/>
-            </w:rPr>
           </w:pPr>
           <w:r>
             <w:rPr>
@@ -4093,7 +3152,7 @@
             <w:rPr>
               <w:rFonts w:hint="default" w:ascii="Times New Roman" w:hAnsi="Times New Roman" w:eastAsia="仿宋" w:cs="Times New Roman"/>
             </w:rPr>
-            <w:instrText xml:space="preserve"> HYPERLINK \l _Toc19471 </w:instrText>
+            <w:instrText xml:space="preserve"> HYPERLINK \l _Toc15734 </w:instrText>
           </w:r>
           <w:r>
             <w:rPr>
@@ -4103,7 +3162,7 @@
           </w:r>
           <w:r>
             <w:rPr>
-              <w:rFonts w:hint="default" w:ascii="Times New Roman" w:hAnsi="Times New Roman" w:eastAsia="仿宋" w:cs="Times New Roman"/>
+              <w:rFonts w:hint="eastAsia" w:ascii="仿宋" w:hAnsi="仿宋" w:eastAsia="仿宋" w:cs="Times New Roman"/>
               <w:i w:val="0"/>
             </w:rPr>
             <w:t xml:space="preserve">4.2 </w:t>
@@ -4115,39 +3174,21 @@
             <w:t>Agent自动化的风险</w:t>
           </w:r>
           <w:r>
-            <w:rPr>
-              <w:rFonts w:hint="default" w:ascii="Times New Roman" w:hAnsi="Times New Roman" w:cs="Times New Roman"/>
-            </w:rPr>
             <w:tab/>
           </w:r>
           <w:r>
-            <w:rPr>
-              <w:rFonts w:hint="default" w:ascii="Times New Roman" w:hAnsi="Times New Roman" w:cs="Times New Roman"/>
-            </w:rPr>
             <w:fldChar w:fldCharType="begin"/>
           </w:r>
           <w:r>
-            <w:rPr>
-              <w:rFonts w:hint="default" w:ascii="Times New Roman" w:hAnsi="Times New Roman" w:cs="Times New Roman"/>
-            </w:rPr>
-            <w:instrText xml:space="preserve"> PAGEREF _Toc19471 \h </w:instrText>
-          </w:r>
-          <w:r>
-            <w:rPr>
-              <w:rFonts w:hint="default" w:ascii="Times New Roman" w:hAnsi="Times New Roman" w:cs="Times New Roman"/>
-            </w:rPr>
+            <w:instrText xml:space="preserve"> PAGEREF _Toc15734 \h </w:instrText>
+          </w:r>
+          <w:r>
             <w:fldChar w:fldCharType="separate"/>
           </w:r>
           <w:r>
-            <w:rPr>
-              <w:rFonts w:hint="default" w:ascii="Times New Roman" w:hAnsi="Times New Roman" w:cs="Times New Roman"/>
-            </w:rPr>
-            <w:t>30</w:t>
-          </w:r>
-          <w:r>
-            <w:rPr>
-              <w:rFonts w:hint="default" w:ascii="Times New Roman" w:hAnsi="Times New Roman" w:cs="Times New Roman"/>
-            </w:rPr>
+            <w:t>28</w:t>
+          </w:r>
+          <w:r>
             <w:fldChar w:fldCharType="end"/>
           </w:r>
           <w:r>
@@ -4164,9 +3205,6 @@
             <w:tabs>
               <w:tab w:val="right" w:leader="dot" w:pos="8312"/>
             </w:tabs>
-            <w:rPr>
-              <w:rFonts w:hint="default" w:ascii="Times New Roman" w:hAnsi="Times New Roman" w:cs="Times New Roman"/>
-            </w:rPr>
           </w:pPr>
           <w:r>
             <w:rPr>
@@ -4179,7 +3217,7 @@
             <w:rPr>
               <w:rFonts w:hint="default" w:ascii="Times New Roman" w:hAnsi="Times New Roman" w:eastAsia="仿宋" w:cs="Times New Roman"/>
             </w:rPr>
-            <w:instrText xml:space="preserve"> HYPERLINK \l _Toc7467 </w:instrText>
+            <w:instrText xml:space="preserve"> HYPERLINK \l _Toc12000 </w:instrText>
           </w:r>
           <w:r>
             <w:rPr>
@@ -4194,39 +3232,21 @@
             <w:t>4.2.1 操作不可逆</w:t>
           </w:r>
           <w:r>
-            <w:rPr>
-              <w:rFonts w:hint="default" w:ascii="Times New Roman" w:hAnsi="Times New Roman" w:cs="Times New Roman"/>
-            </w:rPr>
             <w:tab/>
           </w:r>
           <w:r>
-            <w:rPr>
-              <w:rFonts w:hint="default" w:ascii="Times New Roman" w:hAnsi="Times New Roman" w:cs="Times New Roman"/>
-            </w:rPr>
             <w:fldChar w:fldCharType="begin"/>
           </w:r>
           <w:r>
-            <w:rPr>
-              <w:rFonts w:hint="default" w:ascii="Times New Roman" w:hAnsi="Times New Roman" w:cs="Times New Roman"/>
-            </w:rPr>
-            <w:instrText xml:space="preserve"> PAGEREF _Toc7467 \h </w:instrText>
-          </w:r>
-          <w:r>
-            <w:rPr>
-              <w:rFonts w:hint="default" w:ascii="Times New Roman" w:hAnsi="Times New Roman" w:cs="Times New Roman"/>
-            </w:rPr>
+            <w:instrText xml:space="preserve"> PAGEREF _Toc12000 \h </w:instrText>
+          </w:r>
+          <w:r>
             <w:fldChar w:fldCharType="separate"/>
           </w:r>
           <w:r>
-            <w:rPr>
-              <w:rFonts w:hint="default" w:ascii="Times New Roman" w:hAnsi="Times New Roman" w:cs="Times New Roman"/>
-            </w:rPr>
-            <w:t>30</w:t>
-          </w:r>
-          <w:r>
-            <w:rPr>
-              <w:rFonts w:hint="default" w:ascii="Times New Roman" w:hAnsi="Times New Roman" w:cs="Times New Roman"/>
-            </w:rPr>
+            <w:t>28</w:t>
+          </w:r>
+          <w:r>
             <w:fldChar w:fldCharType="end"/>
           </w:r>
           <w:r>
@@ -4243,9 +3263,6 @@
             <w:tabs>
               <w:tab w:val="right" w:leader="dot" w:pos="8312"/>
             </w:tabs>
-            <w:rPr>
-              <w:rFonts w:hint="default" w:ascii="Times New Roman" w:hAnsi="Times New Roman" w:cs="Times New Roman"/>
-            </w:rPr>
           </w:pPr>
           <w:r>
             <w:rPr>
@@ -4258,7 +3275,7 @@
             <w:rPr>
               <w:rFonts w:hint="default" w:ascii="Times New Roman" w:hAnsi="Times New Roman" w:eastAsia="仿宋" w:cs="Times New Roman"/>
             </w:rPr>
-            <w:instrText xml:space="preserve"> HYPERLINK \l _Toc15021 </w:instrText>
+            <w:instrText xml:space="preserve"> HYPERLINK \l _Toc22334 </w:instrText>
           </w:r>
           <w:r>
             <w:rPr>
@@ -4273,125 +3290,21 @@
             <w:t>4.2.2 连环错误</w:t>
           </w:r>
           <w:r>
-            <w:rPr>
-              <w:rFonts w:hint="default" w:ascii="Times New Roman" w:hAnsi="Times New Roman" w:cs="Times New Roman"/>
-            </w:rPr>
             <w:tab/>
           </w:r>
           <w:r>
-            <w:rPr>
-              <w:rFonts w:hint="default" w:ascii="Times New Roman" w:hAnsi="Times New Roman" w:cs="Times New Roman"/>
-            </w:rPr>
             <w:fldChar w:fldCharType="begin"/>
           </w:r>
           <w:r>
-            <w:rPr>
-              <w:rFonts w:hint="default" w:ascii="Times New Roman" w:hAnsi="Times New Roman" w:cs="Times New Roman"/>
-            </w:rPr>
-            <w:instrText xml:space="preserve"> PAGEREF _Toc15021 \h </w:instrText>
-          </w:r>
-          <w:r>
-            <w:rPr>
-              <w:rFonts w:hint="default" w:ascii="Times New Roman" w:hAnsi="Times New Roman" w:cs="Times New Roman"/>
-            </w:rPr>
+            <w:instrText xml:space="preserve"> PAGEREF _Toc22334 \h </w:instrText>
+          </w:r>
+          <w:r>
             <w:fldChar w:fldCharType="separate"/>
           </w:r>
           <w:r>
-            <w:rPr>
-              <w:rFonts w:hint="default" w:ascii="Times New Roman" w:hAnsi="Times New Roman" w:cs="Times New Roman"/>
-            </w:rPr>
-            <w:t>31</w:t>
-          </w:r>
-          <w:r>
-            <w:rPr>
-              <w:rFonts w:hint="default" w:ascii="Times New Roman" w:hAnsi="Times New Roman" w:cs="Times New Roman"/>
-            </w:rPr>
-            <w:fldChar w:fldCharType="end"/>
-          </w:r>
-          <w:r>
-            <w:rPr>
-              <w:rFonts w:hint="default" w:ascii="Times New Roman" w:hAnsi="Times New Roman" w:eastAsia="仿宋" w:cs="Times New Roman"/>
-              <w:color w:val="auto"/>
-            </w:rPr>
-            <w:fldChar w:fldCharType="end"/>
-          </w:r>
-        </w:p>
-        <w:p>
-          <w:pPr>
-            <w:pStyle w:val="27"/>
-            <w:tabs>
-              <w:tab w:val="right" w:leader="dot" w:pos="8312"/>
-            </w:tabs>
-            <w:rPr>
-              <w:rFonts w:hint="default" w:ascii="Times New Roman" w:hAnsi="Times New Roman" w:cs="Times New Roman"/>
-            </w:rPr>
-          </w:pPr>
-          <w:r>
-            <w:rPr>
-              <w:rFonts w:hint="default" w:ascii="Times New Roman" w:hAnsi="Times New Roman" w:eastAsia="仿宋" w:cs="Times New Roman"/>
-              <w:color w:val="auto"/>
-            </w:rPr>
-            <w:fldChar w:fldCharType="begin"/>
-          </w:r>
-          <w:r>
-            <w:rPr>
-              <w:rFonts w:hint="default" w:ascii="Times New Roman" w:hAnsi="Times New Roman" w:eastAsia="仿宋" w:cs="Times New Roman"/>
-            </w:rPr>
-            <w:instrText xml:space="preserve"> HYPERLINK \l _Toc32025 </w:instrText>
-          </w:r>
-          <w:r>
-            <w:rPr>
-              <w:rFonts w:hint="default" w:ascii="Times New Roman" w:hAnsi="Times New Roman" w:eastAsia="仿宋" w:cs="Times New Roman"/>
-            </w:rPr>
-            <w:fldChar w:fldCharType="separate"/>
-          </w:r>
-          <w:r>
-            <w:rPr>
-              <w:rFonts w:hint="default" w:ascii="Times New Roman" w:hAnsi="Times New Roman" w:eastAsia="仿宋" w:cs="Times New Roman"/>
-              <w:i w:val="0"/>
-            </w:rPr>
-            <w:t xml:space="preserve">4.3 </w:t>
-          </w:r>
-          <w:r>
-            <w:rPr>
-              <w:rFonts w:hint="default" w:ascii="Times New Roman" w:hAnsi="Times New Roman" w:eastAsia="仿宋" w:cs="Times New Roman"/>
-            </w:rPr>
-            <w:t>总结</w:t>
-          </w:r>
-          <w:r>
-            <w:rPr>
-              <w:rFonts w:hint="default" w:ascii="Times New Roman" w:hAnsi="Times New Roman" w:cs="Times New Roman"/>
-            </w:rPr>
-            <w:tab/>
-          </w:r>
-          <w:r>
-            <w:rPr>
-              <w:rFonts w:hint="default" w:ascii="Times New Roman" w:hAnsi="Times New Roman" w:cs="Times New Roman"/>
-            </w:rPr>
-            <w:fldChar w:fldCharType="begin"/>
-          </w:r>
-          <w:r>
-            <w:rPr>
-              <w:rFonts w:hint="default" w:ascii="Times New Roman" w:hAnsi="Times New Roman" w:cs="Times New Roman"/>
-            </w:rPr>
-            <w:instrText xml:space="preserve"> PAGEREF _Toc32025 \h </w:instrText>
-          </w:r>
-          <w:r>
-            <w:rPr>
-              <w:rFonts w:hint="default" w:ascii="Times New Roman" w:hAnsi="Times New Roman" w:cs="Times New Roman"/>
-            </w:rPr>
-            <w:fldChar w:fldCharType="separate"/>
-          </w:r>
-          <w:r>
-            <w:rPr>
-              <w:rFonts w:hint="default" w:ascii="Times New Roman" w:hAnsi="Times New Roman" w:cs="Times New Roman"/>
-            </w:rPr>
-            <w:t>32</w:t>
-          </w:r>
-          <w:r>
-            <w:rPr>
-              <w:rFonts w:hint="default" w:ascii="Times New Roman" w:hAnsi="Times New Roman" w:cs="Times New Roman"/>
-            </w:rPr>
+            <w:t>29</w:t>
+          </w:r>
+          <w:r>
             <w:fldChar w:fldCharType="end"/>
           </w:r>
           <w:r>
@@ -4408,9 +3321,6 @@
             <w:tabs>
               <w:tab w:val="right" w:leader="dot" w:pos="8312"/>
             </w:tabs>
-            <w:rPr>
-              <w:rFonts w:hint="default" w:ascii="Times New Roman" w:hAnsi="Times New Roman" w:cs="Times New Roman"/>
-            </w:rPr>
           </w:pPr>
           <w:r>
             <w:rPr>
@@ -4423,7 +3333,7 @@
             <w:rPr>
               <w:rFonts w:hint="default" w:ascii="Times New Roman" w:hAnsi="Times New Roman" w:eastAsia="仿宋" w:cs="Times New Roman"/>
             </w:rPr>
-            <w:instrText xml:space="preserve"> HYPERLINK \l _Toc15533 </w:instrText>
+            <w:instrText xml:space="preserve"> HYPERLINK \l _Toc26625 </w:instrText>
           </w:r>
           <w:r>
             <w:rPr>
@@ -4467,44 +3377,27 @@
           </w:r>
           <w:r>
             <w:rPr>
-              <w:rFonts w:hint="default" w:ascii="Times New Roman" w:hAnsi="Times New Roman" w:eastAsia="仿宋" w:cs="Times New Roman"/>
-            </w:rPr>
-            <w:t>落地与学习计划</w:t>
-          </w:r>
-          <w:r>
-            <w:rPr>
-              <w:rFonts w:hint="default" w:ascii="Times New Roman" w:hAnsi="Times New Roman" w:cs="Times New Roman"/>
-            </w:rPr>
+              <w:rFonts w:hint="eastAsia" w:ascii="Times New Roman" w:hAnsi="Times New Roman" w:cs="Times New Roman"/>
+              <w:lang w:val="en-US" w:eastAsia="zh-CN"/>
+            </w:rPr>
+            <w:t>学习路线建议</w:t>
+          </w:r>
+          <w:r>
             <w:tab/>
           </w:r>
           <w:r>
-            <w:rPr>
-              <w:rFonts w:hint="default" w:ascii="Times New Roman" w:hAnsi="Times New Roman" w:cs="Times New Roman"/>
-            </w:rPr>
             <w:fldChar w:fldCharType="begin"/>
           </w:r>
           <w:r>
-            <w:rPr>
-              <w:rFonts w:hint="default" w:ascii="Times New Roman" w:hAnsi="Times New Roman" w:cs="Times New Roman"/>
-            </w:rPr>
-            <w:instrText xml:space="preserve"> PAGEREF _Toc15533 \h </w:instrText>
-          </w:r>
-          <w:r>
-            <w:rPr>
-              <w:rFonts w:hint="default" w:ascii="Times New Roman" w:hAnsi="Times New Roman" w:cs="Times New Roman"/>
-            </w:rPr>
+            <w:instrText xml:space="preserve"> PAGEREF _Toc26625 \h </w:instrText>
+          </w:r>
+          <w:r>
             <w:fldChar w:fldCharType="separate"/>
           </w:r>
           <w:r>
-            <w:rPr>
-              <w:rFonts w:hint="default" w:ascii="Times New Roman" w:hAnsi="Times New Roman" w:cs="Times New Roman"/>
-            </w:rPr>
-            <w:t>32</w:t>
-          </w:r>
-          <w:r>
-            <w:rPr>
-              <w:rFonts w:hint="default" w:ascii="Times New Roman" w:hAnsi="Times New Roman" w:cs="Times New Roman"/>
-            </w:rPr>
+            <w:t>30</w:t>
+          </w:r>
+          <w:r>
             <w:fldChar w:fldCharType="end"/>
           </w:r>
           <w:r>
@@ -4521,9 +3414,6 @@
             <w:tabs>
               <w:tab w:val="right" w:leader="dot" w:pos="8312"/>
             </w:tabs>
-            <w:rPr>
-              <w:rFonts w:hint="default" w:ascii="Times New Roman" w:hAnsi="Times New Roman" w:cs="Times New Roman"/>
-            </w:rPr>
           </w:pPr>
           <w:r>
             <w:rPr>
@@ -4536,7 +3426,7 @@
             <w:rPr>
               <w:rFonts w:hint="default" w:ascii="Times New Roman" w:hAnsi="Times New Roman" w:eastAsia="仿宋" w:cs="Times New Roman"/>
             </w:rPr>
-            <w:instrText xml:space="preserve"> HYPERLINK \l _Toc8789 </w:instrText>
+            <w:instrText xml:space="preserve"> HYPERLINK \l _Toc22805 </w:instrText>
           </w:r>
           <w:r>
             <w:rPr>
@@ -4546,7 +3436,7 @@
           </w:r>
           <w:r>
             <w:rPr>
-              <w:rFonts w:hint="default" w:ascii="Times New Roman" w:hAnsi="Times New Roman" w:eastAsia="仿宋" w:cs="Times New Roman"/>
+              <w:rFonts w:hint="eastAsia" w:ascii="仿宋" w:hAnsi="仿宋" w:eastAsia="仿宋" w:cs="Times New Roman"/>
               <w:i w:val="0"/>
             </w:rPr>
             <w:t xml:space="preserve">5.1 </w:t>
@@ -4558,39 +3448,21 @@
             <w:t>基础建立</w:t>
           </w:r>
           <w:r>
-            <w:rPr>
-              <w:rFonts w:hint="default" w:ascii="Times New Roman" w:hAnsi="Times New Roman" w:cs="Times New Roman"/>
-            </w:rPr>
             <w:tab/>
           </w:r>
           <w:r>
-            <w:rPr>
-              <w:rFonts w:hint="default" w:ascii="Times New Roman" w:hAnsi="Times New Roman" w:cs="Times New Roman"/>
-            </w:rPr>
             <w:fldChar w:fldCharType="begin"/>
           </w:r>
           <w:r>
-            <w:rPr>
-              <w:rFonts w:hint="default" w:ascii="Times New Roman" w:hAnsi="Times New Roman" w:cs="Times New Roman"/>
-            </w:rPr>
-            <w:instrText xml:space="preserve"> PAGEREF _Toc8789 \h </w:instrText>
-          </w:r>
-          <w:r>
-            <w:rPr>
-              <w:rFonts w:hint="default" w:ascii="Times New Roman" w:hAnsi="Times New Roman" w:cs="Times New Roman"/>
-            </w:rPr>
+            <w:instrText xml:space="preserve"> PAGEREF _Toc22805 \h </w:instrText>
+          </w:r>
+          <w:r>
             <w:fldChar w:fldCharType="separate"/>
           </w:r>
           <w:r>
-            <w:rPr>
-              <w:rFonts w:hint="default" w:ascii="Times New Roman" w:hAnsi="Times New Roman" w:cs="Times New Roman"/>
-            </w:rPr>
-            <w:t>32</w:t>
-          </w:r>
-          <w:r>
-            <w:rPr>
-              <w:rFonts w:hint="default" w:ascii="Times New Roman" w:hAnsi="Times New Roman" w:cs="Times New Roman"/>
-            </w:rPr>
+            <w:t>30</w:t>
+          </w:r>
+          <w:r>
             <w:fldChar w:fldCharType="end"/>
           </w:r>
           <w:r>
@@ -4607,9 +3479,6 @@
             <w:tabs>
               <w:tab w:val="right" w:leader="dot" w:pos="8312"/>
             </w:tabs>
-            <w:rPr>
-              <w:rFonts w:hint="default" w:ascii="Times New Roman" w:hAnsi="Times New Roman" w:cs="Times New Roman"/>
-            </w:rPr>
           </w:pPr>
           <w:r>
             <w:rPr>
@@ -4622,7 +3491,7 @@
             <w:rPr>
               <w:rFonts w:hint="default" w:ascii="Times New Roman" w:hAnsi="Times New Roman" w:eastAsia="仿宋" w:cs="Times New Roman"/>
             </w:rPr>
-            <w:instrText xml:space="preserve"> HYPERLINK \l _Toc6498 </w:instrText>
+            <w:instrText xml:space="preserve"> HYPERLINK \l _Toc6385 </w:instrText>
           </w:r>
           <w:r>
             <w:rPr>
@@ -4637,39 +3506,21 @@
             <w:t>5.1.1 目标</w:t>
           </w:r>
           <w:r>
-            <w:rPr>
-              <w:rFonts w:hint="default" w:ascii="Times New Roman" w:hAnsi="Times New Roman" w:cs="Times New Roman"/>
-            </w:rPr>
             <w:tab/>
           </w:r>
           <w:r>
-            <w:rPr>
-              <w:rFonts w:hint="default" w:ascii="Times New Roman" w:hAnsi="Times New Roman" w:cs="Times New Roman"/>
-            </w:rPr>
             <w:fldChar w:fldCharType="begin"/>
           </w:r>
           <w:r>
-            <w:rPr>
-              <w:rFonts w:hint="default" w:ascii="Times New Roman" w:hAnsi="Times New Roman" w:cs="Times New Roman"/>
-            </w:rPr>
-            <w:instrText xml:space="preserve"> PAGEREF _Toc6498 \h </w:instrText>
-          </w:r>
-          <w:r>
-            <w:rPr>
-              <w:rFonts w:hint="default" w:ascii="Times New Roman" w:hAnsi="Times New Roman" w:cs="Times New Roman"/>
-            </w:rPr>
+            <w:instrText xml:space="preserve"> PAGEREF _Toc6385 \h </w:instrText>
+          </w:r>
+          <w:r>
             <w:fldChar w:fldCharType="separate"/>
           </w:r>
           <w:r>
-            <w:rPr>
-              <w:rFonts w:hint="default" w:ascii="Times New Roman" w:hAnsi="Times New Roman" w:cs="Times New Roman"/>
-            </w:rPr>
-            <w:t>32</w:t>
-          </w:r>
-          <w:r>
-            <w:rPr>
-              <w:rFonts w:hint="default" w:ascii="Times New Roman" w:hAnsi="Times New Roman" w:cs="Times New Roman"/>
-            </w:rPr>
+            <w:t>30</w:t>
+          </w:r>
+          <w:r>
             <w:fldChar w:fldCharType="end"/>
           </w:r>
           <w:r>
@@ -4686,9 +3537,6 @@
             <w:tabs>
               <w:tab w:val="right" w:leader="dot" w:pos="8312"/>
             </w:tabs>
-            <w:rPr>
-              <w:rFonts w:hint="default" w:ascii="Times New Roman" w:hAnsi="Times New Roman" w:cs="Times New Roman"/>
-            </w:rPr>
           </w:pPr>
           <w:r>
             <w:rPr>
@@ -4701,7 +3549,7 @@
             <w:rPr>
               <w:rFonts w:hint="default" w:ascii="Times New Roman" w:hAnsi="Times New Roman" w:eastAsia="仿宋" w:cs="Times New Roman"/>
             </w:rPr>
-            <w:instrText xml:space="preserve"> HYPERLINK \l _Toc15515 </w:instrText>
+            <w:instrText xml:space="preserve"> HYPERLINK \l _Toc26759 </w:instrText>
           </w:r>
           <w:r>
             <w:rPr>
@@ -4716,39 +3564,21 @@
             <w:t>5.1.2 学习内容</w:t>
           </w:r>
           <w:r>
-            <w:rPr>
-              <w:rFonts w:hint="default" w:ascii="Times New Roman" w:hAnsi="Times New Roman" w:cs="Times New Roman"/>
-            </w:rPr>
             <w:tab/>
           </w:r>
           <w:r>
-            <w:rPr>
-              <w:rFonts w:hint="default" w:ascii="Times New Roman" w:hAnsi="Times New Roman" w:cs="Times New Roman"/>
-            </w:rPr>
             <w:fldChar w:fldCharType="begin"/>
           </w:r>
           <w:r>
-            <w:rPr>
-              <w:rFonts w:hint="default" w:ascii="Times New Roman" w:hAnsi="Times New Roman" w:cs="Times New Roman"/>
-            </w:rPr>
-            <w:instrText xml:space="preserve"> PAGEREF _Toc15515 \h </w:instrText>
-          </w:r>
-          <w:r>
-            <w:rPr>
-              <w:rFonts w:hint="default" w:ascii="Times New Roman" w:hAnsi="Times New Roman" w:cs="Times New Roman"/>
-            </w:rPr>
+            <w:instrText xml:space="preserve"> PAGEREF _Toc26759 \h </w:instrText>
+          </w:r>
+          <w:r>
             <w:fldChar w:fldCharType="separate"/>
           </w:r>
           <w:r>
-            <w:rPr>
-              <w:rFonts w:hint="default" w:ascii="Times New Roman" w:hAnsi="Times New Roman" w:cs="Times New Roman"/>
-            </w:rPr>
-            <w:t>33</w:t>
-          </w:r>
-          <w:r>
-            <w:rPr>
-              <w:rFonts w:hint="default" w:ascii="Times New Roman" w:hAnsi="Times New Roman" w:cs="Times New Roman"/>
-            </w:rPr>
+            <w:t>31</w:t>
+          </w:r>
+          <w:r>
             <w:fldChar w:fldCharType="end"/>
           </w:r>
           <w:r>
@@ -4765,9 +3595,6 @@
             <w:tabs>
               <w:tab w:val="right" w:leader="dot" w:pos="8312"/>
             </w:tabs>
-            <w:rPr>
-              <w:rFonts w:hint="default" w:ascii="Times New Roman" w:hAnsi="Times New Roman" w:cs="Times New Roman"/>
-            </w:rPr>
           </w:pPr>
           <w:r>
             <w:rPr>
@@ -4780,7 +3607,7 @@
             <w:rPr>
               <w:rFonts w:hint="default" w:ascii="Times New Roman" w:hAnsi="Times New Roman" w:eastAsia="仿宋" w:cs="Times New Roman"/>
             </w:rPr>
-            <w:instrText xml:space="preserve"> HYPERLINK \l _Toc30848 </w:instrText>
+            <w:instrText xml:space="preserve"> HYPERLINK \l _Toc13047 </w:instrText>
           </w:r>
           <w:r>
             <w:rPr>
@@ -4795,39 +3622,21 @@
             <w:t>5.1.3 阶段完成标志</w:t>
           </w:r>
           <w:r>
-            <w:rPr>
-              <w:rFonts w:hint="default" w:ascii="Times New Roman" w:hAnsi="Times New Roman" w:cs="Times New Roman"/>
-            </w:rPr>
             <w:tab/>
           </w:r>
           <w:r>
-            <w:rPr>
-              <w:rFonts w:hint="default" w:ascii="Times New Roman" w:hAnsi="Times New Roman" w:cs="Times New Roman"/>
-            </w:rPr>
             <w:fldChar w:fldCharType="begin"/>
           </w:r>
           <w:r>
-            <w:rPr>
-              <w:rFonts w:hint="default" w:ascii="Times New Roman" w:hAnsi="Times New Roman" w:cs="Times New Roman"/>
-            </w:rPr>
-            <w:instrText xml:space="preserve"> PAGEREF _Toc30848 \h </w:instrText>
-          </w:r>
-          <w:r>
-            <w:rPr>
-              <w:rFonts w:hint="default" w:ascii="Times New Roman" w:hAnsi="Times New Roman" w:cs="Times New Roman"/>
-            </w:rPr>
+            <w:instrText xml:space="preserve"> PAGEREF _Toc13047 \h </w:instrText>
+          </w:r>
+          <w:r>
             <w:fldChar w:fldCharType="separate"/>
           </w:r>
           <w:r>
-            <w:rPr>
-              <w:rFonts w:hint="default" w:ascii="Times New Roman" w:hAnsi="Times New Roman" w:cs="Times New Roman"/>
-            </w:rPr>
-            <w:t>33</w:t>
-          </w:r>
-          <w:r>
-            <w:rPr>
-              <w:rFonts w:hint="default" w:ascii="Times New Roman" w:hAnsi="Times New Roman" w:cs="Times New Roman"/>
-            </w:rPr>
+            <w:t>31</w:t>
+          </w:r>
+          <w:r>
             <w:fldChar w:fldCharType="end"/>
           </w:r>
           <w:r>
@@ -4844,9 +3653,6 @@
             <w:tabs>
               <w:tab w:val="right" w:leader="dot" w:pos="8312"/>
             </w:tabs>
-            <w:rPr>
-              <w:rFonts w:hint="default" w:ascii="Times New Roman" w:hAnsi="Times New Roman" w:cs="Times New Roman"/>
-            </w:rPr>
           </w:pPr>
           <w:r>
             <w:rPr>
@@ -4859,7 +3665,7 @@
             <w:rPr>
               <w:rFonts w:hint="default" w:ascii="Times New Roman" w:hAnsi="Times New Roman" w:eastAsia="仿宋" w:cs="Times New Roman"/>
             </w:rPr>
-            <w:instrText xml:space="preserve"> HYPERLINK \l _Toc22546 </w:instrText>
+            <w:instrText xml:space="preserve"> HYPERLINK \l _Toc13310 </w:instrText>
           </w:r>
           <w:r>
             <w:rPr>
@@ -4869,7 +3675,7 @@
           </w:r>
           <w:r>
             <w:rPr>
-              <w:rFonts w:hint="default" w:ascii="Times New Roman" w:hAnsi="Times New Roman" w:eastAsia="仿宋" w:cs="Times New Roman"/>
+              <w:rFonts w:hint="eastAsia" w:ascii="仿宋" w:hAnsi="仿宋" w:eastAsia="仿宋" w:cs="Times New Roman"/>
               <w:i w:val="0"/>
             </w:rPr>
             <w:t xml:space="preserve">5.2 </w:t>
@@ -4881,39 +3687,21 @@
             <w:t>规则固化</w:t>
           </w:r>
           <w:r>
-            <w:rPr>
-              <w:rFonts w:hint="default" w:ascii="Times New Roman" w:hAnsi="Times New Roman" w:cs="Times New Roman"/>
-            </w:rPr>
             <w:tab/>
           </w:r>
           <w:r>
-            <w:rPr>
-              <w:rFonts w:hint="default" w:ascii="Times New Roman" w:hAnsi="Times New Roman" w:cs="Times New Roman"/>
-            </w:rPr>
             <w:fldChar w:fldCharType="begin"/>
           </w:r>
           <w:r>
-            <w:rPr>
-              <w:rFonts w:hint="default" w:ascii="Times New Roman" w:hAnsi="Times New Roman" w:cs="Times New Roman"/>
-            </w:rPr>
-            <w:instrText xml:space="preserve"> PAGEREF _Toc22546 \h </w:instrText>
-          </w:r>
-          <w:r>
-            <w:rPr>
-              <w:rFonts w:hint="default" w:ascii="Times New Roman" w:hAnsi="Times New Roman" w:cs="Times New Roman"/>
-            </w:rPr>
+            <w:instrText xml:space="preserve"> PAGEREF _Toc13310 \h </w:instrText>
+          </w:r>
+          <w:r>
             <w:fldChar w:fldCharType="separate"/>
           </w:r>
           <w:r>
-            <w:rPr>
-              <w:rFonts w:hint="default" w:ascii="Times New Roman" w:hAnsi="Times New Roman" w:cs="Times New Roman"/>
-            </w:rPr>
-            <w:t>33</w:t>
-          </w:r>
-          <w:r>
-            <w:rPr>
-              <w:rFonts w:hint="default" w:ascii="Times New Roman" w:hAnsi="Times New Roman" w:cs="Times New Roman"/>
-            </w:rPr>
+            <w:t>31</w:t>
+          </w:r>
+          <w:r>
             <w:fldChar w:fldCharType="end"/>
           </w:r>
           <w:r>
@@ -4930,9 +3718,6 @@
             <w:tabs>
               <w:tab w:val="right" w:leader="dot" w:pos="8312"/>
             </w:tabs>
-            <w:rPr>
-              <w:rFonts w:hint="default" w:ascii="Times New Roman" w:hAnsi="Times New Roman" w:cs="Times New Roman"/>
-            </w:rPr>
           </w:pPr>
           <w:r>
             <w:rPr>
@@ -4945,7 +3730,7 @@
             <w:rPr>
               <w:rFonts w:hint="default" w:ascii="Times New Roman" w:hAnsi="Times New Roman" w:eastAsia="仿宋" w:cs="Times New Roman"/>
             </w:rPr>
-            <w:instrText xml:space="preserve"> HYPERLINK \l _Toc13261 </w:instrText>
+            <w:instrText xml:space="preserve"> HYPERLINK \l _Toc11278 </w:instrText>
           </w:r>
           <w:r>
             <w:rPr>
@@ -4960,39 +3745,21 @@
             <w:t>5.2.1 目标</w:t>
           </w:r>
           <w:r>
-            <w:rPr>
-              <w:rFonts w:hint="default" w:ascii="Times New Roman" w:hAnsi="Times New Roman" w:cs="Times New Roman"/>
-            </w:rPr>
             <w:tab/>
           </w:r>
           <w:r>
-            <w:rPr>
-              <w:rFonts w:hint="default" w:ascii="Times New Roman" w:hAnsi="Times New Roman" w:cs="Times New Roman"/>
-            </w:rPr>
             <w:fldChar w:fldCharType="begin"/>
           </w:r>
           <w:r>
-            <w:rPr>
-              <w:rFonts w:hint="default" w:ascii="Times New Roman" w:hAnsi="Times New Roman" w:cs="Times New Roman"/>
-            </w:rPr>
-            <w:instrText xml:space="preserve"> PAGEREF _Toc13261 \h </w:instrText>
-          </w:r>
-          <w:r>
-            <w:rPr>
-              <w:rFonts w:hint="default" w:ascii="Times New Roman" w:hAnsi="Times New Roman" w:cs="Times New Roman"/>
-            </w:rPr>
+            <w:instrText xml:space="preserve"> PAGEREF _Toc11278 \h </w:instrText>
+          </w:r>
+          <w:r>
             <w:fldChar w:fldCharType="separate"/>
           </w:r>
           <w:r>
-            <w:rPr>
-              <w:rFonts w:hint="default" w:ascii="Times New Roman" w:hAnsi="Times New Roman" w:cs="Times New Roman"/>
-            </w:rPr>
-            <w:t>33</w:t>
-          </w:r>
-          <w:r>
-            <w:rPr>
-              <w:rFonts w:hint="default" w:ascii="Times New Roman" w:hAnsi="Times New Roman" w:cs="Times New Roman"/>
-            </w:rPr>
+            <w:t>31</w:t>
+          </w:r>
+          <w:r>
             <w:fldChar w:fldCharType="end"/>
           </w:r>
           <w:r>
@@ -5009,9 +3776,6 @@
             <w:tabs>
               <w:tab w:val="right" w:leader="dot" w:pos="8312"/>
             </w:tabs>
-            <w:rPr>
-              <w:rFonts w:hint="default" w:ascii="Times New Roman" w:hAnsi="Times New Roman" w:cs="Times New Roman"/>
-            </w:rPr>
           </w:pPr>
           <w:r>
             <w:rPr>
@@ -5024,7 +3788,7 @@
             <w:rPr>
               <w:rFonts w:hint="default" w:ascii="Times New Roman" w:hAnsi="Times New Roman" w:eastAsia="仿宋" w:cs="Times New Roman"/>
             </w:rPr>
-            <w:instrText xml:space="preserve"> HYPERLINK \l _Toc21686 </w:instrText>
+            <w:instrText xml:space="preserve"> HYPERLINK \l _Toc15843 </w:instrText>
           </w:r>
           <w:r>
             <w:rPr>
@@ -5039,39 +3803,21 @@
             <w:t>5.2.2 学习内容</w:t>
           </w:r>
           <w:r>
-            <w:rPr>
-              <w:rFonts w:hint="default" w:ascii="Times New Roman" w:hAnsi="Times New Roman" w:cs="Times New Roman"/>
-            </w:rPr>
             <w:tab/>
           </w:r>
           <w:r>
-            <w:rPr>
-              <w:rFonts w:hint="default" w:ascii="Times New Roman" w:hAnsi="Times New Roman" w:cs="Times New Roman"/>
-            </w:rPr>
             <w:fldChar w:fldCharType="begin"/>
           </w:r>
           <w:r>
-            <w:rPr>
-              <w:rFonts w:hint="default" w:ascii="Times New Roman" w:hAnsi="Times New Roman" w:cs="Times New Roman"/>
-            </w:rPr>
-            <w:instrText xml:space="preserve"> PAGEREF _Toc21686 \h </w:instrText>
-          </w:r>
-          <w:r>
-            <w:rPr>
-              <w:rFonts w:hint="default" w:ascii="Times New Roman" w:hAnsi="Times New Roman" w:cs="Times New Roman"/>
-            </w:rPr>
+            <w:instrText xml:space="preserve"> PAGEREF _Toc15843 \h </w:instrText>
+          </w:r>
+          <w:r>
             <w:fldChar w:fldCharType="separate"/>
           </w:r>
           <w:r>
-            <w:rPr>
-              <w:rFonts w:hint="default" w:ascii="Times New Roman" w:hAnsi="Times New Roman" w:cs="Times New Roman"/>
-            </w:rPr>
-            <w:t>33</w:t>
-          </w:r>
-          <w:r>
-            <w:rPr>
-              <w:rFonts w:hint="default" w:ascii="Times New Roman" w:hAnsi="Times New Roman" w:cs="Times New Roman"/>
-            </w:rPr>
+            <w:t>31</w:t>
+          </w:r>
+          <w:r>
             <w:fldChar w:fldCharType="end"/>
           </w:r>
           <w:r>
@@ -5088,9 +3834,6 @@
             <w:tabs>
               <w:tab w:val="right" w:leader="dot" w:pos="8312"/>
             </w:tabs>
-            <w:rPr>
-              <w:rFonts w:hint="default" w:ascii="Times New Roman" w:hAnsi="Times New Roman" w:cs="Times New Roman"/>
-            </w:rPr>
           </w:pPr>
           <w:r>
             <w:rPr>
@@ -5103,7 +3846,7 @@
             <w:rPr>
               <w:rFonts w:hint="default" w:ascii="Times New Roman" w:hAnsi="Times New Roman" w:eastAsia="仿宋" w:cs="Times New Roman"/>
             </w:rPr>
-            <w:instrText xml:space="preserve"> HYPERLINK \l _Toc11103 </w:instrText>
+            <w:instrText xml:space="preserve"> HYPERLINK \l _Toc6152 </w:instrText>
           </w:r>
           <w:r>
             <w:rPr>
@@ -5118,39 +3861,21 @@
             <w:t>5.2.3 阶段完成标志</w:t>
           </w:r>
           <w:r>
-            <w:rPr>
-              <w:rFonts w:hint="default" w:ascii="Times New Roman" w:hAnsi="Times New Roman" w:cs="Times New Roman"/>
-            </w:rPr>
             <w:tab/>
           </w:r>
           <w:r>
-            <w:rPr>
-              <w:rFonts w:hint="default" w:ascii="Times New Roman" w:hAnsi="Times New Roman" w:cs="Times New Roman"/>
-            </w:rPr>
             <w:fldChar w:fldCharType="begin"/>
           </w:r>
           <w:r>
-            <w:rPr>
-              <w:rFonts w:hint="default" w:ascii="Times New Roman" w:hAnsi="Times New Roman" w:cs="Times New Roman"/>
-            </w:rPr>
-            <w:instrText xml:space="preserve"> PAGEREF _Toc11103 \h </w:instrText>
-          </w:r>
-          <w:r>
-            <w:rPr>
-              <w:rFonts w:hint="default" w:ascii="Times New Roman" w:hAnsi="Times New Roman" w:cs="Times New Roman"/>
-            </w:rPr>
+            <w:instrText xml:space="preserve"> PAGEREF _Toc6152 \h </w:instrText>
+          </w:r>
+          <w:r>
             <w:fldChar w:fldCharType="separate"/>
           </w:r>
           <w:r>
-            <w:rPr>
-              <w:rFonts w:hint="default" w:ascii="Times New Roman" w:hAnsi="Times New Roman" w:cs="Times New Roman"/>
-            </w:rPr>
-            <w:t>34</w:t>
-          </w:r>
-          <w:r>
-            <w:rPr>
-              <w:rFonts w:hint="default" w:ascii="Times New Roman" w:hAnsi="Times New Roman" w:cs="Times New Roman"/>
-            </w:rPr>
+            <w:t>32</w:t>
+          </w:r>
+          <w:r>
             <w:fldChar w:fldCharType="end"/>
           </w:r>
           <w:r>
@@ -5167,9 +3892,6 @@
             <w:tabs>
               <w:tab w:val="right" w:leader="dot" w:pos="8312"/>
             </w:tabs>
-            <w:rPr>
-              <w:rFonts w:hint="default" w:ascii="Times New Roman" w:hAnsi="Times New Roman" w:cs="Times New Roman"/>
-            </w:rPr>
           </w:pPr>
           <w:r>
             <w:rPr>
@@ -5182,7 +3904,7 @@
             <w:rPr>
               <w:rFonts w:hint="default" w:ascii="Times New Roman" w:hAnsi="Times New Roman" w:eastAsia="仿宋" w:cs="Times New Roman"/>
             </w:rPr>
-            <w:instrText xml:space="preserve"> HYPERLINK \l _Toc14891 </w:instrText>
+            <w:instrText xml:space="preserve"> HYPERLINK \l _Toc8602 </w:instrText>
           </w:r>
           <w:r>
             <w:rPr>
@@ -5192,7 +3914,7 @@
           </w:r>
           <w:r>
             <w:rPr>
-              <w:rFonts w:hint="default" w:ascii="Times New Roman" w:hAnsi="Times New Roman" w:eastAsia="仿宋" w:cs="Times New Roman"/>
+              <w:rFonts w:hint="eastAsia" w:ascii="仿宋" w:hAnsi="仿宋" w:eastAsia="仿宋" w:cs="Times New Roman"/>
               <w:i w:val="0"/>
             </w:rPr>
             <w:t xml:space="preserve">5.3 </w:t>
@@ -5204,39 +3926,21 @@
             <w:t>工作流整合</w:t>
           </w:r>
           <w:r>
-            <w:rPr>
-              <w:rFonts w:hint="default" w:ascii="Times New Roman" w:hAnsi="Times New Roman" w:cs="Times New Roman"/>
-            </w:rPr>
             <w:tab/>
           </w:r>
           <w:r>
-            <w:rPr>
-              <w:rFonts w:hint="default" w:ascii="Times New Roman" w:hAnsi="Times New Roman" w:cs="Times New Roman"/>
-            </w:rPr>
             <w:fldChar w:fldCharType="begin"/>
           </w:r>
           <w:r>
-            <w:rPr>
-              <w:rFonts w:hint="default" w:ascii="Times New Roman" w:hAnsi="Times New Roman" w:cs="Times New Roman"/>
-            </w:rPr>
-            <w:instrText xml:space="preserve"> PAGEREF _Toc14891 \h </w:instrText>
-          </w:r>
-          <w:r>
-            <w:rPr>
-              <w:rFonts w:hint="default" w:ascii="Times New Roman" w:hAnsi="Times New Roman" w:cs="Times New Roman"/>
-            </w:rPr>
+            <w:instrText xml:space="preserve"> PAGEREF _Toc8602 \h </w:instrText>
+          </w:r>
+          <w:r>
             <w:fldChar w:fldCharType="separate"/>
           </w:r>
           <w:r>
-            <w:rPr>
-              <w:rFonts w:hint="default" w:ascii="Times New Roman" w:hAnsi="Times New Roman" w:cs="Times New Roman"/>
-            </w:rPr>
-            <w:t>34</w:t>
-          </w:r>
-          <w:r>
-            <w:rPr>
-              <w:rFonts w:hint="default" w:ascii="Times New Roman" w:hAnsi="Times New Roman" w:cs="Times New Roman"/>
-            </w:rPr>
+            <w:t>32</w:t>
+          </w:r>
+          <w:r>
             <w:fldChar w:fldCharType="end"/>
           </w:r>
           <w:r>
@@ -5253,9 +3957,6 @@
             <w:tabs>
               <w:tab w:val="right" w:leader="dot" w:pos="8312"/>
             </w:tabs>
-            <w:rPr>
-              <w:rFonts w:hint="default" w:ascii="Times New Roman" w:hAnsi="Times New Roman" w:cs="Times New Roman"/>
-            </w:rPr>
           </w:pPr>
           <w:r>
             <w:rPr>
@@ -5268,7 +3969,7 @@
             <w:rPr>
               <w:rFonts w:hint="default" w:ascii="Times New Roman" w:hAnsi="Times New Roman" w:eastAsia="仿宋" w:cs="Times New Roman"/>
             </w:rPr>
-            <w:instrText xml:space="preserve"> HYPERLINK \l _Toc22690 </w:instrText>
+            <w:instrText xml:space="preserve"> HYPERLINK \l _Toc10257 </w:instrText>
           </w:r>
           <w:r>
             <w:rPr>
@@ -5283,39 +3984,21 @@
             <w:t>5.3.1 目标</w:t>
           </w:r>
           <w:r>
-            <w:rPr>
-              <w:rFonts w:hint="default" w:ascii="Times New Roman" w:hAnsi="Times New Roman" w:cs="Times New Roman"/>
-            </w:rPr>
             <w:tab/>
           </w:r>
           <w:r>
-            <w:rPr>
-              <w:rFonts w:hint="default" w:ascii="Times New Roman" w:hAnsi="Times New Roman" w:cs="Times New Roman"/>
-            </w:rPr>
             <w:fldChar w:fldCharType="begin"/>
           </w:r>
           <w:r>
-            <w:rPr>
-              <w:rFonts w:hint="default" w:ascii="Times New Roman" w:hAnsi="Times New Roman" w:cs="Times New Roman"/>
-            </w:rPr>
-            <w:instrText xml:space="preserve"> PAGEREF _Toc22690 \h </w:instrText>
-          </w:r>
-          <w:r>
-            <w:rPr>
-              <w:rFonts w:hint="default" w:ascii="Times New Roman" w:hAnsi="Times New Roman" w:cs="Times New Roman"/>
-            </w:rPr>
+            <w:instrText xml:space="preserve"> PAGEREF _Toc10257 \h </w:instrText>
+          </w:r>
+          <w:r>
             <w:fldChar w:fldCharType="separate"/>
           </w:r>
           <w:r>
-            <w:rPr>
-              <w:rFonts w:hint="default" w:ascii="Times New Roman" w:hAnsi="Times New Roman" w:cs="Times New Roman"/>
-            </w:rPr>
-            <w:t>34</w:t>
-          </w:r>
-          <w:r>
-            <w:rPr>
-              <w:rFonts w:hint="default" w:ascii="Times New Roman" w:hAnsi="Times New Roman" w:cs="Times New Roman"/>
-            </w:rPr>
+            <w:t>32</w:t>
+          </w:r>
+          <w:r>
             <w:fldChar w:fldCharType="end"/>
           </w:r>
           <w:r>
@@ -5332,9 +4015,6 @@
             <w:tabs>
               <w:tab w:val="right" w:leader="dot" w:pos="8312"/>
             </w:tabs>
-            <w:rPr>
-              <w:rFonts w:hint="default" w:ascii="Times New Roman" w:hAnsi="Times New Roman" w:cs="Times New Roman"/>
-            </w:rPr>
           </w:pPr>
           <w:r>
             <w:rPr>
@@ -5347,7 +4027,7 @@
             <w:rPr>
               <w:rFonts w:hint="default" w:ascii="Times New Roman" w:hAnsi="Times New Roman" w:eastAsia="仿宋" w:cs="Times New Roman"/>
             </w:rPr>
-            <w:instrText xml:space="preserve"> HYPERLINK \l _Toc21276 </w:instrText>
+            <w:instrText xml:space="preserve"> HYPERLINK \l _Toc10645 </w:instrText>
           </w:r>
           <w:r>
             <w:rPr>
@@ -5362,39 +4042,21 @@
             <w:t>5.3.2 学习内容</w:t>
           </w:r>
           <w:r>
-            <w:rPr>
-              <w:rFonts w:hint="default" w:ascii="Times New Roman" w:hAnsi="Times New Roman" w:cs="Times New Roman"/>
-            </w:rPr>
             <w:tab/>
           </w:r>
           <w:r>
-            <w:rPr>
-              <w:rFonts w:hint="default" w:ascii="Times New Roman" w:hAnsi="Times New Roman" w:cs="Times New Roman"/>
-            </w:rPr>
             <w:fldChar w:fldCharType="begin"/>
           </w:r>
           <w:r>
-            <w:rPr>
-              <w:rFonts w:hint="default" w:ascii="Times New Roman" w:hAnsi="Times New Roman" w:cs="Times New Roman"/>
-            </w:rPr>
-            <w:instrText xml:space="preserve"> PAGEREF _Toc21276 \h </w:instrText>
-          </w:r>
-          <w:r>
-            <w:rPr>
-              <w:rFonts w:hint="default" w:ascii="Times New Roman" w:hAnsi="Times New Roman" w:cs="Times New Roman"/>
-            </w:rPr>
+            <w:instrText xml:space="preserve"> PAGEREF _Toc10645 \h </w:instrText>
+          </w:r>
+          <w:r>
             <w:fldChar w:fldCharType="separate"/>
           </w:r>
           <w:r>
-            <w:rPr>
-              <w:rFonts w:hint="default" w:ascii="Times New Roman" w:hAnsi="Times New Roman" w:cs="Times New Roman"/>
-            </w:rPr>
-            <w:t>35</w:t>
-          </w:r>
-          <w:r>
-            <w:rPr>
-              <w:rFonts w:hint="default" w:ascii="Times New Roman" w:hAnsi="Times New Roman" w:cs="Times New Roman"/>
-            </w:rPr>
+            <w:t>33</w:t>
+          </w:r>
+          <w:r>
             <w:fldChar w:fldCharType="end"/>
           </w:r>
           <w:r>
@@ -5411,9 +4073,6 @@
             <w:tabs>
               <w:tab w:val="right" w:leader="dot" w:pos="8312"/>
             </w:tabs>
-            <w:rPr>
-              <w:rFonts w:hint="default" w:ascii="Times New Roman" w:hAnsi="Times New Roman" w:cs="Times New Roman"/>
-            </w:rPr>
           </w:pPr>
           <w:r>
             <w:rPr>
@@ -5426,7 +4085,7 @@
             <w:rPr>
               <w:rFonts w:hint="default" w:ascii="Times New Roman" w:hAnsi="Times New Roman" w:eastAsia="仿宋" w:cs="Times New Roman"/>
             </w:rPr>
-            <w:instrText xml:space="preserve"> HYPERLINK \l _Toc32448 </w:instrText>
+            <w:instrText xml:space="preserve"> HYPERLINK \l _Toc11007 </w:instrText>
           </w:r>
           <w:r>
             <w:rPr>
@@ -5441,125 +4100,21 @@
             <w:t>5.3.3 阶段完成标志</w:t>
           </w:r>
           <w:r>
-            <w:rPr>
-              <w:rFonts w:hint="default" w:ascii="Times New Roman" w:hAnsi="Times New Roman" w:cs="Times New Roman"/>
-            </w:rPr>
             <w:tab/>
           </w:r>
           <w:r>
-            <w:rPr>
-              <w:rFonts w:hint="default" w:ascii="Times New Roman" w:hAnsi="Times New Roman" w:cs="Times New Roman"/>
-            </w:rPr>
             <w:fldChar w:fldCharType="begin"/>
           </w:r>
           <w:r>
-            <w:rPr>
-              <w:rFonts w:hint="default" w:ascii="Times New Roman" w:hAnsi="Times New Roman" w:cs="Times New Roman"/>
-            </w:rPr>
-            <w:instrText xml:space="preserve"> PAGEREF _Toc32448 \h </w:instrText>
-          </w:r>
-          <w:r>
-            <w:rPr>
-              <w:rFonts w:hint="default" w:ascii="Times New Roman" w:hAnsi="Times New Roman" w:cs="Times New Roman"/>
-            </w:rPr>
+            <w:instrText xml:space="preserve"> PAGEREF _Toc11007 \h </w:instrText>
+          </w:r>
+          <w:r>
             <w:fldChar w:fldCharType="separate"/>
           </w:r>
           <w:r>
-            <w:rPr>
-              <w:rFonts w:hint="default" w:ascii="Times New Roman" w:hAnsi="Times New Roman" w:cs="Times New Roman"/>
-            </w:rPr>
-            <w:t>35</w:t>
-          </w:r>
-          <w:r>
-            <w:rPr>
-              <w:rFonts w:hint="default" w:ascii="Times New Roman" w:hAnsi="Times New Roman" w:cs="Times New Roman"/>
-            </w:rPr>
-            <w:fldChar w:fldCharType="end"/>
-          </w:r>
-          <w:r>
-            <w:rPr>
-              <w:rFonts w:hint="default" w:ascii="Times New Roman" w:hAnsi="Times New Roman" w:eastAsia="仿宋" w:cs="Times New Roman"/>
-              <w:color w:val="auto"/>
-            </w:rPr>
-            <w:fldChar w:fldCharType="end"/>
-          </w:r>
-        </w:p>
-        <w:p>
-          <w:pPr>
-            <w:pStyle w:val="27"/>
-            <w:tabs>
-              <w:tab w:val="right" w:leader="dot" w:pos="8312"/>
-            </w:tabs>
-            <w:rPr>
-              <w:rFonts w:hint="default" w:ascii="Times New Roman" w:hAnsi="Times New Roman" w:cs="Times New Roman"/>
-            </w:rPr>
-          </w:pPr>
-          <w:r>
-            <w:rPr>
-              <w:rFonts w:hint="default" w:ascii="Times New Roman" w:hAnsi="Times New Roman" w:eastAsia="仿宋" w:cs="Times New Roman"/>
-              <w:color w:val="auto"/>
-            </w:rPr>
-            <w:fldChar w:fldCharType="begin"/>
-          </w:r>
-          <w:r>
-            <w:rPr>
-              <w:rFonts w:hint="default" w:ascii="Times New Roman" w:hAnsi="Times New Roman" w:eastAsia="仿宋" w:cs="Times New Roman"/>
-            </w:rPr>
-            <w:instrText xml:space="preserve"> HYPERLINK \l _Toc5262 </w:instrText>
-          </w:r>
-          <w:r>
-            <w:rPr>
-              <w:rFonts w:hint="default" w:ascii="Times New Roman" w:hAnsi="Times New Roman" w:eastAsia="仿宋" w:cs="Times New Roman"/>
-            </w:rPr>
-            <w:fldChar w:fldCharType="separate"/>
-          </w:r>
-          <w:r>
-            <w:rPr>
-              <w:rFonts w:hint="default" w:ascii="Times New Roman" w:hAnsi="Times New Roman" w:eastAsia="仿宋" w:cs="Times New Roman"/>
-              <w:i w:val="0"/>
-            </w:rPr>
-            <w:t xml:space="preserve">5.4 </w:t>
-          </w:r>
-          <w:r>
-            <w:rPr>
-              <w:rFonts w:hint="default" w:ascii="Times New Roman" w:hAnsi="Times New Roman" w:eastAsia="仿宋" w:cs="Times New Roman"/>
-            </w:rPr>
-            <w:t>能力扩展</w:t>
-          </w:r>
-          <w:r>
-            <w:rPr>
-              <w:rFonts w:hint="default" w:ascii="Times New Roman" w:hAnsi="Times New Roman" w:cs="Times New Roman"/>
-            </w:rPr>
-            <w:tab/>
-          </w:r>
-          <w:r>
-            <w:rPr>
-              <w:rFonts w:hint="default" w:ascii="Times New Roman" w:hAnsi="Times New Roman" w:cs="Times New Roman"/>
-            </w:rPr>
-            <w:fldChar w:fldCharType="begin"/>
-          </w:r>
-          <w:r>
-            <w:rPr>
-              <w:rFonts w:hint="default" w:ascii="Times New Roman" w:hAnsi="Times New Roman" w:cs="Times New Roman"/>
-            </w:rPr>
-            <w:instrText xml:space="preserve"> PAGEREF _Toc5262 \h </w:instrText>
-          </w:r>
-          <w:r>
-            <w:rPr>
-              <w:rFonts w:hint="default" w:ascii="Times New Roman" w:hAnsi="Times New Roman" w:cs="Times New Roman"/>
-            </w:rPr>
-            <w:fldChar w:fldCharType="separate"/>
-          </w:r>
-          <w:r>
-            <w:rPr>
-              <w:rFonts w:hint="default" w:ascii="Times New Roman" w:hAnsi="Times New Roman" w:cs="Times New Roman"/>
-            </w:rPr>
-            <w:t>36</w:t>
-          </w:r>
-          <w:r>
-            <w:rPr>
-              <w:rFonts w:hint="default" w:ascii="Times New Roman" w:hAnsi="Times New Roman" w:cs="Times New Roman"/>
-            </w:rPr>
+            <w:t>33</w:t>
+          </w:r>
+          <w:r>
             <w:fldChar w:fldCharType="end"/>
           </w:r>
           <w:r>
@@ -5576,9 +4131,6 @@
             <w:tabs>
               <w:tab w:val="right" w:leader="dot" w:pos="8312"/>
             </w:tabs>
-            <w:rPr>
-              <w:rFonts w:hint="default" w:ascii="Times New Roman" w:hAnsi="Times New Roman" w:cs="Times New Roman"/>
-            </w:rPr>
           </w:pPr>
           <w:r>
             <w:rPr>
@@ -5591,7 +4143,7 @@
             <w:rPr>
               <w:rFonts w:hint="default" w:ascii="Times New Roman" w:hAnsi="Times New Roman" w:eastAsia="仿宋" w:cs="Times New Roman"/>
             </w:rPr>
-            <w:instrText xml:space="preserve"> HYPERLINK \l _Toc2853 </w:instrText>
+            <w:instrText xml:space="preserve"> HYPERLINK \l _Toc1748 </w:instrText>
           </w:r>
           <w:r>
             <w:rPr>
@@ -5635,44 +4187,27 @@
           </w:r>
           <w:r>
             <w:rPr>
-              <w:rFonts w:hint="default" w:ascii="Times New Roman" w:hAnsi="Times New Roman" w:eastAsia="仿宋" w:cs="Times New Roman"/>
-            </w:rPr>
-            <w:t>展望</w:t>
-          </w:r>
-          <w:r>
-            <w:rPr>
-              <w:rFonts w:hint="default" w:ascii="Times New Roman" w:hAnsi="Times New Roman" w:cs="Times New Roman"/>
-            </w:rPr>
+              <w:rFonts w:hint="eastAsia" w:ascii="Times New Roman" w:hAnsi="Times New Roman" w:cs="Times New Roman"/>
+              <w:lang w:val="en-US" w:eastAsia="zh-CN"/>
+            </w:rPr>
+            <w:t>扩展内容</w:t>
+          </w:r>
+          <w:r>
             <w:tab/>
           </w:r>
           <w:r>
-            <w:rPr>
-              <w:rFonts w:hint="default" w:ascii="Times New Roman" w:hAnsi="Times New Roman" w:cs="Times New Roman"/>
-            </w:rPr>
             <w:fldChar w:fldCharType="begin"/>
           </w:r>
           <w:r>
-            <w:rPr>
-              <w:rFonts w:hint="default" w:ascii="Times New Roman" w:hAnsi="Times New Roman" w:cs="Times New Roman"/>
-            </w:rPr>
-            <w:instrText xml:space="preserve"> PAGEREF _Toc2853 \h </w:instrText>
-          </w:r>
-          <w:r>
-            <w:rPr>
-              <w:rFonts w:hint="default" w:ascii="Times New Roman" w:hAnsi="Times New Roman" w:cs="Times New Roman"/>
-            </w:rPr>
+            <w:instrText xml:space="preserve"> PAGEREF _Toc1748 \h </w:instrText>
+          </w:r>
+          <w:r>
             <w:fldChar w:fldCharType="separate"/>
           </w:r>
           <w:r>
-            <w:rPr>
-              <w:rFonts w:hint="default" w:ascii="Times New Roman" w:hAnsi="Times New Roman" w:cs="Times New Roman"/>
-            </w:rPr>
-            <w:t>36</w:t>
-          </w:r>
-          <w:r>
-            <w:rPr>
-              <w:rFonts w:hint="default" w:ascii="Times New Roman" w:hAnsi="Times New Roman" w:cs="Times New Roman"/>
-            </w:rPr>
+            <w:t>34</w:t>
+          </w:r>
+          <w:r>
             <w:fldChar w:fldCharType="end"/>
           </w:r>
           <w:r>
@@ -5689,9 +4224,6 @@
             <w:tabs>
               <w:tab w:val="right" w:leader="dot" w:pos="8312"/>
             </w:tabs>
-            <w:rPr>
-              <w:rFonts w:hint="default" w:ascii="Times New Roman" w:hAnsi="Times New Roman" w:cs="Times New Roman"/>
-            </w:rPr>
           </w:pPr>
           <w:r>
             <w:rPr>
@@ -5704,7 +4236,7 @@
             <w:rPr>
               <w:rFonts w:hint="default" w:ascii="Times New Roman" w:hAnsi="Times New Roman" w:eastAsia="仿宋" w:cs="Times New Roman"/>
             </w:rPr>
-            <w:instrText xml:space="preserve"> HYPERLINK \l _Toc14544 </w:instrText>
+            <w:instrText xml:space="preserve"> HYPERLINK \l _Toc15686 </w:instrText>
           </w:r>
           <w:r>
             <w:rPr>
@@ -5714,7 +4246,7 @@
           </w:r>
           <w:r>
             <w:rPr>
-              <w:rFonts w:hint="default" w:ascii="Times New Roman" w:hAnsi="Times New Roman" w:eastAsia="仿宋" w:cs="Times New Roman"/>
+              <w:rFonts w:hint="eastAsia" w:ascii="仿宋" w:hAnsi="仿宋" w:eastAsia="仿宋" w:cs="Times New Roman"/>
               <w:i w:val="0"/>
             </w:rPr>
             <w:t xml:space="preserve">6.1 </w:t>
@@ -5723,42 +4255,82 @@
             <w:rPr>
               <w:rFonts w:hint="default" w:ascii="Times New Roman" w:hAnsi="Times New Roman" w:eastAsia="仿宋" w:cs="Times New Roman"/>
             </w:rPr>
-            <w:t>Agent 能力的深度应用</w:t>
-          </w:r>
-          <w:r>
-            <w:rPr>
-              <w:rFonts w:hint="default" w:ascii="Times New Roman" w:hAnsi="Times New Roman" w:cs="Times New Roman"/>
-            </w:rPr>
+            <w:t>知识库与内部问答（RAG）</w:t>
+          </w:r>
+          <w:r>
             <w:tab/>
           </w:r>
           <w:r>
-            <w:rPr>
-              <w:rFonts w:hint="default" w:ascii="Times New Roman" w:hAnsi="Times New Roman" w:cs="Times New Roman"/>
-            </w:rPr>
             <w:fldChar w:fldCharType="begin"/>
           </w:r>
           <w:r>
-            <w:rPr>
-              <w:rFonts w:hint="default" w:ascii="Times New Roman" w:hAnsi="Times New Roman" w:cs="Times New Roman"/>
-            </w:rPr>
-            <w:instrText xml:space="preserve"> PAGEREF _Toc14544 \h </w:instrText>
-          </w:r>
-          <w:r>
-            <w:rPr>
-              <w:rFonts w:hint="default" w:ascii="Times New Roman" w:hAnsi="Times New Roman" w:cs="Times New Roman"/>
-            </w:rPr>
+            <w:instrText xml:space="preserve"> PAGEREF _Toc15686 \h </w:instrText>
+          </w:r>
+          <w:r>
             <w:fldChar w:fldCharType="separate"/>
           </w:r>
           <w:r>
-            <w:rPr>
-              <w:rFonts w:hint="default" w:ascii="Times New Roman" w:hAnsi="Times New Roman" w:cs="Times New Roman"/>
-            </w:rPr>
-            <w:t>36</w:t>
-          </w:r>
-          <w:r>
-            <w:rPr>
-              <w:rFonts w:hint="default" w:ascii="Times New Roman" w:hAnsi="Times New Roman" w:cs="Times New Roman"/>
-            </w:rPr>
+            <w:t>34</w:t>
+          </w:r>
+          <w:r>
+            <w:fldChar w:fldCharType="end"/>
+          </w:r>
+          <w:r>
+            <w:rPr>
+              <w:rFonts w:hint="default" w:ascii="Times New Roman" w:hAnsi="Times New Roman" w:eastAsia="仿宋" w:cs="Times New Roman"/>
+              <w:color w:val="auto"/>
+            </w:rPr>
+            <w:fldChar w:fldCharType="end"/>
+          </w:r>
+        </w:p>
+        <w:p>
+          <w:pPr>
+            <w:pStyle w:val="17"/>
+            <w:tabs>
+              <w:tab w:val="right" w:leader="dot" w:pos="8312"/>
+            </w:tabs>
+          </w:pPr>
+          <w:r>
+            <w:rPr>
+              <w:rFonts w:hint="default" w:ascii="Times New Roman" w:hAnsi="Times New Roman" w:eastAsia="仿宋" w:cs="Times New Roman"/>
+              <w:color w:val="auto"/>
+            </w:rPr>
+            <w:fldChar w:fldCharType="begin"/>
+          </w:r>
+          <w:r>
+            <w:rPr>
+              <w:rFonts w:hint="default" w:ascii="Times New Roman" w:hAnsi="Times New Roman" w:eastAsia="仿宋" w:cs="Times New Roman"/>
+            </w:rPr>
+            <w:instrText xml:space="preserve"> HYPERLINK \l _Toc15756 </w:instrText>
+          </w:r>
+          <w:r>
+            <w:rPr>
+              <w:rFonts w:hint="default" w:ascii="Times New Roman" w:hAnsi="Times New Roman" w:eastAsia="仿宋" w:cs="Times New Roman"/>
+            </w:rPr>
+            <w:fldChar w:fldCharType="separate"/>
+          </w:r>
+          <w:r>
+            <w:rPr>
+              <w:rFonts w:hint="default" w:ascii="Times New Roman" w:hAnsi="Times New Roman" w:eastAsia="仿宋" w:cs="Times New Roman"/>
+            </w:rPr>
+            <w:t>6.1.1 应用场景</w:t>
+          </w:r>
+          <w:r>
+            <w:tab/>
+          </w:r>
+          <w:r>
+            <w:fldChar w:fldCharType="begin"/>
+          </w:r>
+          <w:r>
+            <w:instrText xml:space="preserve"> PAGEREF _Toc15756 \h </w:instrText>
+          </w:r>
+          <w:r>
+            <w:fldChar w:fldCharType="separate"/>
+          </w:r>
+          <w:r>
+            <w:t>35</w:t>
+          </w:r>
+          <w:r>
             <w:fldChar w:fldCharType="end"/>
           </w:r>
           <w:r>
@@ -5775,9 +4347,6 @@
             <w:tabs>
               <w:tab w:val="right" w:leader="dot" w:pos="8312"/>
             </w:tabs>
-            <w:rPr>
-              <w:rFonts w:hint="default" w:ascii="Times New Roman" w:hAnsi="Times New Roman" w:cs="Times New Roman"/>
-            </w:rPr>
           </w:pPr>
           <w:r>
             <w:rPr>
@@ -5790,7 +4359,7 @@
             <w:rPr>
               <w:rFonts w:hint="default" w:ascii="Times New Roman" w:hAnsi="Times New Roman" w:eastAsia="仿宋" w:cs="Times New Roman"/>
             </w:rPr>
-            <w:instrText xml:space="preserve"> HYPERLINK \l _Toc3884 </w:instrText>
+            <w:instrText xml:space="preserve"> HYPERLINK \l _Toc3482 </w:instrText>
           </w:r>
           <w:r>
             <w:rPr>
@@ -5800,7 +4369,7 @@
           </w:r>
           <w:r>
             <w:rPr>
-              <w:rFonts w:hint="default" w:ascii="Times New Roman" w:hAnsi="Times New Roman" w:eastAsia="仿宋" w:cs="Times New Roman"/>
+              <w:rFonts w:hint="eastAsia" w:ascii="仿宋" w:hAnsi="仿宋" w:eastAsia="仿宋" w:cs="Times New Roman"/>
               <w:i w:val="0"/>
             </w:rPr>
             <w:t xml:space="preserve">6.2 </w:t>
@@ -5809,42 +4378,24 @@
             <w:rPr>
               <w:rFonts w:hint="default" w:ascii="Times New Roman" w:hAnsi="Times New Roman" w:eastAsia="仿宋" w:cs="Times New Roman"/>
             </w:rPr>
-            <w:t>知识库与内部问答（RAG）</w:t>
-          </w:r>
-          <w:r>
-            <w:rPr>
-              <w:rFonts w:hint="default" w:ascii="Times New Roman" w:hAnsi="Times New Roman" w:cs="Times New Roman"/>
-            </w:rPr>
+            <w:t>AI连接业务系统（MCP）</w:t>
+          </w:r>
+          <w:r>
             <w:tab/>
           </w:r>
           <w:r>
-            <w:rPr>
-              <w:rFonts w:hint="default" w:ascii="Times New Roman" w:hAnsi="Times New Roman" w:cs="Times New Roman"/>
-            </w:rPr>
             <w:fldChar w:fldCharType="begin"/>
           </w:r>
           <w:r>
-            <w:rPr>
-              <w:rFonts w:hint="default" w:ascii="Times New Roman" w:hAnsi="Times New Roman" w:cs="Times New Roman"/>
-            </w:rPr>
-            <w:instrText xml:space="preserve"> PAGEREF _Toc3884 \h </w:instrText>
-          </w:r>
-          <w:r>
-            <w:rPr>
-              <w:rFonts w:hint="default" w:ascii="Times New Roman" w:hAnsi="Times New Roman" w:cs="Times New Roman"/>
-            </w:rPr>
+            <w:instrText xml:space="preserve"> PAGEREF _Toc3482 \h </w:instrText>
+          </w:r>
+          <w:r>
             <w:fldChar w:fldCharType="separate"/>
           </w:r>
           <w:r>
-            <w:rPr>
-              <w:rFonts w:hint="default" w:ascii="Times New Roman" w:hAnsi="Times New Roman" w:cs="Times New Roman"/>
-            </w:rPr>
-            <w:t>37</w:t>
-          </w:r>
-          <w:r>
-            <w:rPr>
-              <w:rFonts w:hint="default" w:ascii="Times New Roman" w:hAnsi="Times New Roman" w:cs="Times New Roman"/>
-            </w:rPr>
+            <w:t>35</w:t>
+          </w:r>
+          <w:r>
             <w:fldChar w:fldCharType="end"/>
           </w:r>
           <w:r>
@@ -5861,9 +4412,6 @@
             <w:tabs>
               <w:tab w:val="right" w:leader="dot" w:pos="8312"/>
             </w:tabs>
-            <w:rPr>
-              <w:rFonts w:hint="default" w:ascii="Times New Roman" w:hAnsi="Times New Roman" w:cs="Times New Roman"/>
-            </w:rPr>
           </w:pPr>
           <w:r>
             <w:rPr>
@@ -5876,7 +4424,7 @@
             <w:rPr>
               <w:rFonts w:hint="default" w:ascii="Times New Roman" w:hAnsi="Times New Roman" w:eastAsia="仿宋" w:cs="Times New Roman"/>
             </w:rPr>
-            <w:instrText xml:space="preserve"> HYPERLINK \l _Toc29426 </w:instrText>
+            <w:instrText xml:space="preserve"> HYPERLINK \l _Toc14275 </w:instrText>
           </w:r>
           <w:r>
             <w:rPr>
@@ -5888,128 +4436,24 @@
             <w:rPr>
               <w:rFonts w:hint="default" w:ascii="Times New Roman" w:hAnsi="Times New Roman" w:eastAsia="仿宋" w:cs="Times New Roman"/>
             </w:rPr>
-            <w:t>6.2.1 应用场景</w:t>
-          </w:r>
-          <w:r>
-            <w:rPr>
-              <w:rFonts w:hint="default" w:ascii="Times New Roman" w:hAnsi="Times New Roman" w:cs="Times New Roman"/>
-            </w:rPr>
+            <w:t>6.2.1 现状</w:t>
+          </w:r>
+          <w:r>
             <w:tab/>
           </w:r>
           <w:r>
-            <w:rPr>
-              <w:rFonts w:hint="default" w:ascii="Times New Roman" w:hAnsi="Times New Roman" w:cs="Times New Roman"/>
-            </w:rPr>
             <w:fldChar w:fldCharType="begin"/>
           </w:r>
           <w:r>
-            <w:rPr>
-              <w:rFonts w:hint="default" w:ascii="Times New Roman" w:hAnsi="Times New Roman" w:cs="Times New Roman"/>
-            </w:rPr>
-            <w:instrText xml:space="preserve"> PAGEREF _Toc29426 \h </w:instrText>
-          </w:r>
-          <w:r>
-            <w:rPr>
-              <w:rFonts w:hint="default" w:ascii="Times New Roman" w:hAnsi="Times New Roman" w:cs="Times New Roman"/>
-            </w:rPr>
+            <w:instrText xml:space="preserve"> PAGEREF _Toc14275 \h </w:instrText>
+          </w:r>
+          <w:r>
             <w:fldChar w:fldCharType="separate"/>
           </w:r>
           <w:r>
-            <w:rPr>
-              <w:rFonts w:hint="default" w:ascii="Times New Roman" w:hAnsi="Times New Roman" w:cs="Times New Roman"/>
-            </w:rPr>
-            <w:t>37</w:t>
-          </w:r>
-          <w:r>
-            <w:rPr>
-              <w:rFonts w:hint="default" w:ascii="Times New Roman" w:hAnsi="Times New Roman" w:cs="Times New Roman"/>
-            </w:rPr>
-            <w:fldChar w:fldCharType="end"/>
-          </w:r>
-          <w:r>
-            <w:rPr>
-              <w:rFonts w:hint="default" w:ascii="Times New Roman" w:hAnsi="Times New Roman" w:eastAsia="仿宋" w:cs="Times New Roman"/>
-              <w:color w:val="auto"/>
-            </w:rPr>
-            <w:fldChar w:fldCharType="end"/>
-          </w:r>
-        </w:p>
-        <w:p>
-          <w:pPr>
-            <w:pStyle w:val="27"/>
-            <w:tabs>
-              <w:tab w:val="right" w:leader="dot" w:pos="8312"/>
-            </w:tabs>
-            <w:rPr>
-              <w:rFonts w:hint="default" w:ascii="Times New Roman" w:hAnsi="Times New Roman" w:cs="Times New Roman"/>
-            </w:rPr>
-          </w:pPr>
-          <w:r>
-            <w:rPr>
-              <w:rFonts w:hint="default" w:ascii="Times New Roman" w:hAnsi="Times New Roman" w:eastAsia="仿宋" w:cs="Times New Roman"/>
-              <w:color w:val="auto"/>
-            </w:rPr>
-            <w:fldChar w:fldCharType="begin"/>
-          </w:r>
-          <w:r>
-            <w:rPr>
-              <w:rFonts w:hint="default" w:ascii="Times New Roman" w:hAnsi="Times New Roman" w:eastAsia="仿宋" w:cs="Times New Roman"/>
-            </w:rPr>
-            <w:instrText xml:space="preserve"> HYPERLINK \l _Toc17471 </w:instrText>
-          </w:r>
-          <w:r>
-            <w:rPr>
-              <w:rFonts w:hint="default" w:ascii="Times New Roman" w:hAnsi="Times New Roman" w:eastAsia="仿宋" w:cs="Times New Roman"/>
-            </w:rPr>
-            <w:fldChar w:fldCharType="separate"/>
-          </w:r>
-          <w:r>
-            <w:rPr>
-              <w:rFonts w:hint="default" w:ascii="Times New Roman" w:hAnsi="Times New Roman" w:eastAsia="仿宋" w:cs="Times New Roman"/>
-              <w:i w:val="0"/>
-            </w:rPr>
-            <w:t xml:space="preserve">6.3 </w:t>
-          </w:r>
-          <w:r>
-            <w:rPr>
-              <w:rFonts w:hint="default" w:ascii="Times New Roman" w:hAnsi="Times New Roman" w:eastAsia="仿宋" w:cs="Times New Roman"/>
-            </w:rPr>
-            <w:t>AI连接业务系统（MCP）</w:t>
-          </w:r>
-          <w:r>
-            <w:rPr>
-              <w:rFonts w:hint="default" w:ascii="Times New Roman" w:hAnsi="Times New Roman" w:cs="Times New Roman"/>
-            </w:rPr>
-            <w:tab/>
-          </w:r>
-          <w:r>
-            <w:rPr>
-              <w:rFonts w:hint="default" w:ascii="Times New Roman" w:hAnsi="Times New Roman" w:cs="Times New Roman"/>
-            </w:rPr>
-            <w:fldChar w:fldCharType="begin"/>
-          </w:r>
-          <w:r>
-            <w:rPr>
-              <w:rFonts w:hint="default" w:ascii="Times New Roman" w:hAnsi="Times New Roman" w:cs="Times New Roman"/>
-            </w:rPr>
-            <w:instrText xml:space="preserve"> PAGEREF _Toc17471 \h </w:instrText>
-          </w:r>
-          <w:r>
-            <w:rPr>
-              <w:rFonts w:hint="default" w:ascii="Times New Roman" w:hAnsi="Times New Roman" w:cs="Times New Roman"/>
-            </w:rPr>
-            <w:fldChar w:fldCharType="separate"/>
-          </w:r>
-          <w:r>
-            <w:rPr>
-              <w:rFonts w:hint="default" w:ascii="Times New Roman" w:hAnsi="Times New Roman" w:cs="Times New Roman"/>
-            </w:rPr>
-            <w:t>38</w:t>
-          </w:r>
-          <w:r>
-            <w:rPr>
-              <w:rFonts w:hint="default" w:ascii="Times New Roman" w:hAnsi="Times New Roman" w:cs="Times New Roman"/>
-            </w:rPr>
+            <w:t>36</w:t>
+          </w:r>
+          <w:r>
             <w:fldChar w:fldCharType="end"/>
           </w:r>
           <w:r>
@@ -6026,9 +4470,6 @@
             <w:tabs>
               <w:tab w:val="right" w:leader="dot" w:pos="8312"/>
             </w:tabs>
-            <w:rPr>
-              <w:rFonts w:hint="default" w:ascii="Times New Roman" w:hAnsi="Times New Roman" w:cs="Times New Roman"/>
-            </w:rPr>
           </w:pPr>
           <w:r>
             <w:rPr>
@@ -6041,7 +4482,7 @@
             <w:rPr>
               <w:rFonts w:hint="default" w:ascii="Times New Roman" w:hAnsi="Times New Roman" w:eastAsia="仿宋" w:cs="Times New Roman"/>
             </w:rPr>
-            <w:instrText xml:space="preserve"> HYPERLINK \l _Toc1768 </w:instrText>
+            <w:instrText xml:space="preserve"> HYPERLINK \l _Toc891 </w:instrText>
           </w:r>
           <w:r>
             <w:rPr>
@@ -6053,121 +4494,24 @@
             <w:rPr>
               <w:rFonts w:hint="default" w:ascii="Times New Roman" w:hAnsi="Times New Roman" w:eastAsia="仿宋" w:cs="Times New Roman"/>
             </w:rPr>
-            <w:t>6.3.1 现状</w:t>
-          </w:r>
-          <w:r>
-            <w:rPr>
-              <w:rFonts w:hint="default" w:ascii="Times New Roman" w:hAnsi="Times New Roman" w:cs="Times New Roman"/>
-            </w:rPr>
+            <w:t>6.2.2 应用场景</w:t>
+          </w:r>
+          <w:r>
             <w:tab/>
           </w:r>
           <w:r>
-            <w:rPr>
-              <w:rFonts w:hint="default" w:ascii="Times New Roman" w:hAnsi="Times New Roman" w:cs="Times New Roman"/>
-            </w:rPr>
             <w:fldChar w:fldCharType="begin"/>
           </w:r>
           <w:r>
-            <w:rPr>
-              <w:rFonts w:hint="default" w:ascii="Times New Roman" w:hAnsi="Times New Roman" w:cs="Times New Roman"/>
-            </w:rPr>
-            <w:instrText xml:space="preserve"> PAGEREF _Toc1768 \h </w:instrText>
-          </w:r>
-          <w:r>
-            <w:rPr>
-              <w:rFonts w:hint="default" w:ascii="Times New Roman" w:hAnsi="Times New Roman" w:cs="Times New Roman"/>
-            </w:rPr>
+            <w:instrText xml:space="preserve"> PAGEREF _Toc891 \h </w:instrText>
+          </w:r>
+          <w:r>
             <w:fldChar w:fldCharType="separate"/>
           </w:r>
           <w:r>
-            <w:rPr>
-              <w:rFonts w:hint="default" w:ascii="Times New Roman" w:hAnsi="Times New Roman" w:cs="Times New Roman"/>
-            </w:rPr>
-            <w:t>39</w:t>
-          </w:r>
-          <w:r>
-            <w:rPr>
-              <w:rFonts w:hint="default" w:ascii="Times New Roman" w:hAnsi="Times New Roman" w:cs="Times New Roman"/>
-            </w:rPr>
-            <w:fldChar w:fldCharType="end"/>
-          </w:r>
-          <w:r>
-            <w:rPr>
-              <w:rFonts w:hint="default" w:ascii="Times New Roman" w:hAnsi="Times New Roman" w:eastAsia="仿宋" w:cs="Times New Roman"/>
-              <w:color w:val="auto"/>
-            </w:rPr>
-            <w:fldChar w:fldCharType="end"/>
-          </w:r>
-        </w:p>
-        <w:p>
-          <w:pPr>
-            <w:pStyle w:val="17"/>
-            <w:tabs>
-              <w:tab w:val="right" w:leader="dot" w:pos="8312"/>
-            </w:tabs>
-            <w:rPr>
-              <w:rFonts w:hint="default" w:ascii="Times New Roman" w:hAnsi="Times New Roman" w:cs="Times New Roman"/>
-            </w:rPr>
-          </w:pPr>
-          <w:r>
-            <w:rPr>
-              <w:rFonts w:hint="default" w:ascii="Times New Roman" w:hAnsi="Times New Roman" w:eastAsia="仿宋" w:cs="Times New Roman"/>
-              <w:color w:val="auto"/>
-            </w:rPr>
-            <w:fldChar w:fldCharType="begin"/>
-          </w:r>
-          <w:r>
-            <w:rPr>
-              <w:rFonts w:hint="default" w:ascii="Times New Roman" w:hAnsi="Times New Roman" w:eastAsia="仿宋" w:cs="Times New Roman"/>
-            </w:rPr>
-            <w:instrText xml:space="preserve"> HYPERLINK \l _Toc22000 </w:instrText>
-          </w:r>
-          <w:r>
-            <w:rPr>
-              <w:rFonts w:hint="default" w:ascii="Times New Roman" w:hAnsi="Times New Roman" w:eastAsia="仿宋" w:cs="Times New Roman"/>
-            </w:rPr>
-            <w:fldChar w:fldCharType="separate"/>
-          </w:r>
-          <w:r>
-            <w:rPr>
-              <w:rFonts w:hint="default" w:ascii="Times New Roman" w:hAnsi="Times New Roman" w:eastAsia="仿宋" w:cs="Times New Roman"/>
-            </w:rPr>
-            <w:t>6.3.2 应用场景</w:t>
-          </w:r>
-          <w:r>
-            <w:rPr>
-              <w:rFonts w:hint="default" w:ascii="Times New Roman" w:hAnsi="Times New Roman" w:cs="Times New Roman"/>
-            </w:rPr>
-            <w:tab/>
-          </w:r>
-          <w:r>
-            <w:rPr>
-              <w:rFonts w:hint="default" w:ascii="Times New Roman" w:hAnsi="Times New Roman" w:cs="Times New Roman"/>
-            </w:rPr>
-            <w:fldChar w:fldCharType="begin"/>
-          </w:r>
-          <w:r>
-            <w:rPr>
-              <w:rFonts w:hint="default" w:ascii="Times New Roman" w:hAnsi="Times New Roman" w:cs="Times New Roman"/>
-            </w:rPr>
-            <w:instrText xml:space="preserve"> PAGEREF _Toc22000 \h </w:instrText>
-          </w:r>
-          <w:r>
-            <w:rPr>
-              <w:rFonts w:hint="default" w:ascii="Times New Roman" w:hAnsi="Times New Roman" w:cs="Times New Roman"/>
-            </w:rPr>
-            <w:fldChar w:fldCharType="separate"/>
-          </w:r>
-          <w:r>
-            <w:rPr>
-              <w:rFonts w:hint="default" w:ascii="Times New Roman" w:hAnsi="Times New Roman" w:cs="Times New Roman"/>
-            </w:rPr>
-            <w:t>40</w:t>
-          </w:r>
-          <w:r>
-            <w:rPr>
-              <w:rFonts w:hint="default" w:ascii="Times New Roman" w:hAnsi="Times New Roman" w:cs="Times New Roman"/>
-            </w:rPr>
+            <w:t>37</w:t>
+          </w:r>
+          <w:r>
             <w:fldChar w:fldCharType="end"/>
           </w:r>
           <w:r>
@@ -6213,1264 +4557,19 @@
     <w:p>
       <w:pPr>
         <w:pStyle w:val="2"/>
-        <w:numPr>
-          <w:ilvl w:val="0"/>
-          <w:numId w:val="0"/>
-        </w:numPr>
         <w:spacing w:before="190" w:after="190"/>
-      </w:pPr>
-      <w:bookmarkStart w:id="0" w:name="_Toc233398899"/>
-      <w:bookmarkStart w:id="1" w:name="_Toc25807"/>
-      <w:r>
-        <w:rPr>
-          <w:rFonts w:hint="eastAsia"/>
-        </w:rPr>
-        <w:t>版本记录</w:t>
+        <w:rPr>
+          <w:rFonts w:hint="default" w:ascii="Times New Roman" w:hAnsi="Times New Roman" w:eastAsia="仿宋" w:cs="Times New Roman"/>
+        </w:rPr>
+      </w:pPr>
+      <w:bookmarkStart w:id="0" w:name="_Toc4667"/>
+      <w:r>
+        <w:rPr>
+          <w:rFonts w:hint="default" w:ascii="Times New Roman" w:hAnsi="Times New Roman" w:eastAsia="仿宋" w:cs="Times New Roman"/>
+        </w:rPr>
+        <w:t>引言</w:t>
       </w:r>
       <w:bookmarkEnd w:id="0"/>
-      <w:bookmarkEnd w:id="1"/>
-    </w:p>
-    <w:tbl>
-      <w:tblPr>
-        <w:tblStyle w:val="34"/>
-        <w:tblW w:w="9050" w:type="dxa"/>
-        <w:jc w:val="center"/>
-        <w:tblBorders>
-          <w:top w:val="single" w:color="000000" w:themeColor="text1" w:sz="4" w:space="0"/>
-          <w:left w:val="single" w:color="000000" w:themeColor="text1" w:sz="4" w:space="0"/>
-          <w:bottom w:val="single" w:color="000000" w:themeColor="text1" w:sz="4" w:space="0"/>
-          <w:right w:val="single" w:color="000000" w:themeColor="text1" w:sz="4" w:space="0"/>
-          <w:insideH w:val="single" w:color="000000" w:themeColor="text1" w:sz="4" w:space="0"/>
-          <w:insideV w:val="single" w:color="000000" w:themeColor="text1" w:sz="4" w:space="0"/>
-        </w:tblBorders>
-        <w:tblLayout w:type="fixed"/>
-        <w:tblCellMar>
-          <w:top w:w="0" w:type="dxa"/>
-          <w:left w:w="108" w:type="dxa"/>
-          <w:bottom w:w="0" w:type="dxa"/>
-          <w:right w:w="108" w:type="dxa"/>
-        </w:tblCellMar>
-      </w:tblPr>
-      <w:tblGrid>
-        <w:gridCol w:w="679"/>
-        <w:gridCol w:w="1185"/>
-        <w:gridCol w:w="3421"/>
-        <w:gridCol w:w="1148"/>
-        <w:gridCol w:w="1359"/>
-        <w:gridCol w:w="1258"/>
-      </w:tblGrid>
-      <w:tr>
-        <w:tblPrEx>
-          <w:tblBorders>
-            <w:top w:val="single" w:color="000000" w:themeColor="text1" w:sz="4" w:space="0"/>
-            <w:left w:val="single" w:color="000000" w:themeColor="text1" w:sz="4" w:space="0"/>
-            <w:bottom w:val="single" w:color="000000" w:themeColor="text1" w:sz="4" w:space="0"/>
-            <w:right w:val="single" w:color="000000" w:themeColor="text1" w:sz="4" w:space="0"/>
-            <w:insideH w:val="single" w:color="000000" w:themeColor="text1" w:sz="4" w:space="0"/>
-            <w:insideV w:val="single" w:color="000000" w:themeColor="text1" w:sz="4" w:space="0"/>
-          </w:tblBorders>
-          <w:tblCellMar>
-            <w:top w:w="0" w:type="dxa"/>
-            <w:left w:w="108" w:type="dxa"/>
-            <w:bottom w:w="0" w:type="dxa"/>
-            <w:right w:w="108" w:type="dxa"/>
-          </w:tblCellMar>
-        </w:tblPrEx>
-        <w:trPr>
-          <w:jc w:val="center"/>
-        </w:trPr>
-        <w:tc>
-          <w:tcPr>
-            <w:tcW w:w="679" w:type="dxa"/>
-            <w:tcBorders>
-              <w:top w:val="single" w:color="auto" w:sz="4" w:space="0"/>
-              <w:left w:val="single" w:color="auto" w:sz="4" w:space="0"/>
-              <w:bottom w:val="single" w:color="auto" w:sz="4" w:space="0"/>
-              <w:right w:val="single" w:color="auto" w:sz="4" w:space="0"/>
-            </w:tcBorders>
-          </w:tcPr>
-          <w:p>
-            <w:pPr>
-              <w:widowControl/>
-              <w:spacing w:line="240" w:lineRule="auto"/>
-              <w:jc w:val="center"/>
-              <w:rPr>
-                <w:rFonts w:hint="default" w:ascii="Times New Roman" w:hAnsi="Times New Roman" w:cs="Times New Roman"/>
-                <w:b/>
-                <w:bCs/>
-                <w:sz w:val="21"/>
-              </w:rPr>
-            </w:pPr>
-            <w:r>
-              <w:rPr>
-                <w:rFonts w:hint="default" w:ascii="Times New Roman" w:hAnsi="Times New Roman" w:cs="Times New Roman"/>
-                <w:b/>
-                <w:bCs/>
-                <w:sz w:val="21"/>
-              </w:rPr>
-              <w:t>序号</w:t>
-            </w:r>
-          </w:p>
-        </w:tc>
-        <w:tc>
-          <w:tcPr>
-            <w:tcW w:w="1185" w:type="dxa"/>
-            <w:tcBorders>
-              <w:top w:val="single" w:color="auto" w:sz="4" w:space="0"/>
-              <w:left w:val="single" w:color="auto" w:sz="4" w:space="0"/>
-              <w:bottom w:val="single" w:color="auto" w:sz="4" w:space="0"/>
-              <w:right w:val="single" w:color="auto" w:sz="4" w:space="0"/>
-            </w:tcBorders>
-          </w:tcPr>
-          <w:p>
-            <w:pPr>
-              <w:widowControl/>
-              <w:spacing w:line="240" w:lineRule="auto"/>
-              <w:jc w:val="center"/>
-              <w:rPr>
-                <w:rFonts w:hint="default" w:ascii="Times New Roman" w:hAnsi="Times New Roman" w:cs="Times New Roman"/>
-                <w:b/>
-                <w:bCs/>
-                <w:sz w:val="21"/>
-              </w:rPr>
-            </w:pPr>
-            <w:r>
-              <w:rPr>
-                <w:rFonts w:hint="default" w:ascii="Times New Roman" w:hAnsi="Times New Roman" w:cs="Times New Roman"/>
-                <w:b/>
-                <w:bCs/>
-                <w:sz w:val="21"/>
-              </w:rPr>
-              <w:t>版本号</w:t>
-            </w:r>
-          </w:p>
-        </w:tc>
-        <w:tc>
-          <w:tcPr>
-            <w:tcW w:w="3421" w:type="dxa"/>
-            <w:tcBorders>
-              <w:top w:val="single" w:color="auto" w:sz="4" w:space="0"/>
-              <w:left w:val="single" w:color="auto" w:sz="4" w:space="0"/>
-              <w:bottom w:val="single" w:color="auto" w:sz="4" w:space="0"/>
-              <w:right w:val="single" w:color="auto" w:sz="4" w:space="0"/>
-            </w:tcBorders>
-          </w:tcPr>
-          <w:p>
-            <w:pPr>
-              <w:widowControl/>
-              <w:spacing w:line="240" w:lineRule="auto"/>
-              <w:jc w:val="center"/>
-              <w:rPr>
-                <w:rFonts w:hint="default" w:ascii="Times New Roman" w:hAnsi="Times New Roman" w:cs="Times New Roman"/>
-                <w:b/>
-                <w:bCs/>
-                <w:sz w:val="21"/>
-              </w:rPr>
-            </w:pPr>
-            <w:r>
-              <w:rPr>
-                <w:rFonts w:hint="default" w:ascii="Times New Roman" w:hAnsi="Times New Roman" w:cs="Times New Roman"/>
-                <w:b/>
-                <w:bCs/>
-                <w:sz w:val="21"/>
-              </w:rPr>
-              <w:t>版本内容</w:t>
-            </w:r>
-          </w:p>
-        </w:tc>
-        <w:tc>
-          <w:tcPr>
-            <w:tcW w:w="1148" w:type="dxa"/>
-            <w:tcBorders>
-              <w:top w:val="single" w:color="auto" w:sz="4" w:space="0"/>
-              <w:left w:val="single" w:color="auto" w:sz="4" w:space="0"/>
-              <w:bottom w:val="single" w:color="auto" w:sz="4" w:space="0"/>
-              <w:right w:val="single" w:color="auto" w:sz="4" w:space="0"/>
-            </w:tcBorders>
-          </w:tcPr>
-          <w:p>
-            <w:pPr>
-              <w:widowControl/>
-              <w:spacing w:line="240" w:lineRule="auto"/>
-              <w:jc w:val="center"/>
-              <w:rPr>
-                <w:rFonts w:hint="default" w:ascii="Times New Roman" w:hAnsi="Times New Roman" w:cs="Times New Roman"/>
-                <w:b/>
-                <w:bCs/>
-                <w:sz w:val="21"/>
-              </w:rPr>
-            </w:pPr>
-            <w:r>
-              <w:rPr>
-                <w:rFonts w:hint="default" w:ascii="Times New Roman" w:hAnsi="Times New Roman" w:cs="Times New Roman"/>
-                <w:b/>
-                <w:bCs/>
-                <w:sz w:val="21"/>
-              </w:rPr>
-              <w:t>创建人</w:t>
-            </w:r>
-          </w:p>
-        </w:tc>
-        <w:tc>
-          <w:tcPr>
-            <w:tcW w:w="1359" w:type="dxa"/>
-            <w:tcBorders>
-              <w:top w:val="single" w:color="auto" w:sz="4" w:space="0"/>
-              <w:left w:val="single" w:color="auto" w:sz="4" w:space="0"/>
-              <w:bottom w:val="single" w:color="auto" w:sz="4" w:space="0"/>
-              <w:right w:val="single" w:color="auto" w:sz="4" w:space="0"/>
-            </w:tcBorders>
-          </w:tcPr>
-          <w:p>
-            <w:pPr>
-              <w:widowControl/>
-              <w:spacing w:line="240" w:lineRule="auto"/>
-              <w:jc w:val="center"/>
-              <w:rPr>
-                <w:rFonts w:hint="default" w:ascii="Times New Roman" w:hAnsi="Times New Roman" w:cs="Times New Roman"/>
-                <w:b/>
-                <w:bCs/>
-                <w:sz w:val="21"/>
-              </w:rPr>
-            </w:pPr>
-            <w:r>
-              <w:rPr>
-                <w:rFonts w:hint="default" w:ascii="Times New Roman" w:hAnsi="Times New Roman" w:cs="Times New Roman"/>
-                <w:b/>
-                <w:bCs/>
-                <w:sz w:val="21"/>
-              </w:rPr>
-              <w:t>创建时间</w:t>
-            </w:r>
-          </w:p>
-        </w:tc>
-        <w:tc>
-          <w:tcPr>
-            <w:tcW w:w="1258" w:type="dxa"/>
-            <w:tcBorders>
-              <w:top w:val="single" w:color="auto" w:sz="4" w:space="0"/>
-              <w:left w:val="single" w:color="auto" w:sz="4" w:space="0"/>
-              <w:bottom w:val="single" w:color="auto" w:sz="4" w:space="0"/>
-              <w:right w:val="single" w:color="auto" w:sz="4" w:space="0"/>
-            </w:tcBorders>
-          </w:tcPr>
-          <w:p>
-            <w:pPr>
-              <w:widowControl/>
-              <w:spacing w:line="240" w:lineRule="auto"/>
-              <w:jc w:val="center"/>
-              <w:rPr>
-                <w:rFonts w:hint="default" w:ascii="Times New Roman" w:hAnsi="Times New Roman" w:cs="Times New Roman"/>
-                <w:b/>
-                <w:bCs/>
-                <w:sz w:val="21"/>
-              </w:rPr>
-            </w:pPr>
-            <w:r>
-              <w:rPr>
-                <w:rFonts w:hint="default" w:ascii="Times New Roman" w:hAnsi="Times New Roman" w:cs="Times New Roman"/>
-                <w:b/>
-                <w:bCs/>
-                <w:sz w:val="21"/>
-              </w:rPr>
-              <w:t>备注</w:t>
-            </w:r>
-          </w:p>
-        </w:tc>
-      </w:tr>
-      <w:tr>
-        <w:tblPrEx>
-          <w:tblBorders>
-            <w:top w:val="single" w:color="000000" w:themeColor="text1" w:sz="4" w:space="0"/>
-            <w:left w:val="single" w:color="000000" w:themeColor="text1" w:sz="4" w:space="0"/>
-            <w:bottom w:val="single" w:color="000000" w:themeColor="text1" w:sz="4" w:space="0"/>
-            <w:right w:val="single" w:color="000000" w:themeColor="text1" w:sz="4" w:space="0"/>
-            <w:insideH w:val="single" w:color="000000" w:themeColor="text1" w:sz="4" w:space="0"/>
-            <w:insideV w:val="single" w:color="000000" w:themeColor="text1" w:sz="4" w:space="0"/>
-          </w:tblBorders>
-          <w:tblCellMar>
-            <w:top w:w="0" w:type="dxa"/>
-            <w:left w:w="108" w:type="dxa"/>
-            <w:bottom w:w="0" w:type="dxa"/>
-            <w:right w:w="108" w:type="dxa"/>
-          </w:tblCellMar>
-        </w:tblPrEx>
-        <w:trPr>
-          <w:jc w:val="center"/>
-        </w:trPr>
-        <w:tc>
-          <w:tcPr>
-            <w:tcW w:w="679" w:type="dxa"/>
-            <w:tcBorders>
-              <w:top w:val="single" w:color="auto" w:sz="4" w:space="0"/>
-              <w:left w:val="single" w:color="auto" w:sz="4" w:space="0"/>
-              <w:bottom w:val="single" w:color="auto" w:sz="4" w:space="0"/>
-              <w:right w:val="single" w:color="auto" w:sz="4" w:space="0"/>
-            </w:tcBorders>
-            <w:vAlign w:val="center"/>
-          </w:tcPr>
-          <w:p>
-            <w:pPr>
-              <w:widowControl/>
-              <w:spacing w:line="240" w:lineRule="auto"/>
-              <w:jc w:val="left"/>
-              <w:rPr>
-                <w:rFonts w:hint="default" w:ascii="Times New Roman" w:hAnsi="Times New Roman" w:cs="Times New Roman"/>
-                <w:sz w:val="21"/>
-              </w:rPr>
-            </w:pPr>
-            <w:r>
-              <w:rPr>
-                <w:rFonts w:hint="default" w:ascii="Times New Roman" w:hAnsi="Times New Roman" w:cs="Times New Roman"/>
-                <w:sz w:val="21"/>
-              </w:rPr>
-              <w:t>1</w:t>
-            </w:r>
-          </w:p>
-        </w:tc>
-        <w:tc>
-          <w:tcPr>
-            <w:tcW w:w="1185" w:type="dxa"/>
-            <w:tcBorders>
-              <w:top w:val="single" w:color="auto" w:sz="4" w:space="0"/>
-              <w:left w:val="single" w:color="auto" w:sz="4" w:space="0"/>
-              <w:bottom w:val="single" w:color="auto" w:sz="4" w:space="0"/>
-              <w:right w:val="single" w:color="auto" w:sz="4" w:space="0"/>
-            </w:tcBorders>
-            <w:vAlign w:val="center"/>
-          </w:tcPr>
-          <w:p>
-            <w:pPr>
-              <w:widowControl/>
-              <w:spacing w:line="240" w:lineRule="auto"/>
-              <w:jc w:val="left"/>
-              <w:rPr>
-                <w:rFonts w:hint="default" w:ascii="Times New Roman" w:hAnsi="Times New Roman" w:cs="Times New Roman"/>
-                <w:sz w:val="21"/>
-              </w:rPr>
-            </w:pPr>
-            <w:r>
-              <w:rPr>
-                <w:rFonts w:hint="default" w:ascii="Times New Roman" w:hAnsi="Times New Roman" w:cs="Times New Roman"/>
-                <w:sz w:val="21"/>
-              </w:rPr>
-              <w:t>V0.1.0</w:t>
-            </w:r>
-          </w:p>
-        </w:tc>
-        <w:tc>
-          <w:tcPr>
-            <w:tcW w:w="3421" w:type="dxa"/>
-            <w:tcBorders>
-              <w:top w:val="single" w:color="auto" w:sz="4" w:space="0"/>
-              <w:left w:val="single" w:color="auto" w:sz="4" w:space="0"/>
-              <w:bottom w:val="single" w:color="auto" w:sz="4" w:space="0"/>
-              <w:right w:val="single" w:color="auto" w:sz="4" w:space="0"/>
-            </w:tcBorders>
-          </w:tcPr>
-          <w:p>
-            <w:pPr>
-              <w:widowControl/>
-              <w:spacing w:line="240" w:lineRule="auto"/>
-              <w:jc w:val="left"/>
-              <w:rPr>
-                <w:rFonts w:hint="default" w:ascii="Times New Roman" w:hAnsi="Times New Roman" w:cs="Times New Roman"/>
-                <w:sz w:val="21"/>
-              </w:rPr>
-            </w:pPr>
-            <w:r>
-              <w:rPr>
-                <w:rFonts w:hint="default" w:ascii="Times New Roman" w:hAnsi="Times New Roman" w:cs="Times New Roman"/>
-                <w:sz w:val="21"/>
-              </w:rPr>
-              <w:t>大纲目录确定</w:t>
-            </w:r>
-          </w:p>
-        </w:tc>
-        <w:tc>
-          <w:tcPr>
-            <w:tcW w:w="1148" w:type="dxa"/>
-            <w:tcBorders>
-              <w:top w:val="single" w:color="auto" w:sz="4" w:space="0"/>
-              <w:left w:val="single" w:color="auto" w:sz="4" w:space="0"/>
-              <w:bottom w:val="single" w:color="auto" w:sz="4" w:space="0"/>
-              <w:right w:val="single" w:color="auto" w:sz="4" w:space="0"/>
-            </w:tcBorders>
-            <w:vAlign w:val="center"/>
-          </w:tcPr>
-          <w:p>
-            <w:pPr>
-              <w:widowControl/>
-              <w:spacing w:line="240" w:lineRule="auto"/>
-              <w:jc w:val="left"/>
-              <w:rPr>
-                <w:rFonts w:hint="default" w:ascii="Times New Roman" w:hAnsi="Times New Roman" w:cs="Times New Roman"/>
-                <w:sz w:val="21"/>
-              </w:rPr>
-            </w:pPr>
-            <w:r>
-              <w:rPr>
-                <w:rFonts w:hint="default" w:ascii="Times New Roman" w:hAnsi="Times New Roman" w:cs="Times New Roman"/>
-                <w:sz w:val="21"/>
-              </w:rPr>
-              <w:t>王杰</w:t>
-            </w:r>
-          </w:p>
-        </w:tc>
-        <w:tc>
-          <w:tcPr>
-            <w:tcW w:w="1359" w:type="dxa"/>
-            <w:tcBorders>
-              <w:top w:val="single" w:color="auto" w:sz="4" w:space="0"/>
-              <w:left w:val="single" w:color="auto" w:sz="4" w:space="0"/>
-              <w:bottom w:val="single" w:color="auto" w:sz="4" w:space="0"/>
-              <w:right w:val="single" w:color="auto" w:sz="4" w:space="0"/>
-            </w:tcBorders>
-            <w:vAlign w:val="center"/>
-          </w:tcPr>
-          <w:p>
-            <w:pPr>
-              <w:widowControl/>
-              <w:spacing w:line="240" w:lineRule="auto"/>
-              <w:jc w:val="left"/>
-              <w:rPr>
-                <w:rFonts w:hint="default" w:ascii="Times New Roman" w:hAnsi="Times New Roman" w:cs="Times New Roman"/>
-                <w:sz w:val="21"/>
-              </w:rPr>
-            </w:pPr>
-            <w:r>
-              <w:rPr>
-                <w:rFonts w:hint="default" w:ascii="Times New Roman" w:hAnsi="Times New Roman" w:cs="Times New Roman"/>
-                <w:sz w:val="21"/>
-              </w:rPr>
-              <w:t>2026.06.24</w:t>
-            </w:r>
-          </w:p>
-        </w:tc>
-        <w:tc>
-          <w:tcPr>
-            <w:tcW w:w="1258" w:type="dxa"/>
-            <w:tcBorders>
-              <w:top w:val="single" w:color="auto" w:sz="4" w:space="0"/>
-              <w:left w:val="single" w:color="auto" w:sz="4" w:space="0"/>
-              <w:bottom w:val="single" w:color="auto" w:sz="4" w:space="0"/>
-              <w:right w:val="single" w:color="auto" w:sz="4" w:space="0"/>
-            </w:tcBorders>
-            <w:vAlign w:val="center"/>
-          </w:tcPr>
-          <w:p>
-            <w:pPr>
-              <w:widowControl/>
-              <w:spacing w:line="240" w:lineRule="auto"/>
-              <w:jc w:val="left"/>
-              <w:rPr>
-                <w:rFonts w:hint="default" w:ascii="Times New Roman" w:hAnsi="Times New Roman" w:cs="Times New Roman"/>
-                <w:sz w:val="21"/>
-              </w:rPr>
-            </w:pPr>
-          </w:p>
-        </w:tc>
-      </w:tr>
-      <w:tr>
-        <w:tblPrEx>
-          <w:tblBorders>
-            <w:top w:val="single" w:color="000000" w:themeColor="text1" w:sz="4" w:space="0"/>
-            <w:left w:val="single" w:color="000000" w:themeColor="text1" w:sz="4" w:space="0"/>
-            <w:bottom w:val="single" w:color="000000" w:themeColor="text1" w:sz="4" w:space="0"/>
-            <w:right w:val="single" w:color="000000" w:themeColor="text1" w:sz="4" w:space="0"/>
-            <w:insideH w:val="single" w:color="000000" w:themeColor="text1" w:sz="4" w:space="0"/>
-            <w:insideV w:val="single" w:color="000000" w:themeColor="text1" w:sz="4" w:space="0"/>
-          </w:tblBorders>
-          <w:tblCellMar>
-            <w:top w:w="0" w:type="dxa"/>
-            <w:left w:w="108" w:type="dxa"/>
-            <w:bottom w:w="0" w:type="dxa"/>
-            <w:right w:w="108" w:type="dxa"/>
-          </w:tblCellMar>
-        </w:tblPrEx>
-        <w:trPr>
-          <w:jc w:val="center"/>
-        </w:trPr>
-        <w:tc>
-          <w:tcPr>
-            <w:tcW w:w="679" w:type="dxa"/>
-            <w:tcBorders>
-              <w:top w:val="single" w:color="auto" w:sz="4" w:space="0"/>
-              <w:left w:val="single" w:color="auto" w:sz="4" w:space="0"/>
-              <w:bottom w:val="single" w:color="auto" w:sz="4" w:space="0"/>
-              <w:right w:val="single" w:color="auto" w:sz="4" w:space="0"/>
-            </w:tcBorders>
-            <w:vAlign w:val="center"/>
-          </w:tcPr>
-          <w:p>
-            <w:pPr>
-              <w:widowControl/>
-              <w:spacing w:line="240" w:lineRule="auto"/>
-              <w:jc w:val="left"/>
-              <w:rPr>
-                <w:rFonts w:hint="default" w:ascii="Times New Roman" w:hAnsi="Times New Roman" w:cs="Times New Roman"/>
-                <w:sz w:val="21"/>
-              </w:rPr>
-            </w:pPr>
-            <w:r>
-              <w:rPr>
-                <w:rFonts w:hint="default" w:ascii="Times New Roman" w:hAnsi="Times New Roman" w:cs="Times New Roman"/>
-                <w:sz w:val="21"/>
-              </w:rPr>
-              <w:t>2</w:t>
-            </w:r>
-          </w:p>
-        </w:tc>
-        <w:tc>
-          <w:tcPr>
-            <w:tcW w:w="1185" w:type="dxa"/>
-            <w:tcBorders>
-              <w:top w:val="single" w:color="auto" w:sz="4" w:space="0"/>
-              <w:left w:val="single" w:color="auto" w:sz="4" w:space="0"/>
-              <w:bottom w:val="single" w:color="auto" w:sz="4" w:space="0"/>
-              <w:right w:val="single" w:color="auto" w:sz="4" w:space="0"/>
-            </w:tcBorders>
-            <w:vAlign w:val="center"/>
-          </w:tcPr>
-          <w:p>
-            <w:pPr>
-              <w:widowControl/>
-              <w:spacing w:line="240" w:lineRule="auto"/>
-              <w:jc w:val="left"/>
-              <w:rPr>
-                <w:rFonts w:hint="default" w:ascii="Times New Roman" w:hAnsi="Times New Roman" w:cs="Times New Roman"/>
-                <w:sz w:val="21"/>
-              </w:rPr>
-            </w:pPr>
-            <w:r>
-              <w:rPr>
-                <w:rFonts w:hint="default" w:ascii="Times New Roman" w:hAnsi="Times New Roman" w:cs="Times New Roman"/>
-                <w:sz w:val="21"/>
-              </w:rPr>
-              <w:t>V0.2.0</w:t>
-            </w:r>
-          </w:p>
-        </w:tc>
-        <w:tc>
-          <w:tcPr>
-            <w:tcW w:w="3421" w:type="dxa"/>
-            <w:tcBorders>
-              <w:top w:val="single" w:color="auto" w:sz="4" w:space="0"/>
-              <w:left w:val="single" w:color="auto" w:sz="4" w:space="0"/>
-              <w:bottom w:val="single" w:color="auto" w:sz="4" w:space="0"/>
-              <w:right w:val="single" w:color="auto" w:sz="4" w:space="0"/>
-            </w:tcBorders>
-          </w:tcPr>
-          <w:p>
-            <w:pPr>
-              <w:widowControl/>
-              <w:spacing w:line="240" w:lineRule="auto"/>
-              <w:jc w:val="left"/>
-              <w:rPr>
-                <w:rFonts w:hint="default" w:ascii="Times New Roman" w:hAnsi="Times New Roman" w:cs="Times New Roman"/>
-                <w:sz w:val="21"/>
-              </w:rPr>
-            </w:pPr>
-            <w:r>
-              <w:rPr>
-                <w:rFonts w:hint="default" w:ascii="Times New Roman" w:hAnsi="Times New Roman" w:cs="Times New Roman"/>
-                <w:sz w:val="21"/>
-              </w:rPr>
-              <w:t>完成第一章、第二章内容</w:t>
-            </w:r>
-          </w:p>
-        </w:tc>
-        <w:tc>
-          <w:tcPr>
-            <w:tcW w:w="1148" w:type="dxa"/>
-            <w:tcBorders>
-              <w:top w:val="single" w:color="auto" w:sz="4" w:space="0"/>
-              <w:left w:val="single" w:color="auto" w:sz="4" w:space="0"/>
-              <w:bottom w:val="single" w:color="auto" w:sz="4" w:space="0"/>
-              <w:right w:val="single" w:color="auto" w:sz="4" w:space="0"/>
-            </w:tcBorders>
-            <w:vAlign w:val="center"/>
-          </w:tcPr>
-          <w:p>
-            <w:pPr>
-              <w:widowControl/>
-              <w:spacing w:line="240" w:lineRule="auto"/>
-              <w:jc w:val="left"/>
-              <w:rPr>
-                <w:rFonts w:hint="default" w:ascii="Times New Roman" w:hAnsi="Times New Roman" w:cs="Times New Roman"/>
-                <w:sz w:val="21"/>
-              </w:rPr>
-            </w:pPr>
-            <w:r>
-              <w:rPr>
-                <w:rFonts w:hint="default" w:ascii="Times New Roman" w:hAnsi="Times New Roman" w:cs="Times New Roman"/>
-                <w:sz w:val="21"/>
-              </w:rPr>
-              <w:t>王杰</w:t>
-            </w:r>
-          </w:p>
-        </w:tc>
-        <w:tc>
-          <w:tcPr>
-            <w:tcW w:w="1359" w:type="dxa"/>
-            <w:tcBorders>
-              <w:top w:val="single" w:color="auto" w:sz="4" w:space="0"/>
-              <w:left w:val="single" w:color="auto" w:sz="4" w:space="0"/>
-              <w:bottom w:val="single" w:color="auto" w:sz="4" w:space="0"/>
-              <w:right w:val="single" w:color="auto" w:sz="4" w:space="0"/>
-            </w:tcBorders>
-            <w:vAlign w:val="center"/>
-          </w:tcPr>
-          <w:p>
-            <w:pPr>
-              <w:widowControl/>
-              <w:spacing w:line="240" w:lineRule="auto"/>
-              <w:jc w:val="left"/>
-              <w:rPr>
-                <w:rFonts w:hint="default" w:ascii="Times New Roman" w:hAnsi="Times New Roman" w:cs="Times New Roman"/>
-                <w:sz w:val="21"/>
-              </w:rPr>
-            </w:pPr>
-            <w:r>
-              <w:rPr>
-                <w:rFonts w:hint="default" w:ascii="Times New Roman" w:hAnsi="Times New Roman" w:cs="Times New Roman"/>
-                <w:sz w:val="21"/>
-              </w:rPr>
-              <w:t>2026.06.25</w:t>
-            </w:r>
-          </w:p>
-        </w:tc>
-        <w:tc>
-          <w:tcPr>
-            <w:tcW w:w="1258" w:type="dxa"/>
-            <w:tcBorders>
-              <w:top w:val="single" w:color="auto" w:sz="4" w:space="0"/>
-              <w:left w:val="single" w:color="auto" w:sz="4" w:space="0"/>
-              <w:bottom w:val="single" w:color="auto" w:sz="4" w:space="0"/>
-              <w:right w:val="single" w:color="auto" w:sz="4" w:space="0"/>
-            </w:tcBorders>
-            <w:vAlign w:val="center"/>
-          </w:tcPr>
-          <w:p>
-            <w:pPr>
-              <w:widowControl/>
-              <w:spacing w:line="240" w:lineRule="auto"/>
-              <w:jc w:val="left"/>
-              <w:rPr>
-                <w:rFonts w:hint="default" w:ascii="Times New Roman" w:hAnsi="Times New Roman" w:cs="Times New Roman"/>
-                <w:sz w:val="21"/>
-              </w:rPr>
-            </w:pPr>
-          </w:p>
-        </w:tc>
-      </w:tr>
-      <w:tr>
-        <w:tblPrEx>
-          <w:tblBorders>
-            <w:top w:val="single" w:color="000000" w:themeColor="text1" w:sz="4" w:space="0"/>
-            <w:left w:val="single" w:color="000000" w:themeColor="text1" w:sz="4" w:space="0"/>
-            <w:bottom w:val="single" w:color="000000" w:themeColor="text1" w:sz="4" w:space="0"/>
-            <w:right w:val="single" w:color="000000" w:themeColor="text1" w:sz="4" w:space="0"/>
-            <w:insideH w:val="single" w:color="000000" w:themeColor="text1" w:sz="4" w:space="0"/>
-            <w:insideV w:val="single" w:color="000000" w:themeColor="text1" w:sz="4" w:space="0"/>
-          </w:tblBorders>
-          <w:tblCellMar>
-            <w:top w:w="0" w:type="dxa"/>
-            <w:left w:w="108" w:type="dxa"/>
-            <w:bottom w:w="0" w:type="dxa"/>
-            <w:right w:w="108" w:type="dxa"/>
-          </w:tblCellMar>
-        </w:tblPrEx>
-        <w:trPr>
-          <w:jc w:val="center"/>
-        </w:trPr>
-        <w:tc>
-          <w:tcPr>
-            <w:tcW w:w="679" w:type="dxa"/>
-            <w:tcBorders>
-              <w:top w:val="single" w:color="auto" w:sz="4" w:space="0"/>
-              <w:left w:val="single" w:color="auto" w:sz="4" w:space="0"/>
-              <w:bottom w:val="single" w:color="auto" w:sz="4" w:space="0"/>
-              <w:right w:val="single" w:color="auto" w:sz="4" w:space="0"/>
-            </w:tcBorders>
-            <w:vAlign w:val="center"/>
-          </w:tcPr>
-          <w:p>
-            <w:pPr>
-              <w:widowControl/>
-              <w:spacing w:line="240" w:lineRule="auto"/>
-              <w:jc w:val="left"/>
-              <w:rPr>
-                <w:rFonts w:hint="default" w:ascii="Times New Roman" w:hAnsi="Times New Roman" w:cs="Times New Roman"/>
-                <w:sz w:val="21"/>
-              </w:rPr>
-            </w:pPr>
-            <w:r>
-              <w:rPr>
-                <w:rFonts w:hint="default" w:ascii="Times New Roman" w:hAnsi="Times New Roman" w:cs="Times New Roman"/>
-                <w:sz w:val="21"/>
-              </w:rPr>
-              <w:t>3</w:t>
-            </w:r>
-          </w:p>
-        </w:tc>
-        <w:tc>
-          <w:tcPr>
-            <w:tcW w:w="1185" w:type="dxa"/>
-            <w:tcBorders>
-              <w:top w:val="single" w:color="auto" w:sz="4" w:space="0"/>
-              <w:left w:val="single" w:color="auto" w:sz="4" w:space="0"/>
-              <w:bottom w:val="single" w:color="auto" w:sz="4" w:space="0"/>
-              <w:right w:val="single" w:color="auto" w:sz="4" w:space="0"/>
-            </w:tcBorders>
-            <w:vAlign w:val="center"/>
-          </w:tcPr>
-          <w:p>
-            <w:pPr>
-              <w:widowControl/>
-              <w:spacing w:line="240" w:lineRule="auto"/>
-              <w:jc w:val="left"/>
-              <w:rPr>
-                <w:rFonts w:hint="default" w:ascii="Times New Roman" w:hAnsi="Times New Roman" w:cs="Times New Roman"/>
-                <w:sz w:val="21"/>
-              </w:rPr>
-            </w:pPr>
-            <w:r>
-              <w:rPr>
-                <w:rFonts w:hint="default" w:ascii="Times New Roman" w:hAnsi="Times New Roman" w:cs="Times New Roman"/>
-                <w:sz w:val="21"/>
-              </w:rPr>
-              <w:t>V1.0.0</w:t>
-            </w:r>
-          </w:p>
-        </w:tc>
-        <w:tc>
-          <w:tcPr>
-            <w:tcW w:w="3421" w:type="dxa"/>
-            <w:tcBorders>
-              <w:top w:val="single" w:color="auto" w:sz="4" w:space="0"/>
-              <w:left w:val="single" w:color="auto" w:sz="4" w:space="0"/>
-              <w:bottom w:val="single" w:color="auto" w:sz="4" w:space="0"/>
-              <w:right w:val="single" w:color="auto" w:sz="4" w:space="0"/>
-            </w:tcBorders>
-          </w:tcPr>
-          <w:p>
-            <w:pPr>
-              <w:widowControl/>
-              <w:spacing w:line="240" w:lineRule="auto"/>
-              <w:jc w:val="left"/>
-              <w:rPr>
-                <w:rFonts w:hint="default" w:ascii="Times New Roman" w:hAnsi="Times New Roman" w:cs="Times New Roman"/>
-                <w:sz w:val="21"/>
-              </w:rPr>
-            </w:pPr>
-            <w:r>
-              <w:rPr>
-                <w:rFonts w:hint="default" w:ascii="Times New Roman" w:hAnsi="Times New Roman" w:cs="Times New Roman"/>
-                <w:sz w:val="21"/>
-              </w:rPr>
-              <w:t>完成后续章节，形成文档初稿</w:t>
-            </w:r>
-          </w:p>
-        </w:tc>
-        <w:tc>
-          <w:tcPr>
-            <w:tcW w:w="1148" w:type="dxa"/>
-            <w:tcBorders>
-              <w:top w:val="single" w:color="auto" w:sz="4" w:space="0"/>
-              <w:left w:val="single" w:color="auto" w:sz="4" w:space="0"/>
-              <w:bottom w:val="single" w:color="auto" w:sz="4" w:space="0"/>
-              <w:right w:val="single" w:color="auto" w:sz="4" w:space="0"/>
-            </w:tcBorders>
-            <w:vAlign w:val="center"/>
-          </w:tcPr>
-          <w:p>
-            <w:pPr>
-              <w:widowControl/>
-              <w:spacing w:line="240" w:lineRule="auto"/>
-              <w:jc w:val="left"/>
-              <w:rPr>
-                <w:rFonts w:hint="default" w:ascii="Times New Roman" w:hAnsi="Times New Roman" w:cs="Times New Roman"/>
-                <w:sz w:val="21"/>
-              </w:rPr>
-            </w:pPr>
-            <w:r>
-              <w:rPr>
-                <w:rFonts w:hint="default" w:ascii="Times New Roman" w:hAnsi="Times New Roman" w:cs="Times New Roman"/>
-                <w:sz w:val="21"/>
-              </w:rPr>
-              <w:t>王杰</w:t>
-            </w:r>
-          </w:p>
-        </w:tc>
-        <w:tc>
-          <w:tcPr>
-            <w:tcW w:w="1359" w:type="dxa"/>
-            <w:tcBorders>
-              <w:top w:val="single" w:color="auto" w:sz="4" w:space="0"/>
-              <w:left w:val="single" w:color="auto" w:sz="4" w:space="0"/>
-              <w:bottom w:val="single" w:color="auto" w:sz="4" w:space="0"/>
-              <w:right w:val="single" w:color="auto" w:sz="4" w:space="0"/>
-            </w:tcBorders>
-            <w:vAlign w:val="center"/>
-          </w:tcPr>
-          <w:p>
-            <w:pPr>
-              <w:widowControl/>
-              <w:spacing w:line="240" w:lineRule="auto"/>
-              <w:jc w:val="left"/>
-              <w:rPr>
-                <w:rFonts w:hint="eastAsia" w:ascii="Times New Roman" w:hAnsi="Times New Roman" w:eastAsia="仿宋" w:cs="Times New Roman"/>
-                <w:sz w:val="21"/>
-                <w:lang w:val="en-US" w:eastAsia="zh-CN"/>
-              </w:rPr>
-            </w:pPr>
-            <w:r>
-              <w:rPr>
-                <w:rFonts w:hint="default" w:ascii="Times New Roman" w:hAnsi="Times New Roman" w:cs="Times New Roman"/>
-                <w:sz w:val="21"/>
-              </w:rPr>
-              <w:t>2026.06.2</w:t>
-            </w:r>
-            <w:r>
-              <w:rPr>
-                <w:rFonts w:hint="eastAsia" w:ascii="Times New Roman" w:hAnsi="Times New Roman" w:cs="Times New Roman"/>
-                <w:sz w:val="21"/>
-                <w:lang w:val="en-US" w:eastAsia="zh-CN"/>
-              </w:rPr>
-              <w:t>6</w:t>
-            </w:r>
-          </w:p>
-        </w:tc>
-        <w:tc>
-          <w:tcPr>
-            <w:tcW w:w="1258" w:type="dxa"/>
-            <w:tcBorders>
-              <w:top w:val="single" w:color="auto" w:sz="4" w:space="0"/>
-              <w:left w:val="single" w:color="auto" w:sz="4" w:space="0"/>
-              <w:bottom w:val="single" w:color="auto" w:sz="4" w:space="0"/>
-              <w:right w:val="single" w:color="auto" w:sz="4" w:space="0"/>
-            </w:tcBorders>
-            <w:vAlign w:val="center"/>
-          </w:tcPr>
-          <w:p>
-            <w:pPr>
-              <w:widowControl/>
-              <w:spacing w:line="240" w:lineRule="auto"/>
-              <w:jc w:val="left"/>
-              <w:rPr>
-                <w:rFonts w:hint="default" w:ascii="Times New Roman" w:hAnsi="Times New Roman" w:cs="Times New Roman"/>
-                <w:sz w:val="21"/>
-              </w:rPr>
-            </w:pPr>
-          </w:p>
-        </w:tc>
-      </w:tr>
-      <w:tr>
-        <w:tblPrEx>
-          <w:tblBorders>
-            <w:top w:val="single" w:color="000000" w:themeColor="text1" w:sz="4" w:space="0"/>
-            <w:left w:val="single" w:color="000000" w:themeColor="text1" w:sz="4" w:space="0"/>
-            <w:bottom w:val="single" w:color="000000" w:themeColor="text1" w:sz="4" w:space="0"/>
-            <w:right w:val="single" w:color="000000" w:themeColor="text1" w:sz="4" w:space="0"/>
-            <w:insideH w:val="single" w:color="000000" w:themeColor="text1" w:sz="4" w:space="0"/>
-            <w:insideV w:val="single" w:color="000000" w:themeColor="text1" w:sz="4" w:space="0"/>
-          </w:tblBorders>
-          <w:tblCellMar>
-            <w:top w:w="0" w:type="dxa"/>
-            <w:left w:w="108" w:type="dxa"/>
-            <w:bottom w:w="0" w:type="dxa"/>
-            <w:right w:w="108" w:type="dxa"/>
-          </w:tblCellMar>
-        </w:tblPrEx>
-        <w:trPr>
-          <w:jc w:val="center"/>
-        </w:trPr>
-        <w:tc>
-          <w:tcPr>
-            <w:tcW w:w="679" w:type="dxa"/>
-            <w:tcBorders>
-              <w:top w:val="single" w:color="auto" w:sz="4" w:space="0"/>
-              <w:left w:val="single" w:color="auto" w:sz="4" w:space="0"/>
-              <w:bottom w:val="single" w:color="auto" w:sz="4" w:space="0"/>
-              <w:right w:val="single" w:color="auto" w:sz="4" w:space="0"/>
-            </w:tcBorders>
-            <w:vAlign w:val="center"/>
-          </w:tcPr>
-          <w:p>
-            <w:pPr>
-              <w:widowControl/>
-              <w:spacing w:line="240" w:lineRule="auto"/>
-              <w:jc w:val="left"/>
-              <w:rPr>
-                <w:rFonts w:hint="default" w:ascii="Times New Roman" w:hAnsi="Times New Roman" w:cs="Times New Roman"/>
-                <w:sz w:val="21"/>
-              </w:rPr>
-            </w:pPr>
-            <w:r>
-              <w:rPr>
-                <w:rFonts w:hint="default" w:ascii="Times New Roman" w:hAnsi="Times New Roman" w:cs="Times New Roman"/>
-                <w:sz w:val="21"/>
-              </w:rPr>
-              <w:t>4</w:t>
-            </w:r>
-          </w:p>
-        </w:tc>
-        <w:tc>
-          <w:tcPr>
-            <w:tcW w:w="1185" w:type="dxa"/>
-            <w:tcBorders>
-              <w:top w:val="single" w:color="auto" w:sz="4" w:space="0"/>
-              <w:left w:val="single" w:color="auto" w:sz="4" w:space="0"/>
-              <w:bottom w:val="single" w:color="auto" w:sz="4" w:space="0"/>
-              <w:right w:val="single" w:color="auto" w:sz="4" w:space="0"/>
-            </w:tcBorders>
-            <w:vAlign w:val="center"/>
-          </w:tcPr>
-          <w:p>
-            <w:pPr>
-              <w:widowControl/>
-              <w:spacing w:line="240" w:lineRule="auto"/>
-              <w:jc w:val="left"/>
-              <w:rPr>
-                <w:rFonts w:hint="default" w:ascii="Times New Roman" w:hAnsi="Times New Roman" w:cs="Times New Roman"/>
-                <w:sz w:val="21"/>
-              </w:rPr>
-            </w:pPr>
-            <w:r>
-              <w:rPr>
-                <w:rFonts w:hint="default" w:ascii="Times New Roman" w:hAnsi="Times New Roman" w:cs="Times New Roman"/>
-                <w:sz w:val="21"/>
-              </w:rPr>
-              <w:t>V1.0.1</w:t>
-            </w:r>
-          </w:p>
-        </w:tc>
-        <w:tc>
-          <w:tcPr>
-            <w:tcW w:w="3421" w:type="dxa"/>
-            <w:tcBorders>
-              <w:top w:val="single" w:color="auto" w:sz="4" w:space="0"/>
-              <w:left w:val="single" w:color="auto" w:sz="4" w:space="0"/>
-              <w:bottom w:val="single" w:color="auto" w:sz="4" w:space="0"/>
-              <w:right w:val="single" w:color="auto" w:sz="4" w:space="0"/>
-            </w:tcBorders>
-          </w:tcPr>
-          <w:p>
-            <w:pPr>
-              <w:widowControl/>
-              <w:spacing w:line="240" w:lineRule="auto"/>
-              <w:jc w:val="left"/>
-              <w:rPr>
-                <w:rFonts w:hint="default" w:ascii="Times New Roman" w:hAnsi="Times New Roman" w:eastAsia="仿宋" w:cs="Times New Roman"/>
-                <w:sz w:val="21"/>
-                <w:lang w:val="en-US" w:eastAsia="zh-CN"/>
-              </w:rPr>
-            </w:pPr>
-            <w:r>
-              <w:rPr>
-                <w:rFonts w:hint="eastAsia" w:ascii="Times New Roman" w:hAnsi="Times New Roman" w:cs="Times New Roman"/>
-                <w:sz w:val="21"/>
-                <w:lang w:val="en-US" w:eastAsia="zh-CN"/>
-              </w:rPr>
-              <w:t>修正正文中部分错误</w:t>
-            </w:r>
-          </w:p>
-        </w:tc>
-        <w:tc>
-          <w:tcPr>
-            <w:tcW w:w="1148" w:type="dxa"/>
-            <w:tcBorders>
-              <w:top w:val="single" w:color="auto" w:sz="4" w:space="0"/>
-              <w:left w:val="single" w:color="auto" w:sz="4" w:space="0"/>
-              <w:bottom w:val="single" w:color="auto" w:sz="4" w:space="0"/>
-              <w:right w:val="single" w:color="auto" w:sz="4" w:space="0"/>
-            </w:tcBorders>
-            <w:vAlign w:val="center"/>
-          </w:tcPr>
-          <w:p>
-            <w:pPr>
-              <w:widowControl/>
-              <w:spacing w:line="240" w:lineRule="auto"/>
-              <w:jc w:val="left"/>
-              <w:rPr>
-                <w:rFonts w:hint="eastAsia" w:ascii="Times New Roman" w:hAnsi="Times New Roman" w:eastAsia="仿宋" w:cs="Times New Roman"/>
-                <w:sz w:val="21"/>
-                <w:lang w:val="en-US" w:eastAsia="zh-CN"/>
-              </w:rPr>
-            </w:pPr>
-            <w:r>
-              <w:rPr>
-                <w:rFonts w:hint="eastAsia" w:ascii="Times New Roman" w:hAnsi="Times New Roman" w:cs="Times New Roman"/>
-                <w:sz w:val="21"/>
-                <w:lang w:val="en-US" w:eastAsia="zh-CN"/>
-              </w:rPr>
-              <w:t>王杰</w:t>
-            </w:r>
-          </w:p>
-        </w:tc>
-        <w:tc>
-          <w:tcPr>
-            <w:tcW w:w="1359" w:type="dxa"/>
-            <w:tcBorders>
-              <w:top w:val="single" w:color="auto" w:sz="4" w:space="0"/>
-              <w:left w:val="single" w:color="auto" w:sz="4" w:space="0"/>
-              <w:bottom w:val="single" w:color="auto" w:sz="4" w:space="0"/>
-              <w:right w:val="single" w:color="auto" w:sz="4" w:space="0"/>
-            </w:tcBorders>
-            <w:vAlign w:val="center"/>
-          </w:tcPr>
-          <w:p>
-            <w:pPr>
-              <w:widowControl/>
-              <w:spacing w:line="240" w:lineRule="auto"/>
-              <w:jc w:val="left"/>
-              <w:rPr>
-                <w:rFonts w:hint="default" w:ascii="Times New Roman" w:hAnsi="Times New Roman" w:eastAsia="仿宋" w:cs="Times New Roman"/>
-                <w:sz w:val="21"/>
-                <w:lang w:val="en-US" w:eastAsia="zh-CN"/>
-              </w:rPr>
-            </w:pPr>
-            <w:r>
-              <w:rPr>
-                <w:rFonts w:hint="eastAsia" w:ascii="Times New Roman" w:hAnsi="Times New Roman" w:cs="Times New Roman"/>
-                <w:sz w:val="21"/>
-                <w:lang w:val="en-US" w:eastAsia="zh-CN"/>
-              </w:rPr>
-              <w:t>2026.06.29</w:t>
-            </w:r>
-          </w:p>
-        </w:tc>
-        <w:tc>
-          <w:tcPr>
-            <w:tcW w:w="1258" w:type="dxa"/>
-            <w:tcBorders>
-              <w:top w:val="single" w:color="auto" w:sz="4" w:space="0"/>
-              <w:left w:val="single" w:color="auto" w:sz="4" w:space="0"/>
-              <w:bottom w:val="single" w:color="auto" w:sz="4" w:space="0"/>
-              <w:right w:val="single" w:color="auto" w:sz="4" w:space="0"/>
-            </w:tcBorders>
-            <w:vAlign w:val="center"/>
-          </w:tcPr>
-          <w:p>
-            <w:pPr>
-              <w:widowControl/>
-              <w:spacing w:line="240" w:lineRule="auto"/>
-              <w:jc w:val="left"/>
-              <w:rPr>
-                <w:rFonts w:hint="default" w:ascii="Times New Roman" w:hAnsi="Times New Roman" w:cs="Times New Roman"/>
-                <w:sz w:val="21"/>
-              </w:rPr>
-            </w:pPr>
-          </w:p>
-        </w:tc>
-      </w:tr>
-      <w:tr>
-        <w:tblPrEx>
-          <w:tblBorders>
-            <w:top w:val="single" w:color="000000" w:themeColor="text1" w:sz="4" w:space="0"/>
-            <w:left w:val="single" w:color="000000" w:themeColor="text1" w:sz="4" w:space="0"/>
-            <w:bottom w:val="single" w:color="000000" w:themeColor="text1" w:sz="4" w:space="0"/>
-            <w:right w:val="single" w:color="000000" w:themeColor="text1" w:sz="4" w:space="0"/>
-            <w:insideH w:val="single" w:color="000000" w:themeColor="text1" w:sz="4" w:space="0"/>
-            <w:insideV w:val="single" w:color="000000" w:themeColor="text1" w:sz="4" w:space="0"/>
-          </w:tblBorders>
-          <w:tblCellMar>
-            <w:top w:w="0" w:type="dxa"/>
-            <w:left w:w="108" w:type="dxa"/>
-            <w:bottom w:w="0" w:type="dxa"/>
-            <w:right w:w="108" w:type="dxa"/>
-          </w:tblCellMar>
-        </w:tblPrEx>
-        <w:trPr>
-          <w:jc w:val="center"/>
-        </w:trPr>
-        <w:tc>
-          <w:tcPr>
-            <w:tcW w:w="679" w:type="dxa"/>
-            <w:tcBorders>
-              <w:top w:val="single" w:color="auto" w:sz="4" w:space="0"/>
-              <w:left w:val="single" w:color="auto" w:sz="4" w:space="0"/>
-              <w:bottom w:val="single" w:color="auto" w:sz="4" w:space="0"/>
-              <w:right w:val="single" w:color="auto" w:sz="4" w:space="0"/>
-            </w:tcBorders>
-            <w:vAlign w:val="center"/>
-          </w:tcPr>
-          <w:p>
-            <w:pPr>
-              <w:widowControl/>
-              <w:spacing w:line="240" w:lineRule="auto"/>
-              <w:jc w:val="left"/>
-              <w:rPr>
-                <w:rFonts w:hint="default" w:ascii="Times New Roman" w:hAnsi="Times New Roman" w:cs="Times New Roman"/>
-                <w:sz w:val="21"/>
-              </w:rPr>
-            </w:pPr>
-            <w:r>
-              <w:rPr>
-                <w:rFonts w:hint="default" w:ascii="Times New Roman" w:hAnsi="Times New Roman" w:cs="Times New Roman"/>
-                <w:sz w:val="21"/>
-              </w:rPr>
-              <w:t>5</w:t>
-            </w:r>
-          </w:p>
-        </w:tc>
-        <w:tc>
-          <w:tcPr>
-            <w:tcW w:w="1185" w:type="dxa"/>
-            <w:tcBorders>
-              <w:top w:val="single" w:color="auto" w:sz="4" w:space="0"/>
-              <w:left w:val="single" w:color="auto" w:sz="4" w:space="0"/>
-              <w:bottom w:val="single" w:color="auto" w:sz="4" w:space="0"/>
-              <w:right w:val="single" w:color="auto" w:sz="4" w:space="0"/>
-            </w:tcBorders>
-            <w:vAlign w:val="center"/>
-          </w:tcPr>
-          <w:p>
-            <w:pPr>
-              <w:widowControl/>
-              <w:spacing w:line="240" w:lineRule="auto"/>
-              <w:jc w:val="left"/>
-              <w:rPr>
-                <w:rFonts w:hint="default" w:ascii="Times New Roman" w:hAnsi="Times New Roman" w:cs="Times New Roman"/>
-                <w:sz w:val="21"/>
-              </w:rPr>
-            </w:pPr>
-            <w:r>
-              <w:rPr>
-                <w:rFonts w:hint="default" w:ascii="Times New Roman" w:hAnsi="Times New Roman" w:cs="Times New Roman"/>
-                <w:sz w:val="21"/>
-              </w:rPr>
-              <w:t>V1.1.0</w:t>
-            </w:r>
-          </w:p>
-        </w:tc>
-        <w:tc>
-          <w:tcPr>
-            <w:tcW w:w="3421" w:type="dxa"/>
-            <w:tcBorders>
-              <w:top w:val="single" w:color="auto" w:sz="4" w:space="0"/>
-              <w:left w:val="single" w:color="auto" w:sz="4" w:space="0"/>
-              <w:bottom w:val="single" w:color="auto" w:sz="4" w:space="0"/>
-              <w:right w:val="single" w:color="auto" w:sz="4" w:space="0"/>
-            </w:tcBorders>
-          </w:tcPr>
-          <w:p>
-            <w:pPr>
-              <w:widowControl/>
-              <w:spacing w:line="240" w:lineRule="auto"/>
-              <w:jc w:val="left"/>
-              <w:rPr>
-                <w:rFonts w:hint="default" w:ascii="Times New Roman" w:hAnsi="Times New Roman" w:cs="Times New Roman"/>
-                <w:sz w:val="21"/>
-              </w:rPr>
-            </w:pPr>
-          </w:p>
-        </w:tc>
-        <w:tc>
-          <w:tcPr>
-            <w:tcW w:w="1148" w:type="dxa"/>
-            <w:tcBorders>
-              <w:top w:val="single" w:color="auto" w:sz="4" w:space="0"/>
-              <w:left w:val="single" w:color="auto" w:sz="4" w:space="0"/>
-              <w:bottom w:val="single" w:color="auto" w:sz="4" w:space="0"/>
-              <w:right w:val="single" w:color="auto" w:sz="4" w:space="0"/>
-            </w:tcBorders>
-            <w:vAlign w:val="center"/>
-          </w:tcPr>
-          <w:p>
-            <w:pPr>
-              <w:widowControl/>
-              <w:spacing w:line="240" w:lineRule="auto"/>
-              <w:jc w:val="left"/>
-              <w:rPr>
-                <w:rFonts w:hint="default" w:ascii="Times New Roman" w:hAnsi="Times New Roman" w:cs="Times New Roman"/>
-                <w:sz w:val="21"/>
-              </w:rPr>
-            </w:pPr>
-          </w:p>
-        </w:tc>
-        <w:tc>
-          <w:tcPr>
-            <w:tcW w:w="1359" w:type="dxa"/>
-            <w:tcBorders>
-              <w:top w:val="single" w:color="auto" w:sz="4" w:space="0"/>
-              <w:left w:val="single" w:color="auto" w:sz="4" w:space="0"/>
-              <w:bottom w:val="single" w:color="auto" w:sz="4" w:space="0"/>
-              <w:right w:val="single" w:color="auto" w:sz="4" w:space="0"/>
-            </w:tcBorders>
-            <w:vAlign w:val="center"/>
-          </w:tcPr>
-          <w:p>
-            <w:pPr>
-              <w:widowControl/>
-              <w:spacing w:line="240" w:lineRule="auto"/>
-              <w:jc w:val="left"/>
-              <w:rPr>
-                <w:rFonts w:hint="default" w:ascii="Times New Roman" w:hAnsi="Times New Roman" w:cs="Times New Roman"/>
-                <w:sz w:val="21"/>
-              </w:rPr>
-            </w:pPr>
-          </w:p>
-        </w:tc>
-        <w:tc>
-          <w:tcPr>
-            <w:tcW w:w="1258" w:type="dxa"/>
-            <w:tcBorders>
-              <w:top w:val="single" w:color="auto" w:sz="4" w:space="0"/>
-              <w:left w:val="single" w:color="auto" w:sz="4" w:space="0"/>
-              <w:bottom w:val="single" w:color="auto" w:sz="4" w:space="0"/>
-              <w:right w:val="single" w:color="auto" w:sz="4" w:space="0"/>
-            </w:tcBorders>
-            <w:vAlign w:val="center"/>
-          </w:tcPr>
-          <w:p>
-            <w:pPr>
-              <w:widowControl/>
-              <w:spacing w:line="240" w:lineRule="auto"/>
-              <w:jc w:val="left"/>
-              <w:rPr>
-                <w:rFonts w:hint="default" w:ascii="Times New Roman" w:hAnsi="Times New Roman" w:cs="Times New Roman"/>
-                <w:sz w:val="21"/>
-              </w:rPr>
-            </w:pPr>
-          </w:p>
-        </w:tc>
-      </w:tr>
-    </w:tbl>
-    <w:p>
-      <w:pPr>
-        <w:widowControl/>
-        <w:spacing w:line="240" w:lineRule="auto"/>
-        <w:jc w:val="left"/>
-        <w:rPr>
-          <w:b/>
-          <w:bCs/>
-          <w:kern w:val="0"/>
-          <w:sz w:val="32"/>
-          <w:szCs w:val="28"/>
-        </w:rPr>
-      </w:pPr>
-      <w:r>
-        <w:br w:type="page"/>
-      </w:r>
-    </w:p>
-    <w:p>
-      <w:pPr>
-        <w:pStyle w:val="2"/>
-        <w:spacing w:before="190" w:after="190"/>
-        <w:rPr>
-          <w:rFonts w:hint="default" w:ascii="Times New Roman" w:hAnsi="Times New Roman" w:eastAsia="仿宋" w:cs="Times New Roman"/>
-        </w:rPr>
-      </w:pPr>
-      <w:bookmarkStart w:id="2" w:name="_Toc1802"/>
-      <w:r>
-        <w:rPr>
-          <w:rFonts w:hint="default" w:ascii="Times New Roman" w:hAnsi="Times New Roman" w:eastAsia="仿宋" w:cs="Times New Roman"/>
-        </w:rPr>
-        <w:t>引言</w:t>
-      </w:r>
-      <w:bookmarkEnd w:id="2"/>
     </w:p>
     <w:p>
       <w:pPr>
@@ -7774,14 +4873,14 @@
           <w:rFonts w:hint="default" w:ascii="Times New Roman" w:hAnsi="Times New Roman" w:eastAsia="仿宋" w:cs="Times New Roman"/>
         </w:rPr>
       </w:pPr>
-      <w:bookmarkStart w:id="3" w:name="_Toc15377"/>
+      <w:bookmarkStart w:id="1" w:name="_Toc635"/>
       <w:r>
         <w:rPr>
           <w:rFonts w:hint="default" w:ascii="Times New Roman" w:hAnsi="Times New Roman" w:eastAsia="仿宋" w:cs="Times New Roman"/>
         </w:rPr>
         <w:t>应用与场景分析</w:t>
       </w:r>
-      <w:bookmarkEnd w:id="3"/>
+      <w:bookmarkEnd w:id="1"/>
     </w:p>
     <w:p>
       <w:pPr>
@@ -7863,14 +4962,14 @@
           <w:rFonts w:hint="default" w:ascii="Times New Roman" w:hAnsi="Times New Roman" w:eastAsia="仿宋" w:cs="Times New Roman"/>
         </w:rPr>
       </w:pPr>
-      <w:bookmarkStart w:id="4" w:name="_Toc10694"/>
+      <w:bookmarkStart w:id="2" w:name="_Toc27840"/>
       <w:r>
         <w:rPr>
           <w:rFonts w:hint="default" w:ascii="Times New Roman" w:hAnsi="Times New Roman" w:eastAsia="仿宋" w:cs="Times New Roman"/>
         </w:rPr>
         <w:t>需求分析</w:t>
       </w:r>
-      <w:bookmarkEnd w:id="4"/>
+      <w:bookmarkEnd w:id="2"/>
     </w:p>
     <w:p>
       <w:pPr>
@@ -7895,7 +4994,65 @@
             </w14:solidFill>
           </w14:textFill>
         </w:rPr>
-        <w:t>部门主要的开发工作由业务驱动，故对业务需求的理解是一切的基础，无论是产品、开发、测试都需</w:t>
+        <w:t>部门主要的开发工作由业务驱动，对业务需求的理解是一切的基础。</w:t>
+      </w:r>
+    </w:p>
+    <w:p>
+      <w:pPr>
+        <w:pStyle w:val="4"/>
+        <w:spacing w:before="190" w:after="190"/>
+        <w:rPr>
+          <w:rFonts w:hint="default" w:ascii="Times New Roman" w:hAnsi="Times New Roman" w:eastAsia="仿宋" w:cs="Times New Roman"/>
+        </w:rPr>
+      </w:pPr>
+      <w:bookmarkStart w:id="3" w:name="_Toc9303"/>
+      <w:r>
+        <w:rPr>
+          <w:rFonts w:hint="default" w:ascii="Times New Roman" w:hAnsi="Times New Roman" w:eastAsia="仿宋" w:cs="Times New Roman"/>
+        </w:rPr>
+        <w:t>需求文档理解</w:t>
+      </w:r>
+      <w:bookmarkEnd w:id="3"/>
+    </w:p>
+    <w:p>
+      <w:pPr>
+        <w:pStyle w:val="5"/>
+        <w:spacing w:before="190" w:after="190"/>
+        <w:rPr>
+          <w:rFonts w:hint="default" w:ascii="Times New Roman" w:hAnsi="Times New Roman" w:eastAsia="仿宋" w:cs="Times New Roman"/>
+        </w:rPr>
+      </w:pPr>
+      <w:r>
+        <w:rPr>
+          <w:rFonts w:hint="default" w:ascii="Times New Roman" w:hAnsi="Times New Roman" w:eastAsia="仿宋" w:cs="Times New Roman"/>
+        </w:rPr>
+        <w:t>现状痛点</w:t>
+      </w:r>
+    </w:p>
+    <w:p>
+      <w:pPr>
+        <w:ind w:firstLine="560"/>
+        <w:rPr>
+          <w:rFonts w:hint="default" w:ascii="Times New Roman" w:hAnsi="Times New Roman" w:eastAsia="仿宋" w:cs="Times New Roman"/>
+          <w:color w:val="000000" w:themeColor="text1"/>
+          <w14:textFill>
+            <w14:solidFill>
+              <w14:schemeClr w14:val="tx1"/>
+            </w14:solidFill>
+          </w14:textFill>
+        </w:rPr>
+      </w:pPr>
+      <w:r>
+        <w:rPr>
+          <w:rFonts w:hint="default" w:ascii="Times New Roman" w:hAnsi="Times New Roman" w:eastAsia="仿宋" w:cs="Times New Roman"/>
+          <w:color w:val="000000" w:themeColor="text1"/>
+          <w14:textFill>
+            <w14:solidFill>
+              <w14:schemeClr w14:val="tx1"/>
+            </w14:solidFill>
+          </w14:textFill>
+        </w:rPr>
+        <w:t>跨境电商的业务规则复杂，边界条件</w:t>
       </w:r>
       <w:r>
         <w:rPr>
@@ -7908,7 +5065,7 @@
             </w14:solidFill>
           </w14:textFill>
         </w:rPr>
-        <w:t>要</w:t>
+        <w:t>繁多，一个细节</w:t>
       </w:r>
       <w:r>
         <w:rPr>
@@ -7920,7 +5077,34 @@
             </w14:solidFill>
           </w14:textFill>
         </w:rPr>
-        <w:t>对</w:t>
+        <w:t>没考虑到，上线后就是一个Bug。</w:t>
+      </w:r>
+    </w:p>
+    <w:p>
+      <w:pPr>
+        <w:ind w:firstLine="560"/>
+        <w:rPr>
+          <w:rFonts w:hint="default" w:ascii="Times New Roman" w:hAnsi="Times New Roman" w:eastAsia="仿宋" w:cs="Times New Roman"/>
+          <w:color w:val="000000" w:themeColor="text1"/>
+          <w:lang w:eastAsia="zh-CN"/>
+          <w14:textFill>
+            <w14:solidFill>
+              <w14:schemeClr w14:val="tx1"/>
+            </w14:solidFill>
+          </w14:textFill>
+        </w:rPr>
+      </w:pPr>
+      <w:r>
+        <w:rPr>
+          <w:rFonts w:hint="default" w:ascii="Times New Roman" w:hAnsi="Times New Roman" w:eastAsia="仿宋" w:cs="Times New Roman"/>
+          <w:color w:val="000000" w:themeColor="text1"/>
+          <w14:textFill>
+            <w14:solidFill>
+              <w14:schemeClr w14:val="tx1"/>
+            </w14:solidFill>
+          </w14:textFill>
+        </w:rPr>
+        <w:t>例如：WMS的费用管理模块涉及14种计费单位、5种费用状态流转、汇率折算、核销规则等，需求文档描述了主流程与部分</w:t>
       </w:r>
       <w:r>
         <w:rPr>
@@ -7933,7 +5117,7 @@
             </w14:solidFill>
           </w14:textFill>
         </w:rPr>
-        <w:t>业务</w:t>
+        <w:t>常见的</w:t>
       </w:r>
       <w:r>
         <w:rPr>
@@ -7945,65 +5129,7 @@
             </w14:solidFill>
           </w14:textFill>
         </w:rPr>
-        <w:t>需求有详细的理解。</w:t>
-      </w:r>
-    </w:p>
-    <w:p>
-      <w:pPr>
-        <w:pStyle w:val="4"/>
-        <w:spacing w:before="190" w:after="190"/>
-        <w:rPr>
-          <w:rFonts w:hint="default" w:ascii="Times New Roman" w:hAnsi="Times New Roman" w:eastAsia="仿宋" w:cs="Times New Roman"/>
-        </w:rPr>
-      </w:pPr>
-      <w:bookmarkStart w:id="5" w:name="_Toc23161"/>
-      <w:r>
-        <w:rPr>
-          <w:rFonts w:hint="default" w:ascii="Times New Roman" w:hAnsi="Times New Roman" w:eastAsia="仿宋" w:cs="Times New Roman"/>
-        </w:rPr>
-        <w:t>需求文档理解</w:t>
-      </w:r>
-      <w:bookmarkEnd w:id="5"/>
-    </w:p>
-    <w:p>
-      <w:pPr>
-        <w:pStyle w:val="5"/>
-        <w:spacing w:before="190" w:after="190"/>
-        <w:rPr>
-          <w:rFonts w:hint="default" w:ascii="Times New Roman" w:hAnsi="Times New Roman" w:eastAsia="仿宋" w:cs="Times New Roman"/>
-        </w:rPr>
-      </w:pPr>
-      <w:r>
-        <w:rPr>
-          <w:rFonts w:hint="default" w:ascii="Times New Roman" w:hAnsi="Times New Roman" w:eastAsia="仿宋" w:cs="Times New Roman"/>
-        </w:rPr>
-        <w:t>现状痛点</w:t>
-      </w:r>
-    </w:p>
-    <w:p>
-      <w:pPr>
-        <w:ind w:firstLine="560"/>
-        <w:rPr>
-          <w:rFonts w:hint="default" w:ascii="Times New Roman" w:hAnsi="Times New Roman" w:eastAsia="仿宋" w:cs="Times New Roman"/>
-          <w:color w:val="000000" w:themeColor="text1"/>
-          <w14:textFill>
-            <w14:solidFill>
-              <w14:schemeClr w14:val="tx1"/>
-            </w14:solidFill>
-          </w14:textFill>
-        </w:rPr>
-      </w:pPr>
-      <w:r>
-        <w:rPr>
-          <w:rFonts w:hint="default" w:ascii="Times New Roman" w:hAnsi="Times New Roman" w:eastAsia="仿宋" w:cs="Times New Roman"/>
-          <w:color w:val="000000" w:themeColor="text1"/>
-          <w14:textFill>
-            <w14:solidFill>
-              <w14:schemeClr w14:val="tx1"/>
-            </w14:solidFill>
-          </w14:textFill>
-        </w:rPr>
-        <w:t>跨境电商的业务规则复杂，边界条件</w:t>
+        <w:t>边界情况，但在开发过程中偶尔需开发自己补充边界条件。</w:t>
       </w:r>
       <w:r>
         <w:rPr>
@@ -8016,7 +5142,7 @@
             </w14:solidFill>
           </w14:textFill>
         </w:rPr>
-        <w:t>繁多，一个细节</w:t>
+        <w:t>此时需</w:t>
       </w:r>
       <w:r>
         <w:rPr>
@@ -8028,12 +5154,9 @@
             </w14:solidFill>
           </w14:textFill>
         </w:rPr>
-        <w:t>没考虑到，上线后就是一个Bug。</w:t>
-      </w:r>
-    </w:p>
-    <w:p>
-      <w:pPr>
-        <w:ind w:firstLine="560"/>
+        <w:t>反复找产品确认：</w:t>
+      </w:r>
+      <w:r>
         <w:rPr>
           <w:rFonts w:hint="default" w:ascii="Times New Roman" w:hAnsi="Times New Roman" w:eastAsia="仿宋" w:cs="Times New Roman"/>
           <w:color w:val="000000" w:themeColor="text1"/>
@@ -8044,7 +5167,8 @@
             </w14:solidFill>
           </w14:textFill>
         </w:rPr>
-      </w:pPr>
+        <w:t>“</w:t>
+      </w:r>
       <w:r>
         <w:rPr>
           <w:rFonts w:hint="default" w:ascii="Times New Roman" w:hAnsi="Times New Roman" w:eastAsia="仿宋" w:cs="Times New Roman"/>
@@ -8055,57 +5179,7 @@
             </w14:solidFill>
           </w14:textFill>
         </w:rPr>
-        <w:t>例如：WMS的费用管理模块涉及14种计费单位、5种费用状态流转、汇率折算、核销规则等，需求文档描述了主流程与部分</w:t>
-      </w:r>
-      <w:r>
-        <w:rPr>
-          <w:rFonts w:hint="default" w:ascii="Times New Roman" w:hAnsi="Times New Roman" w:eastAsia="仿宋" w:cs="Times New Roman"/>
-          <w:color w:val="000000" w:themeColor="text1"/>
-          <w:lang w:val="en-US" w:eastAsia="zh-CN"/>
-          <w14:textFill>
-            <w14:solidFill>
-              <w14:schemeClr w14:val="tx1"/>
-            </w14:solidFill>
-          </w14:textFill>
-        </w:rPr>
-        <w:t>常见的</w:t>
-      </w:r>
-      <w:r>
-        <w:rPr>
-          <w:rFonts w:hint="default" w:ascii="Times New Roman" w:hAnsi="Times New Roman" w:eastAsia="仿宋" w:cs="Times New Roman"/>
-          <w:color w:val="000000" w:themeColor="text1"/>
-          <w14:textFill>
-            <w14:solidFill>
-              <w14:schemeClr w14:val="tx1"/>
-            </w14:solidFill>
-          </w14:textFill>
-        </w:rPr>
-        <w:t>边界情况，但在开发过程中偶尔需开发自己补充边界条件。</w:t>
-      </w:r>
-      <w:r>
-        <w:rPr>
-          <w:rFonts w:hint="default" w:ascii="Times New Roman" w:hAnsi="Times New Roman" w:eastAsia="仿宋" w:cs="Times New Roman"/>
-          <w:color w:val="000000" w:themeColor="text1"/>
-          <w:lang w:val="en-US" w:eastAsia="zh-CN"/>
-          <w14:textFill>
-            <w14:solidFill>
-              <w14:schemeClr w14:val="tx1"/>
-            </w14:solidFill>
-          </w14:textFill>
-        </w:rPr>
-        <w:t>此时需</w:t>
-      </w:r>
-      <w:r>
-        <w:rPr>
-          <w:rFonts w:hint="default" w:ascii="Times New Roman" w:hAnsi="Times New Roman" w:eastAsia="仿宋" w:cs="Times New Roman"/>
-          <w:color w:val="000000" w:themeColor="text1"/>
-          <w14:textFill>
-            <w14:solidFill>
-              <w14:schemeClr w14:val="tx1"/>
-            </w14:solidFill>
-          </w14:textFill>
-        </w:rPr>
-        <w:t>反复找产品确认：</w:t>
+        <w:t>如果客户选了</w:t>
       </w:r>
       <w:r>
         <w:rPr>
@@ -8118,7 +5192,7 @@
             </w14:solidFill>
           </w14:textFill>
         </w:rPr>
-        <w:t>“</w:t>
+        <w:t>‘</w:t>
       </w:r>
       <w:r>
         <w:rPr>
@@ -8130,7 +5204,7 @@
             </w14:solidFill>
           </w14:textFill>
         </w:rPr>
-        <w:t>如果客户选了</w:t>
+        <w:t>全部</w:t>
       </w:r>
       <w:r>
         <w:rPr>
@@ -8143,7 +5217,7 @@
             </w14:solidFill>
           </w14:textFill>
         </w:rPr>
-        <w:t>‘</w:t>
+        <w:t>’</w:t>
       </w:r>
       <w:r>
         <w:rPr>
@@ -8155,7 +5229,7 @@
             </w14:solidFill>
           </w14:textFill>
         </w:rPr>
-        <w:t>全部</w:t>
+        <w:t>怎么处理？</w:t>
       </w:r>
       <w:r>
         <w:rPr>
@@ -8168,7 +5242,7 @@
             </w14:solidFill>
           </w14:textFill>
         </w:rPr>
-        <w:t>’</w:t>
+        <w:t>”“</w:t>
       </w:r>
       <w:r>
         <w:rPr>
@@ -8180,57 +5254,7 @@
             </w14:solidFill>
           </w14:textFill>
         </w:rPr>
-        <w:t>怎么处理？</w:t>
-      </w:r>
-      <w:r>
-        <w:rPr>
-          <w:rFonts w:hint="default" w:ascii="Times New Roman" w:hAnsi="Times New Roman" w:eastAsia="仿宋" w:cs="Times New Roman"/>
-          <w:color w:val="000000" w:themeColor="text1"/>
-          <w:lang w:eastAsia="zh-CN"/>
-          <w14:textFill>
-            <w14:solidFill>
-              <w14:schemeClr w14:val="tx1"/>
-            </w14:solidFill>
-          </w14:textFill>
-        </w:rPr>
-        <w:t>”“</w:t>
-      </w:r>
-      <w:r>
-        <w:rPr>
-          <w:rFonts w:hint="default" w:ascii="Times New Roman" w:hAnsi="Times New Roman" w:eastAsia="仿宋" w:cs="Times New Roman"/>
-          <w:color w:val="000000" w:themeColor="text1"/>
-          <w14:textFill>
-            <w14:solidFill>
-              <w14:schemeClr w14:val="tx1"/>
-            </w14:solidFill>
-          </w14:textFill>
-        </w:rPr>
         <w:t>汇率为0怎么办？</w:t>
-      </w:r>
-      <w:r>
-        <w:rPr>
-          <w:rFonts w:hint="default" w:ascii="Times New Roman" w:hAnsi="Times New Roman" w:eastAsia="仿宋" w:cs="Times New Roman"/>
-          <w:color w:val="000000" w:themeColor="text1"/>
-          <w:lang w:eastAsia="zh-CN"/>
-          <w14:textFill>
-            <w14:solidFill>
-              <w14:schemeClr w14:val="tx1"/>
-            </w14:solidFill>
-          </w14:textFill>
-        </w:rPr>
-        <w:t>”“</w:t>
-      </w:r>
-      <w:r>
-        <w:rPr>
-          <w:rFonts w:hint="default" w:ascii="Times New Roman" w:hAnsi="Times New Roman" w:eastAsia="仿宋" w:cs="Times New Roman"/>
-          <w:color w:val="000000" w:themeColor="text1"/>
-          <w14:textFill>
-            <w14:solidFill>
-              <w14:schemeClr w14:val="tx1"/>
-            </w14:solidFill>
-          </w14:textFill>
-        </w:rPr>
-        <w:t>状态从草稿直接到生效允许吗？</w:t>
       </w:r>
       <w:r>
         <w:rPr>
@@ -8695,14 +5719,14 @@
           <w:rFonts w:hint="default" w:ascii="Times New Roman" w:hAnsi="Times New Roman" w:eastAsia="仿宋" w:cs="Times New Roman"/>
         </w:rPr>
       </w:pPr>
-      <w:bookmarkStart w:id="6" w:name="_Toc14940"/>
+      <w:bookmarkStart w:id="4" w:name="_Toc25614"/>
       <w:r>
         <w:rPr>
           <w:rFonts w:hint="default" w:ascii="Times New Roman" w:hAnsi="Times New Roman" w:eastAsia="仿宋" w:cs="Times New Roman"/>
         </w:rPr>
         <w:t>需求一致性验证</w:t>
       </w:r>
-      <w:bookmarkEnd w:id="6"/>
+      <w:bookmarkEnd w:id="4"/>
     </w:p>
     <w:p>
       <w:pPr>
@@ -9143,14 +6167,14 @@
           <w:rFonts w:hint="default" w:ascii="Times New Roman" w:hAnsi="Times New Roman" w:eastAsia="仿宋" w:cs="Times New Roman"/>
         </w:rPr>
       </w:pPr>
-      <w:bookmarkStart w:id="7" w:name="_Toc26220"/>
+      <w:bookmarkStart w:id="5" w:name="_Toc21606"/>
       <w:r>
         <w:rPr>
           <w:rFonts w:hint="default" w:ascii="Times New Roman" w:hAnsi="Times New Roman" w:eastAsia="仿宋" w:cs="Times New Roman"/>
         </w:rPr>
         <w:t>任务拆分</w:t>
       </w:r>
-      <w:bookmarkEnd w:id="7"/>
+      <w:bookmarkEnd w:id="5"/>
     </w:p>
     <w:p>
       <w:pPr>
@@ -9637,14 +6661,14 @@
           <w:rFonts w:hint="default" w:ascii="Times New Roman" w:hAnsi="Times New Roman" w:eastAsia="仿宋" w:cs="Times New Roman"/>
         </w:rPr>
       </w:pPr>
-      <w:bookmarkStart w:id="8" w:name="_Toc23038"/>
+      <w:bookmarkStart w:id="6" w:name="_Toc3098"/>
       <w:r>
         <w:rPr>
           <w:rFonts w:hint="default" w:ascii="Times New Roman" w:hAnsi="Times New Roman" w:eastAsia="仿宋" w:cs="Times New Roman"/>
         </w:rPr>
         <w:t>已上线系统维护</w:t>
       </w:r>
-      <w:bookmarkEnd w:id="8"/>
+      <w:bookmarkEnd w:id="6"/>
     </w:p>
     <w:p>
       <w:pPr>
@@ -9685,14 +6709,14 @@
           <w:rFonts w:hint="default" w:ascii="Times New Roman" w:hAnsi="Times New Roman" w:eastAsia="仿宋" w:cs="Times New Roman"/>
         </w:rPr>
       </w:pPr>
-      <w:bookmarkStart w:id="9" w:name="_Toc18227"/>
+      <w:bookmarkStart w:id="7" w:name="_Toc17722"/>
       <w:r>
         <w:rPr>
           <w:rFonts w:hint="default" w:ascii="Times New Roman" w:hAnsi="Times New Roman" w:eastAsia="仿宋" w:cs="Times New Roman"/>
         </w:rPr>
         <w:t>BUG修复</w:t>
       </w:r>
-      <w:bookmarkEnd w:id="9"/>
+      <w:bookmarkEnd w:id="7"/>
     </w:p>
     <w:p>
       <w:pPr>
@@ -10118,14 +7142,14 @@
           <w:rFonts w:hint="default" w:ascii="Times New Roman" w:hAnsi="Times New Roman" w:eastAsia="仿宋" w:cs="Times New Roman"/>
         </w:rPr>
       </w:pPr>
-      <w:bookmarkStart w:id="10" w:name="_Toc23112"/>
+      <w:bookmarkStart w:id="8" w:name="_Toc18901"/>
       <w:r>
         <w:rPr>
           <w:rFonts w:hint="default" w:ascii="Times New Roman" w:hAnsi="Times New Roman" w:eastAsia="仿宋" w:cs="Times New Roman"/>
         </w:rPr>
         <w:t>功能优化/小需求</w:t>
       </w:r>
-      <w:bookmarkEnd w:id="10"/>
+      <w:bookmarkEnd w:id="8"/>
     </w:p>
     <w:p>
       <w:pPr>
@@ -10298,14 +7322,14 @@
           <w:rFonts w:hint="default" w:ascii="Times New Roman" w:hAnsi="Times New Roman" w:eastAsia="仿宋" w:cs="Times New Roman"/>
         </w:rPr>
       </w:pPr>
-      <w:bookmarkStart w:id="11" w:name="_Toc14752"/>
+      <w:bookmarkStart w:id="9" w:name="_Toc31235"/>
       <w:r>
         <w:rPr>
           <w:rFonts w:hint="default" w:ascii="Times New Roman" w:hAnsi="Times New Roman" w:eastAsia="仿宋" w:cs="Times New Roman"/>
         </w:rPr>
         <w:t>新功能/新系统开发</w:t>
       </w:r>
-      <w:bookmarkEnd w:id="11"/>
+      <w:bookmarkEnd w:id="9"/>
     </w:p>
     <w:p>
       <w:pPr>
@@ -10331,14 +7355,14 @@
           <w:rFonts w:hint="default" w:ascii="Times New Roman" w:hAnsi="Times New Roman" w:eastAsia="仿宋" w:cs="Times New Roman"/>
         </w:rPr>
       </w:pPr>
-      <w:bookmarkStart w:id="12" w:name="_Toc6077"/>
+      <w:bookmarkStart w:id="10" w:name="_Toc1448"/>
       <w:r>
         <w:rPr>
           <w:rFonts w:hint="default" w:ascii="Times New Roman" w:hAnsi="Times New Roman" w:eastAsia="仿宋" w:cs="Times New Roman"/>
         </w:rPr>
         <w:t>现状痛点</w:t>
       </w:r>
-      <w:bookmarkEnd w:id="12"/>
+      <w:bookmarkEnd w:id="10"/>
     </w:p>
     <w:p>
       <w:pPr>
@@ -10424,14 +7448,14 @@
           <w:rFonts w:hint="default" w:ascii="Times New Roman" w:hAnsi="Times New Roman" w:eastAsia="仿宋" w:cs="Times New Roman"/>
         </w:rPr>
       </w:pPr>
-      <w:bookmarkStart w:id="13" w:name="_Toc30501"/>
+      <w:bookmarkStart w:id="11" w:name="_Toc19353"/>
       <w:r>
         <w:rPr>
           <w:rFonts w:hint="default" w:ascii="Times New Roman" w:hAnsi="Times New Roman" w:eastAsia="仿宋" w:cs="Times New Roman"/>
         </w:rPr>
         <w:t>AI介入方式</w:t>
       </w:r>
-      <w:bookmarkEnd w:id="13"/>
+      <w:bookmarkEnd w:id="11"/>
     </w:p>
     <w:p>
       <w:pPr>
@@ -10467,14 +7491,14 @@
           <w:rFonts w:hint="default" w:ascii="Times New Roman" w:hAnsi="Times New Roman" w:eastAsia="仿宋" w:cs="Times New Roman"/>
         </w:rPr>
       </w:pPr>
-      <w:bookmarkStart w:id="14" w:name="_Toc24865"/>
+      <w:bookmarkStart w:id="12" w:name="_Toc18139"/>
       <w:r>
         <w:rPr>
           <w:rFonts w:hint="default" w:ascii="Times New Roman" w:hAnsi="Times New Roman" w:eastAsia="仿宋" w:cs="Times New Roman"/>
         </w:rPr>
         <w:t>实际案例</w:t>
       </w:r>
-      <w:bookmarkEnd w:id="14"/>
+      <w:bookmarkEnd w:id="12"/>
     </w:p>
     <w:p>
       <w:pPr>
@@ -10811,14 +7835,14 @@
           <w:rFonts w:hint="default" w:ascii="Times New Roman" w:hAnsi="Times New Roman" w:eastAsia="仿宋" w:cs="Times New Roman"/>
         </w:rPr>
       </w:pPr>
-      <w:bookmarkStart w:id="15" w:name="_Toc27202"/>
+      <w:bookmarkStart w:id="13" w:name="_Toc5827"/>
       <w:r>
         <w:rPr>
           <w:rFonts w:hint="default" w:ascii="Times New Roman" w:hAnsi="Times New Roman" w:eastAsia="仿宋" w:cs="Times New Roman"/>
         </w:rPr>
         <w:t>代码质量控制</w:t>
       </w:r>
-      <w:bookmarkEnd w:id="15"/>
+      <w:bookmarkEnd w:id="13"/>
     </w:p>
     <w:p>
       <w:pPr>
@@ -10828,14 +7852,14 @@
           <w:rFonts w:hint="default" w:ascii="Times New Roman" w:hAnsi="Times New Roman" w:eastAsia="仿宋" w:cs="Times New Roman"/>
         </w:rPr>
       </w:pPr>
-      <w:bookmarkStart w:id="16" w:name="_Toc6803"/>
+      <w:bookmarkStart w:id="14" w:name="_Toc10030"/>
       <w:r>
         <w:rPr>
           <w:rFonts w:hint="default" w:ascii="Times New Roman" w:hAnsi="Times New Roman" w:eastAsia="仿宋" w:cs="Times New Roman"/>
         </w:rPr>
         <w:t>现状痛点</w:t>
       </w:r>
-      <w:bookmarkEnd w:id="16"/>
+      <w:bookmarkEnd w:id="14"/>
     </w:p>
     <w:p>
       <w:pPr>
@@ -10871,14 +7895,14 @@
           <w:rFonts w:hint="default" w:ascii="Times New Roman" w:hAnsi="Times New Roman" w:eastAsia="仿宋" w:cs="Times New Roman"/>
         </w:rPr>
       </w:pPr>
-      <w:bookmarkStart w:id="17" w:name="_Toc943"/>
+      <w:bookmarkStart w:id="15" w:name="_Toc26105"/>
       <w:r>
         <w:rPr>
           <w:rFonts w:hint="default" w:ascii="Times New Roman" w:hAnsi="Times New Roman" w:eastAsia="仿宋" w:cs="Times New Roman"/>
         </w:rPr>
         <w:t>AI介入方式</w:t>
       </w:r>
-      <w:bookmarkEnd w:id="17"/>
+      <w:bookmarkEnd w:id="15"/>
     </w:p>
     <w:p>
       <w:pPr>
@@ -11163,14 +8187,14 @@
           <w:rFonts w:hint="default" w:ascii="Times New Roman" w:hAnsi="Times New Roman" w:eastAsia="仿宋" w:cs="Times New Roman"/>
         </w:rPr>
       </w:pPr>
-      <w:bookmarkStart w:id="18" w:name="_Toc669"/>
+      <w:bookmarkStart w:id="16" w:name="_Toc18467"/>
       <w:r>
         <w:rPr>
           <w:rFonts w:hint="default" w:ascii="Times New Roman" w:hAnsi="Times New Roman" w:eastAsia="仿宋" w:cs="Times New Roman"/>
         </w:rPr>
         <w:t>实际案例</w:t>
       </w:r>
-      <w:bookmarkEnd w:id="18"/>
+      <w:bookmarkEnd w:id="16"/>
     </w:p>
     <w:p>
       <w:pPr>
@@ -11337,14 +8361,14 @@
           <w:rFonts w:hint="default" w:ascii="Times New Roman" w:hAnsi="Times New Roman" w:eastAsia="仿宋" w:cs="Times New Roman"/>
         </w:rPr>
       </w:pPr>
-      <w:bookmarkStart w:id="19" w:name="_Toc7613"/>
+      <w:bookmarkStart w:id="17" w:name="_Toc14832"/>
       <w:r>
         <w:rPr>
           <w:rFonts w:hint="default" w:ascii="Times New Roman" w:hAnsi="Times New Roman" w:eastAsia="仿宋" w:cs="Times New Roman"/>
         </w:rPr>
         <w:t>其他工作</w:t>
       </w:r>
-      <w:bookmarkEnd w:id="19"/>
+      <w:bookmarkEnd w:id="17"/>
     </w:p>
     <w:p>
       <w:pPr>
@@ -11375,14 +8399,14 @@
           <w:rFonts w:hint="default" w:ascii="Times New Roman" w:hAnsi="Times New Roman" w:eastAsia="仿宋" w:cs="Times New Roman"/>
         </w:rPr>
       </w:pPr>
-      <w:bookmarkStart w:id="20" w:name="_Toc28815"/>
+      <w:bookmarkStart w:id="18" w:name="_Toc32728"/>
       <w:r>
         <w:rPr>
           <w:rFonts w:hint="default" w:ascii="Times New Roman" w:hAnsi="Times New Roman" w:eastAsia="仿宋" w:cs="Times New Roman"/>
         </w:rPr>
         <w:t>旧代码理解</w:t>
       </w:r>
-      <w:bookmarkEnd w:id="20"/>
+      <w:bookmarkEnd w:id="18"/>
     </w:p>
     <w:p>
       <w:pPr>
@@ -11512,14 +8536,14 @@
           <w:rFonts w:hint="default" w:ascii="Times New Roman" w:hAnsi="Times New Roman" w:eastAsia="仿宋" w:cs="Times New Roman"/>
         </w:rPr>
       </w:pPr>
-      <w:bookmarkStart w:id="21" w:name="_Toc1974"/>
+      <w:bookmarkStart w:id="19" w:name="_Toc28583"/>
       <w:r>
         <w:rPr>
           <w:rFonts w:hint="default" w:ascii="Times New Roman" w:hAnsi="Times New Roman" w:eastAsia="仿宋" w:cs="Times New Roman"/>
         </w:rPr>
         <w:t>日报周报</w:t>
       </w:r>
-      <w:bookmarkEnd w:id="21"/>
+      <w:bookmarkEnd w:id="19"/>
     </w:p>
     <w:p>
       <w:pPr>
@@ -11625,14 +8649,14 @@
           <w:rFonts w:hint="default" w:ascii="Times New Roman" w:hAnsi="Times New Roman" w:eastAsia="仿宋" w:cs="Times New Roman"/>
         </w:rPr>
       </w:pPr>
-      <w:bookmarkStart w:id="22" w:name="_Toc24284"/>
+      <w:bookmarkStart w:id="20" w:name="_Toc24920"/>
       <w:r>
         <w:rPr>
           <w:rFonts w:hint="default" w:ascii="Times New Roman" w:hAnsi="Times New Roman" w:eastAsia="仿宋" w:cs="Times New Roman"/>
         </w:rPr>
         <w:t>系统升级清单检查</w:t>
       </w:r>
-      <w:bookmarkEnd w:id="22"/>
+      <w:bookmarkEnd w:id="20"/>
     </w:p>
     <w:p>
       <w:pPr>
@@ -11708,14 +8732,14 @@
           <w:rFonts w:hint="default" w:ascii="Times New Roman" w:hAnsi="Times New Roman" w:eastAsia="仿宋" w:cs="Times New Roman"/>
         </w:rPr>
       </w:pPr>
-      <w:bookmarkStart w:id="23" w:name="_Toc24903"/>
+      <w:bookmarkStart w:id="21" w:name="_Toc30680"/>
       <w:r>
         <w:rPr>
           <w:rFonts w:hint="default" w:ascii="Times New Roman" w:hAnsi="Times New Roman" w:eastAsia="仿宋" w:cs="Times New Roman"/>
         </w:rPr>
         <w:t>工具与使用方法</w:t>
       </w:r>
-      <w:bookmarkEnd w:id="23"/>
+      <w:bookmarkEnd w:id="21"/>
     </w:p>
     <w:p>
       <w:pPr>
@@ -11726,7 +8750,7 @@
           <w:szCs w:val="28"/>
         </w:rPr>
       </w:pPr>
-      <w:bookmarkStart w:id="24" w:name="_Toc26975"/>
+      <w:bookmarkStart w:id="22" w:name="_Toc9422"/>
       <w:r>
         <w:rPr>
           <w:rFonts w:hint="default" w:ascii="Times New Roman" w:hAnsi="Times New Roman" w:eastAsia="仿宋" w:cs="Times New Roman"/>
@@ -11734,7 +8758,7 @@
         </w:rPr>
         <w:t>使用规范建议</w:t>
       </w:r>
-      <w:bookmarkEnd w:id="24"/>
+      <w:bookmarkEnd w:id="22"/>
     </w:p>
     <w:p>
       <w:pPr>
@@ -11760,14 +8784,14 @@
           <w:rFonts w:hint="default" w:ascii="Times New Roman" w:hAnsi="Times New Roman" w:eastAsia="仿宋" w:cs="Times New Roman"/>
         </w:rPr>
       </w:pPr>
-      <w:bookmarkStart w:id="25" w:name="_Toc28220"/>
+      <w:bookmarkStart w:id="23" w:name="_Toc29434"/>
       <w:r>
         <w:rPr>
           <w:rFonts w:hint="default" w:ascii="Times New Roman" w:hAnsi="Times New Roman" w:eastAsia="仿宋" w:cs="Times New Roman"/>
         </w:rPr>
         <w:t>不要直接贴敏感代码</w:t>
       </w:r>
-      <w:bookmarkEnd w:id="25"/>
+      <w:bookmarkEnd w:id="23"/>
     </w:p>
     <w:p>
       <w:pPr>
@@ -11890,14 +8914,14 @@
           <w:rFonts w:hint="default" w:ascii="Times New Roman" w:hAnsi="Times New Roman" w:eastAsia="仿宋" w:cs="Times New Roman"/>
         </w:rPr>
       </w:pPr>
-      <w:bookmarkStart w:id="26" w:name="_Toc26278"/>
+      <w:bookmarkStart w:id="24" w:name="_Toc22019"/>
       <w:r>
         <w:rPr>
           <w:rFonts w:hint="default" w:ascii="Times New Roman" w:hAnsi="Times New Roman" w:eastAsia="仿宋" w:cs="Times New Roman"/>
         </w:rPr>
         <w:t>AI生成的代码必须 Review</w:t>
       </w:r>
-      <w:bookmarkEnd w:id="26"/>
+      <w:bookmarkEnd w:id="24"/>
     </w:p>
     <w:p>
       <w:pPr>
@@ -12113,14 +9137,14 @@
           <w:rFonts w:hint="default" w:ascii="Times New Roman" w:hAnsi="Times New Roman" w:eastAsia="仿宋" w:cs="Times New Roman"/>
         </w:rPr>
       </w:pPr>
-      <w:bookmarkStart w:id="27" w:name="_Toc3348"/>
+      <w:bookmarkStart w:id="25" w:name="_Toc7726"/>
       <w:r>
         <w:rPr>
           <w:rFonts w:hint="default" w:ascii="Times New Roman" w:hAnsi="Times New Roman" w:eastAsia="仿宋" w:cs="Times New Roman"/>
         </w:rPr>
         <w:t>AI生成内容标注（建议）</w:t>
       </w:r>
-      <w:bookmarkEnd w:id="27"/>
+      <w:bookmarkEnd w:id="25"/>
     </w:p>
     <w:p>
       <w:pPr>
@@ -12242,7 +9266,7 @@
           <w:szCs w:val="28"/>
         </w:rPr>
       </w:pPr>
-      <w:bookmarkStart w:id="28" w:name="_Toc15544"/>
+      <w:bookmarkStart w:id="26" w:name="_Toc9224"/>
       <w:r>
         <w:rPr>
           <w:rFonts w:hint="default" w:ascii="Times New Roman" w:hAnsi="Times New Roman" w:eastAsia="仿宋" w:cs="Times New Roman"/>
@@ -12250,7 +9274,7 @@
         </w:rPr>
         <w:t>IDE内代码辅助</w:t>
       </w:r>
-      <w:bookmarkEnd w:id="28"/>
+      <w:bookmarkEnd w:id="26"/>
     </w:p>
     <w:p>
       <w:pPr>
@@ -12300,14 +9324,14 @@
           <w:rFonts w:hint="default" w:ascii="Times New Roman" w:hAnsi="Times New Roman" w:eastAsia="仿宋" w:cs="Times New Roman"/>
         </w:rPr>
       </w:pPr>
-      <w:bookmarkStart w:id="29" w:name="_Toc3892"/>
+      <w:bookmarkStart w:id="27" w:name="_Toc8408"/>
       <w:r>
         <w:rPr>
           <w:rFonts w:hint="default" w:ascii="Times New Roman" w:hAnsi="Times New Roman" w:eastAsia="仿宋" w:cs="Times New Roman"/>
         </w:rPr>
         <w:t>结构化提示词</w:t>
       </w:r>
-      <w:bookmarkEnd w:id="29"/>
+      <w:bookmarkEnd w:id="27"/>
     </w:p>
     <w:p>
       <w:pPr>
@@ -12439,14 +9463,14 @@
           <w:rFonts w:hint="default" w:ascii="Times New Roman" w:hAnsi="Times New Roman" w:eastAsia="仿宋" w:cs="Times New Roman"/>
         </w:rPr>
       </w:pPr>
-      <w:bookmarkStart w:id="30" w:name="_Toc21749"/>
+      <w:bookmarkStart w:id="28" w:name="_Toc17153"/>
       <w:r>
         <w:rPr>
           <w:rFonts w:hint="default" w:ascii="Times New Roman" w:hAnsi="Times New Roman" w:eastAsia="仿宋" w:cs="Times New Roman"/>
         </w:rPr>
         <w:t>四个要素</w:t>
       </w:r>
-      <w:bookmarkEnd w:id="30"/>
+      <w:bookmarkEnd w:id="28"/>
     </w:p>
     <w:p>
       <w:pPr>
@@ -13363,14 +10387,14 @@
           <w:szCs w:val="21"/>
         </w:rPr>
       </w:pPr>
-      <w:bookmarkStart w:id="31" w:name="_Toc26569"/>
+      <w:bookmarkStart w:id="29" w:name="_Toc1965"/>
       <w:r>
         <w:rPr>
           <w:rFonts w:hint="default" w:ascii="Times New Roman" w:hAnsi="Times New Roman" w:eastAsia="仿宋" w:cs="Times New Roman"/>
         </w:rPr>
         <w:t>举例说明</w:t>
       </w:r>
-      <w:bookmarkEnd w:id="31"/>
+      <w:bookmarkEnd w:id="29"/>
     </w:p>
     <w:p>
       <w:pPr>
@@ -13638,14 +10662,14 @@
           <w:rFonts w:hint="default" w:ascii="Times New Roman" w:hAnsi="Times New Roman" w:eastAsia="仿宋" w:cs="Times New Roman"/>
         </w:rPr>
       </w:pPr>
-      <w:bookmarkStart w:id="32" w:name="_Toc28665"/>
+      <w:bookmarkStart w:id="30" w:name="_Toc6500"/>
       <w:r>
         <w:rPr>
           <w:rFonts w:hint="default" w:ascii="Times New Roman" w:hAnsi="Times New Roman" w:eastAsia="仿宋" w:cs="Times New Roman"/>
         </w:rPr>
         <w:t>总结与拓展</w:t>
       </w:r>
-      <w:bookmarkEnd w:id="32"/>
+      <w:bookmarkEnd w:id="30"/>
     </w:p>
     <w:p>
       <w:pPr>
@@ -13891,14 +10915,14 @@
           <w:rFonts w:hint="default" w:ascii="Times New Roman" w:hAnsi="Times New Roman" w:eastAsia="仿宋" w:cs="Times New Roman"/>
         </w:rPr>
       </w:pPr>
-      <w:bookmarkStart w:id="33" w:name="_Toc3732"/>
+      <w:bookmarkStart w:id="31" w:name="_Toc24955"/>
       <w:r>
         <w:rPr>
           <w:rFonts w:hint="default" w:ascii="Times New Roman" w:hAnsi="Times New Roman" w:eastAsia="仿宋" w:cs="Times New Roman"/>
         </w:rPr>
         <w:t>智能体进阶使用</w:t>
       </w:r>
-      <w:bookmarkEnd w:id="33"/>
+      <w:bookmarkEnd w:id="31"/>
     </w:p>
     <w:p>
       <w:pPr>
@@ -13922,14 +10946,14 @@
           <w:rFonts w:hint="default" w:ascii="Times New Roman" w:hAnsi="Times New Roman" w:eastAsia="仿宋" w:cs="Times New Roman"/>
         </w:rPr>
       </w:pPr>
-      <w:bookmarkStart w:id="34" w:name="_Toc25011"/>
+      <w:bookmarkStart w:id="32" w:name="_Toc31795"/>
       <w:r>
         <w:rPr>
           <w:rFonts w:hint="default" w:ascii="Times New Roman" w:hAnsi="Times New Roman" w:eastAsia="仿宋" w:cs="Times New Roman"/>
         </w:rPr>
         <w:t>Rule（规则）</w:t>
       </w:r>
-      <w:bookmarkEnd w:id="34"/>
+      <w:bookmarkEnd w:id="32"/>
     </w:p>
     <w:p>
       <w:pPr>
@@ -14865,14 +11889,14 @@
           <w:rFonts w:hint="default" w:ascii="Times New Roman" w:hAnsi="Times New Roman" w:eastAsia="仿宋" w:cs="Times New Roman"/>
         </w:rPr>
       </w:pPr>
-      <w:bookmarkStart w:id="35" w:name="_Toc7731"/>
+      <w:bookmarkStart w:id="33" w:name="_Toc21246"/>
       <w:r>
         <w:rPr>
           <w:rFonts w:hint="default" w:ascii="Times New Roman" w:hAnsi="Times New Roman" w:eastAsia="仿宋" w:cs="Times New Roman"/>
         </w:rPr>
         <w:t>Skill（技能）</w:t>
       </w:r>
-      <w:bookmarkEnd w:id="35"/>
+      <w:bookmarkEnd w:id="33"/>
     </w:p>
     <w:p>
       <w:pPr>
@@ -16707,14 +13731,14 @@
           <w:rFonts w:hint="default" w:ascii="Times New Roman" w:hAnsi="Times New Roman" w:eastAsia="仿宋" w:cs="Times New Roman"/>
         </w:rPr>
       </w:pPr>
-      <w:bookmarkStart w:id="36" w:name="_Toc16139"/>
+      <w:bookmarkStart w:id="34" w:name="_Toc6645"/>
       <w:r>
         <w:rPr>
           <w:rFonts w:hint="default" w:ascii="Times New Roman" w:hAnsi="Times New Roman" w:eastAsia="仿宋" w:cs="Times New Roman"/>
         </w:rPr>
         <w:t>Memory（记忆）</w:t>
       </w:r>
-      <w:bookmarkEnd w:id="36"/>
+      <w:bookmarkEnd w:id="34"/>
     </w:p>
     <w:p>
       <w:pPr>
@@ -17821,14 +14845,14 @@
           <w:rFonts w:hint="default" w:ascii="Times New Roman" w:hAnsi="Times New Roman" w:eastAsia="仿宋" w:cs="Times New Roman"/>
         </w:rPr>
       </w:pPr>
-      <w:bookmarkStart w:id="37" w:name="_Toc12715"/>
+      <w:bookmarkStart w:id="35" w:name="_Toc25205"/>
       <w:r>
         <w:rPr>
           <w:rFonts w:hint="default" w:ascii="Times New Roman" w:hAnsi="Times New Roman" w:eastAsia="仿宋" w:cs="Times New Roman"/>
         </w:rPr>
         <w:t>小结</w:t>
       </w:r>
-      <w:bookmarkEnd w:id="37"/>
+      <w:bookmarkEnd w:id="35"/>
     </w:p>
     <w:p>
       <w:pPr>
@@ -17975,14 +14999,14 @@
           <w:rFonts w:hint="default" w:ascii="Times New Roman" w:hAnsi="Times New Roman" w:eastAsia="仿宋" w:cs="Times New Roman"/>
         </w:rPr>
       </w:pPr>
-      <w:bookmarkStart w:id="38" w:name="_Toc4548"/>
+      <w:bookmarkStart w:id="36" w:name="_Toc29303"/>
       <w:r>
         <w:rPr>
           <w:rFonts w:hint="default" w:ascii="Times New Roman" w:hAnsi="Times New Roman" w:eastAsia="仿宋" w:cs="Times New Roman"/>
         </w:rPr>
         <w:t>局限性与风险</w:t>
       </w:r>
-      <w:bookmarkEnd w:id="38"/>
+      <w:bookmarkEnd w:id="36"/>
     </w:p>
     <w:p>
       <w:pPr>
@@ -17996,7 +15020,7 @@
         <w:rPr>
           <w:rFonts w:hint="default" w:ascii="Times New Roman" w:hAnsi="Times New Roman" w:eastAsia="仿宋" w:cs="Times New Roman"/>
         </w:rPr>
-        <w:t>推动AI应用的同时，也需要对AI的局限性有清醒认识。从而让 AI应用更加安全。本章按风险来源从底层到上层分为</w:t>
+        <w:t>本章按风险来源从底层到上层分为</w:t>
       </w:r>
       <w:r>
         <w:rPr>
@@ -18009,7 +15033,20 @@
         <w:rPr>
           <w:rFonts w:hint="default" w:ascii="Times New Roman" w:hAnsi="Times New Roman" w:eastAsia="仿宋" w:cs="Times New Roman"/>
         </w:rPr>
-        <w:t>层次：大模型本身的局限 → Agent 自动化的风险</w:t>
+        <w:t>层次：大模型本身的局限</w:t>
+      </w:r>
+      <w:r>
+        <w:rPr>
+          <w:rFonts w:hint="eastAsia" w:ascii="Times New Roman" w:hAnsi="Times New Roman" w:cs="Times New Roman"/>
+          <w:lang w:val="en-US" w:eastAsia="zh-CN"/>
+        </w:rPr>
+        <w:t>与</w:t>
+      </w:r>
+      <w:r>
+        <w:rPr>
+          <w:rFonts w:hint="default" w:ascii="Times New Roman" w:hAnsi="Times New Roman" w:eastAsia="仿宋" w:cs="Times New Roman"/>
+        </w:rPr>
+        <w:t>Agent 自动化的风险</w:t>
       </w:r>
       <w:r>
         <w:rPr>
@@ -18027,14 +15064,14 @@
           <w:rFonts w:hint="default" w:ascii="Times New Roman" w:hAnsi="Times New Roman" w:eastAsia="仿宋" w:cs="Times New Roman"/>
         </w:rPr>
       </w:pPr>
-      <w:bookmarkStart w:id="39" w:name="_Toc25401"/>
+      <w:bookmarkStart w:id="37" w:name="_Toc220"/>
       <w:r>
         <w:rPr>
           <w:rFonts w:hint="default" w:ascii="Times New Roman" w:hAnsi="Times New Roman" w:eastAsia="仿宋" w:cs="Times New Roman"/>
         </w:rPr>
         <w:t>大模型本身的局限性</w:t>
       </w:r>
-      <w:bookmarkEnd w:id="39"/>
+      <w:bookmarkEnd w:id="37"/>
     </w:p>
     <w:p>
       <w:pPr>
@@ -18094,14 +15131,14 @@
           <w:rFonts w:hint="default" w:ascii="Times New Roman" w:hAnsi="Times New Roman" w:eastAsia="仿宋" w:cs="Times New Roman"/>
         </w:rPr>
       </w:pPr>
-      <w:bookmarkStart w:id="40" w:name="_Toc3211"/>
+      <w:bookmarkStart w:id="38" w:name="_Toc27038"/>
       <w:r>
         <w:rPr>
           <w:rFonts w:hint="default" w:ascii="Times New Roman" w:hAnsi="Times New Roman" w:eastAsia="仿宋" w:cs="Times New Roman"/>
         </w:rPr>
         <w:t>幻觉</w:t>
       </w:r>
-      <w:bookmarkEnd w:id="40"/>
+      <w:bookmarkEnd w:id="38"/>
     </w:p>
     <w:p>
       <w:pPr>
@@ -18252,12 +15289,6 @@
             <w:insideH w:val="single" w:color="auto" w:sz="4" w:space="0"/>
             <w:insideV w:val="single" w:color="auto" w:sz="4" w:space="0"/>
           </w:tblBorders>
-          <w:tblCellMar>
-            <w:top w:w="15" w:type="dxa"/>
-            <w:left w:w="15" w:type="dxa"/>
-            <w:bottom w:w="15" w:type="dxa"/>
-            <w:right w:w="15" w:type="dxa"/>
-          </w:tblCellMar>
         </w:tblPrEx>
         <w:trPr>
           <w:tblHeader/>
@@ -18686,14 +15717,14 @@
           <w:rFonts w:hint="default" w:ascii="Times New Roman" w:hAnsi="Times New Roman" w:eastAsia="仿宋" w:cs="Times New Roman"/>
         </w:rPr>
       </w:pPr>
-      <w:bookmarkStart w:id="41" w:name="_Toc7861"/>
+      <w:bookmarkStart w:id="39" w:name="_Toc17906"/>
       <w:r>
         <w:rPr>
           <w:rFonts w:hint="default" w:ascii="Times New Roman" w:hAnsi="Times New Roman" w:eastAsia="仿宋" w:cs="Times New Roman"/>
         </w:rPr>
         <w:t>奉承/迎合</w:t>
       </w:r>
-      <w:bookmarkEnd w:id="41"/>
+      <w:bookmarkEnd w:id="39"/>
     </w:p>
     <w:p>
       <w:pPr>
@@ -20072,7 +17103,7 @@
         <w:drawing>
           <wp:inline distT="0" distB="0" distL="0" distR="0">
             <wp:extent cx="5278120" cy="2696845"/>
-            <wp:effectExtent l="0" t="0" r="0" b="8255"/>
+            <wp:effectExtent l="0" t="0" r="17780" b="8255"/>
             <wp:docPr id="597288459" name="图片 1"/>
             <wp:cNvGraphicFramePr>
               <a:graphicFrameLocks xmlns:a="http://schemas.openxmlformats.org/drawingml/2006/main" noChangeAspect="1"/>
@@ -20116,14 +17147,14 @@
           <w:rFonts w:hint="default" w:ascii="Times New Roman" w:hAnsi="Times New Roman" w:eastAsia="仿宋" w:cs="Times New Roman"/>
         </w:rPr>
       </w:pPr>
-      <w:bookmarkStart w:id="42" w:name="_Toc18503"/>
+      <w:bookmarkStart w:id="40" w:name="_Toc13783"/>
       <w:r>
         <w:rPr>
           <w:rFonts w:hint="default" w:ascii="Times New Roman" w:hAnsi="Times New Roman" w:eastAsia="仿宋" w:cs="Times New Roman"/>
         </w:rPr>
         <w:t>上下文丢失</w:t>
       </w:r>
-      <w:bookmarkEnd w:id="42"/>
+      <w:bookmarkEnd w:id="40"/>
     </w:p>
     <w:p>
       <w:pPr>
@@ -20393,14 +17424,14 @@
           <w:rFonts w:hint="default" w:ascii="Times New Roman" w:hAnsi="Times New Roman" w:eastAsia="仿宋" w:cs="Times New Roman"/>
         </w:rPr>
       </w:pPr>
-      <w:bookmarkStart w:id="43" w:name="_Toc19471"/>
+      <w:bookmarkStart w:id="41" w:name="_Toc15734"/>
       <w:r>
         <w:rPr>
           <w:rFonts w:hint="default" w:ascii="Times New Roman" w:hAnsi="Times New Roman" w:eastAsia="仿宋" w:cs="Times New Roman"/>
         </w:rPr>
         <w:t>Agent自动化的风险</w:t>
       </w:r>
-      <w:bookmarkEnd w:id="43"/>
+      <w:bookmarkEnd w:id="41"/>
     </w:p>
     <w:p>
       <w:pPr>
@@ -20554,14 +17585,14 @@
           <w:rFonts w:hint="default" w:ascii="Times New Roman" w:hAnsi="Times New Roman" w:eastAsia="仿宋" w:cs="Times New Roman"/>
         </w:rPr>
       </w:pPr>
-      <w:bookmarkStart w:id="44" w:name="_Toc7467"/>
+      <w:bookmarkStart w:id="42" w:name="_Toc12000"/>
       <w:r>
         <w:rPr>
           <w:rFonts w:hint="default" w:ascii="Times New Roman" w:hAnsi="Times New Roman" w:eastAsia="仿宋" w:cs="Times New Roman"/>
         </w:rPr>
         <w:t>操作不可逆</w:t>
       </w:r>
-      <w:bookmarkEnd w:id="44"/>
+      <w:bookmarkEnd w:id="42"/>
     </w:p>
     <w:p>
       <w:pPr>
@@ -20686,13 +17717,13 @@
           <w:bCs/>
           <w:lang w:eastAsia="zh-CN"/>
         </w:rPr>
-        <w:t>”</w:t>
-      </w:r>
-      <w:r>
-        <w:rPr>
-          <w:rFonts w:hint="default" w:ascii="Times New Roman" w:hAnsi="Times New Roman" w:eastAsia="仿宋" w:cs="Times New Roman"/>
-        </w:rPr>
-        <w:t>：只输出方案、建议、审查意见，不自动执行操作，操作前需确认。</w:t>
+        <w:t>”：</w:t>
+      </w:r>
+      <w:r>
+        <w:rPr>
+          <w:rFonts w:hint="default" w:ascii="Times New Roman" w:hAnsi="Times New Roman" w:eastAsia="仿宋" w:cs="Times New Roman"/>
+        </w:rPr>
+        <w:t>不自动执行操作，操作前需确认。</w:t>
       </w:r>
     </w:p>
     <w:p>
@@ -21654,14 +18685,14 @@
           <w:rFonts w:hint="default" w:ascii="Times New Roman" w:hAnsi="Times New Roman" w:eastAsia="仿宋" w:cs="Times New Roman"/>
         </w:rPr>
       </w:pPr>
-      <w:bookmarkStart w:id="45" w:name="_Toc15021"/>
+      <w:bookmarkStart w:id="43" w:name="_Toc22334"/>
       <w:r>
         <w:rPr>
           <w:rFonts w:hint="default" w:ascii="Times New Roman" w:hAnsi="Times New Roman" w:eastAsia="仿宋" w:cs="Times New Roman"/>
         </w:rPr>
         <w:t>连环错误</w:t>
       </w:r>
-      <w:bookmarkEnd w:id="45"/>
+      <w:bookmarkEnd w:id="43"/>
     </w:p>
     <w:p>
       <w:pPr>
@@ -21913,18 +18944,147 @@
     </w:p>
     <w:p>
       <w:pPr>
+        <w:pStyle w:val="2"/>
+        <w:spacing w:before="190" w:after="190"/>
+        <w:rPr>
+          <w:rFonts w:hint="default" w:ascii="Times New Roman" w:hAnsi="Times New Roman" w:eastAsia="仿宋" w:cs="Times New Roman"/>
+        </w:rPr>
+      </w:pPr>
+      <w:bookmarkStart w:id="44" w:name="_Toc26625"/>
+      <w:r>
+        <w:rPr>
+          <w:rFonts w:hint="eastAsia" w:ascii="Times New Roman" w:hAnsi="Times New Roman" w:cs="Times New Roman"/>
+          <w:lang w:val="en-US" w:eastAsia="zh-CN"/>
+        </w:rPr>
+        <w:t>学习路线建议</w:t>
+      </w:r>
+      <w:bookmarkEnd w:id="44"/>
+    </w:p>
+    <w:p>
+      <w:pPr>
+        <w:ind w:firstLine="560" w:firstLineChars="200"/>
+        <w:rPr>
+          <w:rFonts w:hint="default" w:ascii="Times New Roman" w:hAnsi="Times New Roman" w:eastAsia="仿宋" w:cs="Times New Roman"/>
+        </w:rPr>
+      </w:pPr>
+      <w:r>
+        <w:rPr>
+          <w:rFonts w:hint="default" w:ascii="Times New Roman" w:hAnsi="Times New Roman" w:eastAsia="仿宋" w:cs="Times New Roman"/>
+        </w:rPr>
+        <w:t>本章将</w:t>
+      </w:r>
+      <w:r>
+        <w:rPr>
+          <w:rFonts w:hint="default" w:ascii="Times New Roman" w:hAnsi="Times New Roman" w:eastAsia="仿宋" w:cs="Times New Roman"/>
+          <w:lang w:eastAsia="zh-CN"/>
+        </w:rPr>
+        <w:t>“</w:t>
+      </w:r>
+      <w:r>
+        <w:rPr>
+          <w:rFonts w:hint="default" w:ascii="Times New Roman" w:hAnsi="Times New Roman" w:eastAsia="仿宋" w:cs="Times New Roman"/>
+        </w:rPr>
+        <w:t>学什么</w:t>
+      </w:r>
+      <w:r>
+        <w:rPr>
+          <w:rFonts w:hint="default" w:ascii="Times New Roman" w:hAnsi="Times New Roman" w:eastAsia="仿宋" w:cs="Times New Roman"/>
+          <w:lang w:eastAsia="zh-CN"/>
+        </w:rPr>
+        <w:t>”</w:t>
+      </w:r>
+      <w:r>
+        <w:rPr>
+          <w:rFonts w:hint="default" w:ascii="Times New Roman" w:hAnsi="Times New Roman" w:eastAsia="仿宋" w:cs="Times New Roman"/>
+        </w:rPr>
+        <w:t>与</w:t>
+      </w:r>
+      <w:r>
+        <w:rPr>
+          <w:rFonts w:hint="default" w:ascii="Times New Roman" w:hAnsi="Times New Roman" w:eastAsia="仿宋" w:cs="Times New Roman"/>
+          <w:lang w:eastAsia="zh-CN"/>
+        </w:rPr>
+        <w:t>“</w:t>
+      </w:r>
+      <w:r>
+        <w:rPr>
+          <w:rFonts w:hint="default" w:ascii="Times New Roman" w:hAnsi="Times New Roman" w:eastAsia="仿宋" w:cs="Times New Roman"/>
+        </w:rPr>
+        <w:t>做什么</w:t>
+      </w:r>
+      <w:r>
+        <w:rPr>
+          <w:rFonts w:hint="default" w:ascii="Times New Roman" w:hAnsi="Times New Roman" w:eastAsia="仿宋" w:cs="Times New Roman"/>
+          <w:lang w:eastAsia="zh-CN"/>
+        </w:rPr>
+        <w:t>”</w:t>
+      </w:r>
+      <w:r>
+        <w:rPr>
+          <w:rFonts w:hint="default" w:ascii="Times New Roman" w:hAnsi="Times New Roman" w:eastAsia="仿宋" w:cs="Times New Roman"/>
+        </w:rPr>
+        <w:t>整合为一条由浅入深的推进路径。本章涉及的具体能力（Rule、Skill、Memory、提示工程）已在第三章中详细说明其概念和配置方法，此处聚焦</w:t>
+      </w:r>
+      <w:r>
+        <w:rPr>
+          <w:rFonts w:hint="default" w:ascii="Times New Roman" w:hAnsi="Times New Roman" w:eastAsia="仿宋" w:cs="Times New Roman"/>
+          <w:b/>
+          <w:bCs/>
+        </w:rPr>
+        <w:t>先做什么、后做什么、做到什么程度</w:t>
+      </w:r>
+      <w:r>
+        <w:rPr>
+          <w:rFonts w:hint="default" w:ascii="Times New Roman" w:hAnsi="Times New Roman" w:eastAsia="仿宋" w:cs="Times New Roman"/>
+        </w:rPr>
+        <w:t>，不再重复概念解释。</w:t>
+      </w:r>
+    </w:p>
+    <w:p>
+      <w:pPr>
         <w:pStyle w:val="3"/>
         <w:spacing w:before="190" w:after="190"/>
         <w:rPr>
           <w:rFonts w:hint="default" w:ascii="Times New Roman" w:hAnsi="Times New Roman" w:eastAsia="仿宋" w:cs="Times New Roman"/>
         </w:rPr>
       </w:pPr>
-      <w:bookmarkStart w:id="46" w:name="_Toc32025"/>
-      <w:r>
-        <w:rPr>
-          <w:rFonts w:hint="default" w:ascii="Times New Roman" w:hAnsi="Times New Roman" w:eastAsia="仿宋" w:cs="Times New Roman"/>
-        </w:rPr>
-        <w:t>总结</w:t>
+      <w:bookmarkStart w:id="45" w:name="_Toc22805"/>
+      <w:r>
+        <w:rPr>
+          <w:rFonts w:hint="default" w:ascii="Times New Roman" w:hAnsi="Times New Roman" w:eastAsia="仿宋" w:cs="Times New Roman"/>
+        </w:rPr>
+        <w:t>基础建立</w:t>
+      </w:r>
+      <w:bookmarkEnd w:id="45"/>
+    </w:p>
+    <w:p>
+      <w:pPr>
+        <w:ind w:firstLine="560" w:firstLineChars="200"/>
+        <w:rPr>
+          <w:rFonts w:hint="default" w:ascii="Times New Roman" w:hAnsi="Times New Roman" w:eastAsia="仿宋" w:cs="Times New Roman"/>
+        </w:rPr>
+      </w:pPr>
+      <w:r>
+        <w:rPr>
+          <w:rFonts w:hint="default" w:ascii="Times New Roman" w:hAnsi="Times New Roman" w:eastAsia="仿宋" w:cs="Times New Roman"/>
+        </w:rPr>
+        <w:t xml:space="preserve">提示词是使用AI的基础，好的提示词习惯是全部后续阶段的基础。 </w:t>
+      </w:r>
+    </w:p>
+    <w:p>
+      <w:pPr>
+        <w:pStyle w:val="4"/>
+        <w:spacing w:before="190" w:after="190"/>
+        <w:rPr>
+          <w:rFonts w:hint="default" w:ascii="Times New Roman" w:hAnsi="Times New Roman" w:eastAsia="仿宋" w:cs="Times New Roman"/>
+        </w:rPr>
+      </w:pPr>
+      <w:bookmarkStart w:id="46" w:name="_Toc6385"/>
+      <w:r>
+        <w:rPr>
+          <w:rFonts w:hint="default" w:ascii="Times New Roman" w:hAnsi="Times New Roman" w:eastAsia="仿宋" w:cs="Times New Roman"/>
+        </w:rPr>
+        <w:t>目标</w:t>
       </w:r>
       <w:bookmarkEnd w:id="46"/>
     </w:p>
@@ -21939,40 +19099,115 @@
         <w:rPr>
           <w:rFonts w:hint="default" w:ascii="Times New Roman" w:hAnsi="Times New Roman" w:eastAsia="仿宋" w:cs="Times New Roman"/>
         </w:rPr>
-        <w:t>本章从LLM到Agent梳理了常见的风险，了解风险后才能更加从容地使用AI工具。大模型本身的局限（幻觉、奉承、知识截止）无法消除，但可以通过 Review 来兜底；Agent 的权限可以</w:t>
-      </w:r>
+        <w:t>从</w:t>
+      </w:r>
+      <w:r>
+        <w:rPr>
+          <w:rFonts w:hint="default" w:ascii="Times New Roman" w:hAnsi="Times New Roman" w:eastAsia="仿宋" w:cs="Times New Roman"/>
+          <w:lang w:eastAsia="zh-CN"/>
+        </w:rPr>
+        <w:t>“</w:t>
+      </w:r>
+      <w:r>
+        <w:rPr>
+          <w:rFonts w:hint="default" w:ascii="Times New Roman" w:hAnsi="Times New Roman" w:eastAsia="仿宋" w:cs="Times New Roman"/>
+        </w:rPr>
+        <w:t>随口问</w:t>
+      </w:r>
+      <w:r>
+        <w:rPr>
+          <w:rFonts w:hint="default" w:ascii="Times New Roman" w:hAnsi="Times New Roman" w:eastAsia="仿宋" w:cs="Times New Roman"/>
+          <w:lang w:eastAsia="zh-CN"/>
+        </w:rPr>
+        <w:t>”</w:t>
+      </w:r>
+      <w:r>
+        <w:rPr>
+          <w:rFonts w:hint="default" w:ascii="Times New Roman" w:hAnsi="Times New Roman" w:eastAsia="仿宋" w:cs="Times New Roman"/>
+        </w:rPr>
+        <w:t>过渡到</w:t>
+      </w:r>
+      <w:r>
+        <w:rPr>
+          <w:rFonts w:hint="default" w:ascii="Times New Roman" w:hAnsi="Times New Roman" w:eastAsia="仿宋" w:cs="Times New Roman"/>
+          <w:lang w:eastAsia="zh-CN"/>
+        </w:rPr>
+        <w:t>“</w:t>
+      </w:r>
+      <w:r>
+        <w:rPr>
+          <w:rFonts w:hint="default" w:ascii="Times New Roman" w:hAnsi="Times New Roman" w:eastAsia="仿宋" w:cs="Times New Roman"/>
+        </w:rPr>
+        <w:t>有目的地问</w:t>
+      </w:r>
+      <w:r>
+        <w:rPr>
+          <w:rFonts w:hint="default" w:ascii="Times New Roman" w:hAnsi="Times New Roman" w:eastAsia="仿宋" w:cs="Times New Roman"/>
+          <w:lang w:eastAsia="zh-CN"/>
+        </w:rPr>
+        <w:t>”</w:t>
+      </w:r>
+      <w:r>
+        <w:rPr>
+          <w:rFonts w:hint="default" w:ascii="Times New Roman" w:hAnsi="Times New Roman" w:eastAsia="仿宋" w:cs="Times New Roman"/>
+        </w:rPr>
+        <w:t>：在提问前习惯性地交代项目背景、技术栈、约束条件。</w:t>
+      </w:r>
+    </w:p>
+    <w:p>
+      <w:pPr>
+        <w:pStyle w:val="4"/>
+        <w:spacing w:before="190" w:after="190"/>
+        <w:rPr>
+          <w:rFonts w:hint="default" w:ascii="Times New Roman" w:hAnsi="Times New Roman" w:eastAsia="仿宋" w:cs="Times New Roman"/>
+        </w:rPr>
+      </w:pPr>
+      <w:bookmarkStart w:id="47" w:name="_Toc26759"/>
+      <w:r>
+        <w:rPr>
+          <w:rFonts w:hint="default" w:ascii="Times New Roman" w:hAnsi="Times New Roman" w:eastAsia="仿宋" w:cs="Times New Roman"/>
+        </w:rPr>
+        <w:t>学习内容</w:t>
+      </w:r>
+      <w:bookmarkEnd w:id="47"/>
+    </w:p>
+    <w:p>
+      <w:pPr>
+        <w:ind w:firstLine="560" w:firstLineChars="200"/>
+        <w:rPr>
+          <w:rFonts w:hint="default" w:ascii="Times New Roman" w:hAnsi="Times New Roman" w:eastAsia="仿宋" w:cs="Times New Roman"/>
+        </w:rPr>
+      </w:pPr>
       <w:r>
         <w:rPr>
           <w:rFonts w:hint="default" w:ascii="Times New Roman" w:hAnsi="Times New Roman" w:eastAsia="仿宋" w:cs="Times New Roman"/>
           <w:lang w:val="en-US" w:eastAsia="zh-CN"/>
         </w:rPr>
-        <w:t>选择</w:t>
-      </w:r>
-      <w:r>
-        <w:rPr>
-          <w:rFonts w:hint="default" w:ascii="Times New Roman" w:hAnsi="Times New Roman" w:eastAsia="仿宋" w:cs="Times New Roman"/>
-        </w:rPr>
-        <w:t>（建议模式 vs 自动执行），控制自己能控制的。</w:t>
-      </w:r>
-    </w:p>
-    <w:p>
-      <w:pPr>
-        <w:pStyle w:val="2"/>
+        <w:t>结构化提示词的</w:t>
+      </w:r>
+      <w:r>
+        <w:rPr>
+          <w:rFonts w:hint="default" w:ascii="Times New Roman" w:hAnsi="Times New Roman" w:eastAsia="仿宋" w:cs="Times New Roman"/>
+        </w:rPr>
+        <w:t>四要素：背景（Context）、角色（Role）、目标（Goal）、约束（Constraints）。具体内容参考3.3。</w:t>
+      </w:r>
+    </w:p>
+    <w:p>
+      <w:pPr>
+        <w:pStyle w:val="4"/>
         <w:spacing w:before="190" w:after="190"/>
         <w:rPr>
           <w:rFonts w:hint="default" w:ascii="Times New Roman" w:hAnsi="Times New Roman" w:eastAsia="仿宋" w:cs="Times New Roman"/>
         </w:rPr>
       </w:pPr>
-      <w:bookmarkStart w:id="47" w:name="_Toc15533"/>
-      <w:bookmarkStart w:id="68" w:name="_GoBack"/>
-      <w:bookmarkEnd w:id="68"/>
-      <w:r>
-        <w:rPr>
-          <w:rFonts w:hint="default" w:ascii="Times New Roman" w:hAnsi="Times New Roman" w:eastAsia="仿宋" w:cs="Times New Roman"/>
-        </w:rPr>
-        <w:t>落地与学习计划</w:t>
-      </w:r>
-      <w:bookmarkEnd w:id="47"/>
+      <w:bookmarkStart w:id="48" w:name="_Toc13047"/>
+      <w:r>
+        <w:rPr>
+          <w:rFonts w:hint="default" w:ascii="Times New Roman" w:hAnsi="Times New Roman" w:eastAsia="仿宋" w:cs="Times New Roman"/>
+        </w:rPr>
+        <w:t>阶段完成标志</w:t>
+      </w:r>
+      <w:bookmarkEnd w:id="48"/>
     </w:p>
     <w:p>
       <w:pPr>
@@ -21985,73 +19220,7 @@
         <w:rPr>
           <w:rFonts w:hint="default" w:ascii="Times New Roman" w:hAnsi="Times New Roman" w:eastAsia="仿宋" w:cs="Times New Roman"/>
         </w:rPr>
-        <w:t>本章将</w:t>
-      </w:r>
-      <w:r>
-        <w:rPr>
-          <w:rFonts w:hint="default" w:ascii="Times New Roman" w:hAnsi="Times New Roman" w:eastAsia="仿宋" w:cs="Times New Roman"/>
-          <w:lang w:eastAsia="zh-CN"/>
-        </w:rPr>
-        <w:t>“</w:t>
-      </w:r>
-      <w:r>
-        <w:rPr>
-          <w:rFonts w:hint="default" w:ascii="Times New Roman" w:hAnsi="Times New Roman" w:eastAsia="仿宋" w:cs="Times New Roman"/>
-        </w:rPr>
-        <w:t>学什么</w:t>
-      </w:r>
-      <w:r>
-        <w:rPr>
-          <w:rFonts w:hint="default" w:ascii="Times New Roman" w:hAnsi="Times New Roman" w:eastAsia="仿宋" w:cs="Times New Roman"/>
-          <w:lang w:eastAsia="zh-CN"/>
-        </w:rPr>
-        <w:t>”</w:t>
-      </w:r>
-      <w:r>
-        <w:rPr>
-          <w:rFonts w:hint="default" w:ascii="Times New Roman" w:hAnsi="Times New Roman" w:eastAsia="仿宋" w:cs="Times New Roman"/>
-        </w:rPr>
-        <w:t>与</w:t>
-      </w:r>
-      <w:r>
-        <w:rPr>
-          <w:rFonts w:hint="default" w:ascii="Times New Roman" w:hAnsi="Times New Roman" w:eastAsia="仿宋" w:cs="Times New Roman"/>
-          <w:lang w:eastAsia="zh-CN"/>
-        </w:rPr>
-        <w:t>“</w:t>
-      </w:r>
-      <w:r>
-        <w:rPr>
-          <w:rFonts w:hint="default" w:ascii="Times New Roman" w:hAnsi="Times New Roman" w:eastAsia="仿宋" w:cs="Times New Roman"/>
-        </w:rPr>
-        <w:t>做什么</w:t>
-      </w:r>
-      <w:r>
-        <w:rPr>
-          <w:rFonts w:hint="default" w:ascii="Times New Roman" w:hAnsi="Times New Roman" w:eastAsia="仿宋" w:cs="Times New Roman"/>
-          <w:lang w:eastAsia="zh-CN"/>
-        </w:rPr>
-        <w:t>”</w:t>
-      </w:r>
-      <w:r>
-        <w:rPr>
-          <w:rFonts w:hint="default" w:ascii="Times New Roman" w:hAnsi="Times New Roman" w:eastAsia="仿宋" w:cs="Times New Roman"/>
-        </w:rPr>
-        <w:t>整合为一条由浅入深的推进路径。本章涉及的具体能力（Rule、Skill、Memory、提示工程）已在第三章中详细说明其概念和配置方法，此处聚焦</w:t>
-      </w:r>
-      <w:r>
-        <w:rPr>
-          <w:rFonts w:hint="default" w:ascii="Times New Roman" w:hAnsi="Times New Roman" w:eastAsia="仿宋" w:cs="Times New Roman"/>
-          <w:b/>
-          <w:bCs/>
-        </w:rPr>
-        <w:t>先做什么、后做什么、做到什么程度</w:t>
-      </w:r>
-      <w:r>
-        <w:rPr>
-          <w:rFonts w:hint="default" w:ascii="Times New Roman" w:hAnsi="Times New Roman" w:eastAsia="仿宋" w:cs="Times New Roman"/>
-        </w:rPr>
-        <w:t>，不再重复概念解释。</w:t>
+        <w:t>在日常开发中，向AI提问前习惯性地交代项目背景和技术约束，而非随口提问。如果感受到同样的需求描述，结构化提示词的产出质量明显高于随口提问，说明第一阶段已经完成。</w:t>
       </w:r>
     </w:p>
     <w:p>
@@ -22062,14 +19231,14 @@
           <w:rFonts w:hint="default" w:ascii="Times New Roman" w:hAnsi="Times New Roman" w:eastAsia="仿宋" w:cs="Times New Roman"/>
         </w:rPr>
       </w:pPr>
-      <w:bookmarkStart w:id="48" w:name="_Toc8789"/>
-      <w:r>
-        <w:rPr>
-          <w:rFonts w:hint="default" w:ascii="Times New Roman" w:hAnsi="Times New Roman" w:eastAsia="仿宋" w:cs="Times New Roman"/>
-        </w:rPr>
-        <w:t>基础建立</w:t>
-      </w:r>
-      <w:bookmarkEnd w:id="48"/>
+      <w:bookmarkStart w:id="49" w:name="_Toc13310"/>
+      <w:r>
+        <w:rPr>
+          <w:rFonts w:hint="default" w:ascii="Times New Roman" w:hAnsi="Times New Roman" w:eastAsia="仿宋" w:cs="Times New Roman"/>
+        </w:rPr>
+        <w:t>规则固化</w:t>
+      </w:r>
+      <w:bookmarkEnd w:id="49"/>
     </w:p>
     <w:p>
       <w:pPr>
@@ -22082,7 +19251,85 @@
         <w:rPr>
           <w:rFonts w:hint="default" w:ascii="Times New Roman" w:hAnsi="Times New Roman" w:eastAsia="仿宋" w:cs="Times New Roman"/>
         </w:rPr>
-        <w:t xml:space="preserve">提示词是使用AI的基础，好的提示词习惯是全部后续阶段的基础。 </w:t>
+        <w:t>开发者从自己的实际编码习惯和常见返工点出发，将</w:t>
+      </w:r>
+      <w:r>
+        <w:rPr>
+          <w:rFonts w:hint="default" w:ascii="Times New Roman" w:hAnsi="Times New Roman" w:eastAsia="仿宋" w:cs="Times New Roman"/>
+          <w:lang w:eastAsia="zh-CN"/>
+        </w:rPr>
+        <w:t>“</w:t>
+      </w:r>
+      <w:r>
+        <w:rPr>
+          <w:rFonts w:hint="default" w:ascii="Times New Roman" w:hAnsi="Times New Roman" w:eastAsia="仿宋" w:cs="Times New Roman"/>
+        </w:rPr>
+        <w:t>每次都要手动提醒 AI</w:t>
+      </w:r>
+      <w:r>
+        <w:rPr>
+          <w:rFonts w:hint="default" w:ascii="Times New Roman" w:hAnsi="Times New Roman" w:eastAsia="仿宋" w:cs="Times New Roman"/>
+          <w:lang w:eastAsia="zh-CN"/>
+        </w:rPr>
+        <w:t>”</w:t>
+      </w:r>
+      <w:r>
+        <w:rPr>
+          <w:rFonts w:hint="default" w:ascii="Times New Roman" w:hAnsi="Times New Roman" w:eastAsia="仿宋" w:cs="Times New Roman"/>
+        </w:rPr>
+        <w:t>的约束写成个人 Rule，让 AI 在对话中自动遵守。从</w:t>
+      </w:r>
+      <w:r>
+        <w:rPr>
+          <w:rFonts w:hint="default" w:ascii="Times New Roman" w:hAnsi="Times New Roman" w:eastAsia="仿宋" w:cs="Times New Roman"/>
+          <w:lang w:eastAsia="zh-CN"/>
+        </w:rPr>
+        <w:t>“</w:t>
+      </w:r>
+      <w:r>
+        <w:rPr>
+          <w:rFonts w:hint="default" w:ascii="Times New Roman" w:hAnsi="Times New Roman" w:eastAsia="仿宋" w:cs="Times New Roman"/>
+        </w:rPr>
+        <w:t>每次都靠提示词约束</w:t>
+      </w:r>
+      <w:r>
+        <w:rPr>
+          <w:rFonts w:hint="default" w:ascii="Times New Roman" w:hAnsi="Times New Roman" w:eastAsia="仿宋" w:cs="Times New Roman"/>
+          <w:lang w:eastAsia="zh-CN"/>
+        </w:rPr>
+        <w:t>”</w:t>
+      </w:r>
+      <w:r>
+        <w:rPr>
+          <w:rFonts w:hint="default" w:ascii="Times New Roman" w:hAnsi="Times New Roman" w:eastAsia="仿宋" w:cs="Times New Roman"/>
+        </w:rPr>
+        <w:t>到</w:t>
+      </w:r>
+      <w:r>
+        <w:rPr>
+          <w:rFonts w:hint="default" w:ascii="Times New Roman" w:hAnsi="Times New Roman" w:eastAsia="仿宋" w:cs="Times New Roman"/>
+          <w:lang w:eastAsia="zh-CN"/>
+        </w:rPr>
+        <w:t>“</w:t>
+      </w:r>
+      <w:r>
+        <w:rPr>
+          <w:rFonts w:hint="default" w:ascii="Times New Roman" w:hAnsi="Times New Roman" w:eastAsia="仿宋" w:cs="Times New Roman"/>
+        </w:rPr>
+        <w:t>AI自动了解你的规范</w:t>
+      </w:r>
+      <w:r>
+        <w:rPr>
+          <w:rFonts w:hint="default" w:ascii="Times New Roman" w:hAnsi="Times New Roman" w:eastAsia="仿宋" w:cs="Times New Roman"/>
+          <w:lang w:eastAsia="zh-CN"/>
+        </w:rPr>
+        <w:t>”</w:t>
+      </w:r>
+      <w:r>
+        <w:rPr>
+          <w:rFonts w:hint="default" w:ascii="Times New Roman" w:hAnsi="Times New Roman" w:eastAsia="仿宋" w:cs="Times New Roman"/>
+        </w:rPr>
+        <w:t>。</w:t>
       </w:r>
     </w:p>
     <w:p>
@@ -22093,14 +19340,14 @@
           <w:rFonts w:hint="default" w:ascii="Times New Roman" w:hAnsi="Times New Roman" w:eastAsia="仿宋" w:cs="Times New Roman"/>
         </w:rPr>
       </w:pPr>
-      <w:bookmarkStart w:id="49" w:name="_Toc6498"/>
+      <w:bookmarkStart w:id="50" w:name="_Toc11278"/>
       <w:r>
         <w:rPr>
           <w:rFonts w:hint="default" w:ascii="Times New Roman" w:hAnsi="Times New Roman" w:eastAsia="仿宋" w:cs="Times New Roman"/>
         </w:rPr>
         <w:t>目标</w:t>
       </w:r>
-      <w:bookmarkEnd w:id="49"/>
+      <w:bookmarkEnd w:id="50"/>
     </w:p>
     <w:p>
       <w:pPr>
@@ -22113,59 +19360,7 @@
         <w:rPr>
           <w:rFonts w:hint="default" w:ascii="Times New Roman" w:hAnsi="Times New Roman" w:eastAsia="仿宋" w:cs="Times New Roman"/>
         </w:rPr>
-        <w:t>从</w:t>
-      </w:r>
-      <w:r>
-        <w:rPr>
-          <w:rFonts w:hint="default" w:ascii="Times New Roman" w:hAnsi="Times New Roman" w:eastAsia="仿宋" w:cs="Times New Roman"/>
-          <w:lang w:eastAsia="zh-CN"/>
-        </w:rPr>
-        <w:t>“</w:t>
-      </w:r>
-      <w:r>
-        <w:rPr>
-          <w:rFonts w:hint="default" w:ascii="Times New Roman" w:hAnsi="Times New Roman" w:eastAsia="仿宋" w:cs="Times New Roman"/>
-        </w:rPr>
-        <w:t>随口问</w:t>
-      </w:r>
-      <w:r>
-        <w:rPr>
-          <w:rFonts w:hint="default" w:ascii="Times New Roman" w:hAnsi="Times New Roman" w:eastAsia="仿宋" w:cs="Times New Roman"/>
-          <w:lang w:eastAsia="zh-CN"/>
-        </w:rPr>
-        <w:t>”</w:t>
-      </w:r>
-      <w:r>
-        <w:rPr>
-          <w:rFonts w:hint="default" w:ascii="Times New Roman" w:hAnsi="Times New Roman" w:eastAsia="仿宋" w:cs="Times New Roman"/>
-        </w:rPr>
-        <w:t>过渡到</w:t>
-      </w:r>
-      <w:r>
-        <w:rPr>
-          <w:rFonts w:hint="default" w:ascii="Times New Roman" w:hAnsi="Times New Roman" w:eastAsia="仿宋" w:cs="Times New Roman"/>
-          <w:lang w:eastAsia="zh-CN"/>
-        </w:rPr>
-        <w:t>“</w:t>
-      </w:r>
-      <w:r>
-        <w:rPr>
-          <w:rFonts w:hint="default" w:ascii="Times New Roman" w:hAnsi="Times New Roman" w:eastAsia="仿宋" w:cs="Times New Roman"/>
-        </w:rPr>
-        <w:t>有目的地问</w:t>
-      </w:r>
-      <w:r>
-        <w:rPr>
-          <w:rFonts w:hint="default" w:ascii="Times New Roman" w:hAnsi="Times New Roman" w:eastAsia="仿宋" w:cs="Times New Roman"/>
-          <w:lang w:eastAsia="zh-CN"/>
-        </w:rPr>
-        <w:t>”</w:t>
-      </w:r>
-      <w:r>
-        <w:rPr>
-          <w:rFonts w:hint="default" w:ascii="Times New Roman" w:hAnsi="Times New Roman" w:eastAsia="仿宋" w:cs="Times New Roman"/>
-        </w:rPr>
-        <w:t>：在提问前习惯性地交代项目背景、技术栈、约束条件。</w:t>
+        <w:t>使用AI工具的过程中，AI自动遵循技术栈版本、命名习惯和代码风格。不再需要每次手动交代。</w:t>
       </w:r>
     </w:p>
     <w:p>
@@ -22176,223 +19371,14 @@
           <w:rFonts w:hint="default" w:ascii="Times New Roman" w:hAnsi="Times New Roman" w:eastAsia="仿宋" w:cs="Times New Roman"/>
         </w:rPr>
       </w:pPr>
-      <w:bookmarkStart w:id="50" w:name="_Toc15515"/>
+      <w:bookmarkStart w:id="51" w:name="_Toc15843"/>
       <w:r>
         <w:rPr>
           <w:rFonts w:hint="default" w:ascii="Times New Roman" w:hAnsi="Times New Roman" w:eastAsia="仿宋" w:cs="Times New Roman"/>
         </w:rPr>
         <w:t>学习内容</w:t>
       </w:r>
-      <w:bookmarkEnd w:id="50"/>
-    </w:p>
-    <w:p>
-      <w:pPr>
-        <w:ind w:firstLine="560" w:firstLineChars="200"/>
-        <w:rPr>
-          <w:rFonts w:hint="default" w:ascii="Times New Roman" w:hAnsi="Times New Roman" w:eastAsia="仿宋" w:cs="Times New Roman"/>
-        </w:rPr>
-      </w:pPr>
-      <w:r>
-        <w:rPr>
-          <w:rFonts w:hint="default" w:ascii="Times New Roman" w:hAnsi="Times New Roman" w:eastAsia="仿宋" w:cs="Times New Roman"/>
-          <w:lang w:val="en-US" w:eastAsia="zh-CN"/>
-        </w:rPr>
-        <w:t>结构化提示词的</w:t>
-      </w:r>
-      <w:r>
-        <w:rPr>
-          <w:rFonts w:hint="default" w:ascii="Times New Roman" w:hAnsi="Times New Roman" w:eastAsia="仿宋" w:cs="Times New Roman"/>
-        </w:rPr>
-        <w:t>四要素：背景（Context）、角色（Role）、目标（Goal）、约束（Constraints）。具体内容参考3.3。</w:t>
-      </w:r>
-    </w:p>
-    <w:p>
-      <w:pPr>
-        <w:pStyle w:val="4"/>
-        <w:spacing w:before="190" w:after="190"/>
-        <w:rPr>
-          <w:rFonts w:hint="default" w:ascii="Times New Roman" w:hAnsi="Times New Roman" w:eastAsia="仿宋" w:cs="Times New Roman"/>
-        </w:rPr>
-      </w:pPr>
-      <w:bookmarkStart w:id="51" w:name="_Toc30848"/>
-      <w:r>
-        <w:rPr>
-          <w:rFonts w:hint="default" w:ascii="Times New Roman" w:hAnsi="Times New Roman" w:eastAsia="仿宋" w:cs="Times New Roman"/>
-        </w:rPr>
-        <w:t>阶段完成标志</w:t>
-      </w:r>
       <w:bookmarkEnd w:id="51"/>
-    </w:p>
-    <w:p>
-      <w:pPr>
-        <w:ind w:firstLine="560" w:firstLineChars="200"/>
-        <w:rPr>
-          <w:rFonts w:hint="default" w:ascii="Times New Roman" w:hAnsi="Times New Roman" w:eastAsia="仿宋" w:cs="Times New Roman"/>
-        </w:rPr>
-      </w:pPr>
-      <w:r>
-        <w:rPr>
-          <w:rFonts w:hint="default" w:ascii="Times New Roman" w:hAnsi="Times New Roman" w:eastAsia="仿宋" w:cs="Times New Roman"/>
-        </w:rPr>
-        <w:t>在日常开发中，向AI提问前习惯性地交代项目背景和技术约束，而非随口提问。如果感受到同样的需求描述，结构化提示词的产出质量明显高于随口提问，说明第一阶段已经完成。</w:t>
-      </w:r>
-    </w:p>
-    <w:p>
-      <w:pPr>
-        <w:pStyle w:val="3"/>
-        <w:spacing w:before="190" w:after="190"/>
-        <w:rPr>
-          <w:rFonts w:hint="default" w:ascii="Times New Roman" w:hAnsi="Times New Roman" w:eastAsia="仿宋" w:cs="Times New Roman"/>
-        </w:rPr>
-      </w:pPr>
-      <w:bookmarkStart w:id="52" w:name="_Toc22546"/>
-      <w:r>
-        <w:rPr>
-          <w:rFonts w:hint="default" w:ascii="Times New Roman" w:hAnsi="Times New Roman" w:eastAsia="仿宋" w:cs="Times New Roman"/>
-        </w:rPr>
-        <w:t>规则固化</w:t>
-      </w:r>
-      <w:bookmarkEnd w:id="52"/>
-    </w:p>
-    <w:p>
-      <w:pPr>
-        <w:ind w:firstLine="560" w:firstLineChars="200"/>
-        <w:rPr>
-          <w:rFonts w:hint="default" w:ascii="Times New Roman" w:hAnsi="Times New Roman" w:eastAsia="仿宋" w:cs="Times New Roman"/>
-        </w:rPr>
-      </w:pPr>
-      <w:r>
-        <w:rPr>
-          <w:rFonts w:hint="default" w:ascii="Times New Roman" w:hAnsi="Times New Roman" w:eastAsia="仿宋" w:cs="Times New Roman"/>
-        </w:rPr>
-        <w:t>开发者从自己的实际编码习惯和常见返工点出发，将</w:t>
-      </w:r>
-      <w:r>
-        <w:rPr>
-          <w:rFonts w:hint="default" w:ascii="Times New Roman" w:hAnsi="Times New Roman" w:eastAsia="仿宋" w:cs="Times New Roman"/>
-          <w:lang w:eastAsia="zh-CN"/>
-        </w:rPr>
-        <w:t>“</w:t>
-      </w:r>
-      <w:r>
-        <w:rPr>
-          <w:rFonts w:hint="default" w:ascii="Times New Roman" w:hAnsi="Times New Roman" w:eastAsia="仿宋" w:cs="Times New Roman"/>
-        </w:rPr>
-        <w:t>每次都要手动提醒 AI</w:t>
-      </w:r>
-      <w:r>
-        <w:rPr>
-          <w:rFonts w:hint="default" w:ascii="Times New Roman" w:hAnsi="Times New Roman" w:eastAsia="仿宋" w:cs="Times New Roman"/>
-          <w:lang w:eastAsia="zh-CN"/>
-        </w:rPr>
-        <w:t>”</w:t>
-      </w:r>
-      <w:r>
-        <w:rPr>
-          <w:rFonts w:hint="default" w:ascii="Times New Roman" w:hAnsi="Times New Roman" w:eastAsia="仿宋" w:cs="Times New Roman"/>
-        </w:rPr>
-        <w:t>的约束写成个人 Rule，让 AI 在对话中自动遵守。从</w:t>
-      </w:r>
-      <w:r>
-        <w:rPr>
-          <w:rFonts w:hint="default" w:ascii="Times New Roman" w:hAnsi="Times New Roman" w:eastAsia="仿宋" w:cs="Times New Roman"/>
-          <w:lang w:eastAsia="zh-CN"/>
-        </w:rPr>
-        <w:t>“</w:t>
-      </w:r>
-      <w:r>
-        <w:rPr>
-          <w:rFonts w:hint="default" w:ascii="Times New Roman" w:hAnsi="Times New Roman" w:eastAsia="仿宋" w:cs="Times New Roman"/>
-        </w:rPr>
-        <w:t>每次都靠提示词约束</w:t>
-      </w:r>
-      <w:r>
-        <w:rPr>
-          <w:rFonts w:hint="default" w:ascii="Times New Roman" w:hAnsi="Times New Roman" w:eastAsia="仿宋" w:cs="Times New Roman"/>
-          <w:lang w:eastAsia="zh-CN"/>
-        </w:rPr>
-        <w:t>”</w:t>
-      </w:r>
-      <w:r>
-        <w:rPr>
-          <w:rFonts w:hint="default" w:ascii="Times New Roman" w:hAnsi="Times New Roman" w:eastAsia="仿宋" w:cs="Times New Roman"/>
-        </w:rPr>
-        <w:t>到</w:t>
-      </w:r>
-      <w:r>
-        <w:rPr>
-          <w:rFonts w:hint="default" w:ascii="Times New Roman" w:hAnsi="Times New Roman" w:eastAsia="仿宋" w:cs="Times New Roman"/>
-          <w:lang w:eastAsia="zh-CN"/>
-        </w:rPr>
-        <w:t>“</w:t>
-      </w:r>
-      <w:r>
-        <w:rPr>
-          <w:rFonts w:hint="default" w:ascii="Times New Roman" w:hAnsi="Times New Roman" w:eastAsia="仿宋" w:cs="Times New Roman"/>
-        </w:rPr>
-        <w:t>AI自动了解你的规范</w:t>
-      </w:r>
-      <w:r>
-        <w:rPr>
-          <w:rFonts w:hint="default" w:ascii="Times New Roman" w:hAnsi="Times New Roman" w:eastAsia="仿宋" w:cs="Times New Roman"/>
-          <w:lang w:eastAsia="zh-CN"/>
-        </w:rPr>
-        <w:t>”</w:t>
-      </w:r>
-      <w:r>
-        <w:rPr>
-          <w:rFonts w:hint="default" w:ascii="Times New Roman" w:hAnsi="Times New Roman" w:eastAsia="仿宋" w:cs="Times New Roman"/>
-        </w:rPr>
-        <w:t>。</w:t>
-      </w:r>
-    </w:p>
-    <w:p>
-      <w:pPr>
-        <w:pStyle w:val="4"/>
-        <w:spacing w:before="190" w:after="190"/>
-        <w:rPr>
-          <w:rFonts w:hint="default" w:ascii="Times New Roman" w:hAnsi="Times New Roman" w:eastAsia="仿宋" w:cs="Times New Roman"/>
-        </w:rPr>
-      </w:pPr>
-      <w:bookmarkStart w:id="53" w:name="_Toc13261"/>
-      <w:r>
-        <w:rPr>
-          <w:rFonts w:hint="default" w:ascii="Times New Roman" w:hAnsi="Times New Roman" w:eastAsia="仿宋" w:cs="Times New Roman"/>
-        </w:rPr>
-        <w:t>目标</w:t>
-      </w:r>
-      <w:bookmarkEnd w:id="53"/>
-    </w:p>
-    <w:p>
-      <w:pPr>
-        <w:ind w:firstLine="560" w:firstLineChars="200"/>
-        <w:rPr>
-          <w:rFonts w:hint="default" w:ascii="Times New Roman" w:hAnsi="Times New Roman" w:eastAsia="仿宋" w:cs="Times New Roman"/>
-        </w:rPr>
-      </w:pPr>
-      <w:r>
-        <w:rPr>
-          <w:rFonts w:hint="default" w:ascii="Times New Roman" w:hAnsi="Times New Roman" w:eastAsia="仿宋" w:cs="Times New Roman"/>
-        </w:rPr>
-        <w:t>使用AI工具的过程中，AI自动遵循技术栈版本、命名习惯和代码风格。不再需要每次手动交代。</w:t>
-      </w:r>
-    </w:p>
-    <w:p>
-      <w:pPr>
-        <w:pStyle w:val="4"/>
-        <w:spacing w:before="190" w:after="190"/>
-        <w:rPr>
-          <w:rFonts w:hint="default" w:ascii="Times New Roman" w:hAnsi="Times New Roman" w:eastAsia="仿宋" w:cs="Times New Roman"/>
-        </w:rPr>
-      </w:pPr>
-      <w:bookmarkStart w:id="54" w:name="_Toc21686"/>
-      <w:r>
-        <w:rPr>
-          <w:rFonts w:hint="default" w:ascii="Times New Roman" w:hAnsi="Times New Roman" w:eastAsia="仿宋" w:cs="Times New Roman"/>
-        </w:rPr>
-        <w:t>学习内容</w:t>
-      </w:r>
-      <w:bookmarkEnd w:id="54"/>
     </w:p>
     <w:tbl>
       <w:tblPr>
@@ -22430,6 +19416,12 @@
             <w:insideH w:val="single" w:color="auto" w:sz="6" w:space="0"/>
             <w:insideV w:val="single" w:color="auto" w:sz="6" w:space="0"/>
           </w:tblBorders>
+          <w:tblCellMar>
+            <w:top w:w="15" w:type="dxa"/>
+            <w:left w:w="15" w:type="dxa"/>
+            <w:bottom w:w="15" w:type="dxa"/>
+            <w:right w:w="15" w:type="dxa"/>
+          </w:tblCellMar>
         </w:tblPrEx>
         <w:trPr>
           <w:tblHeader/>
@@ -22886,14 +19878,14 @@
           <w:rFonts w:hint="default" w:ascii="Times New Roman" w:hAnsi="Times New Roman" w:eastAsia="仿宋" w:cs="Times New Roman"/>
         </w:rPr>
       </w:pPr>
-      <w:bookmarkStart w:id="55" w:name="_Toc11103"/>
+      <w:bookmarkStart w:id="52" w:name="_Toc6152"/>
       <w:r>
         <w:rPr>
           <w:rFonts w:hint="default" w:ascii="Times New Roman" w:hAnsi="Times New Roman" w:eastAsia="仿宋" w:cs="Times New Roman"/>
         </w:rPr>
         <w:t>阶段完成标志</w:t>
       </w:r>
-      <w:bookmarkEnd w:id="55"/>
+      <w:bookmarkEnd w:id="52"/>
     </w:p>
     <w:p>
       <w:pPr>
@@ -22917,14 +19909,14 @@
           <w:rFonts w:hint="default" w:ascii="Times New Roman" w:hAnsi="Times New Roman" w:eastAsia="仿宋" w:cs="Times New Roman"/>
         </w:rPr>
       </w:pPr>
-      <w:bookmarkStart w:id="56" w:name="_Toc14891"/>
+      <w:bookmarkStart w:id="53" w:name="_Toc8602"/>
       <w:r>
         <w:rPr>
           <w:rFonts w:hint="default" w:ascii="Times New Roman" w:hAnsi="Times New Roman" w:eastAsia="仿宋" w:cs="Times New Roman"/>
         </w:rPr>
         <w:t>工作流整合</w:t>
       </w:r>
-      <w:bookmarkEnd w:id="56"/>
+      <w:bookmarkEnd w:id="53"/>
     </w:p>
     <w:p>
       <w:pPr>
@@ -22948,14 +19940,14 @@
           <w:rFonts w:hint="default" w:ascii="Times New Roman" w:hAnsi="Times New Roman" w:eastAsia="仿宋" w:cs="Times New Roman"/>
         </w:rPr>
       </w:pPr>
-      <w:bookmarkStart w:id="57" w:name="_Toc22690"/>
+      <w:bookmarkStart w:id="54" w:name="_Toc10257"/>
       <w:r>
         <w:rPr>
           <w:rFonts w:hint="default" w:ascii="Times New Roman" w:hAnsi="Times New Roman" w:eastAsia="仿宋" w:cs="Times New Roman"/>
         </w:rPr>
         <w:t>目标</w:t>
       </w:r>
-      <w:bookmarkEnd w:id="57"/>
+      <w:bookmarkEnd w:id="54"/>
     </w:p>
     <w:p>
       <w:pPr>
@@ -23021,14 +20013,14 @@
           <w:rFonts w:hint="default" w:ascii="Times New Roman" w:hAnsi="Times New Roman" w:eastAsia="仿宋" w:cs="Times New Roman"/>
         </w:rPr>
       </w:pPr>
-      <w:bookmarkStart w:id="58" w:name="_Toc21276"/>
+      <w:bookmarkStart w:id="55" w:name="_Toc10645"/>
       <w:r>
         <w:rPr>
           <w:rFonts w:hint="default" w:ascii="Times New Roman" w:hAnsi="Times New Roman" w:eastAsia="仿宋" w:cs="Times New Roman"/>
         </w:rPr>
         <w:t>学习内容</w:t>
       </w:r>
-      <w:bookmarkEnd w:id="58"/>
+      <w:bookmarkEnd w:id="55"/>
     </w:p>
     <w:tbl>
       <w:tblPr>
@@ -23066,6 +20058,12 @@
             <w:insideH w:val="single" w:color="auto" w:sz="4" w:space="0"/>
             <w:insideV w:val="single" w:color="auto" w:sz="4" w:space="0"/>
           </w:tblBorders>
+          <w:tblCellMar>
+            <w:top w:w="15" w:type="dxa"/>
+            <w:left w:w="15" w:type="dxa"/>
+            <w:bottom w:w="15" w:type="dxa"/>
+            <w:right w:w="15" w:type="dxa"/>
+          </w:tblCellMar>
         </w:tblPrEx>
         <w:trPr>
           <w:tblHeader/>
@@ -23504,14 +20502,14 @@
           <w:rFonts w:hint="default" w:ascii="Times New Roman" w:hAnsi="Times New Roman" w:eastAsia="仿宋" w:cs="Times New Roman"/>
         </w:rPr>
       </w:pPr>
-      <w:bookmarkStart w:id="59" w:name="_Toc32448"/>
+      <w:bookmarkStart w:id="56" w:name="_Toc11007"/>
       <w:r>
         <w:rPr>
           <w:rFonts w:hint="default" w:ascii="Times New Roman" w:hAnsi="Times New Roman" w:eastAsia="仿宋" w:cs="Times New Roman"/>
         </w:rPr>
         <w:t>阶段完成标志</w:t>
       </w:r>
-      <w:bookmarkEnd w:id="59"/>
+      <w:bookmarkEnd w:id="56"/>
     </w:p>
     <w:p>
       <w:pPr>
@@ -23555,20 +20553,21 @@
     </w:p>
     <w:p>
       <w:pPr>
-        <w:pStyle w:val="3"/>
+        <w:pStyle w:val="2"/>
         <w:spacing w:before="190" w:after="190"/>
         <w:rPr>
           <w:rFonts w:hint="default" w:ascii="Times New Roman" w:hAnsi="Times New Roman" w:eastAsia="仿宋" w:cs="Times New Roman"/>
         </w:rPr>
       </w:pPr>
-      <w:bookmarkStart w:id="60" w:name="_Toc5262"/>
-      <w:r>
-        <w:rPr>
-          <w:rFonts w:hint="default" w:ascii="Times New Roman" w:hAnsi="Times New Roman" w:eastAsia="仿宋" w:cs="Times New Roman"/>
-        </w:rPr>
-        <w:t>能力扩展</w:t>
-      </w:r>
-      <w:bookmarkEnd w:id="60"/>
+      <w:bookmarkStart w:id="57" w:name="_Toc1748"/>
+      <w:r>
+        <w:rPr>
+          <w:rFonts w:hint="eastAsia" w:ascii="Times New Roman" w:hAnsi="Times New Roman" w:cs="Times New Roman"/>
+          <w:lang w:val="en-US" w:eastAsia="zh-CN"/>
+        </w:rPr>
+        <w:t>扩展内容</w:t>
+      </w:r>
+      <w:bookmarkEnd w:id="57"/>
     </w:p>
     <w:p>
       <w:pPr>
@@ -23643,7 +20642,7 @@
           <w:numId w:val="18"/>
         </w:numPr>
         <w:rPr>
-          <w:rFonts w:hint="default" w:ascii="Times New Roman" w:hAnsi="Times New Roman" w:eastAsia="仿宋" w:cs="Times New Roman"/>
+          <w:rFonts w:hint="default"/>
         </w:rPr>
       </w:pPr>
       <w:r>
@@ -23663,37 +20662,20 @@
     </w:p>
     <w:p>
       <w:pPr>
-        <w:pStyle w:val="2"/>
-        <w:spacing w:before="190" w:after="190"/>
-        <w:rPr>
-          <w:rFonts w:hint="default" w:ascii="Times New Roman" w:hAnsi="Times New Roman" w:eastAsia="仿宋" w:cs="Times New Roman"/>
-        </w:rPr>
-      </w:pPr>
-      <w:bookmarkStart w:id="61" w:name="_Toc2853"/>
-      <w:r>
-        <w:rPr>
-          <w:rFonts w:hint="default" w:ascii="Times New Roman" w:hAnsi="Times New Roman" w:eastAsia="仿宋" w:cs="Times New Roman"/>
-        </w:rPr>
-        <w:t>展望</w:t>
-      </w:r>
-      <w:bookmarkEnd w:id="61"/>
-    </w:p>
-    <w:p>
-      <w:pPr>
         <w:pStyle w:val="3"/>
         <w:spacing w:before="190" w:after="190"/>
         <w:rPr>
           <w:rFonts w:hint="default" w:ascii="Times New Roman" w:hAnsi="Times New Roman" w:eastAsia="仿宋" w:cs="Times New Roman"/>
         </w:rPr>
       </w:pPr>
-      <w:bookmarkStart w:id="62" w:name="_Toc14544"/>
-      <w:r>
-        <w:rPr>
-          <w:rFonts w:hint="default" w:ascii="Times New Roman" w:hAnsi="Times New Roman" w:eastAsia="仿宋" w:cs="Times New Roman"/>
-        </w:rPr>
-        <w:t>Agent 能力的深度应用</w:t>
-      </w:r>
-      <w:bookmarkEnd w:id="62"/>
+      <w:bookmarkStart w:id="58" w:name="_Toc15686"/>
+      <w:r>
+        <w:rPr>
+          <w:rFonts w:hint="default" w:ascii="Times New Roman" w:hAnsi="Times New Roman" w:eastAsia="仿宋" w:cs="Times New Roman"/>
+        </w:rPr>
+        <w:t>知识库与内部问答（RAG）</w:t>
+      </w:r>
+      <w:bookmarkEnd w:id="58"/>
     </w:p>
     <w:p>
       <w:pPr>
@@ -23706,7 +20688,7 @@
         <w:rPr>
           <w:rFonts w:hint="default" w:ascii="Times New Roman" w:hAnsi="Times New Roman" w:eastAsia="仿宋" w:cs="Times New Roman"/>
         </w:rPr>
-        <w:t>AI在开发流程中的应用主要集中在编码环节——生成代码、解释代码、审查代码。而一个完整的软件开发流程，编码只是中间一环。前方还有需求分析和设计，后方还有测试和上线。</w:t>
+        <w:t>RAG（检索增强生成）是一种让 AI 基于私有知识库回答问题的技术。</w:t>
       </w:r>
     </w:p>
     <w:p>
@@ -23720,7 +20702,208 @@
         <w:rPr>
           <w:rFonts w:hint="default" w:ascii="Times New Roman" w:hAnsi="Times New Roman" w:eastAsia="仿宋" w:cs="Times New Roman"/>
         </w:rPr>
-        <w:t>随着Rule对技术规范的固化、Skill对重复流程的自动化、Memory 对项目上下文的持续积累，AI 辅助可以从编码环节向前后两端延伸，形成一条覆盖更完整开发周期的辅助链条。</w:t>
+        <w:t>与直接向 AI 提问的区别在于：RAG 模式下的 AI 回答不是在</w:t>
+      </w:r>
+      <w:r>
+        <w:rPr>
+          <w:rFonts w:hint="default" w:ascii="Times New Roman" w:hAnsi="Times New Roman" w:eastAsia="仿宋" w:cs="Times New Roman"/>
+          <w:lang w:eastAsia="zh-CN"/>
+        </w:rPr>
+        <w:t>“</w:t>
+      </w:r>
+      <w:r>
+        <w:rPr>
+          <w:rFonts w:hint="default" w:ascii="Times New Roman" w:hAnsi="Times New Roman" w:eastAsia="仿宋" w:cs="Times New Roman"/>
+        </w:rPr>
+        <w:t>回忆</w:t>
+      </w:r>
+      <w:r>
+        <w:rPr>
+          <w:rFonts w:hint="default" w:ascii="Times New Roman" w:hAnsi="Times New Roman" w:eastAsia="仿宋" w:cs="Times New Roman"/>
+          <w:lang w:eastAsia="zh-CN"/>
+        </w:rPr>
+        <w:t>”</w:t>
+      </w:r>
+      <w:r>
+        <w:rPr>
+          <w:rFonts w:hint="default" w:ascii="Times New Roman" w:hAnsi="Times New Roman" w:eastAsia="仿宋" w:cs="Times New Roman"/>
+        </w:rPr>
+        <w:t>训练数据中的通用知识，而是在</w:t>
+      </w:r>
+      <w:r>
+        <w:rPr>
+          <w:rFonts w:hint="default" w:ascii="Times New Roman" w:hAnsi="Times New Roman" w:eastAsia="仿宋" w:cs="Times New Roman"/>
+          <w:b/>
+          <w:bCs/>
+        </w:rPr>
+        <w:t>阅读提供的私有的向量化的文档后给出基于文档的答案</w:t>
+      </w:r>
+      <w:r>
+        <w:rPr>
+          <w:rFonts w:hint="default" w:ascii="Times New Roman" w:hAnsi="Times New Roman" w:eastAsia="仿宋" w:cs="Times New Roman"/>
+        </w:rPr>
+        <w:t>。这意味着回答可以引用具体的文档来源，可以覆盖公司内部特有的制度和流程，且当文档更新时答案也会随之更新。</w:t>
+      </w:r>
+    </w:p>
+    <w:p>
+      <w:pPr>
+        <w:pStyle w:val="4"/>
+        <w:spacing w:before="190" w:after="190"/>
+        <w:rPr>
+          <w:rFonts w:hint="default" w:ascii="Times New Roman" w:hAnsi="Times New Roman" w:eastAsia="仿宋" w:cs="Times New Roman"/>
+        </w:rPr>
+      </w:pPr>
+      <w:bookmarkStart w:id="59" w:name="_Toc15756"/>
+      <w:r>
+        <w:rPr>
+          <w:rFonts w:hint="default" w:ascii="Times New Roman" w:hAnsi="Times New Roman" w:eastAsia="仿宋" w:cs="Times New Roman"/>
+        </w:rPr>
+        <w:t>应用场景</w:t>
+      </w:r>
+      <w:bookmarkEnd w:id="59"/>
+    </w:p>
+    <w:p>
+      <w:pPr>
+        <w:ind w:firstLine="562" w:firstLineChars="200"/>
+        <w:rPr>
+          <w:rFonts w:hint="default" w:ascii="Times New Roman" w:hAnsi="Times New Roman" w:eastAsia="仿宋" w:cs="Times New Roman"/>
+        </w:rPr>
+      </w:pPr>
+      <w:r>
+        <w:rPr>
+          <w:rFonts w:hint="default" w:ascii="Times New Roman" w:hAnsi="Times New Roman" w:eastAsia="仿宋" w:cs="Times New Roman"/>
+          <w:b/>
+          <w:bCs/>
+        </w:rPr>
+        <w:t>场景一：公司制度与流程查询：</w:t>
+      </w:r>
+      <w:r>
+        <w:rPr>
+          <w:rFonts w:hint="default" w:ascii="Times New Roman" w:hAnsi="Times New Roman" w:eastAsia="仿宋" w:cs="Times New Roman"/>
+        </w:rPr>
+        <w:t>将公司的人事制度、行政流程、财务报销规定等文档纳入知识库。员工可以直接向 AI 提问，例如</w:t>
+      </w:r>
+      <w:r>
+        <w:rPr>
+          <w:rFonts w:hint="default" w:ascii="Times New Roman" w:hAnsi="Times New Roman" w:eastAsia="仿宋" w:cs="Times New Roman"/>
+          <w:lang w:eastAsia="zh-CN"/>
+        </w:rPr>
+        <w:t>：“</w:t>
+      </w:r>
+      <w:r>
+        <w:rPr>
+          <w:rFonts w:hint="default" w:ascii="Times New Roman" w:hAnsi="Times New Roman" w:eastAsia="仿宋" w:cs="Times New Roman"/>
+        </w:rPr>
+        <w:t>年假计算规则是什么？</w:t>
+      </w:r>
+      <w:r>
+        <w:rPr>
+          <w:rFonts w:hint="default" w:ascii="Times New Roman" w:hAnsi="Times New Roman" w:eastAsia="仿宋" w:cs="Times New Roman"/>
+          <w:lang w:eastAsia="zh-CN"/>
+        </w:rPr>
+        <w:t>”</w:t>
+      </w:r>
+      <w:r>
+        <w:rPr>
+          <w:rFonts w:hint="default" w:ascii="Times New Roman" w:hAnsi="Times New Roman" w:eastAsia="仿宋" w:cs="Times New Roman"/>
+        </w:rPr>
+        <w:t>，AI基于制度文档给出答案并附注引用来源。这减少了人力资源部门反复回答同类问题的负担。</w:t>
+      </w:r>
+    </w:p>
+    <w:p>
+      <w:pPr>
+        <w:ind w:firstLine="562" w:firstLineChars="200"/>
+        <w:rPr>
+          <w:rFonts w:hint="default" w:ascii="Times New Roman" w:hAnsi="Times New Roman" w:eastAsia="仿宋" w:cs="Times New Roman"/>
+        </w:rPr>
+      </w:pPr>
+      <w:r>
+        <w:rPr>
+          <w:rFonts w:hint="default" w:ascii="Times New Roman" w:hAnsi="Times New Roman" w:eastAsia="仿宋" w:cs="Times New Roman"/>
+          <w:b/>
+          <w:bCs/>
+        </w:rPr>
+        <w:t>场景二：技术规范与业务知识查询：</w:t>
+      </w:r>
+      <w:r>
+        <w:rPr>
+          <w:rFonts w:hint="default" w:ascii="Times New Roman" w:hAnsi="Times New Roman" w:eastAsia="仿宋" w:cs="Times New Roman"/>
+        </w:rPr>
+        <w:t>将部门的技术规范文档、数据库设计文档、业务流程图等纳入知识库。开发者遇到不确定的技术约定时</w:t>
+      </w:r>
+      <w:r>
+        <w:rPr>
+          <w:rFonts w:hint="default" w:ascii="Times New Roman" w:hAnsi="Times New Roman" w:eastAsia="仿宋" w:cs="Times New Roman"/>
+          <w:lang w:eastAsia="zh-CN"/>
+        </w:rPr>
+        <w:t>，</w:t>
+      </w:r>
+      <w:r>
+        <w:rPr>
+          <w:rFonts w:hint="default" w:ascii="Times New Roman" w:hAnsi="Times New Roman" w:eastAsia="仿宋" w:cs="Times New Roman"/>
+        </w:rPr>
+        <w:t>例如</w:t>
+      </w:r>
+      <w:r>
+        <w:rPr>
+          <w:rFonts w:hint="default" w:ascii="Times New Roman" w:hAnsi="Times New Roman" w:eastAsia="仿宋" w:cs="Times New Roman"/>
+          <w:lang w:eastAsia="zh-CN"/>
+        </w:rPr>
+        <w:t>“</w:t>
+      </w:r>
+      <w:r>
+        <w:rPr>
+          <w:rFonts w:hint="default" w:ascii="Times New Roman" w:hAnsi="Times New Roman" w:eastAsia="仿宋" w:cs="Times New Roman"/>
+        </w:rPr>
+        <w:t>费用模块的 ID 编码规则是什么</w:t>
+      </w:r>
+      <w:r>
+        <w:rPr>
+          <w:rFonts w:hint="eastAsia" w:ascii="Times New Roman" w:hAnsi="Times New Roman" w:cs="Times New Roman"/>
+          <w:lang w:eastAsia="zh-CN"/>
+        </w:rPr>
+        <w:t>”“</w:t>
+      </w:r>
+      <w:r>
+        <w:rPr>
+          <w:rFonts w:hint="default" w:ascii="Times New Roman" w:hAnsi="Times New Roman" w:eastAsia="仿宋" w:cs="Times New Roman"/>
+        </w:rPr>
+        <w:t>出库状态流转包含哪些节点</w:t>
+      </w:r>
+      <w:r>
+        <w:rPr>
+          <w:rFonts w:hint="default" w:ascii="Times New Roman" w:hAnsi="Times New Roman" w:eastAsia="仿宋" w:cs="Times New Roman"/>
+          <w:lang w:eastAsia="zh-CN"/>
+        </w:rPr>
+        <w:t>”，</w:t>
+      </w:r>
+      <w:r>
+        <w:rPr>
+          <w:rFonts w:hint="default" w:ascii="Times New Roman" w:hAnsi="Times New Roman" w:eastAsia="仿宋" w:cs="Times New Roman"/>
+        </w:rPr>
+        <w:t>可以直接向 AI 查询，无需翻阅大量文档或打断同事的工作。</w:t>
+      </w:r>
+    </w:p>
+    <w:p>
+      <w:pPr>
+        <w:ind w:firstLine="562" w:firstLineChars="200"/>
+        <w:rPr>
+          <w:rFonts w:hint="default" w:ascii="Times New Roman" w:hAnsi="Times New Roman" w:eastAsia="仿宋" w:cs="Times New Roman"/>
+        </w:rPr>
+      </w:pPr>
+      <w:r>
+        <w:rPr>
+          <w:rFonts w:hint="default" w:ascii="Times New Roman" w:hAnsi="Times New Roman" w:eastAsia="仿宋" w:cs="Times New Roman"/>
+          <w:b/>
+          <w:bCs/>
+        </w:rPr>
+        <w:t>场景三：新员工入职知识获取：</w:t>
+      </w:r>
+      <w:r>
+        <w:rPr>
+          <w:rFonts w:hint="default" w:ascii="Times New Roman" w:hAnsi="Times New Roman" w:eastAsia="仿宋" w:cs="Times New Roman"/>
+        </w:rPr>
+        <w:t>将入职培训资料、项目背景文档、常见问题列表等纳入知识库。新员工在遇到日常问题时可以先向 AI 查询，而不必频繁打断导师或同事的工作。AI不能替代导师，但可以过滤掉大量基础性、重复性的问答。</w:t>
       </w:r>
     </w:p>
     <w:p>
@@ -23731,260 +20914,14 @@
           <w:rFonts w:hint="default" w:ascii="Times New Roman" w:hAnsi="Times New Roman" w:eastAsia="仿宋" w:cs="Times New Roman"/>
         </w:rPr>
       </w:pPr>
-      <w:bookmarkStart w:id="63" w:name="_Toc3884"/>
-      <w:r>
-        <w:rPr>
-          <w:rFonts w:hint="default" w:ascii="Times New Roman" w:hAnsi="Times New Roman" w:eastAsia="仿宋" w:cs="Times New Roman"/>
-        </w:rPr>
-        <w:t>知识库与内部问答（RAG）</w:t>
-      </w:r>
-      <w:bookmarkEnd w:id="63"/>
-    </w:p>
-    <w:p>
-      <w:pPr>
-        <w:ind w:firstLine="560" w:firstLineChars="200"/>
-        <w:rPr>
-          <w:rFonts w:hint="default" w:ascii="Times New Roman" w:hAnsi="Times New Roman" w:eastAsia="仿宋" w:cs="Times New Roman"/>
-        </w:rPr>
-      </w:pPr>
-      <w:r>
-        <w:rPr>
-          <w:rFonts w:hint="default" w:ascii="Times New Roman" w:hAnsi="Times New Roman" w:eastAsia="仿宋" w:cs="Times New Roman"/>
-        </w:rPr>
-        <w:t>RAG（检索增强生成）是一种让 AI 基于私有知识库回答问题的技术。</w:t>
-      </w:r>
-    </w:p>
-    <w:p>
-      <w:pPr>
-        <w:ind w:firstLine="560" w:firstLineChars="200"/>
-        <w:rPr>
-          <w:rFonts w:hint="default" w:ascii="Times New Roman" w:hAnsi="Times New Roman" w:eastAsia="仿宋" w:cs="Times New Roman"/>
-        </w:rPr>
-      </w:pPr>
-      <w:r>
-        <w:rPr>
-          <w:rFonts w:hint="default" w:ascii="Times New Roman" w:hAnsi="Times New Roman" w:eastAsia="仿宋" w:cs="Times New Roman"/>
-        </w:rPr>
-        <w:t>与直接向 AI 提问的区别在于：RAG 模式下的 AI 回答不是在</w:t>
-      </w:r>
-      <w:r>
-        <w:rPr>
-          <w:rFonts w:hint="default" w:ascii="Times New Roman" w:hAnsi="Times New Roman" w:eastAsia="仿宋" w:cs="Times New Roman"/>
-          <w:lang w:eastAsia="zh-CN"/>
-        </w:rPr>
-        <w:t>“</w:t>
-      </w:r>
-      <w:r>
-        <w:rPr>
-          <w:rFonts w:hint="default" w:ascii="Times New Roman" w:hAnsi="Times New Roman" w:eastAsia="仿宋" w:cs="Times New Roman"/>
-        </w:rPr>
-        <w:t>回忆</w:t>
-      </w:r>
-      <w:r>
-        <w:rPr>
-          <w:rFonts w:hint="default" w:ascii="Times New Roman" w:hAnsi="Times New Roman" w:eastAsia="仿宋" w:cs="Times New Roman"/>
-          <w:lang w:eastAsia="zh-CN"/>
-        </w:rPr>
-        <w:t>”</w:t>
-      </w:r>
-      <w:r>
-        <w:rPr>
-          <w:rFonts w:hint="default" w:ascii="Times New Roman" w:hAnsi="Times New Roman" w:eastAsia="仿宋" w:cs="Times New Roman"/>
-        </w:rPr>
-        <w:t>训练数据中的通用知识，而是在</w:t>
-      </w:r>
-      <w:r>
-        <w:rPr>
-          <w:rFonts w:hint="default" w:ascii="Times New Roman" w:hAnsi="Times New Roman" w:eastAsia="仿宋" w:cs="Times New Roman"/>
-          <w:b/>
-          <w:bCs/>
-        </w:rPr>
-        <w:t>阅读提供的私有的向量化的文档后给出基于文档的答案</w:t>
-      </w:r>
-      <w:r>
-        <w:rPr>
-          <w:rFonts w:hint="default" w:ascii="Times New Roman" w:hAnsi="Times New Roman" w:eastAsia="仿宋" w:cs="Times New Roman"/>
-        </w:rPr>
-        <w:t>。这意味着回答可以引用具体的文档来源，可以覆盖公司内部特有的制度和流程，且当文档更新时答案也会随之更新。</w:t>
-      </w:r>
-    </w:p>
-    <w:p>
-      <w:pPr>
-        <w:pStyle w:val="4"/>
-        <w:spacing w:before="190" w:after="190"/>
-        <w:rPr>
-          <w:rFonts w:hint="default" w:ascii="Times New Roman" w:hAnsi="Times New Roman" w:eastAsia="仿宋" w:cs="Times New Roman"/>
-        </w:rPr>
-      </w:pPr>
-      <w:bookmarkStart w:id="64" w:name="_Toc29426"/>
-      <w:r>
-        <w:rPr>
-          <w:rFonts w:hint="default" w:ascii="Times New Roman" w:hAnsi="Times New Roman" w:eastAsia="仿宋" w:cs="Times New Roman"/>
-        </w:rPr>
-        <w:t>应用场景</w:t>
-      </w:r>
-      <w:bookmarkEnd w:id="64"/>
-    </w:p>
-    <w:p>
-      <w:pPr>
-        <w:ind w:firstLine="562" w:firstLineChars="200"/>
-        <w:rPr>
-          <w:rFonts w:hint="default" w:ascii="Times New Roman" w:hAnsi="Times New Roman" w:eastAsia="仿宋" w:cs="Times New Roman"/>
-        </w:rPr>
-      </w:pPr>
-      <w:r>
-        <w:rPr>
-          <w:rFonts w:hint="default" w:ascii="Times New Roman" w:hAnsi="Times New Roman" w:eastAsia="仿宋" w:cs="Times New Roman"/>
-          <w:b/>
-          <w:bCs/>
-        </w:rPr>
-        <w:t>场景一：公司制度与流程查询：</w:t>
-      </w:r>
-      <w:r>
-        <w:rPr>
-          <w:rFonts w:hint="default" w:ascii="Times New Roman" w:hAnsi="Times New Roman" w:eastAsia="仿宋" w:cs="Times New Roman"/>
-        </w:rPr>
-        <w:t>将公司的人事制度、行政流程、财务报销规定等文档纳入知识库。员工可以直接向 AI 提问，例如</w:t>
-      </w:r>
-      <w:r>
-        <w:rPr>
-          <w:rFonts w:hint="default" w:ascii="Times New Roman" w:hAnsi="Times New Roman" w:eastAsia="仿宋" w:cs="Times New Roman"/>
-          <w:lang w:eastAsia="zh-CN"/>
-        </w:rPr>
-        <w:t>：“</w:t>
-      </w:r>
-      <w:r>
-        <w:rPr>
-          <w:rFonts w:hint="default" w:ascii="Times New Roman" w:hAnsi="Times New Roman" w:eastAsia="仿宋" w:cs="Times New Roman"/>
-        </w:rPr>
-        <w:t>年假计算规则是什么？</w:t>
-      </w:r>
-      <w:r>
-        <w:rPr>
-          <w:rFonts w:hint="default" w:ascii="Times New Roman" w:hAnsi="Times New Roman" w:eastAsia="仿宋" w:cs="Times New Roman"/>
-          <w:lang w:eastAsia="zh-CN"/>
-        </w:rPr>
-        <w:t>”</w:t>
-      </w:r>
-      <w:r>
-        <w:rPr>
-          <w:rFonts w:hint="default" w:ascii="Times New Roman" w:hAnsi="Times New Roman" w:eastAsia="仿宋" w:cs="Times New Roman"/>
-        </w:rPr>
-        <w:t>，AI基于制度文档给出答案并附注引用来源。这减少了人力资源部门反复回答同类问题的负担。</w:t>
-      </w:r>
-    </w:p>
-    <w:p>
-      <w:pPr>
-        <w:ind w:firstLine="562" w:firstLineChars="200"/>
-        <w:rPr>
-          <w:rFonts w:hint="default" w:ascii="Times New Roman" w:hAnsi="Times New Roman" w:eastAsia="仿宋" w:cs="Times New Roman"/>
-        </w:rPr>
-      </w:pPr>
-      <w:r>
-        <w:rPr>
-          <w:rFonts w:hint="default" w:ascii="Times New Roman" w:hAnsi="Times New Roman" w:eastAsia="仿宋" w:cs="Times New Roman"/>
-          <w:b/>
-          <w:bCs/>
-        </w:rPr>
-        <w:t>场景二：技术规范与业务知识查询：</w:t>
-      </w:r>
-      <w:r>
-        <w:rPr>
-          <w:rFonts w:hint="default" w:ascii="Times New Roman" w:hAnsi="Times New Roman" w:eastAsia="仿宋" w:cs="Times New Roman"/>
-        </w:rPr>
-        <w:t>将部门的技术规范文档、数据库设计文档、业务流程图等纳入知识库。开发者遇到不确定的技术约定时</w:t>
-      </w:r>
-      <w:r>
-        <w:rPr>
-          <w:rFonts w:hint="default" w:ascii="Times New Roman" w:hAnsi="Times New Roman" w:eastAsia="仿宋" w:cs="Times New Roman"/>
-          <w:lang w:eastAsia="zh-CN"/>
-        </w:rPr>
-        <w:t>，</w:t>
-      </w:r>
-      <w:r>
-        <w:rPr>
-          <w:rFonts w:hint="default" w:ascii="Times New Roman" w:hAnsi="Times New Roman" w:eastAsia="仿宋" w:cs="Times New Roman"/>
-        </w:rPr>
-        <w:t>例如</w:t>
-      </w:r>
-      <w:r>
-        <w:rPr>
-          <w:rFonts w:hint="default" w:ascii="Times New Roman" w:hAnsi="Times New Roman" w:eastAsia="仿宋" w:cs="Times New Roman"/>
-          <w:lang w:eastAsia="zh-CN"/>
-        </w:rPr>
-        <w:t>“</w:t>
-      </w:r>
-      <w:r>
-        <w:rPr>
-          <w:rFonts w:hint="default" w:ascii="Times New Roman" w:hAnsi="Times New Roman" w:eastAsia="仿宋" w:cs="Times New Roman"/>
-        </w:rPr>
-        <w:t>费用模块的 ID 编码规则是什么</w:t>
-      </w:r>
-      <w:r>
-        <w:rPr>
-          <w:rFonts w:hint="eastAsia" w:ascii="Times New Roman" w:hAnsi="Times New Roman" w:cs="Times New Roman"/>
-          <w:lang w:eastAsia="zh-CN"/>
-        </w:rPr>
-        <w:t>”“</w:t>
-      </w:r>
-      <w:r>
-        <w:rPr>
-          <w:rFonts w:hint="default" w:ascii="Times New Roman" w:hAnsi="Times New Roman" w:eastAsia="仿宋" w:cs="Times New Roman"/>
-        </w:rPr>
-        <w:t>出库状态流转包含哪些节点</w:t>
-      </w:r>
-      <w:r>
-        <w:rPr>
-          <w:rFonts w:hint="default" w:ascii="Times New Roman" w:hAnsi="Times New Roman" w:eastAsia="仿宋" w:cs="Times New Roman"/>
-          <w:lang w:eastAsia="zh-CN"/>
-        </w:rPr>
-        <w:t>”，</w:t>
-      </w:r>
-      <w:r>
-        <w:rPr>
-          <w:rFonts w:hint="default" w:ascii="Times New Roman" w:hAnsi="Times New Roman" w:eastAsia="仿宋" w:cs="Times New Roman"/>
-        </w:rPr>
-        <w:t>可以直接向 AI 查询，无需翻阅大量文档或打断同事的工作。</w:t>
-      </w:r>
-    </w:p>
-    <w:p>
-      <w:pPr>
-        <w:ind w:firstLine="562" w:firstLineChars="200"/>
-        <w:rPr>
-          <w:rFonts w:hint="default" w:ascii="Times New Roman" w:hAnsi="Times New Roman" w:eastAsia="仿宋" w:cs="Times New Roman"/>
-        </w:rPr>
-      </w:pPr>
-      <w:r>
-        <w:rPr>
-          <w:rFonts w:hint="default" w:ascii="Times New Roman" w:hAnsi="Times New Roman" w:eastAsia="仿宋" w:cs="Times New Roman"/>
-          <w:b/>
-          <w:bCs/>
-        </w:rPr>
-        <w:t>场景三：新员工入职知识获取：</w:t>
-      </w:r>
-      <w:r>
-        <w:rPr>
-          <w:rFonts w:hint="default" w:ascii="Times New Roman" w:hAnsi="Times New Roman" w:eastAsia="仿宋" w:cs="Times New Roman"/>
-        </w:rPr>
-        <w:t>将入职培训资料、项目背景文档、常见问题列表等纳入知识库。新员工在遇到日常问题时可以先向 AI 查询，而不必频繁打断导师或同事的工作。AI不能替代导师，但可以过滤掉大量基础性、重复性的问答。</w:t>
-      </w:r>
-    </w:p>
-    <w:p>
-      <w:pPr>
-        <w:pStyle w:val="3"/>
-        <w:spacing w:before="190" w:after="190"/>
-        <w:rPr>
-          <w:rFonts w:hint="default" w:ascii="Times New Roman" w:hAnsi="Times New Roman" w:eastAsia="仿宋" w:cs="Times New Roman"/>
-        </w:rPr>
-      </w:pPr>
-      <w:bookmarkStart w:id="65" w:name="_Toc17471"/>
+      <w:bookmarkStart w:id="60" w:name="_Toc3482"/>
       <w:r>
         <w:rPr>
           <w:rFonts w:hint="default" w:ascii="Times New Roman" w:hAnsi="Times New Roman" w:eastAsia="仿宋" w:cs="Times New Roman"/>
         </w:rPr>
         <w:t>AI连接业务系统（MCP）</w:t>
       </w:r>
-      <w:bookmarkEnd w:id="65"/>
+      <w:bookmarkEnd w:id="60"/>
     </w:p>
     <w:p>
       <w:pPr>
@@ -24134,14 +21071,14 @@
           <w:rFonts w:hint="default" w:ascii="Times New Roman" w:hAnsi="Times New Roman" w:eastAsia="仿宋" w:cs="Times New Roman"/>
         </w:rPr>
       </w:pPr>
-      <w:bookmarkStart w:id="66" w:name="_Toc1768"/>
+      <w:bookmarkStart w:id="61" w:name="_Toc14275"/>
       <w:r>
         <w:rPr>
           <w:rFonts w:hint="default" w:ascii="Times New Roman" w:hAnsi="Times New Roman" w:eastAsia="仿宋" w:cs="Times New Roman"/>
         </w:rPr>
         <w:t>现状</w:t>
       </w:r>
-      <w:bookmarkEnd w:id="66"/>
+      <w:bookmarkEnd w:id="61"/>
     </w:p>
     <w:p>
       <w:pPr>
@@ -24394,14 +21331,14 @@
           <w:rFonts w:hint="default" w:ascii="Times New Roman" w:hAnsi="Times New Roman" w:eastAsia="仿宋" w:cs="Times New Roman"/>
         </w:rPr>
       </w:pPr>
-      <w:bookmarkStart w:id="67" w:name="_Toc22000"/>
+      <w:bookmarkStart w:id="62" w:name="_Toc891"/>
       <w:r>
         <w:rPr>
           <w:rFonts w:hint="default" w:ascii="Times New Roman" w:hAnsi="Times New Roman" w:eastAsia="仿宋" w:cs="Times New Roman"/>
         </w:rPr>
         <w:t>应用场景</w:t>
       </w:r>
-      <w:bookmarkEnd w:id="67"/>
+      <w:bookmarkEnd w:id="62"/>
     </w:p>
     <w:p>
       <w:pPr>
@@ -30412,6 +27349,10 @@
 </file>
 
 <file path=customXml/item2.xml><?xml version="1.0" encoding="utf-8"?>
+<b:Sources xmlns:b="http://schemas.openxmlformats.org/officeDocument/2006/bibliography" xmlns="http://schemas.openxmlformats.org/officeDocument/2006/bibliography" SelectedStyle="\APASixthEditionOfficeOnline.xsl" StyleName="APA" Version="6"/>
+</file>
+
+<file path=customXml/item3.xml><?xml version="1.0" encoding="utf-8"?>
 <contractReview xmlns="http://schemas.wps.cn/vas-ai-hub/contract-review">
   <reviewItems>
     <reviewItem>
@@ -30615,10 +27556,6 @@
 </contractReview>
 </file>
 
-<file path=customXml/item3.xml><?xml version="1.0" encoding="utf-8"?>
-<b:Sources xmlns:b="http://schemas.openxmlformats.org/officeDocument/2006/bibliography" xmlns="http://schemas.openxmlformats.org/officeDocument/2006/bibliography" SelectedStyle="\APASixthEditionOfficeOnline.xsl" StyleName="APA" Version="6"/>
-</file>
-
 <file path=customXml/itemProps1.xml><?xml version="1.0" encoding="utf-8"?>
 <ds:datastoreItem xmlns:ds="http://schemas.openxmlformats.org/officeDocument/2006/customXml" ds:itemID="{B1977F7D-205B-4081-913C-38D41E755F92}">
   <ds:schemaRefs>
@@ -30628,13 +27565,13 @@
 </file>
 
 <file path=customXml/itemProps2.xml><?xml version="1.0" encoding="utf-8"?>
-<ds:datastoreItem xmlns:ds="http://schemas.openxmlformats.org/officeDocument/2006/customXml" ds:itemID="{51c3d8ef-e902-4ab1-9df4-d474dffc456c}">
+<ds:datastoreItem xmlns:ds="http://schemas.openxmlformats.org/officeDocument/2006/customXml" ds:itemID="{D6DE50EA-FE12-45C7-9765-404232D939B7}">
   <ds:schemaRefs/>
 </ds:datastoreItem>
 </file>
 
 <file path=customXml/itemProps3.xml><?xml version="1.0" encoding="utf-8"?>
-<ds:datastoreItem xmlns:ds="http://schemas.openxmlformats.org/officeDocument/2006/customXml" ds:itemID="{D6DE50EA-FE12-45C7-9765-404232D939B7}">
+<ds:datastoreItem xmlns:ds="http://schemas.openxmlformats.org/officeDocument/2006/customXml" ds:itemID="{51c3d8ef-e902-4ab1-9df4-d474dffc456c}">
   <ds:schemaRefs/>
 </ds:datastoreItem>
 </file>